--- a/rediseno_2026/4.5 Itinerarios formateados y corregidos/MAT-301 Estadística.docx
+++ b/rediseno_2026/4.5 Itinerarios formateados y corregidos/MAT-301 Estadística.docx
@@ -76,12 +76,12 @@
         <w:tblW w:w="9405" w:type="dxa"/>
         <w:jc w:val="center"/>
         <w:tblBorders>
-          <w:top w:val="single" w:sz="4" w:space="0" w:color="8EAADB"/>
-          <w:left w:val="single" w:sz="4" w:space="0" w:color="8EAADB"/>
-          <w:bottom w:val="single" w:sz="4" w:space="0" w:color="8EAADB"/>
-          <w:right w:val="single" w:sz="4" w:space="0" w:color="8EAADB"/>
-          <w:insideH w:val="single" w:sz="4" w:space="0" w:color="8EAADB"/>
-          <w:insideV w:val="single" w:sz="4" w:space="0" w:color="8EAADB"/>
+          <w:top w:val="single" w:sz="6" w:space="0" w:color="1F3864"/>
+          <w:left w:val="single" w:sz="6" w:space="0" w:color="1F3864"/>
+          <w:bottom w:val="single" w:sz="6" w:space="0" w:color="1F3864"/>
+          <w:right w:val="single" w:sz="6" w:space="0" w:color="1F3864"/>
+          <w:insideH w:val="single" w:sz="6" w:space="0" w:color="1F3864"/>
+          <w:insideV w:val="single" w:sz="6" w:space="0" w:color="1F3864"/>
         </w:tblBorders>
         <w:tblLayout w:type="fixed"/>
         <w:tblCellMar>
@@ -109,13 +109,13 @@
       <w:tr>
         <w:tc>
           <w:tcPr>
-            <w:tcW w:w="2351" w:type="dxa"/>
+            <w:tcW w:w="2349" w:type="dxa"/>
             <w:gridSpan w:val="3"/>
             <w:tcBorders>
-              <w:top w:val="single" w:sz="4" w:space="0" w:color="4472C4"/>
-              <w:left w:val="single" w:sz="4" w:space="0" w:color="4472C4"/>
-              <w:bottom w:val="single" w:sz="4" w:space="0" w:color="4472C4"/>
-              <w:right w:val="single" w:sz="4" w:space="0" w:color="4472C4"/>
+              <w:top w:val="single" w:sz="6" w:space="0" w:color="1F3864"/>
+              <w:left w:val="single" w:sz="6" w:space="0" w:color="1F3864"/>
+              <w:bottom w:val="single" w:sz="6" w:space="0" w:color="1F3864"/>
+              <w:right w:val="single" w:sz="6" w:space="0" w:color="1F3864"/>
             </w:tcBorders>
             <w:shd w:val="clear" w:color="auto" w:fill="4472C4"/>
             <w:tcMar>
@@ -128,6 +128,7 @@
           </w:tcPr>
           <w:p>
             <w:pPr>
+              <w:keepNext/>
               <w:spacing w:before="20" w:after="20" w:line="240" w:lineRule="auto"/>
               <w:jc w:val="center"/>
               <w:rPr>
@@ -154,13 +155,13 @@
         </w:tc>
         <w:tc>
           <w:tcPr>
-            <w:tcW w:w="2351" w:type="dxa"/>
+            <w:tcW w:w="2349" w:type="dxa"/>
             <w:gridSpan w:val="3"/>
             <w:tcBorders>
-              <w:top w:val="single" w:sz="4" w:space="0" w:color="4472C4"/>
-              <w:left w:val="single" w:sz="4" w:space="0" w:color="4472C4"/>
-              <w:bottom w:val="single" w:sz="4" w:space="0" w:color="4472C4"/>
-              <w:right w:val="single" w:sz="4" w:space="0" w:color="4472C4"/>
+              <w:top w:val="single" w:sz="6" w:space="0" w:color="1F3864"/>
+              <w:left w:val="single" w:sz="6" w:space="0" w:color="1F3864"/>
+              <w:bottom w:val="single" w:sz="6" w:space="0" w:color="1F3864"/>
+              <w:right w:val="single" w:sz="6" w:space="0" w:color="1F3864"/>
             </w:tcBorders>
             <w:shd w:val="clear" w:color="auto" w:fill="4472C4"/>
             <w:tcMar>
@@ -173,6 +174,7 @@
           </w:tcPr>
           <w:p>
             <w:pPr>
+              <w:keepNext/>
               <w:spacing w:before="20" w:after="20" w:line="240" w:lineRule="auto"/>
               <w:jc w:val="center"/>
               <w:rPr>
@@ -199,13 +201,13 @@
         </w:tc>
         <w:tc>
           <w:tcPr>
-            <w:tcW w:w="2351" w:type="dxa"/>
+            <w:tcW w:w="2347" w:type="dxa"/>
             <w:gridSpan w:val="5"/>
             <w:tcBorders>
-              <w:top w:val="single" w:sz="4" w:space="0" w:color="4472C4"/>
-              <w:left w:val="single" w:sz="4" w:space="0" w:color="4472C4"/>
-              <w:bottom w:val="single" w:sz="4" w:space="0" w:color="4472C4"/>
-              <w:right w:val="single" w:sz="4" w:space="0" w:color="4472C4"/>
+              <w:top w:val="single" w:sz="6" w:space="0" w:color="1F3864"/>
+              <w:left w:val="single" w:sz="6" w:space="0" w:color="1F3864"/>
+              <w:bottom w:val="single" w:sz="6" w:space="0" w:color="1F3864"/>
+              <w:right w:val="single" w:sz="6" w:space="0" w:color="1F3864"/>
             </w:tcBorders>
             <w:shd w:val="clear" w:color="auto" w:fill="4472C4"/>
             <w:tcMar>
@@ -218,6 +220,7 @@
           </w:tcPr>
           <w:p>
             <w:pPr>
+              <w:keepNext/>
               <w:spacing w:before="20" w:after="20" w:line="240" w:lineRule="auto"/>
               <w:jc w:val="center"/>
               <w:rPr>
@@ -244,13 +247,13 @@
         </w:tc>
         <w:tc>
           <w:tcPr>
-            <w:tcW w:w="2351" w:type="dxa"/>
+            <w:tcW w:w="2349" w:type="dxa"/>
             <w:gridSpan w:val="3"/>
             <w:tcBorders>
-              <w:top w:val="single" w:sz="4" w:space="0" w:color="4472C4"/>
-              <w:left w:val="single" w:sz="4" w:space="0" w:color="4472C4"/>
-              <w:bottom w:val="single" w:sz="4" w:space="0" w:color="4472C4"/>
-              <w:right w:val="single" w:sz="4" w:space="0" w:color="4472C4"/>
+              <w:top w:val="single" w:sz="6" w:space="0" w:color="1F3864"/>
+              <w:left w:val="single" w:sz="6" w:space="0" w:color="1F3864"/>
+              <w:bottom w:val="single" w:sz="6" w:space="0" w:color="1F3864"/>
+              <w:right w:val="single" w:sz="6" w:space="0" w:color="1F3864"/>
             </w:tcBorders>
             <w:shd w:val="clear" w:color="auto" w:fill="4472C4"/>
             <w:tcMar>
@@ -263,6 +266,7 @@
           </w:tcPr>
           <w:p>
             <w:pPr>
+              <w:keepNext/>
               <w:spacing w:before="20" w:after="20" w:line="240" w:lineRule="auto"/>
               <w:jc w:val="center"/>
               <w:rPr>
@@ -291,13 +295,13 @@
       <w:tr>
         <w:tc>
           <w:tcPr>
-            <w:tcW w:w="2351" w:type="dxa"/>
+            <w:tcW w:w="2349" w:type="dxa"/>
             <w:gridSpan w:val="3"/>
             <w:tcBorders>
-              <w:top w:val="single" w:sz="4" w:space="0" w:color="4472C4"/>
-              <w:left w:val="single" w:sz="4" w:space="0" w:color="4472C4"/>
-              <w:bottom w:val="single" w:sz="4" w:space="0" w:color="4472C4"/>
-              <w:right w:val="single" w:sz="4" w:space="0" w:color="4472C4"/>
+              <w:top w:val="single" w:sz="6" w:space="0" w:color="1F3864"/>
+              <w:left w:val="single" w:sz="6" w:space="0" w:color="1F3864"/>
+              <w:bottom w:val="single" w:sz="6" w:space="0" w:color="1F3864"/>
+              <w:right w:val="single" w:sz="6" w:space="0" w:color="1F3864"/>
             </w:tcBorders>
             <w:shd w:val="clear" w:color="auto" w:fill="4472C4"/>
             <w:tcMar>
@@ -310,6 +314,7 @@
           </w:tcPr>
           <w:p>
             <w:pPr>
+              <w:keepNext/>
               <w:spacing w:before="20" w:after="20" w:line="240" w:lineRule="auto"/>
               <w:jc w:val="center"/>
               <w:rPr>
@@ -336,13 +341,13 @@
         </w:tc>
         <w:tc>
           <w:tcPr>
-            <w:tcW w:w="2351" w:type="dxa"/>
+            <w:tcW w:w="2349" w:type="dxa"/>
             <w:gridSpan w:val="3"/>
             <w:tcBorders>
-              <w:top w:val="single" w:sz="4" w:space="0" w:color="4472C4"/>
-              <w:left w:val="single" w:sz="4" w:space="0" w:color="4472C4"/>
-              <w:bottom w:val="single" w:sz="4" w:space="0" w:color="4472C4"/>
-              <w:right w:val="single" w:sz="4" w:space="0" w:color="4472C4"/>
+              <w:top w:val="single" w:sz="6" w:space="0" w:color="1F3864"/>
+              <w:left w:val="single" w:sz="6" w:space="0" w:color="1F3864"/>
+              <w:bottom w:val="single" w:sz="6" w:space="0" w:color="1F3864"/>
+              <w:right w:val="single" w:sz="6" w:space="0" w:color="1F3864"/>
             </w:tcBorders>
             <w:shd w:val="clear" w:color="auto" w:fill="4472C4"/>
             <w:tcMar>
@@ -355,6 +360,7 @@
           </w:tcPr>
           <w:p>
             <w:pPr>
+              <w:keepNext/>
               <w:spacing w:before="20" w:after="20" w:line="240" w:lineRule="auto"/>
               <w:jc w:val="center"/>
               <w:rPr>
@@ -381,13 +387,13 @@
         </w:tc>
         <w:tc>
           <w:tcPr>
-            <w:tcW w:w="2351" w:type="dxa"/>
+            <w:tcW w:w="2347" w:type="dxa"/>
             <w:gridSpan w:val="5"/>
             <w:tcBorders>
-              <w:top w:val="single" w:sz="4" w:space="0" w:color="4472C4"/>
-              <w:left w:val="single" w:sz="4" w:space="0" w:color="4472C4"/>
-              <w:bottom w:val="single" w:sz="4" w:space="0" w:color="4472C4"/>
-              <w:right w:val="single" w:sz="4" w:space="0" w:color="4472C4"/>
+              <w:top w:val="single" w:sz="6" w:space="0" w:color="1F3864"/>
+              <w:left w:val="single" w:sz="6" w:space="0" w:color="1F3864"/>
+              <w:bottom w:val="single" w:sz="6" w:space="0" w:color="1F3864"/>
+              <w:right w:val="single" w:sz="6" w:space="0" w:color="1F3864"/>
             </w:tcBorders>
             <w:shd w:val="clear" w:color="auto" w:fill="4472C4"/>
             <w:tcMar>
@@ -400,6 +406,7 @@
           </w:tcPr>
           <w:p>
             <w:pPr>
+              <w:keepNext/>
               <w:spacing w:before="20" w:after="20" w:line="240" w:lineRule="auto"/>
               <w:jc w:val="center"/>
               <w:rPr>
@@ -426,13 +433,13 @@
         </w:tc>
         <w:tc>
           <w:tcPr>
-            <w:tcW w:w="2351" w:type="dxa"/>
+            <w:tcW w:w="2349" w:type="dxa"/>
             <w:gridSpan w:val="3"/>
             <w:tcBorders>
-              <w:top w:val="single" w:sz="4" w:space="0" w:color="4472C4"/>
-              <w:left w:val="single" w:sz="4" w:space="0" w:color="4472C4"/>
-              <w:bottom w:val="single" w:sz="4" w:space="0" w:color="4472C4"/>
-              <w:right w:val="single" w:sz="4" w:space="0" w:color="4472C4"/>
+              <w:top w:val="single" w:sz="6" w:space="0" w:color="1F3864"/>
+              <w:left w:val="single" w:sz="6" w:space="0" w:color="1F3864"/>
+              <w:bottom w:val="single" w:sz="6" w:space="0" w:color="1F3864"/>
+              <w:right w:val="single" w:sz="6" w:space="0" w:color="1F3864"/>
             </w:tcBorders>
             <w:shd w:val="clear" w:color="auto" w:fill="4472C4"/>
             <w:tcMar>
@@ -445,6 +452,7 @@
           </w:tcPr>
           <w:p>
             <w:pPr>
+              <w:keepNext/>
               <w:spacing w:before="20" w:after="20" w:line="240" w:lineRule="auto"/>
               <w:jc w:val="center"/>
               <w:rPr>
@@ -473,13 +481,13 @@
       <w:tr>
         <w:tc>
           <w:tcPr>
-            <w:tcW w:w="7053" w:type="dxa"/>
+            <w:tcW w:w="7045" w:type="dxa"/>
             <w:gridSpan w:val="11"/>
             <w:tcBorders>
-              <w:top w:val="single" w:sz="4" w:space="0" w:color="4472C4"/>
-              <w:left w:val="single" w:sz="4" w:space="0" w:color="4472C4"/>
-              <w:bottom w:val="single" w:sz="4" w:space="0" w:color="4472C4"/>
-              <w:right w:val="single" w:sz="4" w:space="0" w:color="4472C4"/>
+              <w:top w:val="single" w:sz="6" w:space="0" w:color="1F3864"/>
+              <w:left w:val="single" w:sz="6" w:space="0" w:color="1F3864"/>
+              <w:bottom w:val="single" w:sz="6" w:space="0" w:color="1F3864"/>
+              <w:right w:val="single" w:sz="6" w:space="0" w:color="1F3864"/>
             </w:tcBorders>
             <w:shd w:val="clear" w:color="auto" w:fill="4472C4"/>
             <w:tcMar>
@@ -492,6 +500,7 @@
           </w:tcPr>
           <w:p>
             <w:pPr>
+              <w:keepNext/>
               <w:spacing w:before="20" w:after="20" w:line="240" w:lineRule="auto"/>
               <w:jc w:val="center"/>
               <w:rPr>
@@ -518,13 +527,13 @@
         </w:tc>
         <w:tc>
           <w:tcPr>
-            <w:tcW w:w="2351" w:type="dxa"/>
+            <w:tcW w:w="2349" w:type="dxa"/>
             <w:gridSpan w:val="3"/>
             <w:tcBorders>
-              <w:top w:val="single" w:sz="4" w:space="0" w:color="4472C4"/>
-              <w:left w:val="single" w:sz="4" w:space="0" w:color="4472C4"/>
-              <w:bottom w:val="single" w:sz="4" w:space="0" w:color="4472C4"/>
-              <w:right w:val="single" w:sz="4" w:space="0" w:color="4472C4"/>
+              <w:top w:val="single" w:sz="6" w:space="0" w:color="1F3864"/>
+              <w:left w:val="single" w:sz="6" w:space="0" w:color="1F3864"/>
+              <w:bottom w:val="single" w:sz="6" w:space="0" w:color="1F3864"/>
+              <w:right w:val="single" w:sz="6" w:space="0" w:color="1F3864"/>
             </w:tcBorders>
             <w:shd w:val="clear" w:color="auto" w:fill="4472C4"/>
             <w:tcMar>
@@ -537,6 +546,7 @@
           </w:tcPr>
           <w:p>
             <w:pPr>
+              <w:keepNext/>
               <w:spacing w:before="20" w:after="20" w:line="240" w:lineRule="auto"/>
               <w:jc w:val="center"/>
               <w:rPr>
@@ -567,10 +577,10 @@
           <w:tcPr>
             <w:tcW w:w="1175" w:type="dxa"/>
             <w:tcBorders>
-              <w:top w:val="single" w:sz="4" w:space="0" w:color="4472C4"/>
-              <w:left w:val="single" w:sz="4" w:space="0" w:color="4472C4"/>
-              <w:bottom w:val="single" w:sz="4" w:space="0" w:color="4472C4"/>
-              <w:right w:val="single" w:sz="4" w:space="0" w:color="4472C4"/>
+              <w:top w:val="single" w:sz="6" w:space="0" w:color="1F3864"/>
+              <w:left w:val="single" w:sz="6" w:space="0" w:color="1F3864"/>
+              <w:bottom w:val="single" w:sz="6" w:space="0" w:color="1F3864"/>
+              <w:right w:val="single" w:sz="6" w:space="0" w:color="1F3864"/>
             </w:tcBorders>
             <w:shd w:val="clear" w:color="auto" w:fill="4472C4"/>
             <w:tcMar>
@@ -609,13 +619,147 @@
         </w:tc>
         <w:tc>
           <w:tcPr>
+            <w:tcW w:w="1174" w:type="dxa"/>
+            <w:gridSpan w:val="2"/>
+            <w:tcBorders>
+              <w:top w:val="single" w:sz="6" w:space="0" w:color="1F3864"/>
+              <w:left w:val="single" w:sz="6" w:space="0" w:color="1F3864"/>
+              <w:bottom w:val="single" w:sz="6" w:space="0" w:color="1F3864"/>
+              <w:right w:val="single" w:sz="6" w:space="0" w:color="1F3864"/>
+            </w:tcBorders>
+            <w:shd w:val="clear" w:color="auto" w:fill="4472C4"/>
+            <w:tcMar>
+              <w:top w:w="50" w:type="dxa"/>
+              <w:left w:w="90" w:type="dxa"/>
+              <w:bottom w:w="50" w:type="dxa"/>
+              <w:right w:w="90" w:type="dxa"/>
+            </w:tcMar>
+            <w:vAlign w:val="center"/>
+          </w:tcPr>
+          <w:p>
+            <w:pPr>
+              <w:spacing w:before="20" w:after="20" w:line="240" w:lineRule="auto"/>
+              <w:jc w:val="center"/>
+              <w:rPr>
+                <w:rFonts w:ascii="Century Gothic" w:hAnsi="Century Gothic" w:cs="Century Gothic" w:eastAsia="Century Gothic"/>
+                <w:color w:val="FFFFFF"/>
+                <w:sz w:val="18"/>
+                <w:szCs w:val="18"/>
+              </w:rPr>
+            </w:pPr>
+            <w:r>
+              <w:rPr>
+                <w:rFonts w:ascii="Century Gothic" w:hAnsi="Century Gothic" w:cs="Century Gothic" w:eastAsia="Century Gothic"/>
+                <w:b/>
+                <w:bCs/>
+                <w:i/>
+                <w:iCs/>
+                <w:color w:val="FFFFFF"/>
+                <w:sz w:val="18"/>
+                <w:szCs w:val="18"/>
+              </w:rPr>
+              <w:t>HAA</w:t>
+            </w:r>
+          </w:p>
+        </w:tc>
+        <w:tc>
+          <w:tcPr>
+            <w:tcW w:w="1174" w:type="dxa"/>
+            <w:gridSpan w:val="2"/>
+            <w:tcBorders>
+              <w:top w:val="single" w:sz="6" w:space="0" w:color="1F3864"/>
+              <w:left w:val="single" w:sz="6" w:space="0" w:color="1F3864"/>
+              <w:bottom w:val="single" w:sz="6" w:space="0" w:color="1F3864"/>
+              <w:right w:val="single" w:sz="6" w:space="0" w:color="1F3864"/>
+            </w:tcBorders>
+            <w:shd w:val="clear" w:color="auto" w:fill="4472C4"/>
+            <w:tcMar>
+              <w:top w:w="50" w:type="dxa"/>
+              <w:left w:w="90" w:type="dxa"/>
+              <w:bottom w:w="50" w:type="dxa"/>
+              <w:right w:w="90" w:type="dxa"/>
+            </w:tcMar>
+            <w:vAlign w:val="center"/>
+          </w:tcPr>
+          <w:p>
+            <w:pPr>
+              <w:spacing w:before="20" w:after="20" w:line="240" w:lineRule="auto"/>
+              <w:jc w:val="center"/>
+              <w:rPr>
+                <w:rFonts w:ascii="Century Gothic" w:hAnsi="Century Gothic" w:cs="Century Gothic" w:eastAsia="Century Gothic"/>
+                <w:color w:val="FFFFFF"/>
+                <w:sz w:val="18"/>
+                <w:szCs w:val="18"/>
+              </w:rPr>
+            </w:pPr>
+            <w:r>
+              <w:rPr>
+                <w:rFonts w:ascii="Century Gothic" w:hAnsi="Century Gothic" w:cs="Century Gothic" w:eastAsia="Century Gothic"/>
+                <w:b/>
+                <w:bCs/>
+                <w:i/>
+                <w:iCs/>
+                <w:color w:val="FFFFFF"/>
+                <w:sz w:val="18"/>
+                <w:szCs w:val="18"/>
+              </w:rPr>
+              <w:t>HTG</w:t>
+            </w:r>
+          </w:p>
+        </w:tc>
+        <w:tc>
+          <w:tcPr>
             <w:tcW w:w="1175" w:type="dxa"/>
+            <w:tcBorders>
+              <w:top w:val="single" w:sz="6" w:space="0" w:color="1F3864"/>
+              <w:left w:val="single" w:sz="6" w:space="0" w:color="1F3864"/>
+              <w:bottom w:val="single" w:sz="6" w:space="0" w:color="1F3864"/>
+              <w:right w:val="single" w:sz="6" w:space="0" w:color="1F3864"/>
+            </w:tcBorders>
+            <w:shd w:val="clear" w:color="auto" w:fill="4472C4"/>
+            <w:tcMar>
+              <w:top w:w="50" w:type="dxa"/>
+              <w:left w:w="90" w:type="dxa"/>
+              <w:bottom w:w="50" w:type="dxa"/>
+              <w:right w:w="90" w:type="dxa"/>
+            </w:tcMar>
+            <w:vAlign w:val="center"/>
+          </w:tcPr>
+          <w:p>
+            <w:pPr>
+              <w:spacing w:before="20" w:after="20" w:line="240" w:lineRule="auto"/>
+              <w:jc w:val="center"/>
+              <w:rPr>
+                <w:rFonts w:ascii="Century Gothic" w:hAnsi="Century Gothic" w:cs="Century Gothic" w:eastAsia="Century Gothic"/>
+                <w:color w:val="FFFFFF"/>
+                <w:sz w:val="18"/>
+                <w:szCs w:val="18"/>
+              </w:rPr>
+            </w:pPr>
+            <w:r>
+              <w:rPr>
+                <w:rFonts w:ascii="Century Gothic" w:hAnsi="Century Gothic" w:cs="Century Gothic" w:eastAsia="Century Gothic"/>
+                <w:b/>
+                <w:bCs/>
+                <w:i/>
+                <w:iCs/>
+                <w:color w:val="FFFFFF"/>
+                <w:sz w:val="18"/>
+                <w:szCs w:val="18"/>
+              </w:rPr>
+              <w:t>HIP</w:t>
+            </w:r>
+          </w:p>
+        </w:tc>
+        <w:tc>
+          <w:tcPr>
+            <w:tcW w:w="1174" w:type="dxa"/>
             <w:gridSpan w:val="2"/>
             <w:tcBorders>
-              <w:top w:val="single" w:sz="4" w:space="0" w:color="4472C4"/>
-              <w:left w:val="single" w:sz="4" w:space="0" w:color="4472C4"/>
-              <w:bottom w:val="single" w:sz="4" w:space="0" w:color="4472C4"/>
-              <w:right w:val="single" w:sz="4" w:space="0" w:color="4472C4"/>
+              <w:top w:val="single" w:sz="6" w:space="0" w:color="1F3864"/>
+              <w:left w:val="single" w:sz="6" w:space="0" w:color="1F3864"/>
+              <w:bottom w:val="single" w:sz="6" w:space="0" w:color="1F3864"/>
+              <w:right w:val="single" w:sz="6" w:space="0" w:color="1F3864"/>
             </w:tcBorders>
             <w:shd w:val="clear" w:color="auto" w:fill="4472C4"/>
             <w:tcMar>
@@ -648,19 +792,19 @@
                 <w:sz w:val="18"/>
                 <w:szCs w:val="18"/>
               </w:rPr>
-              <w:t>HAA</w:t>
-            </w:r>
-          </w:p>
-        </w:tc>
-        <w:tc>
-          <w:tcPr>
-            <w:tcW w:w="1175" w:type="dxa"/>
-            <w:gridSpan w:val="2"/>
-            <w:tcBorders>
-              <w:top w:val="single" w:sz="4" w:space="0" w:color="4472C4"/>
-              <w:left w:val="single" w:sz="4" w:space="0" w:color="4472C4"/>
-              <w:bottom w:val="single" w:sz="4" w:space="0" w:color="4472C4"/>
-              <w:right w:val="single" w:sz="4" w:space="0" w:color="4472C4"/>
+              <w:t>HE</w:t>
+            </w:r>
+          </w:p>
+        </w:tc>
+        <w:tc>
+          <w:tcPr>
+            <w:tcW w:w="1173" w:type="dxa"/>
+            <w:gridSpan w:val="3"/>
+            <w:tcBorders>
+              <w:top w:val="single" w:sz="6" w:space="0" w:color="1F3864"/>
+              <w:left w:val="single" w:sz="6" w:space="0" w:color="1F3864"/>
+              <w:bottom w:val="single" w:sz="6" w:space="0" w:color="1F3864"/>
+              <w:right w:val="single" w:sz="6" w:space="0" w:color="1F3864"/>
             </w:tcBorders>
             <w:shd w:val="clear" w:color="auto" w:fill="4472C4"/>
             <w:tcMar>
@@ -693,154 +837,20 @@
                 <w:sz w:val="18"/>
                 <w:szCs w:val="18"/>
               </w:rPr>
-              <w:t>HTG</w:t>
-            </w:r>
-          </w:p>
-        </w:tc>
-        <w:tc>
-          <w:tcPr>
-            <w:tcW w:w="1175" w:type="dxa"/>
-            <w:tcBorders>
-              <w:top w:val="single" w:sz="4" w:space="0" w:color="4472C4"/>
-              <w:left w:val="single" w:sz="4" w:space="0" w:color="4472C4"/>
-              <w:bottom w:val="single" w:sz="4" w:space="0" w:color="4472C4"/>
-              <w:right w:val="single" w:sz="4" w:space="0" w:color="4472C4"/>
-            </w:tcBorders>
-            <w:shd w:val="clear" w:color="auto" w:fill="4472C4"/>
-            <w:tcMar>
-              <w:top w:w="50" w:type="dxa"/>
-              <w:left w:w="90" w:type="dxa"/>
-              <w:bottom w:w="50" w:type="dxa"/>
-              <w:right w:w="90" w:type="dxa"/>
-            </w:tcMar>
-            <w:vAlign w:val="center"/>
-          </w:tcPr>
-          <w:p>
-            <w:pPr>
-              <w:spacing w:before="20" w:after="20" w:line="240" w:lineRule="auto"/>
-              <w:jc w:val="center"/>
-              <w:rPr>
-                <w:rFonts w:ascii="Century Gothic" w:hAnsi="Century Gothic" w:cs="Century Gothic" w:eastAsia="Century Gothic"/>
-                <w:color w:val="FFFFFF"/>
-                <w:sz w:val="18"/>
-                <w:szCs w:val="18"/>
-              </w:rPr>
-            </w:pPr>
-            <w:r>
-              <w:rPr>
-                <w:rFonts w:ascii="Century Gothic" w:hAnsi="Century Gothic" w:cs="Century Gothic" w:eastAsia="Century Gothic"/>
-                <w:b/>
-                <w:bCs/>
-                <w:i/>
-                <w:iCs/>
-                <w:color w:val="FFFFFF"/>
-                <w:sz w:val="18"/>
-                <w:szCs w:val="18"/>
-              </w:rPr>
-              <w:t>HIP</w:t>
-            </w:r>
-          </w:p>
-        </w:tc>
-        <w:tc>
-          <w:tcPr>
-            <w:tcW w:w="1175" w:type="dxa"/>
-            <w:gridSpan w:val="2"/>
-            <w:tcBorders>
-              <w:top w:val="single" w:sz="4" w:space="0" w:color="4472C4"/>
-              <w:left w:val="single" w:sz="4" w:space="0" w:color="4472C4"/>
-              <w:bottom w:val="single" w:sz="4" w:space="0" w:color="4472C4"/>
-              <w:right w:val="single" w:sz="4" w:space="0" w:color="4472C4"/>
-            </w:tcBorders>
-            <w:shd w:val="clear" w:color="auto" w:fill="4472C4"/>
-            <w:tcMar>
-              <w:top w:w="50" w:type="dxa"/>
-              <w:left w:w="90" w:type="dxa"/>
-              <w:bottom w:w="50" w:type="dxa"/>
-              <w:right w:w="90" w:type="dxa"/>
-            </w:tcMar>
-            <w:vAlign w:val="center"/>
-          </w:tcPr>
-          <w:p>
-            <w:pPr>
-              <w:spacing w:before="20" w:after="20" w:line="240" w:lineRule="auto"/>
-              <w:jc w:val="center"/>
-              <w:rPr>
-                <w:rFonts w:ascii="Century Gothic" w:hAnsi="Century Gothic" w:cs="Century Gothic" w:eastAsia="Century Gothic"/>
-                <w:color w:val="FFFFFF"/>
-                <w:sz w:val="18"/>
-                <w:szCs w:val="18"/>
-              </w:rPr>
-            </w:pPr>
-            <w:r>
-              <w:rPr>
-                <w:rFonts w:ascii="Century Gothic" w:hAnsi="Century Gothic" w:cs="Century Gothic" w:eastAsia="Century Gothic"/>
-                <w:b/>
-                <w:bCs/>
-                <w:i/>
-                <w:iCs/>
-                <w:color w:val="FFFFFF"/>
-                <w:sz w:val="18"/>
-                <w:szCs w:val="18"/>
-              </w:rPr>
-              <w:t>HE</w:t>
-            </w:r>
-          </w:p>
-        </w:tc>
-        <w:tc>
-          <w:tcPr>
-            <w:tcW w:w="1175" w:type="dxa"/>
-            <w:gridSpan w:val="3"/>
-            <w:tcBorders>
-              <w:top w:val="single" w:sz="4" w:space="0" w:color="4472C4"/>
-              <w:left w:val="single" w:sz="4" w:space="0" w:color="4472C4"/>
-              <w:bottom w:val="single" w:sz="4" w:space="0" w:color="4472C4"/>
-              <w:right w:val="single" w:sz="4" w:space="0" w:color="4472C4"/>
-            </w:tcBorders>
-            <w:shd w:val="clear" w:color="auto" w:fill="4472C4"/>
-            <w:tcMar>
-              <w:top w:w="50" w:type="dxa"/>
-              <w:left w:w="90" w:type="dxa"/>
-              <w:bottom w:w="50" w:type="dxa"/>
-              <w:right w:w="90" w:type="dxa"/>
-            </w:tcMar>
-            <w:vAlign w:val="center"/>
-          </w:tcPr>
-          <w:p>
-            <w:pPr>
-              <w:spacing w:before="20" w:after="20" w:line="240" w:lineRule="auto"/>
-              <w:jc w:val="center"/>
-              <w:rPr>
-                <w:rFonts w:ascii="Century Gothic" w:hAnsi="Century Gothic" w:cs="Century Gothic" w:eastAsia="Century Gothic"/>
-                <w:color w:val="FFFFFF"/>
-                <w:sz w:val="18"/>
-                <w:szCs w:val="18"/>
-              </w:rPr>
-            </w:pPr>
-            <w:r>
-              <w:rPr>
-                <w:rFonts w:ascii="Century Gothic" w:hAnsi="Century Gothic" w:cs="Century Gothic" w:eastAsia="Century Gothic"/>
-                <w:b/>
-                <w:bCs/>
-                <w:i/>
-                <w:iCs/>
-                <w:color w:val="FFFFFF"/>
-                <w:sz w:val="18"/>
-                <w:szCs w:val="18"/>
-              </w:rPr>
               <w:t>TOTAL</w:t>
             </w:r>
           </w:p>
         </w:tc>
         <w:tc>
           <w:tcPr>
-            <w:tcW w:w="2351" w:type="dxa"/>
+            <w:tcW w:w="2349" w:type="dxa"/>
             <w:gridSpan w:val="3"/>
             <w:vMerge w:val="restart"/>
             <w:tcBorders>
-              <w:top w:val="single" w:sz="4" w:space="0" w:color="8EAADB"/>
-              <w:left w:val="single" w:sz="4" w:space="0" w:color="8EAADB"/>
-              <w:bottom w:val="single" w:sz="4" w:space="0" w:color="8EAADB"/>
-              <w:right w:val="single" w:sz="4" w:space="0" w:color="8EAADB"/>
+              <w:top w:val="single" w:sz="6" w:space="0" w:color="1F3864"/>
+              <w:left w:val="single" w:sz="6" w:space="0" w:color="1F3864"/>
+              <w:bottom w:val="single" w:sz="6" w:space="0" w:color="1F3864"/>
+              <w:right w:val="single" w:sz="6" w:space="0" w:color="1F3864"/>
             </w:tcBorders>
             <w:shd w:val="clear" w:color="auto" w:fill="D9E2F3"/>
             <w:tcMar>
@@ -877,10 +887,10 @@
           <w:tcPr>
             <w:tcW w:w="1175" w:type="dxa"/>
             <w:tcBorders>
-              <w:top w:val="single" w:sz="4" w:space="0" w:color="8EAADB"/>
-              <w:left w:val="single" w:sz="4" w:space="0" w:color="8EAADB"/>
-              <w:bottom w:val="single" w:sz="4" w:space="0" w:color="8EAADB"/>
-              <w:right w:val="single" w:sz="4" w:space="0" w:color="8EAADB"/>
+              <w:top w:val="single" w:sz="6" w:space="0" w:color="1F3864"/>
+              <w:left w:val="single" w:sz="6" w:space="0" w:color="1F3864"/>
+              <w:bottom w:val="single" w:sz="6" w:space="0" w:color="1F3864"/>
+              <w:right w:val="single" w:sz="6" w:space="0" w:color="1F3864"/>
             </w:tcBorders>
             <w:shd w:val="clear" w:color="auto" w:fill="D9E2F3"/>
             <w:tcMar>
@@ -913,13 +923,129 @@
         </w:tc>
         <w:tc>
           <w:tcPr>
+            <w:tcW w:w="1174" w:type="dxa"/>
+            <w:gridSpan w:val="2"/>
+            <w:tcBorders>
+              <w:top w:val="single" w:sz="6" w:space="0" w:color="1F3864"/>
+              <w:left w:val="single" w:sz="6" w:space="0" w:color="1F3864"/>
+              <w:bottom w:val="single" w:sz="6" w:space="0" w:color="1F3864"/>
+              <w:right w:val="single" w:sz="6" w:space="0" w:color="1F3864"/>
+            </w:tcBorders>
+            <w:shd w:val="clear" w:color="auto" w:fill="D9E2F3"/>
+            <w:tcMar>
+              <w:top w:w="50" w:type="dxa"/>
+              <w:left w:w="90" w:type="dxa"/>
+              <w:bottom w:w="50" w:type="dxa"/>
+              <w:right w:w="90" w:type="dxa"/>
+            </w:tcMar>
+            <w:vAlign w:val="center"/>
+          </w:tcPr>
+          <w:p>
+            <w:pPr>
+              <w:spacing w:before="20" w:after="20" w:line="240" w:lineRule="auto"/>
+              <w:jc w:val="center"/>
+              <w:rPr>
+                <w:rFonts w:ascii="Century Gothic" w:hAnsi="Century Gothic" w:cs="Century Gothic" w:eastAsia="Century Gothic"/>
+                <w:sz w:val="18"/>
+                <w:szCs w:val="18"/>
+              </w:rPr>
+            </w:pPr>
+            <w:r>
+              <w:rPr>
+                <w:rFonts w:ascii="Century Gothic" w:hAnsi="Century Gothic" w:cs="Century Gothic" w:eastAsia="Century Gothic"/>
+                <w:sz w:val="18"/>
+                <w:szCs w:val="18"/>
+              </w:rPr>
+              <w:t>10</w:t>
+            </w:r>
+          </w:p>
+        </w:tc>
+        <w:tc>
+          <w:tcPr>
+            <w:tcW w:w="1174" w:type="dxa"/>
+            <w:gridSpan w:val="2"/>
+            <w:tcBorders>
+              <w:top w:val="single" w:sz="6" w:space="0" w:color="1F3864"/>
+              <w:left w:val="single" w:sz="6" w:space="0" w:color="1F3864"/>
+              <w:bottom w:val="single" w:sz="6" w:space="0" w:color="1F3864"/>
+              <w:right w:val="single" w:sz="6" w:space="0" w:color="1F3864"/>
+            </w:tcBorders>
+            <w:shd w:val="clear" w:color="auto" w:fill="D9E2F3"/>
+            <w:tcMar>
+              <w:top w:w="50" w:type="dxa"/>
+              <w:left w:w="90" w:type="dxa"/>
+              <w:bottom w:w="50" w:type="dxa"/>
+              <w:right w:w="90" w:type="dxa"/>
+            </w:tcMar>
+            <w:vAlign w:val="center"/>
+          </w:tcPr>
+          <w:p>
+            <w:pPr>
+              <w:spacing w:before="20" w:after="20" w:line="240" w:lineRule="auto"/>
+              <w:jc w:val="center"/>
+              <w:rPr>
+                <w:rFonts w:ascii="Century Gothic" w:hAnsi="Century Gothic" w:cs="Century Gothic" w:eastAsia="Century Gothic"/>
+                <w:sz w:val="18"/>
+                <w:szCs w:val="18"/>
+              </w:rPr>
+            </w:pPr>
+            <w:r>
+              <w:rPr>
+                <w:rFonts w:ascii="Century Gothic" w:hAnsi="Century Gothic" w:cs="Century Gothic" w:eastAsia="Century Gothic"/>
+                <w:sz w:val="18"/>
+                <w:szCs w:val="18"/>
+              </w:rPr>
+              <w:t>20</w:t>
+            </w:r>
+          </w:p>
+        </w:tc>
+        <w:tc>
+          <w:tcPr>
             <w:tcW w:w="1175" w:type="dxa"/>
+            <w:tcBorders>
+              <w:top w:val="single" w:sz="6" w:space="0" w:color="1F3864"/>
+              <w:left w:val="single" w:sz="6" w:space="0" w:color="1F3864"/>
+              <w:bottom w:val="single" w:sz="6" w:space="0" w:color="1F3864"/>
+              <w:right w:val="single" w:sz="6" w:space="0" w:color="1F3864"/>
+            </w:tcBorders>
+            <w:shd w:val="clear" w:color="auto" w:fill="D9E2F3"/>
+            <w:tcMar>
+              <w:top w:w="50" w:type="dxa"/>
+              <w:left w:w="90" w:type="dxa"/>
+              <w:bottom w:w="50" w:type="dxa"/>
+              <w:right w:w="90" w:type="dxa"/>
+            </w:tcMar>
+            <w:vAlign w:val="center"/>
+          </w:tcPr>
+          <w:p>
+            <w:pPr>
+              <w:spacing w:before="20" w:after="20" w:line="240" w:lineRule="auto"/>
+              <w:jc w:val="center"/>
+              <w:rPr>
+                <w:rFonts w:ascii="Century Gothic" w:hAnsi="Century Gothic" w:cs="Century Gothic" w:eastAsia="Century Gothic"/>
+                <w:sz w:val="18"/>
+                <w:szCs w:val="18"/>
+              </w:rPr>
+            </w:pPr>
+            <w:r>
+              <w:rPr>
+                <w:rFonts w:ascii="Century Gothic" w:hAnsi="Century Gothic" w:cs="Century Gothic" w:eastAsia="Century Gothic"/>
+                <w:sz w:val="18"/>
+                <w:szCs w:val="18"/>
+              </w:rPr>
+              <w:t>10</w:t>
+            </w:r>
+          </w:p>
+        </w:tc>
+        <w:tc>
+          <w:tcPr>
+            <w:tcW w:w="1174" w:type="dxa"/>
             <w:gridSpan w:val="2"/>
             <w:tcBorders>
-              <w:top w:val="single" w:sz="4" w:space="0" w:color="8EAADB"/>
-              <w:left w:val="single" w:sz="4" w:space="0" w:color="8EAADB"/>
-              <w:bottom w:val="single" w:sz="4" w:space="0" w:color="8EAADB"/>
-              <w:right w:val="single" w:sz="4" w:space="0" w:color="8EAADB"/>
+              <w:top w:val="single" w:sz="6" w:space="0" w:color="1F3864"/>
+              <w:left w:val="single" w:sz="6" w:space="0" w:color="1F3864"/>
+              <w:bottom w:val="single" w:sz="6" w:space="0" w:color="1F3864"/>
+              <w:right w:val="single" w:sz="6" w:space="0" w:color="1F3864"/>
             </w:tcBorders>
             <w:shd w:val="clear" w:color="auto" w:fill="D9E2F3"/>
             <w:tcMar>
@@ -952,13 +1078,13 @@
         </w:tc>
         <w:tc>
           <w:tcPr>
-            <w:tcW w:w="1175" w:type="dxa"/>
-            <w:gridSpan w:val="2"/>
-            <w:tcBorders>
-              <w:top w:val="single" w:sz="4" w:space="0" w:color="8EAADB"/>
-              <w:left w:val="single" w:sz="4" w:space="0" w:color="8EAADB"/>
-              <w:bottom w:val="single" w:sz="4" w:space="0" w:color="8EAADB"/>
-              <w:right w:val="single" w:sz="4" w:space="0" w:color="8EAADB"/>
+            <w:tcW w:w="1173" w:type="dxa"/>
+            <w:gridSpan w:val="3"/>
+            <w:tcBorders>
+              <w:top w:val="single" w:sz="6" w:space="0" w:color="1F3864"/>
+              <w:left w:val="single" w:sz="6" w:space="0" w:color="1F3864"/>
+              <w:bottom w:val="single" w:sz="6" w:space="0" w:color="1F3864"/>
+              <w:right w:val="single" w:sz="6" w:space="0" w:color="1F3864"/>
             </w:tcBorders>
             <w:shd w:val="clear" w:color="auto" w:fill="D9E2F3"/>
             <w:tcMar>
@@ -985,136 +1111,20 @@
                 <w:sz w:val="18"/>
                 <w:szCs w:val="18"/>
               </w:rPr>
-              <w:t>20</w:t>
-            </w:r>
-          </w:p>
-        </w:tc>
-        <w:tc>
-          <w:tcPr>
-            <w:tcW w:w="1175" w:type="dxa"/>
-            <w:tcBorders>
-              <w:top w:val="single" w:sz="4" w:space="0" w:color="8EAADB"/>
-              <w:left w:val="single" w:sz="4" w:space="0" w:color="8EAADB"/>
-              <w:bottom w:val="single" w:sz="4" w:space="0" w:color="8EAADB"/>
-              <w:right w:val="single" w:sz="4" w:space="0" w:color="8EAADB"/>
-            </w:tcBorders>
-            <w:shd w:val="clear" w:color="auto" w:fill="D9E2F3"/>
-            <w:tcMar>
-              <w:top w:w="50" w:type="dxa"/>
-              <w:left w:w="90" w:type="dxa"/>
-              <w:bottom w:w="50" w:type="dxa"/>
-              <w:right w:w="90" w:type="dxa"/>
-            </w:tcMar>
-            <w:vAlign w:val="center"/>
-          </w:tcPr>
-          <w:p>
-            <w:pPr>
-              <w:spacing w:before="20" w:after="20" w:line="240" w:lineRule="auto"/>
-              <w:jc w:val="center"/>
-              <w:rPr>
-                <w:rFonts w:ascii="Century Gothic" w:hAnsi="Century Gothic" w:cs="Century Gothic" w:eastAsia="Century Gothic"/>
-                <w:sz w:val="18"/>
-                <w:szCs w:val="18"/>
-              </w:rPr>
-            </w:pPr>
-            <w:r>
-              <w:rPr>
-                <w:rFonts w:ascii="Century Gothic" w:hAnsi="Century Gothic" w:cs="Century Gothic" w:eastAsia="Century Gothic"/>
-                <w:sz w:val="18"/>
-                <w:szCs w:val="18"/>
-              </w:rPr>
-              <w:t>10</w:t>
-            </w:r>
-          </w:p>
-        </w:tc>
-        <w:tc>
-          <w:tcPr>
-            <w:tcW w:w="1175" w:type="dxa"/>
-            <w:gridSpan w:val="2"/>
-            <w:tcBorders>
-              <w:top w:val="single" w:sz="4" w:space="0" w:color="8EAADB"/>
-              <w:left w:val="single" w:sz="4" w:space="0" w:color="8EAADB"/>
-              <w:bottom w:val="single" w:sz="4" w:space="0" w:color="8EAADB"/>
-              <w:right w:val="single" w:sz="4" w:space="0" w:color="8EAADB"/>
-            </w:tcBorders>
-            <w:shd w:val="clear" w:color="auto" w:fill="D9E2F3"/>
-            <w:tcMar>
-              <w:top w:w="50" w:type="dxa"/>
-              <w:left w:w="90" w:type="dxa"/>
-              <w:bottom w:w="50" w:type="dxa"/>
-              <w:right w:w="90" w:type="dxa"/>
-            </w:tcMar>
-            <w:vAlign w:val="center"/>
-          </w:tcPr>
-          <w:p>
-            <w:pPr>
-              <w:spacing w:before="20" w:after="20" w:line="240" w:lineRule="auto"/>
-              <w:jc w:val="center"/>
-              <w:rPr>
-                <w:rFonts w:ascii="Century Gothic" w:hAnsi="Century Gothic" w:cs="Century Gothic" w:eastAsia="Century Gothic"/>
-                <w:sz w:val="18"/>
-                <w:szCs w:val="18"/>
-              </w:rPr>
-            </w:pPr>
-            <w:r>
-              <w:rPr>
-                <w:rFonts w:ascii="Century Gothic" w:hAnsi="Century Gothic" w:cs="Century Gothic" w:eastAsia="Century Gothic"/>
-                <w:sz w:val="18"/>
-                <w:szCs w:val="18"/>
-              </w:rPr>
-              <w:t>10</w:t>
-            </w:r>
-          </w:p>
-        </w:tc>
-        <w:tc>
-          <w:tcPr>
-            <w:tcW w:w="1175" w:type="dxa"/>
-            <w:gridSpan w:val="3"/>
-            <w:tcBorders>
-              <w:top w:val="single" w:sz="4" w:space="0" w:color="8EAADB"/>
-              <w:left w:val="single" w:sz="4" w:space="0" w:color="8EAADB"/>
-              <w:bottom w:val="single" w:sz="4" w:space="0" w:color="8EAADB"/>
-              <w:right w:val="single" w:sz="4" w:space="0" w:color="8EAADB"/>
-            </w:tcBorders>
-            <w:shd w:val="clear" w:color="auto" w:fill="D9E2F3"/>
-            <w:tcMar>
-              <w:top w:w="50" w:type="dxa"/>
-              <w:left w:w="90" w:type="dxa"/>
-              <w:bottom w:w="50" w:type="dxa"/>
-              <w:right w:w="90" w:type="dxa"/>
-            </w:tcMar>
-            <w:vAlign w:val="center"/>
-          </w:tcPr>
-          <w:p>
-            <w:pPr>
-              <w:spacing w:before="20" w:after="20" w:line="240" w:lineRule="auto"/>
-              <w:jc w:val="center"/>
-              <w:rPr>
-                <w:rFonts w:ascii="Century Gothic" w:hAnsi="Century Gothic" w:cs="Century Gothic" w:eastAsia="Century Gothic"/>
-                <w:sz w:val="18"/>
-                <w:szCs w:val="18"/>
-              </w:rPr>
-            </w:pPr>
-            <w:r>
-              <w:rPr>
-                <w:rFonts w:ascii="Century Gothic" w:hAnsi="Century Gothic" w:cs="Century Gothic" w:eastAsia="Century Gothic"/>
-                <w:sz w:val="18"/>
-                <w:szCs w:val="18"/>
-              </w:rPr>
               <w:t>210</w:t>
             </w:r>
           </w:p>
         </w:tc>
         <w:tc>
           <w:tcPr>
-            <w:tcW w:w="2351" w:type="dxa"/>
+            <w:tcW w:w="2349" w:type="dxa"/>
             <w:gridSpan w:val="3"/>
             <w:vMerge/>
             <w:tcBorders>
-              <w:top w:val="single" w:sz="4" w:space="0" w:color="8EAADB"/>
-              <w:left w:val="single" w:sz="4" w:space="0" w:color="8EAADB"/>
-              <w:bottom w:val="single" w:sz="4" w:space="0" w:color="8EAADB"/>
-              <w:right w:val="single" w:sz="4" w:space="0" w:color="8EAADB"/>
+              <w:top w:val="single" w:sz="6" w:space="0" w:color="1F3864"/>
+              <w:left w:val="single" w:sz="6" w:space="0" w:color="1F3864"/>
+              <w:bottom w:val="single" w:sz="6" w:space="0" w:color="1F3864"/>
+              <w:right w:val="single" w:sz="6" w:space="0" w:color="1F3864"/>
             </w:tcBorders>
             <w:shd w:val="clear" w:color="auto" w:fill="D9E2F3"/>
           </w:tcPr>
@@ -1133,13 +1143,13 @@
       <w:tr>
         <w:tc>
           <w:tcPr>
-            <w:tcW w:w="9405" w:type="dxa"/>
+            <w:tcW w:w="9394" w:type="dxa"/>
             <w:gridSpan w:val="14"/>
             <w:tcBorders>
-              <w:top w:val="single" w:sz="4" w:space="0" w:color="4472C4"/>
-              <w:left w:val="single" w:sz="4" w:space="0" w:color="4472C4"/>
-              <w:bottom w:val="single" w:sz="4" w:space="0" w:color="4472C4"/>
-              <w:right w:val="single" w:sz="4" w:space="0" w:color="4472C4"/>
+              <w:top w:val="single" w:sz="6" w:space="0" w:color="1F3864"/>
+              <w:left w:val="single" w:sz="6" w:space="0" w:color="1F3864"/>
+              <w:bottom w:val="single" w:sz="6" w:space="0" w:color="1F3864"/>
+              <w:right w:val="single" w:sz="6" w:space="0" w:color="1F3864"/>
             </w:tcBorders>
             <w:shd w:val="clear" w:color="auto" w:fill="4472C4"/>
             <w:tcMar>
@@ -1152,6 +1162,7 @@
           </w:tcPr>
           <w:p>
             <w:pPr>
+              <w:keepNext/>
               <w:spacing w:before="20" w:after="20" w:line="240" w:lineRule="auto"/>
               <w:jc w:val="center"/>
               <w:rPr>
@@ -1180,13 +1191,13 @@
       <w:tr>
         <w:tc>
           <w:tcPr>
-            <w:tcW w:w="9405" w:type="dxa"/>
+            <w:tcW w:w="9394" w:type="dxa"/>
             <w:gridSpan w:val="14"/>
             <w:tcBorders>
-              <w:top w:val="single" w:sz="4" w:space="0" w:color="8EAADB"/>
-              <w:left w:val="single" w:sz="4" w:space="0" w:color="8EAADB"/>
-              <w:bottom w:val="single" w:sz="4" w:space="0" w:color="8EAADB"/>
-              <w:right w:val="single" w:sz="4" w:space="0" w:color="8EAADB"/>
+              <w:top w:val="single" w:sz="6" w:space="0" w:color="1F3864"/>
+              <w:left w:val="single" w:sz="6" w:space="0" w:color="1F3864"/>
+              <w:bottom w:val="single" w:sz="6" w:space="0" w:color="1F3864"/>
+              <w:right w:val="single" w:sz="6" w:space="0" w:color="1F3864"/>
             </w:tcBorders>
             <w:shd w:val="clear" w:color="auto" w:fill="D9E2F3"/>
             <w:tcMar>
@@ -1482,18 +1493,16 @@
         </w:tc>
       </w:tr>
       <w:tr>
-        <w:trPr>
-          <w:cantSplit/>
-        </w:trPr>
-        <w:tc>
-          <w:tcPr>
-            <w:tcW w:w="9405" w:type="dxa"/>
+        <w:trPr/>
+        <w:tc>
+          <w:tcPr>
+            <w:tcW w:w="9394" w:type="dxa"/>
             <w:gridSpan w:val="14"/>
             <w:tcBorders>
-              <w:top w:val="single" w:sz="4" w:space="0" w:color="8EAADB"/>
-              <w:left w:val="single" w:sz="4" w:space="0" w:color="8EAADB"/>
-              <w:bottom w:val="single" w:sz="4" w:space="0" w:color="8EAADB"/>
-              <w:right w:val="single" w:sz="4" w:space="0" w:color="8EAADB"/>
+              <w:top w:val="single" w:sz="6" w:space="0" w:color="1F3864"/>
+              <w:left w:val="single" w:sz="6" w:space="0" w:color="1F3864"/>
+              <w:bottom w:val="single" w:sz="6" w:space="0" w:color="1F3864"/>
+              <w:right w:val="single" w:sz="6" w:space="0" w:color="1F3864"/>
             </w:tcBorders>
             <w:shd w:val="clear" w:color="auto" w:fill="D9E2F3"/>
             <w:tcMar>
@@ -1610,13 +1619,13 @@
       <w:tr>
         <w:tc>
           <w:tcPr>
-            <w:tcW w:w="3135" w:type="dxa"/>
+            <w:tcW w:w="3132" w:type="dxa"/>
             <w:gridSpan w:val="4"/>
             <w:tcBorders>
-              <w:top w:val="single" w:sz="4" w:space="0" w:color="4472C4"/>
-              <w:left w:val="single" w:sz="4" w:space="0" w:color="4472C4"/>
-              <w:bottom w:val="single" w:sz="4" w:space="0" w:color="4472C4"/>
-              <w:right w:val="single" w:sz="4" w:space="0" w:color="4472C4"/>
+              <w:top w:val="single" w:sz="6" w:space="0" w:color="1F3864"/>
+              <w:left w:val="single" w:sz="6" w:space="0" w:color="1F3864"/>
+              <w:bottom w:val="single" w:sz="6" w:space="0" w:color="1F3864"/>
+              <w:right w:val="single" w:sz="6" w:space="0" w:color="1F3864"/>
             </w:tcBorders>
             <w:shd w:val="clear" w:color="auto" w:fill="4472C4"/>
             <w:tcMar>
@@ -1629,6 +1638,7 @@
           </w:tcPr>
           <w:p>
             <w:pPr>
+              <w:keepNext/>
               <w:spacing w:before="20" w:after="20" w:line="240" w:lineRule="auto"/>
               <w:jc w:val="center"/>
               <w:rPr>
@@ -1655,13 +1665,13 @@
         </w:tc>
         <w:tc>
           <w:tcPr>
-            <w:tcW w:w="3135" w:type="dxa"/>
+            <w:tcW w:w="3131" w:type="dxa"/>
             <w:gridSpan w:val="5"/>
             <w:tcBorders>
-              <w:top w:val="single" w:sz="4" w:space="0" w:color="4472C4"/>
-              <w:left w:val="single" w:sz="4" w:space="0" w:color="4472C4"/>
-              <w:bottom w:val="single" w:sz="4" w:space="0" w:color="4472C4"/>
-              <w:right w:val="single" w:sz="4" w:space="0" w:color="4472C4"/>
+              <w:top w:val="single" w:sz="6" w:space="0" w:color="1F3864"/>
+              <w:left w:val="single" w:sz="6" w:space="0" w:color="1F3864"/>
+              <w:bottom w:val="single" w:sz="6" w:space="0" w:color="1F3864"/>
+              <w:right w:val="single" w:sz="6" w:space="0" w:color="1F3864"/>
             </w:tcBorders>
             <w:shd w:val="clear" w:color="auto" w:fill="4472C4"/>
             <w:tcMar>
@@ -1674,6 +1684,7 @@
           </w:tcPr>
           <w:p>
             <w:pPr>
+              <w:keepNext/>
               <w:spacing w:before="20" w:after="20" w:line="240" w:lineRule="auto"/>
               <w:jc w:val="center"/>
               <w:rPr>
@@ -1700,13 +1711,13 @@
         </w:tc>
         <w:tc>
           <w:tcPr>
-            <w:tcW w:w="3135" w:type="dxa"/>
+            <w:tcW w:w="3131" w:type="dxa"/>
             <w:gridSpan w:val="5"/>
             <w:tcBorders>
-              <w:top w:val="single" w:sz="4" w:space="0" w:color="4472C4"/>
-              <w:left w:val="single" w:sz="4" w:space="0" w:color="4472C4"/>
-              <w:bottom w:val="single" w:sz="4" w:space="0" w:color="4472C4"/>
-              <w:right w:val="single" w:sz="4" w:space="0" w:color="4472C4"/>
+              <w:top w:val="single" w:sz="6" w:space="0" w:color="1F3864"/>
+              <w:left w:val="single" w:sz="6" w:space="0" w:color="1F3864"/>
+              <w:bottom w:val="single" w:sz="6" w:space="0" w:color="1F3864"/>
+              <w:right w:val="single" w:sz="6" w:space="0" w:color="1F3864"/>
             </w:tcBorders>
             <w:shd w:val="clear" w:color="auto" w:fill="4472C4"/>
             <w:tcMar>
@@ -1719,6 +1730,7 @@
           </w:tcPr>
           <w:p>
             <w:pPr>
+              <w:keepNext/>
               <w:spacing w:before="20" w:after="20" w:line="240" w:lineRule="auto"/>
               <w:jc w:val="center"/>
               <w:rPr>
@@ -1747,14 +1759,14 @@
       <w:tr>
         <w:tc>
           <w:tcPr>
-            <w:tcW w:w="3135" w:type="dxa"/>
+            <w:tcW w:w="3132" w:type="dxa"/>
             <w:gridSpan w:val="4"/>
             <w:vMerge w:val="restart"/>
             <w:tcBorders>
-              <w:top w:val="single" w:sz="4" w:space="0" w:color="8EAADB"/>
-              <w:left w:val="single" w:sz="4" w:space="0" w:color="8EAADB"/>
-              <w:bottom w:val="single" w:sz="4" w:space="0" w:color="8EAADB"/>
-              <w:right w:val="single" w:sz="4" w:space="0" w:color="8EAADB"/>
+              <w:top w:val="single" w:sz="6" w:space="0" w:color="1F3864"/>
+              <w:left w:val="single" w:sz="6" w:space="0" w:color="1F3864"/>
+              <w:bottom w:val="single" w:sz="6" w:space="0" w:color="1F3864"/>
+              <w:right w:val="single" w:sz="6" w:space="0" w:color="1F3864"/>
             </w:tcBorders>
             <w:shd w:val="clear" w:color="auto" w:fill="D9E2F3"/>
             <w:tcMar>
@@ -1790,13 +1802,13 @@
         </w:tc>
         <w:tc>
           <w:tcPr>
-            <w:tcW w:w="3135" w:type="dxa"/>
+            <w:tcW w:w="3131" w:type="dxa"/>
             <w:gridSpan w:val="5"/>
             <w:tcBorders>
-              <w:top w:val="single" w:sz="4" w:space="0" w:color="8EAADB"/>
-              <w:left w:val="single" w:sz="4" w:space="0" w:color="8EAADB"/>
-              <w:bottom w:val="single" w:sz="4" w:space="0" w:color="8EAADB"/>
-              <w:right w:val="single" w:sz="4" w:space="0" w:color="8EAADB"/>
+              <w:top w:val="single" w:sz="6" w:space="0" w:color="1F3864"/>
+              <w:left w:val="single" w:sz="6" w:space="0" w:color="1F3864"/>
+              <w:bottom w:val="single" w:sz="6" w:space="0" w:color="1F3864"/>
+              <w:right w:val="single" w:sz="6" w:space="0" w:color="1F3864"/>
             </w:tcBorders>
             <w:shd w:val="clear" w:color="auto" w:fill="D9E2F3"/>
             <w:tcMar>
@@ -1832,13 +1844,13 @@
         </w:tc>
         <w:tc>
           <w:tcPr>
-            <w:tcW w:w="3135" w:type="dxa"/>
+            <w:tcW w:w="3131" w:type="dxa"/>
             <w:gridSpan w:val="5"/>
             <w:tcBorders>
-              <w:top w:val="single" w:sz="4" w:space="0" w:color="8EAADB"/>
-              <w:left w:val="single" w:sz="4" w:space="0" w:color="8EAADB"/>
-              <w:bottom w:val="single" w:sz="4" w:space="0" w:color="8EAADB"/>
-              <w:right w:val="single" w:sz="4" w:space="0" w:color="8EAADB"/>
+              <w:top w:val="single" w:sz="6" w:space="0" w:color="1F3864"/>
+              <w:left w:val="single" w:sz="6" w:space="0" w:color="1F3864"/>
+              <w:bottom w:val="single" w:sz="6" w:space="0" w:color="1F3864"/>
+              <w:right w:val="single" w:sz="6" w:space="0" w:color="1F3864"/>
             </w:tcBorders>
             <w:shd w:val="clear" w:color="auto" w:fill="D9E2F3"/>
             <w:tcMar>
@@ -1886,14 +1898,14 @@
       <w:tr>
         <w:tc>
           <w:tcPr>
-            <w:tcW w:w="3135" w:type="dxa"/>
+            <w:tcW w:w="3132" w:type="dxa"/>
             <w:gridSpan w:val="4"/>
             <w:vMerge/>
             <w:tcBorders>
-              <w:top w:val="single" w:sz="4" w:space="0" w:color="8EAADB"/>
-              <w:left w:val="single" w:sz="4" w:space="0" w:color="8EAADB"/>
-              <w:bottom w:val="single" w:sz="4" w:space="0" w:color="8EAADB"/>
-              <w:right w:val="single" w:sz="4" w:space="0" w:color="8EAADB"/>
+              <w:top w:val="single" w:sz="6" w:space="0" w:color="1F3864"/>
+              <w:left w:val="single" w:sz="6" w:space="0" w:color="1F3864"/>
+              <w:bottom w:val="single" w:sz="6" w:space="0" w:color="1F3864"/>
+              <w:right w:val="single" w:sz="6" w:space="0" w:color="1F3864"/>
             </w:tcBorders>
             <w:shd w:val="clear" w:color="auto" w:fill="D9E2F3"/>
             <w:tcMar>
@@ -1920,13 +1932,13 @@
         </w:tc>
         <w:tc>
           <w:tcPr>
-            <w:tcW w:w="3135" w:type="dxa"/>
+            <w:tcW w:w="3131" w:type="dxa"/>
             <w:gridSpan w:val="5"/>
             <w:tcBorders>
-              <w:top w:val="single" w:sz="4" w:space="0" w:color="8EAADB"/>
-              <w:left w:val="single" w:sz="4" w:space="0" w:color="8EAADB"/>
-              <w:bottom w:val="single" w:sz="4" w:space="0" w:color="8EAADB"/>
-              <w:right w:val="single" w:sz="4" w:space="0" w:color="8EAADB"/>
+              <w:top w:val="single" w:sz="6" w:space="0" w:color="1F3864"/>
+              <w:left w:val="single" w:sz="6" w:space="0" w:color="1F3864"/>
+              <w:bottom w:val="single" w:sz="6" w:space="0" w:color="1F3864"/>
+              <w:right w:val="single" w:sz="6" w:space="0" w:color="1F3864"/>
             </w:tcBorders>
             <w:shd w:val="clear" w:color="auto" w:fill="D9E2F3"/>
             <w:tcMar>
@@ -1962,13 +1974,13 @@
         </w:tc>
         <w:tc>
           <w:tcPr>
-            <w:tcW w:w="3135" w:type="dxa"/>
+            <w:tcW w:w="3131" w:type="dxa"/>
             <w:gridSpan w:val="5"/>
             <w:tcBorders>
-              <w:top w:val="single" w:sz="4" w:space="0" w:color="8EAADB"/>
-              <w:left w:val="single" w:sz="4" w:space="0" w:color="8EAADB"/>
-              <w:bottom w:val="single" w:sz="4" w:space="0" w:color="8EAADB"/>
-              <w:right w:val="single" w:sz="4" w:space="0" w:color="8EAADB"/>
+              <w:top w:val="single" w:sz="6" w:space="0" w:color="1F3864"/>
+              <w:left w:val="single" w:sz="6" w:space="0" w:color="1F3864"/>
+              <w:bottom w:val="single" w:sz="6" w:space="0" w:color="1F3864"/>
+              <w:right w:val="single" w:sz="6" w:space="0" w:color="1F3864"/>
             </w:tcBorders>
             <w:shd w:val="clear" w:color="auto" w:fill="D9E2F3"/>
             <w:tcMar>
@@ -2016,14 +2028,14 @@
       <w:tr>
         <w:tc>
           <w:tcPr>
-            <w:tcW w:w="3135" w:type="dxa"/>
+            <w:tcW w:w="3132" w:type="dxa"/>
             <w:gridSpan w:val="4"/>
             <w:vMerge w:val="restart"/>
             <w:tcBorders>
-              <w:top w:val="single" w:sz="4" w:space="0" w:color="8EAADB"/>
-              <w:left w:val="single" w:sz="4" w:space="0" w:color="8EAADB"/>
-              <w:bottom w:val="single" w:sz="4" w:space="0" w:color="8EAADB"/>
-              <w:right w:val="single" w:sz="4" w:space="0" w:color="8EAADB"/>
+              <w:top w:val="single" w:sz="6" w:space="0" w:color="1F3864"/>
+              <w:left w:val="single" w:sz="6" w:space="0" w:color="1F3864"/>
+              <w:bottom w:val="single" w:sz="6" w:space="0" w:color="1F3864"/>
+              <w:right w:val="single" w:sz="6" w:space="0" w:color="1F3864"/>
             </w:tcBorders>
             <w:shd w:val="clear" w:color="auto" w:fill="D9E2F3"/>
             <w:tcMar>
@@ -2059,13 +2071,13 @@
         </w:tc>
         <w:tc>
           <w:tcPr>
-            <w:tcW w:w="3135" w:type="dxa"/>
+            <w:tcW w:w="3131" w:type="dxa"/>
             <w:gridSpan w:val="5"/>
             <w:tcBorders>
-              <w:top w:val="single" w:sz="4" w:space="0" w:color="8EAADB"/>
-              <w:left w:val="single" w:sz="4" w:space="0" w:color="8EAADB"/>
-              <w:bottom w:val="single" w:sz="4" w:space="0" w:color="8EAADB"/>
-              <w:right w:val="single" w:sz="4" w:space="0" w:color="8EAADB"/>
+              <w:top w:val="single" w:sz="6" w:space="0" w:color="1F3864"/>
+              <w:left w:val="single" w:sz="6" w:space="0" w:color="1F3864"/>
+              <w:bottom w:val="single" w:sz="6" w:space="0" w:color="1F3864"/>
+              <w:right w:val="single" w:sz="6" w:space="0" w:color="1F3864"/>
             </w:tcBorders>
             <w:shd w:val="clear" w:color="auto" w:fill="D9E2F3"/>
             <w:tcMar>
@@ -2101,13 +2113,13 @@
         </w:tc>
         <w:tc>
           <w:tcPr>
-            <w:tcW w:w="3135" w:type="dxa"/>
+            <w:tcW w:w="3131" w:type="dxa"/>
             <w:gridSpan w:val="5"/>
             <w:tcBorders>
-              <w:top w:val="single" w:sz="4" w:space="0" w:color="8EAADB"/>
-              <w:left w:val="single" w:sz="4" w:space="0" w:color="8EAADB"/>
-              <w:bottom w:val="single" w:sz="4" w:space="0" w:color="8EAADB"/>
-              <w:right w:val="single" w:sz="4" w:space="0" w:color="8EAADB"/>
+              <w:top w:val="single" w:sz="6" w:space="0" w:color="1F3864"/>
+              <w:left w:val="single" w:sz="6" w:space="0" w:color="1F3864"/>
+              <w:bottom w:val="single" w:sz="6" w:space="0" w:color="1F3864"/>
+              <w:right w:val="single" w:sz="6" w:space="0" w:color="1F3864"/>
             </w:tcBorders>
             <w:shd w:val="clear" w:color="auto" w:fill="D9E2F3"/>
             <w:tcMar>
@@ -2155,14 +2167,14 @@
       <w:tr>
         <w:tc>
           <w:tcPr>
-            <w:tcW w:w="3135" w:type="dxa"/>
+            <w:tcW w:w="3132" w:type="dxa"/>
             <w:gridSpan w:val="4"/>
             <w:vMerge/>
             <w:tcBorders>
-              <w:top w:val="single" w:sz="4" w:space="0" w:color="8EAADB"/>
-              <w:left w:val="single" w:sz="4" w:space="0" w:color="8EAADB"/>
-              <w:bottom w:val="single" w:sz="4" w:space="0" w:color="8EAADB"/>
-              <w:right w:val="single" w:sz="4" w:space="0" w:color="8EAADB"/>
+              <w:top w:val="single" w:sz="6" w:space="0" w:color="1F3864"/>
+              <w:left w:val="single" w:sz="6" w:space="0" w:color="1F3864"/>
+              <w:bottom w:val="single" w:sz="6" w:space="0" w:color="1F3864"/>
+              <w:right w:val="single" w:sz="6" w:space="0" w:color="1F3864"/>
             </w:tcBorders>
             <w:shd w:val="clear" w:color="auto" w:fill="D9E2F3"/>
             <w:tcMar>
@@ -2189,13 +2201,13 @@
         </w:tc>
         <w:tc>
           <w:tcPr>
-            <w:tcW w:w="3135" w:type="dxa"/>
+            <w:tcW w:w="3131" w:type="dxa"/>
             <w:gridSpan w:val="5"/>
             <w:tcBorders>
-              <w:top w:val="single" w:sz="4" w:space="0" w:color="8EAADB"/>
-              <w:left w:val="single" w:sz="4" w:space="0" w:color="8EAADB"/>
-              <w:bottom w:val="single" w:sz="4" w:space="0" w:color="8EAADB"/>
-              <w:right w:val="single" w:sz="4" w:space="0" w:color="8EAADB"/>
+              <w:top w:val="single" w:sz="6" w:space="0" w:color="1F3864"/>
+              <w:left w:val="single" w:sz="6" w:space="0" w:color="1F3864"/>
+              <w:bottom w:val="single" w:sz="6" w:space="0" w:color="1F3864"/>
+              <w:right w:val="single" w:sz="6" w:space="0" w:color="1F3864"/>
             </w:tcBorders>
             <w:shd w:val="clear" w:color="auto" w:fill="D9E2F3"/>
             <w:tcMar>
@@ -2231,13 +2243,13 @@
         </w:tc>
         <w:tc>
           <w:tcPr>
-            <w:tcW w:w="3135" w:type="dxa"/>
+            <w:tcW w:w="3131" w:type="dxa"/>
             <w:gridSpan w:val="5"/>
             <w:tcBorders>
-              <w:top w:val="single" w:sz="4" w:space="0" w:color="8EAADB"/>
-              <w:left w:val="single" w:sz="4" w:space="0" w:color="8EAADB"/>
-              <w:bottom w:val="single" w:sz="4" w:space="0" w:color="8EAADB"/>
-              <w:right w:val="single" w:sz="4" w:space="0" w:color="8EAADB"/>
+              <w:top w:val="single" w:sz="6" w:space="0" w:color="1F3864"/>
+              <w:left w:val="single" w:sz="6" w:space="0" w:color="1F3864"/>
+              <w:bottom w:val="single" w:sz="6" w:space="0" w:color="1F3864"/>
+              <w:right w:val="single" w:sz="6" w:space="0" w:color="1F3864"/>
             </w:tcBorders>
             <w:shd w:val="clear" w:color="auto" w:fill="D9E2F3"/>
             <w:tcMar>
@@ -2285,13 +2297,13 @@
       <w:tr>
         <w:tc>
           <w:tcPr>
-            <w:tcW w:w="9405" w:type="dxa"/>
+            <w:tcW w:w="9394" w:type="dxa"/>
             <w:gridSpan w:val="14"/>
             <w:tcBorders>
-              <w:top w:val="single" w:sz="4" w:space="0" w:color="4472C4"/>
-              <w:left w:val="single" w:sz="4" w:space="0" w:color="4472C4"/>
-              <w:bottom w:val="single" w:sz="4" w:space="0" w:color="4472C4"/>
-              <w:right w:val="single" w:sz="4" w:space="0" w:color="4472C4"/>
+              <w:top w:val="single" w:sz="6" w:space="0" w:color="1F3864"/>
+              <w:left w:val="single" w:sz="6" w:space="0" w:color="1F3864"/>
+              <w:bottom w:val="single" w:sz="6" w:space="0" w:color="1F3864"/>
+              <w:right w:val="single" w:sz="6" w:space="0" w:color="1F3864"/>
             </w:tcBorders>
             <w:shd w:val="clear" w:color="auto" w:fill="4472C4"/>
             <w:tcMar>
@@ -2304,6 +2316,7 @@
           </w:tcPr>
           <w:p>
             <w:pPr>
+              <w:keepNext/>
               <w:spacing w:before="20" w:after="20" w:line="240" w:lineRule="auto"/>
               <w:jc w:val="center"/>
               <w:rPr>
@@ -2332,13 +2345,13 @@
       <w:tr>
         <w:tc>
           <w:tcPr>
-            <w:tcW w:w="2351" w:type="dxa"/>
+            <w:tcW w:w="2349" w:type="dxa"/>
             <w:gridSpan w:val="3"/>
             <w:tcBorders>
-              <w:top w:val="single" w:sz="4" w:space="0" w:color="4472C4"/>
-              <w:left w:val="single" w:sz="4" w:space="0" w:color="4472C4"/>
-              <w:bottom w:val="single" w:sz="4" w:space="0" w:color="4472C4"/>
-              <w:right w:val="single" w:sz="4" w:space="0" w:color="4472C4"/>
+              <w:top w:val="single" w:sz="6" w:space="0" w:color="1F3864"/>
+              <w:left w:val="single" w:sz="6" w:space="0" w:color="1F3864"/>
+              <w:bottom w:val="single" w:sz="6" w:space="0" w:color="1F3864"/>
+              <w:right w:val="single" w:sz="6" w:space="0" w:color="1F3864"/>
             </w:tcBorders>
             <w:shd w:val="clear" w:color="auto" w:fill="4472C4"/>
             <w:tcMar>
@@ -2351,6 +2364,7 @@
           </w:tcPr>
           <w:p>
             <w:pPr>
+              <w:keepNext/>
               <w:spacing w:before="20" w:after="20" w:line="240" w:lineRule="auto"/>
               <w:jc w:val="center"/>
               <w:rPr>
@@ -2377,13 +2391,13 @@
         </w:tc>
         <w:tc>
           <w:tcPr>
-            <w:tcW w:w="4310" w:type="dxa"/>
+            <w:tcW w:w="4305" w:type="dxa"/>
             <w:gridSpan w:val="7"/>
             <w:tcBorders>
-              <w:top w:val="single" w:sz="4" w:space="0" w:color="4472C4"/>
-              <w:left w:val="single" w:sz="4" w:space="0" w:color="4472C4"/>
-              <w:bottom w:val="single" w:sz="4" w:space="0" w:color="4472C4"/>
-              <w:right w:val="single" w:sz="4" w:space="0" w:color="4472C4"/>
+              <w:top w:val="single" w:sz="6" w:space="0" w:color="1F3864"/>
+              <w:left w:val="single" w:sz="6" w:space="0" w:color="1F3864"/>
+              <w:bottom w:val="single" w:sz="6" w:space="0" w:color="1F3864"/>
+              <w:right w:val="single" w:sz="6" w:space="0" w:color="1F3864"/>
             </w:tcBorders>
             <w:shd w:val="clear" w:color="auto" w:fill="4472C4"/>
             <w:tcMar>
@@ -2396,6 +2410,7 @@
           </w:tcPr>
           <w:p>
             <w:pPr>
+              <w:keepNext/>
               <w:spacing w:before="20" w:after="20" w:line="240" w:lineRule="auto"/>
               <w:jc w:val="center"/>
               <w:rPr>
@@ -2422,13 +2437,13 @@
         </w:tc>
         <w:tc>
           <w:tcPr>
-            <w:tcW w:w="2743" w:type="dxa"/>
+            <w:tcW w:w="2740" w:type="dxa"/>
             <w:gridSpan w:val="4"/>
             <w:tcBorders>
-              <w:top w:val="single" w:sz="4" w:space="0" w:color="4472C4"/>
-              <w:left w:val="single" w:sz="4" w:space="0" w:color="4472C4"/>
-              <w:bottom w:val="single" w:sz="4" w:space="0" w:color="4472C4"/>
-              <w:right w:val="single" w:sz="4" w:space="0" w:color="4472C4"/>
+              <w:top w:val="single" w:sz="6" w:space="0" w:color="1F3864"/>
+              <w:left w:val="single" w:sz="6" w:space="0" w:color="1F3864"/>
+              <w:bottom w:val="single" w:sz="6" w:space="0" w:color="1F3864"/>
+              <w:right w:val="single" w:sz="6" w:space="0" w:color="1F3864"/>
             </w:tcBorders>
             <w:shd w:val="clear" w:color="auto" w:fill="4472C4"/>
             <w:tcMar>
@@ -2441,6 +2456,7 @@
           </w:tcPr>
           <w:p>
             <w:pPr>
+              <w:keepNext/>
               <w:spacing w:before="20" w:after="20" w:line="240" w:lineRule="auto"/>
               <w:jc w:val="center"/>
               <w:rPr>
@@ -2469,13 +2485,13 @@
       <w:tr>
         <w:tc>
           <w:tcPr>
-            <w:tcW w:w="2351" w:type="dxa"/>
+            <w:tcW w:w="2349" w:type="dxa"/>
             <w:gridSpan w:val="3"/>
             <w:tcBorders>
-              <w:top w:val="single" w:sz="4" w:space="0" w:color="8EAADB"/>
-              <w:left w:val="single" w:sz="4" w:space="0" w:color="8EAADB"/>
-              <w:bottom w:val="single" w:sz="4" w:space="0" w:color="8EAADB"/>
-              <w:right w:val="single" w:sz="4" w:space="0" w:color="8EAADB"/>
+              <w:top w:val="single" w:sz="6" w:space="0" w:color="1F3864"/>
+              <w:left w:val="single" w:sz="6" w:space="0" w:color="1F3864"/>
+              <w:bottom w:val="single" w:sz="6" w:space="0" w:color="1F3864"/>
+              <w:right w:val="single" w:sz="6" w:space="0" w:color="1F3864"/>
             </w:tcBorders>
             <w:shd w:val="clear" w:color="auto" w:fill="D9E2F3"/>
             <w:tcMar>
@@ -2543,13 +2559,13 @@
         </w:tc>
         <w:tc>
           <w:tcPr>
-            <w:tcW w:w="4310" w:type="dxa"/>
+            <w:tcW w:w="4305" w:type="dxa"/>
             <w:gridSpan w:val="7"/>
             <w:tcBorders>
-              <w:top w:val="single" w:sz="4" w:space="0" w:color="8EAADB"/>
-              <w:left w:val="single" w:sz="4" w:space="0" w:color="8EAADB"/>
-              <w:bottom w:val="single" w:sz="4" w:space="0" w:color="8EAADB"/>
-              <w:right w:val="single" w:sz="4" w:space="0" w:color="8EAADB"/>
+              <w:top w:val="single" w:sz="6" w:space="0" w:color="1F3864"/>
+              <w:left w:val="single" w:sz="6" w:space="0" w:color="1F3864"/>
+              <w:bottom w:val="single" w:sz="6" w:space="0" w:color="1F3864"/>
+              <w:right w:val="single" w:sz="6" w:space="0" w:color="1F3864"/>
             </w:tcBorders>
             <w:shd w:val="clear" w:color="auto" w:fill="D9E2F3"/>
             <w:tcMar>
@@ -3172,13 +3188,13 @@
         </w:tc>
         <w:tc>
           <w:tcPr>
-            <w:tcW w:w="2743" w:type="dxa"/>
+            <w:tcW w:w="2740" w:type="dxa"/>
             <w:gridSpan w:val="4"/>
             <w:tcBorders>
-              <w:top w:val="single" w:sz="4" w:space="0" w:color="8EAADB"/>
-              <w:left w:val="single" w:sz="4" w:space="0" w:color="8EAADB"/>
-              <w:bottom w:val="single" w:sz="4" w:space="0" w:color="8EAADB"/>
-              <w:right w:val="single" w:sz="4" w:space="0" w:color="8EAADB"/>
+              <w:top w:val="single" w:sz="6" w:space="0" w:color="1F3864"/>
+              <w:left w:val="single" w:sz="6" w:space="0" w:color="1F3864"/>
+              <w:bottom w:val="single" w:sz="6" w:space="0" w:color="1F3864"/>
+              <w:right w:val="single" w:sz="6" w:space="0" w:color="1F3864"/>
             </w:tcBorders>
             <w:shd w:val="clear" w:color="auto" w:fill="D9E2F3"/>
             <w:tcMar>
@@ -3271,18 +3287,16 @@
         </w:tc>
       </w:tr>
       <w:tr>
-        <w:trPr>
-          <w:cantSplit/>
-        </w:trPr>
-        <w:tc>
-          <w:tcPr>
-            <w:tcW w:w="9405" w:type="dxa"/>
+        <w:trPr/>
+        <w:tc>
+          <w:tcPr>
+            <w:tcW w:w="9394" w:type="dxa"/>
             <w:gridSpan w:val="14"/>
             <w:tcBorders>
-              <w:top w:val="single" w:sz="4" w:space="0" w:color="8EAADB"/>
-              <w:left w:val="single" w:sz="4" w:space="0" w:color="8EAADB"/>
-              <w:bottom w:val="single" w:sz="4" w:space="0" w:color="8EAADB"/>
-              <w:right w:val="single" w:sz="4" w:space="0" w:color="8EAADB"/>
+              <w:top w:val="single" w:sz="6" w:space="0" w:color="1F3864"/>
+              <w:left w:val="single" w:sz="6" w:space="0" w:color="1F3864"/>
+              <w:bottom w:val="single" w:sz="6" w:space="0" w:color="1F3864"/>
+              <w:right w:val="single" w:sz="6" w:space="0" w:color="1F3864"/>
             </w:tcBorders>
             <w:shd w:val="clear" w:color="auto" w:fill="D9E2F3"/>
             <w:tcMar>
@@ -3330,13 +3344,13 @@
       <w:tr>
         <w:tc>
           <w:tcPr>
-            <w:tcW w:w="3135" w:type="dxa"/>
+            <w:tcW w:w="3132" w:type="dxa"/>
             <w:gridSpan w:val="4"/>
             <w:tcBorders>
-              <w:top w:val="single" w:sz="4" w:space="0" w:color="4472C4"/>
-              <w:left w:val="single" w:sz="4" w:space="0" w:color="4472C4"/>
-              <w:bottom w:val="single" w:sz="4" w:space="0" w:color="4472C4"/>
-              <w:right w:val="single" w:sz="4" w:space="0" w:color="4472C4"/>
+              <w:top w:val="single" w:sz="6" w:space="0" w:color="1F3864"/>
+              <w:left w:val="single" w:sz="6" w:space="0" w:color="1F3864"/>
+              <w:bottom w:val="single" w:sz="6" w:space="0" w:color="1F3864"/>
+              <w:right w:val="single" w:sz="6" w:space="0" w:color="1F3864"/>
             </w:tcBorders>
             <w:shd w:val="clear" w:color="auto" w:fill="4472C4"/>
             <w:tcMar>
@@ -3349,6 +3363,7 @@
           </w:tcPr>
           <w:p>
             <w:pPr>
+              <w:keepNext/>
               <w:spacing w:before="20" w:after="20" w:line="240" w:lineRule="auto"/>
               <w:jc w:val="center"/>
               <w:rPr>
@@ -3375,13 +3390,13 @@
         </w:tc>
         <w:tc>
           <w:tcPr>
-            <w:tcW w:w="3135" w:type="dxa"/>
+            <w:tcW w:w="3131" w:type="dxa"/>
             <w:gridSpan w:val="5"/>
             <w:tcBorders>
-              <w:top w:val="single" w:sz="4" w:space="0" w:color="4472C4"/>
-              <w:left w:val="single" w:sz="4" w:space="0" w:color="4472C4"/>
-              <w:bottom w:val="single" w:sz="4" w:space="0" w:color="4472C4"/>
-              <w:right w:val="single" w:sz="4" w:space="0" w:color="4472C4"/>
+              <w:top w:val="single" w:sz="6" w:space="0" w:color="1F3864"/>
+              <w:left w:val="single" w:sz="6" w:space="0" w:color="1F3864"/>
+              <w:bottom w:val="single" w:sz="6" w:space="0" w:color="1F3864"/>
+              <w:right w:val="single" w:sz="6" w:space="0" w:color="1F3864"/>
             </w:tcBorders>
             <w:shd w:val="clear" w:color="auto" w:fill="4472C4"/>
             <w:tcMar>
@@ -3394,6 +3409,7 @@
           </w:tcPr>
           <w:p>
             <w:pPr>
+              <w:keepNext/>
               <w:spacing w:before="20" w:after="20" w:line="240" w:lineRule="auto"/>
               <w:jc w:val="center"/>
               <w:rPr>
@@ -3420,13 +3436,13 @@
         </w:tc>
         <w:tc>
           <w:tcPr>
-            <w:tcW w:w="3135" w:type="dxa"/>
+            <w:tcW w:w="3131" w:type="dxa"/>
             <w:gridSpan w:val="5"/>
             <w:tcBorders>
-              <w:top w:val="single" w:sz="4" w:space="0" w:color="4472C4"/>
-              <w:left w:val="single" w:sz="4" w:space="0" w:color="4472C4"/>
-              <w:bottom w:val="single" w:sz="4" w:space="0" w:color="4472C4"/>
-              <w:right w:val="single" w:sz="4" w:space="0" w:color="4472C4"/>
+              <w:top w:val="single" w:sz="6" w:space="0" w:color="1F3864"/>
+              <w:left w:val="single" w:sz="6" w:space="0" w:color="1F3864"/>
+              <w:bottom w:val="single" w:sz="6" w:space="0" w:color="1F3864"/>
+              <w:right w:val="single" w:sz="6" w:space="0" w:color="1F3864"/>
             </w:tcBorders>
             <w:shd w:val="clear" w:color="auto" w:fill="4472C4"/>
             <w:tcMar>
@@ -3439,6 +3455,7 @@
           </w:tcPr>
           <w:p>
             <w:pPr>
+              <w:keepNext/>
               <w:spacing w:before="20" w:after="20" w:line="240" w:lineRule="auto"/>
               <w:jc w:val="center"/>
               <w:rPr>
@@ -3467,14 +3484,14 @@
       <w:tr>
         <w:tc>
           <w:tcPr>
-            <w:tcW w:w="3135" w:type="dxa"/>
+            <w:tcW w:w="3132" w:type="dxa"/>
             <w:gridSpan w:val="4"/>
             <w:vMerge w:val="restart"/>
             <w:tcBorders>
-              <w:top w:val="single" w:sz="4" w:space="0" w:color="8EAADB"/>
-              <w:left w:val="single" w:sz="4" w:space="0" w:color="8EAADB"/>
-              <w:bottom w:val="single" w:sz="4" w:space="0" w:color="8EAADB"/>
-              <w:right w:val="single" w:sz="4" w:space="0" w:color="8EAADB"/>
+              <w:top w:val="single" w:sz="6" w:space="0" w:color="1F3864"/>
+              <w:left w:val="single" w:sz="6" w:space="0" w:color="1F3864"/>
+              <w:bottom w:val="single" w:sz="6" w:space="0" w:color="1F3864"/>
+              <w:right w:val="single" w:sz="6" w:space="0" w:color="1F3864"/>
             </w:tcBorders>
             <w:shd w:val="clear" w:color="auto" w:fill="D9E2F3"/>
             <w:tcMar>
@@ -3510,13 +3527,13 @@
         </w:tc>
         <w:tc>
           <w:tcPr>
-            <w:tcW w:w="3135" w:type="dxa"/>
+            <w:tcW w:w="3131" w:type="dxa"/>
             <w:gridSpan w:val="5"/>
             <w:tcBorders>
-              <w:top w:val="single" w:sz="4" w:space="0" w:color="8EAADB"/>
-              <w:left w:val="single" w:sz="4" w:space="0" w:color="8EAADB"/>
-              <w:bottom w:val="single" w:sz="4" w:space="0" w:color="8EAADB"/>
-              <w:right w:val="single" w:sz="4" w:space="0" w:color="8EAADB"/>
+              <w:top w:val="single" w:sz="6" w:space="0" w:color="1F3864"/>
+              <w:left w:val="single" w:sz="6" w:space="0" w:color="1F3864"/>
+              <w:bottom w:val="single" w:sz="6" w:space="0" w:color="1F3864"/>
+              <w:right w:val="single" w:sz="6" w:space="0" w:color="1F3864"/>
             </w:tcBorders>
             <w:shd w:val="clear" w:color="auto" w:fill="D9E2F3"/>
             <w:tcMar>
@@ -3552,13 +3569,13 @@
         </w:tc>
         <w:tc>
           <w:tcPr>
-            <w:tcW w:w="3135" w:type="dxa"/>
+            <w:tcW w:w="3131" w:type="dxa"/>
             <w:gridSpan w:val="5"/>
             <w:tcBorders>
-              <w:top w:val="single" w:sz="4" w:space="0" w:color="8EAADB"/>
-              <w:left w:val="single" w:sz="4" w:space="0" w:color="8EAADB"/>
-              <w:bottom w:val="single" w:sz="4" w:space="0" w:color="8EAADB"/>
-              <w:right w:val="single" w:sz="4" w:space="0" w:color="8EAADB"/>
+              <w:top w:val="single" w:sz="6" w:space="0" w:color="1F3864"/>
+              <w:left w:val="single" w:sz="6" w:space="0" w:color="1F3864"/>
+              <w:bottom w:val="single" w:sz="6" w:space="0" w:color="1F3864"/>
+              <w:right w:val="single" w:sz="6" w:space="0" w:color="1F3864"/>
             </w:tcBorders>
             <w:shd w:val="clear" w:color="auto" w:fill="D9E2F3"/>
             <w:tcMar>
@@ -3606,14 +3623,14 @@
       <w:tr>
         <w:tc>
           <w:tcPr>
-            <w:tcW w:w="3135" w:type="dxa"/>
+            <w:tcW w:w="3132" w:type="dxa"/>
             <w:gridSpan w:val="4"/>
             <w:vMerge/>
             <w:tcBorders>
-              <w:top w:val="single" w:sz="4" w:space="0" w:color="8EAADB"/>
-              <w:left w:val="single" w:sz="4" w:space="0" w:color="8EAADB"/>
-              <w:bottom w:val="single" w:sz="4" w:space="0" w:color="8EAADB"/>
-              <w:right w:val="single" w:sz="4" w:space="0" w:color="8EAADB"/>
+              <w:top w:val="single" w:sz="6" w:space="0" w:color="1F3864"/>
+              <w:left w:val="single" w:sz="6" w:space="0" w:color="1F3864"/>
+              <w:bottom w:val="single" w:sz="6" w:space="0" w:color="1F3864"/>
+              <w:right w:val="single" w:sz="6" w:space="0" w:color="1F3864"/>
             </w:tcBorders>
             <w:shd w:val="clear" w:color="auto" w:fill="D9E2F3"/>
             <w:tcMar>
@@ -3640,13 +3657,13 @@
         </w:tc>
         <w:tc>
           <w:tcPr>
-            <w:tcW w:w="3135" w:type="dxa"/>
+            <w:tcW w:w="3131" w:type="dxa"/>
             <w:gridSpan w:val="5"/>
             <w:tcBorders>
-              <w:top w:val="single" w:sz="4" w:space="0" w:color="8EAADB"/>
-              <w:left w:val="single" w:sz="4" w:space="0" w:color="8EAADB"/>
-              <w:bottom w:val="single" w:sz="4" w:space="0" w:color="8EAADB"/>
-              <w:right w:val="single" w:sz="4" w:space="0" w:color="8EAADB"/>
+              <w:top w:val="single" w:sz="6" w:space="0" w:color="1F3864"/>
+              <w:left w:val="single" w:sz="6" w:space="0" w:color="1F3864"/>
+              <w:bottom w:val="single" w:sz="6" w:space="0" w:color="1F3864"/>
+              <w:right w:val="single" w:sz="6" w:space="0" w:color="1F3864"/>
             </w:tcBorders>
             <w:shd w:val="clear" w:color="auto" w:fill="D9E2F3"/>
             <w:tcMar>
@@ -3682,13 +3699,13 @@
         </w:tc>
         <w:tc>
           <w:tcPr>
-            <w:tcW w:w="3135" w:type="dxa"/>
+            <w:tcW w:w="3131" w:type="dxa"/>
             <w:gridSpan w:val="5"/>
             <w:tcBorders>
-              <w:top w:val="single" w:sz="4" w:space="0" w:color="8EAADB"/>
-              <w:left w:val="single" w:sz="4" w:space="0" w:color="8EAADB"/>
-              <w:bottom w:val="single" w:sz="4" w:space="0" w:color="8EAADB"/>
-              <w:right w:val="single" w:sz="4" w:space="0" w:color="8EAADB"/>
+              <w:top w:val="single" w:sz="6" w:space="0" w:color="1F3864"/>
+              <w:left w:val="single" w:sz="6" w:space="0" w:color="1F3864"/>
+              <w:bottom w:val="single" w:sz="6" w:space="0" w:color="1F3864"/>
+              <w:right w:val="single" w:sz="6" w:space="0" w:color="1F3864"/>
             </w:tcBorders>
             <w:shd w:val="clear" w:color="auto" w:fill="D9E2F3"/>
             <w:tcMar>
@@ -3736,14 +3753,14 @@
       <w:tr>
         <w:tc>
           <w:tcPr>
-            <w:tcW w:w="3135" w:type="dxa"/>
+            <w:tcW w:w="3132" w:type="dxa"/>
             <w:gridSpan w:val="4"/>
             <w:vMerge w:val="restart"/>
             <w:tcBorders>
-              <w:top w:val="single" w:sz="4" w:space="0" w:color="8EAADB"/>
-              <w:left w:val="single" w:sz="4" w:space="0" w:color="8EAADB"/>
-              <w:bottom w:val="single" w:sz="4" w:space="0" w:color="8EAADB"/>
-              <w:right w:val="single" w:sz="4" w:space="0" w:color="8EAADB"/>
+              <w:top w:val="single" w:sz="6" w:space="0" w:color="1F3864"/>
+              <w:left w:val="single" w:sz="6" w:space="0" w:color="1F3864"/>
+              <w:bottom w:val="single" w:sz="6" w:space="0" w:color="1F3864"/>
+              <w:right w:val="single" w:sz="6" w:space="0" w:color="1F3864"/>
             </w:tcBorders>
             <w:shd w:val="clear" w:color="auto" w:fill="D9E2F3"/>
             <w:tcMar>
@@ -3788,13 +3805,13 @@
         </w:tc>
         <w:tc>
           <w:tcPr>
-            <w:tcW w:w="3135" w:type="dxa"/>
+            <w:tcW w:w="3131" w:type="dxa"/>
             <w:gridSpan w:val="5"/>
             <w:tcBorders>
-              <w:top w:val="single" w:sz="4" w:space="0" w:color="8EAADB"/>
-              <w:left w:val="single" w:sz="4" w:space="0" w:color="8EAADB"/>
-              <w:bottom w:val="single" w:sz="4" w:space="0" w:color="8EAADB"/>
-              <w:right w:val="single" w:sz="4" w:space="0" w:color="8EAADB"/>
+              <w:top w:val="single" w:sz="6" w:space="0" w:color="1F3864"/>
+              <w:left w:val="single" w:sz="6" w:space="0" w:color="1F3864"/>
+              <w:bottom w:val="single" w:sz="6" w:space="0" w:color="1F3864"/>
+              <w:right w:val="single" w:sz="6" w:space="0" w:color="1F3864"/>
             </w:tcBorders>
             <w:shd w:val="clear" w:color="auto" w:fill="D9E2F3"/>
             <w:tcMar>
@@ -3831,13 +3848,13 @@
         </w:tc>
         <w:tc>
           <w:tcPr>
-            <w:tcW w:w="3135" w:type="dxa"/>
+            <w:tcW w:w="3131" w:type="dxa"/>
             <w:gridSpan w:val="5"/>
             <w:tcBorders>
-              <w:top w:val="single" w:sz="4" w:space="0" w:color="8EAADB"/>
-              <w:left w:val="single" w:sz="4" w:space="0" w:color="8EAADB"/>
-              <w:bottom w:val="single" w:sz="4" w:space="0" w:color="8EAADB"/>
-              <w:right w:val="single" w:sz="4" w:space="0" w:color="8EAADB"/>
+              <w:top w:val="single" w:sz="6" w:space="0" w:color="1F3864"/>
+              <w:left w:val="single" w:sz="6" w:space="0" w:color="1F3864"/>
+              <w:bottom w:val="single" w:sz="6" w:space="0" w:color="1F3864"/>
+              <w:right w:val="single" w:sz="6" w:space="0" w:color="1F3864"/>
             </w:tcBorders>
             <w:shd w:val="clear" w:color="auto" w:fill="D9E2F3"/>
             <w:tcMar>
@@ -3885,14 +3902,14 @@
       <w:tr>
         <w:tc>
           <w:tcPr>
-            <w:tcW w:w="3135" w:type="dxa"/>
+            <w:tcW w:w="3132" w:type="dxa"/>
             <w:gridSpan w:val="4"/>
             <w:vMerge/>
             <w:tcBorders>
-              <w:top w:val="single" w:sz="4" w:space="0" w:color="8EAADB"/>
-              <w:left w:val="single" w:sz="4" w:space="0" w:color="8EAADB"/>
-              <w:bottom w:val="single" w:sz="4" w:space="0" w:color="8EAADB"/>
-              <w:right w:val="single" w:sz="4" w:space="0" w:color="8EAADB"/>
+              <w:top w:val="single" w:sz="6" w:space="0" w:color="1F3864"/>
+              <w:left w:val="single" w:sz="6" w:space="0" w:color="1F3864"/>
+              <w:bottom w:val="single" w:sz="6" w:space="0" w:color="1F3864"/>
+              <w:right w:val="single" w:sz="6" w:space="0" w:color="1F3864"/>
             </w:tcBorders>
             <w:shd w:val="clear" w:color="auto" w:fill="D9E2F3"/>
             <w:tcMar>
@@ -3919,13 +3936,13 @@
         </w:tc>
         <w:tc>
           <w:tcPr>
-            <w:tcW w:w="3135" w:type="dxa"/>
+            <w:tcW w:w="3131" w:type="dxa"/>
             <w:gridSpan w:val="5"/>
             <w:tcBorders>
-              <w:top w:val="single" w:sz="4" w:space="0" w:color="8EAADB"/>
-              <w:left w:val="single" w:sz="4" w:space="0" w:color="8EAADB"/>
-              <w:bottom w:val="single" w:sz="4" w:space="0" w:color="8EAADB"/>
-              <w:right w:val="single" w:sz="4" w:space="0" w:color="8EAADB"/>
+              <w:top w:val="single" w:sz="6" w:space="0" w:color="1F3864"/>
+              <w:left w:val="single" w:sz="6" w:space="0" w:color="1F3864"/>
+              <w:bottom w:val="single" w:sz="6" w:space="0" w:color="1F3864"/>
+              <w:right w:val="single" w:sz="6" w:space="0" w:color="1F3864"/>
             </w:tcBorders>
             <w:shd w:val="clear" w:color="auto" w:fill="D9E2F3"/>
             <w:tcMar>
@@ -3961,13 +3978,13 @@
         </w:tc>
         <w:tc>
           <w:tcPr>
-            <w:tcW w:w="3135" w:type="dxa"/>
+            <w:tcW w:w="3131" w:type="dxa"/>
             <w:gridSpan w:val="5"/>
             <w:tcBorders>
-              <w:top w:val="single" w:sz="4" w:space="0" w:color="8EAADB"/>
-              <w:left w:val="single" w:sz="4" w:space="0" w:color="8EAADB"/>
-              <w:bottom w:val="single" w:sz="4" w:space="0" w:color="8EAADB"/>
-              <w:right w:val="single" w:sz="4" w:space="0" w:color="8EAADB"/>
+              <w:top w:val="single" w:sz="6" w:space="0" w:color="1F3864"/>
+              <w:left w:val="single" w:sz="6" w:space="0" w:color="1F3864"/>
+              <w:bottom w:val="single" w:sz="6" w:space="0" w:color="1F3864"/>
+              <w:right w:val="single" w:sz="6" w:space="0" w:color="1F3864"/>
             </w:tcBorders>
             <w:shd w:val="clear" w:color="auto" w:fill="D9E2F3"/>
             <w:tcMar>
@@ -4015,13 +4032,13 @@
       <w:tr>
         <w:tc>
           <w:tcPr>
-            <w:tcW w:w="2351" w:type="dxa"/>
+            <w:tcW w:w="2349" w:type="dxa"/>
             <w:gridSpan w:val="3"/>
             <w:tcBorders>
-              <w:top w:val="single" w:sz="4" w:space="0" w:color="4472C4"/>
-              <w:left w:val="single" w:sz="4" w:space="0" w:color="4472C4"/>
-              <w:bottom w:val="single" w:sz="4" w:space="0" w:color="4472C4"/>
-              <w:right w:val="single" w:sz="4" w:space="0" w:color="4472C4"/>
+              <w:top w:val="single" w:sz="6" w:space="0" w:color="1F3864"/>
+              <w:left w:val="single" w:sz="6" w:space="0" w:color="1F3864"/>
+              <w:bottom w:val="single" w:sz="6" w:space="0" w:color="1F3864"/>
+              <w:right w:val="single" w:sz="6" w:space="0" w:color="1F3864"/>
             </w:tcBorders>
             <w:shd w:val="clear" w:color="auto" w:fill="4472C4"/>
             <w:tcMar>
@@ -4034,6 +4051,7 @@
           </w:tcPr>
           <w:p>
             <w:pPr>
+              <w:keepNext/>
               <w:spacing w:before="20" w:after="20" w:line="240" w:lineRule="auto"/>
               <w:jc w:val="center"/>
               <w:rPr>
@@ -4061,13 +4079,13 @@
         </w:tc>
         <w:tc>
           <w:tcPr>
-            <w:tcW w:w="4310" w:type="dxa"/>
+            <w:tcW w:w="4305" w:type="dxa"/>
             <w:gridSpan w:val="7"/>
             <w:tcBorders>
-              <w:top w:val="single" w:sz="4" w:space="0" w:color="4472C4"/>
-              <w:left w:val="single" w:sz="4" w:space="0" w:color="4472C4"/>
-              <w:bottom w:val="single" w:sz="4" w:space="0" w:color="4472C4"/>
-              <w:right w:val="single" w:sz="4" w:space="0" w:color="4472C4"/>
+              <w:top w:val="single" w:sz="6" w:space="0" w:color="1F3864"/>
+              <w:left w:val="single" w:sz="6" w:space="0" w:color="1F3864"/>
+              <w:bottom w:val="single" w:sz="6" w:space="0" w:color="1F3864"/>
+              <w:right w:val="single" w:sz="6" w:space="0" w:color="1F3864"/>
             </w:tcBorders>
             <w:shd w:val="clear" w:color="auto" w:fill="4472C4"/>
             <w:tcMar>
@@ -4080,6 +4098,7 @@
           </w:tcPr>
           <w:p>
             <w:pPr>
+              <w:keepNext/>
               <w:spacing w:before="20" w:after="20" w:line="240" w:lineRule="auto"/>
               <w:jc w:val="center"/>
               <w:rPr>
@@ -4106,13 +4125,13 @@
         </w:tc>
         <w:tc>
           <w:tcPr>
-            <w:tcW w:w="2743" w:type="dxa"/>
+            <w:tcW w:w="2740" w:type="dxa"/>
             <w:gridSpan w:val="4"/>
             <w:tcBorders>
-              <w:top w:val="single" w:sz="4" w:space="0" w:color="4472C4"/>
-              <w:left w:val="single" w:sz="4" w:space="0" w:color="4472C4"/>
-              <w:bottom w:val="single" w:sz="4" w:space="0" w:color="4472C4"/>
-              <w:right w:val="single" w:sz="4" w:space="0" w:color="4472C4"/>
+              <w:top w:val="single" w:sz="6" w:space="0" w:color="1F3864"/>
+              <w:left w:val="single" w:sz="6" w:space="0" w:color="1F3864"/>
+              <w:bottom w:val="single" w:sz="6" w:space="0" w:color="1F3864"/>
+              <w:right w:val="single" w:sz="6" w:space="0" w:color="1F3864"/>
             </w:tcBorders>
             <w:shd w:val="clear" w:color="auto" w:fill="4472C4"/>
             <w:tcMar>
@@ -4125,6 +4144,7 @@
           </w:tcPr>
           <w:p>
             <w:pPr>
+              <w:keepNext/>
               <w:spacing w:before="20" w:after="20" w:line="240" w:lineRule="auto"/>
               <w:jc w:val="center"/>
               <w:rPr>
@@ -4153,13 +4173,13 @@
       <w:tr>
         <w:tc>
           <w:tcPr>
-            <w:tcW w:w="2351" w:type="dxa"/>
+            <w:tcW w:w="2349" w:type="dxa"/>
             <w:gridSpan w:val="3"/>
             <w:tcBorders>
-              <w:top w:val="single" w:sz="4" w:space="0" w:color="8EAADB"/>
-              <w:left w:val="single" w:sz="4" w:space="0" w:color="8EAADB"/>
-              <w:bottom w:val="single" w:sz="4" w:space="0" w:color="8EAADB"/>
-              <w:right w:val="single" w:sz="4" w:space="0" w:color="8EAADB"/>
+              <w:top w:val="single" w:sz="6" w:space="0" w:color="1F3864"/>
+              <w:left w:val="single" w:sz="6" w:space="0" w:color="1F3864"/>
+              <w:bottom w:val="single" w:sz="6" w:space="0" w:color="1F3864"/>
+              <w:right w:val="single" w:sz="6" w:space="0" w:color="1F3864"/>
             </w:tcBorders>
             <w:shd w:val="clear" w:color="auto" w:fill="D9E2F3"/>
             <w:tcMar>
@@ -4209,13 +4229,13 @@
         </w:tc>
         <w:tc>
           <w:tcPr>
-            <w:tcW w:w="4310" w:type="dxa"/>
+            <w:tcW w:w="4305" w:type="dxa"/>
             <w:gridSpan w:val="7"/>
             <w:tcBorders>
-              <w:top w:val="single" w:sz="4" w:space="0" w:color="8EAADB"/>
-              <w:left w:val="single" w:sz="4" w:space="0" w:color="8EAADB"/>
-              <w:bottom w:val="single" w:sz="4" w:space="0" w:color="8EAADB"/>
-              <w:right w:val="single" w:sz="4" w:space="0" w:color="8EAADB"/>
+              <w:top w:val="single" w:sz="6" w:space="0" w:color="1F3864"/>
+              <w:left w:val="single" w:sz="6" w:space="0" w:color="1F3864"/>
+              <w:bottom w:val="single" w:sz="6" w:space="0" w:color="1F3864"/>
+              <w:right w:val="single" w:sz="6" w:space="0" w:color="1F3864"/>
             </w:tcBorders>
             <w:shd w:val="clear" w:color="auto" w:fill="D9E2F3"/>
             <w:tcMar>
@@ -4508,13 +4528,13 @@
         </w:tc>
         <w:tc>
           <w:tcPr>
-            <w:tcW w:w="2743" w:type="dxa"/>
+            <w:tcW w:w="2740" w:type="dxa"/>
             <w:gridSpan w:val="4"/>
             <w:tcBorders>
-              <w:top w:val="single" w:sz="4" w:space="0" w:color="8EAADB"/>
-              <w:left w:val="single" w:sz="4" w:space="0" w:color="8EAADB"/>
-              <w:bottom w:val="single" w:sz="4" w:space="0" w:color="8EAADB"/>
-              <w:right w:val="single" w:sz="4" w:space="0" w:color="8EAADB"/>
+              <w:top w:val="single" w:sz="6" w:space="0" w:color="1F3864"/>
+              <w:left w:val="single" w:sz="6" w:space="0" w:color="1F3864"/>
+              <w:bottom w:val="single" w:sz="6" w:space="0" w:color="1F3864"/>
+              <w:right w:val="single" w:sz="6" w:space="0" w:color="1F3864"/>
             </w:tcBorders>
             <w:shd w:val="clear" w:color="auto" w:fill="D9E2F3"/>
             <w:tcMar>
@@ -4582,18 +4602,16 @@
         </w:tc>
       </w:tr>
       <w:tr>
-        <w:trPr>
-          <w:cantSplit/>
-        </w:trPr>
-        <w:tc>
-          <w:tcPr>
-            <w:tcW w:w="9405" w:type="dxa"/>
+        <w:trPr/>
+        <w:tc>
+          <w:tcPr>
+            <w:tcW w:w="9394" w:type="dxa"/>
             <w:gridSpan w:val="14"/>
             <w:tcBorders>
-              <w:top w:val="single" w:sz="4" w:space="0" w:color="8EAADB"/>
-              <w:left w:val="single" w:sz="4" w:space="0" w:color="8EAADB"/>
-              <w:bottom w:val="single" w:sz="4" w:space="0" w:color="8EAADB"/>
-              <w:right w:val="single" w:sz="4" w:space="0" w:color="8EAADB"/>
+              <w:top w:val="single" w:sz="6" w:space="0" w:color="1F3864"/>
+              <w:left w:val="single" w:sz="6" w:space="0" w:color="1F3864"/>
+              <w:bottom w:val="single" w:sz="6" w:space="0" w:color="1F3864"/>
+              <w:right w:val="single" w:sz="6" w:space="0" w:color="1F3864"/>
             </w:tcBorders>
             <w:shd w:val="clear" w:color="auto" w:fill="D9E2F3"/>
             <w:tcMar>
@@ -4640,13 +4658,13 @@
       <w:tr>
         <w:tc>
           <w:tcPr>
-            <w:tcW w:w="3135" w:type="dxa"/>
+            <w:tcW w:w="3132" w:type="dxa"/>
             <w:gridSpan w:val="4"/>
             <w:tcBorders>
-              <w:top w:val="single" w:sz="4" w:space="0" w:color="4472C4"/>
-              <w:left w:val="single" w:sz="4" w:space="0" w:color="4472C4"/>
-              <w:bottom w:val="single" w:sz="4" w:space="0" w:color="4472C4"/>
-              <w:right w:val="single" w:sz="4" w:space="0" w:color="4472C4"/>
+              <w:top w:val="single" w:sz="6" w:space="0" w:color="1F3864"/>
+              <w:left w:val="single" w:sz="6" w:space="0" w:color="1F3864"/>
+              <w:bottom w:val="single" w:sz="6" w:space="0" w:color="1F3864"/>
+              <w:right w:val="single" w:sz="6" w:space="0" w:color="1F3864"/>
             </w:tcBorders>
             <w:shd w:val="clear" w:color="auto" w:fill="4472C4"/>
             <w:tcMar>
@@ -4659,6 +4677,7 @@
           </w:tcPr>
           <w:p>
             <w:pPr>
+              <w:keepNext/>
               <w:spacing w:before="20" w:after="20" w:line="240" w:lineRule="auto"/>
               <w:jc w:val="center"/>
               <w:rPr>
@@ -4685,13 +4704,13 @@
         </w:tc>
         <w:tc>
           <w:tcPr>
-            <w:tcW w:w="3135" w:type="dxa"/>
+            <w:tcW w:w="3131" w:type="dxa"/>
             <w:gridSpan w:val="5"/>
             <w:tcBorders>
-              <w:top w:val="single" w:sz="4" w:space="0" w:color="4472C4"/>
-              <w:left w:val="single" w:sz="4" w:space="0" w:color="4472C4"/>
-              <w:bottom w:val="single" w:sz="4" w:space="0" w:color="4472C4"/>
-              <w:right w:val="single" w:sz="4" w:space="0" w:color="4472C4"/>
+              <w:top w:val="single" w:sz="6" w:space="0" w:color="1F3864"/>
+              <w:left w:val="single" w:sz="6" w:space="0" w:color="1F3864"/>
+              <w:bottom w:val="single" w:sz="6" w:space="0" w:color="1F3864"/>
+              <w:right w:val="single" w:sz="6" w:space="0" w:color="1F3864"/>
             </w:tcBorders>
             <w:shd w:val="clear" w:color="auto" w:fill="4472C4"/>
             <w:tcMar>
@@ -4704,6 +4723,7 @@
           </w:tcPr>
           <w:p>
             <w:pPr>
+              <w:keepNext/>
               <w:spacing w:before="20" w:after="20" w:line="240" w:lineRule="auto"/>
               <w:jc w:val="center"/>
               <w:rPr>
@@ -4730,13 +4750,13 @@
         </w:tc>
         <w:tc>
           <w:tcPr>
-            <w:tcW w:w="3135" w:type="dxa"/>
+            <w:tcW w:w="3131" w:type="dxa"/>
             <w:gridSpan w:val="5"/>
             <w:tcBorders>
-              <w:top w:val="single" w:sz="4" w:space="0" w:color="4472C4"/>
-              <w:left w:val="single" w:sz="4" w:space="0" w:color="4472C4"/>
-              <w:bottom w:val="single" w:sz="4" w:space="0" w:color="4472C4"/>
-              <w:right w:val="single" w:sz="4" w:space="0" w:color="4472C4"/>
+              <w:top w:val="single" w:sz="6" w:space="0" w:color="1F3864"/>
+              <w:left w:val="single" w:sz="6" w:space="0" w:color="1F3864"/>
+              <w:bottom w:val="single" w:sz="6" w:space="0" w:color="1F3864"/>
+              <w:right w:val="single" w:sz="6" w:space="0" w:color="1F3864"/>
             </w:tcBorders>
             <w:shd w:val="clear" w:color="auto" w:fill="4472C4"/>
             <w:tcMar>
@@ -4749,6 +4769,7 @@
           </w:tcPr>
           <w:p>
             <w:pPr>
+              <w:keepNext/>
               <w:spacing w:before="20" w:after="20" w:line="240" w:lineRule="auto"/>
               <w:jc w:val="center"/>
               <w:rPr>
@@ -4777,14 +4798,14 @@
       <w:tr>
         <w:tc>
           <w:tcPr>
-            <w:tcW w:w="3135" w:type="dxa"/>
+            <w:tcW w:w="3132" w:type="dxa"/>
             <w:gridSpan w:val="4"/>
             <w:vMerge w:val="restart"/>
             <w:tcBorders>
-              <w:top w:val="single" w:sz="4" w:space="0" w:color="8EAADB"/>
-              <w:left w:val="single" w:sz="4" w:space="0" w:color="8EAADB"/>
-              <w:bottom w:val="single" w:sz="4" w:space="0" w:color="8EAADB"/>
-              <w:right w:val="single" w:sz="4" w:space="0" w:color="8EAADB"/>
+              <w:top w:val="single" w:sz="6" w:space="0" w:color="1F3864"/>
+              <w:left w:val="single" w:sz="6" w:space="0" w:color="1F3864"/>
+              <w:bottom w:val="single" w:sz="6" w:space="0" w:color="1F3864"/>
+              <w:right w:val="single" w:sz="6" w:space="0" w:color="1F3864"/>
             </w:tcBorders>
             <w:shd w:val="clear" w:color="auto" w:fill="D9E2F3"/>
             <w:tcMar>
@@ -4895,31 +4916,16 @@
               <w:t xml:space="preserve"> una variable aleatoria.</w:t>
             </w:r>
           </w:p>
-          <w:p>
-            <w:pPr>
-              <w:spacing w:before="20" w:after="20" w:line="240" w:lineRule="auto"/>
-              <w:jc w:val="center"/>
-              <w:rPr>
-                <w:rFonts w:ascii="Century Gothic" w:hAnsi="Century Gothic" w:cs="Century Gothic" w:eastAsia="Century Gothic"/>
-                <w:b/>
-                <w:bCs/>
-                <w:i/>
-                <w:iCs/>
-                <w:sz w:val="18"/>
-                <w:szCs w:val="18"/>
-              </w:rPr>
-            </w:pPr>
-          </w:p>
-        </w:tc>
-        <w:tc>
-          <w:tcPr>
-            <w:tcW w:w="3135" w:type="dxa"/>
+        </w:tc>
+        <w:tc>
+          <w:tcPr>
+            <w:tcW w:w="3131" w:type="dxa"/>
             <w:gridSpan w:val="5"/>
             <w:tcBorders>
-              <w:top w:val="single" w:sz="4" w:space="0" w:color="8EAADB"/>
-              <w:left w:val="single" w:sz="4" w:space="0" w:color="8EAADB"/>
-              <w:bottom w:val="single" w:sz="4" w:space="0" w:color="8EAADB"/>
-              <w:right w:val="single" w:sz="4" w:space="0" w:color="8EAADB"/>
+              <w:top w:val="single" w:sz="6" w:space="0" w:color="1F3864"/>
+              <w:left w:val="single" w:sz="6" w:space="0" w:color="1F3864"/>
+              <w:bottom w:val="single" w:sz="6" w:space="0" w:color="1F3864"/>
+              <w:right w:val="single" w:sz="6" w:space="0" w:color="1F3864"/>
             </w:tcBorders>
             <w:shd w:val="clear" w:color="auto" w:fill="D9E2F3"/>
             <w:tcMar>
@@ -4981,13 +4987,13 @@
         </w:tc>
         <w:tc>
           <w:tcPr>
-            <w:tcW w:w="3135" w:type="dxa"/>
+            <w:tcW w:w="3131" w:type="dxa"/>
             <w:gridSpan w:val="5"/>
             <w:tcBorders>
-              <w:top w:val="single" w:sz="4" w:space="0" w:color="8EAADB"/>
-              <w:left w:val="single" w:sz="4" w:space="0" w:color="8EAADB"/>
-              <w:bottom w:val="single" w:sz="4" w:space="0" w:color="8EAADB"/>
-              <w:right w:val="single" w:sz="4" w:space="0" w:color="8EAADB"/>
+              <w:top w:val="single" w:sz="6" w:space="0" w:color="1F3864"/>
+              <w:left w:val="single" w:sz="6" w:space="0" w:color="1F3864"/>
+              <w:bottom w:val="single" w:sz="6" w:space="0" w:color="1F3864"/>
+              <w:right w:val="single" w:sz="6" w:space="0" w:color="1F3864"/>
             </w:tcBorders>
             <w:shd w:val="clear" w:color="auto" w:fill="D9E2F3"/>
             <w:tcMar>
@@ -5037,14 +5043,14 @@
       <w:tr>
         <w:tc>
           <w:tcPr>
-            <w:tcW w:w="3135" w:type="dxa"/>
+            <w:tcW w:w="3132" w:type="dxa"/>
             <w:gridSpan w:val="4"/>
             <w:vMerge/>
             <w:tcBorders>
-              <w:top w:val="single" w:sz="4" w:space="0" w:color="8EAADB"/>
-              <w:left w:val="single" w:sz="4" w:space="0" w:color="8EAADB"/>
-              <w:bottom w:val="single" w:sz="4" w:space="0" w:color="8EAADB"/>
-              <w:right w:val="single" w:sz="4" w:space="0" w:color="8EAADB"/>
+              <w:top w:val="single" w:sz="6" w:space="0" w:color="1F3864"/>
+              <w:left w:val="single" w:sz="6" w:space="0" w:color="1F3864"/>
+              <w:bottom w:val="single" w:sz="6" w:space="0" w:color="1F3864"/>
+              <w:right w:val="single" w:sz="6" w:space="0" w:color="1F3864"/>
             </w:tcBorders>
             <w:shd w:val="clear" w:color="auto" w:fill="D9E2F3"/>
             <w:tcMar>
@@ -5073,13 +5079,13 @@
         </w:tc>
         <w:tc>
           <w:tcPr>
-            <w:tcW w:w="3135" w:type="dxa"/>
+            <w:tcW w:w="3131" w:type="dxa"/>
             <w:gridSpan w:val="5"/>
             <w:tcBorders>
-              <w:top w:val="single" w:sz="4" w:space="0" w:color="8EAADB"/>
-              <w:left w:val="single" w:sz="4" w:space="0" w:color="8EAADB"/>
-              <w:bottom w:val="single" w:sz="4" w:space="0" w:color="8EAADB"/>
-              <w:right w:val="single" w:sz="4" w:space="0" w:color="8EAADB"/>
+              <w:top w:val="single" w:sz="6" w:space="0" w:color="1F3864"/>
+              <w:left w:val="single" w:sz="6" w:space="0" w:color="1F3864"/>
+              <w:bottom w:val="single" w:sz="6" w:space="0" w:color="1F3864"/>
+              <w:right w:val="single" w:sz="6" w:space="0" w:color="1F3864"/>
             </w:tcBorders>
             <w:shd w:val="clear" w:color="auto" w:fill="D9E2F3"/>
             <w:tcMar>
@@ -5165,13 +5171,13 @@
         </w:tc>
         <w:tc>
           <w:tcPr>
-            <w:tcW w:w="3135" w:type="dxa"/>
+            <w:tcW w:w="3131" w:type="dxa"/>
             <w:gridSpan w:val="5"/>
             <w:tcBorders>
-              <w:top w:val="single" w:sz="4" w:space="0" w:color="8EAADB"/>
-              <w:left w:val="single" w:sz="4" w:space="0" w:color="8EAADB"/>
-              <w:bottom w:val="single" w:sz="4" w:space="0" w:color="8EAADB"/>
-              <w:right w:val="single" w:sz="4" w:space="0" w:color="8EAADB"/>
+              <w:top w:val="single" w:sz="6" w:space="0" w:color="1F3864"/>
+              <w:left w:val="single" w:sz="6" w:space="0" w:color="1F3864"/>
+              <w:bottom w:val="single" w:sz="6" w:space="0" w:color="1F3864"/>
+              <w:right w:val="single" w:sz="6" w:space="0" w:color="1F3864"/>
             </w:tcBorders>
             <w:shd w:val="clear" w:color="auto" w:fill="D9E2F3"/>
             <w:tcMar>
@@ -5227,34 +5233,20 @@
               </w:rPr>
               <w:t xml:space="preserve"> continua con su media y su varianza.</w:t>
             </w:r>
-          </w:p>
-          <w:p>
-            <w:pPr>
-              <w:spacing w:before="20" w:after="20" w:line="240" w:lineRule="auto"/>
-              <w:rPr>
-                <w:rFonts w:ascii="Century Gothic" w:hAnsi="Century Gothic" w:cs="Century Gothic" w:eastAsia="Century Gothic"/>
-                <w:b/>
-                <w:bCs/>
-                <w:i/>
-                <w:iCs/>
-                <w:sz w:val="18"/>
-                <w:szCs w:val="18"/>
-              </w:rPr>
-            </w:pPr>
           </w:p>
         </w:tc>
       </w:tr>
       <w:tr>
         <w:tc>
           <w:tcPr>
-            <w:tcW w:w="3135" w:type="dxa"/>
+            <w:tcW w:w="3132" w:type="dxa"/>
             <w:gridSpan w:val="4"/>
             <w:vMerge w:val="restart"/>
             <w:tcBorders>
-              <w:top w:val="single" w:sz="4" w:space="0" w:color="8EAADB"/>
-              <w:left w:val="single" w:sz="4" w:space="0" w:color="8EAADB"/>
-              <w:bottom w:val="single" w:sz="4" w:space="0" w:color="8EAADB"/>
-              <w:right w:val="single" w:sz="4" w:space="0" w:color="8EAADB"/>
+              <w:top w:val="single" w:sz="6" w:space="0" w:color="1F3864"/>
+              <w:left w:val="single" w:sz="6" w:space="0" w:color="1F3864"/>
+              <w:bottom w:val="single" w:sz="6" w:space="0" w:color="1F3864"/>
+              <w:right w:val="single" w:sz="6" w:space="0" w:color="1F3864"/>
             </w:tcBorders>
             <w:shd w:val="clear" w:color="auto" w:fill="D9E2F3"/>
             <w:tcMar>
@@ -5316,13 +5308,13 @@
         </w:tc>
         <w:tc>
           <w:tcPr>
-            <w:tcW w:w="3135" w:type="dxa"/>
+            <w:tcW w:w="3131" w:type="dxa"/>
             <w:gridSpan w:val="5"/>
             <w:tcBorders>
-              <w:top w:val="single" w:sz="4" w:space="0" w:color="8EAADB"/>
-              <w:left w:val="single" w:sz="4" w:space="0" w:color="8EAADB"/>
-              <w:bottom w:val="single" w:sz="4" w:space="0" w:color="8EAADB"/>
-              <w:right w:val="single" w:sz="4" w:space="0" w:color="8EAADB"/>
+              <w:top w:val="single" w:sz="6" w:space="0" w:color="1F3864"/>
+              <w:left w:val="single" w:sz="6" w:space="0" w:color="1F3864"/>
+              <w:bottom w:val="single" w:sz="6" w:space="0" w:color="1F3864"/>
+              <w:right w:val="single" w:sz="6" w:space="0" w:color="1F3864"/>
             </w:tcBorders>
             <w:shd w:val="clear" w:color="auto" w:fill="D9E2F3"/>
             <w:tcMar>
@@ -5379,28 +5371,16 @@
               <w:t xml:space="preserve"> de un caso práctico.</w:t>
             </w:r>
           </w:p>
-          <w:p>
-            <w:pPr>
-              <w:spacing w:before="20" w:after="20" w:line="240" w:lineRule="auto"/>
-              <w:rPr>
-                <w:rFonts w:ascii="Century Gothic" w:hAnsi="Century Gothic" w:cs="Century Gothic" w:eastAsia="Century Gothic"/>
-                <w:bCs/>
-                <w:iCs/>
-                <w:sz w:val="18"/>
-                <w:szCs w:val="18"/>
-              </w:rPr>
-            </w:pPr>
-          </w:p>
-        </w:tc>
-        <w:tc>
-          <w:tcPr>
-            <w:tcW w:w="3135" w:type="dxa"/>
+        </w:tc>
+        <w:tc>
+          <w:tcPr>
+            <w:tcW w:w="3131" w:type="dxa"/>
             <w:gridSpan w:val="5"/>
             <w:tcBorders>
-              <w:top w:val="single" w:sz="4" w:space="0" w:color="8EAADB"/>
-              <w:left w:val="single" w:sz="4" w:space="0" w:color="8EAADB"/>
-              <w:bottom w:val="single" w:sz="4" w:space="0" w:color="8EAADB"/>
-              <w:right w:val="single" w:sz="4" w:space="0" w:color="8EAADB"/>
+              <w:top w:val="single" w:sz="6" w:space="0" w:color="1F3864"/>
+              <w:left w:val="single" w:sz="6" w:space="0" w:color="1F3864"/>
+              <w:bottom w:val="single" w:sz="6" w:space="0" w:color="1F3864"/>
+              <w:right w:val="single" w:sz="6" w:space="0" w:color="1F3864"/>
             </w:tcBorders>
             <w:shd w:val="clear" w:color="auto" w:fill="D9E2F3"/>
             <w:tcMar>
@@ -5458,32 +5438,20 @@
               </w:rPr>
               <w:t xml:space="preserve"> de un caso práctico.</w:t>
             </w:r>
-          </w:p>
-          <w:p>
-            <w:pPr>
-              <w:spacing w:before="20" w:after="20" w:line="240" w:lineRule="auto"/>
-              <w:rPr>
-                <w:rFonts w:ascii="Century Gothic" w:hAnsi="Century Gothic" w:cs="Century Gothic" w:eastAsia="Century Gothic"/>
-                <w:bCs/>
-                <w:iCs/>
-                <w:sz w:val="18"/>
-                <w:szCs w:val="18"/>
-              </w:rPr>
-            </w:pPr>
           </w:p>
         </w:tc>
       </w:tr>
       <w:tr>
         <w:tc>
           <w:tcPr>
-            <w:tcW w:w="3135" w:type="dxa"/>
+            <w:tcW w:w="3132" w:type="dxa"/>
             <w:gridSpan w:val="4"/>
             <w:vMerge/>
             <w:tcBorders>
-              <w:top w:val="single" w:sz="4" w:space="0" w:color="8EAADB"/>
-              <w:left w:val="single" w:sz="4" w:space="0" w:color="8EAADB"/>
-              <w:bottom w:val="single" w:sz="4" w:space="0" w:color="8EAADB"/>
-              <w:right w:val="single" w:sz="4" w:space="0" w:color="8EAADB"/>
+              <w:top w:val="single" w:sz="6" w:space="0" w:color="1F3864"/>
+              <w:left w:val="single" w:sz="6" w:space="0" w:color="1F3864"/>
+              <w:bottom w:val="single" w:sz="6" w:space="0" w:color="1F3864"/>
+              <w:right w:val="single" w:sz="6" w:space="0" w:color="1F3864"/>
             </w:tcBorders>
             <w:shd w:val="clear" w:color="auto" w:fill="D9E2F3"/>
             <w:tcMar>
@@ -5507,13 +5475,13 @@
         </w:tc>
         <w:tc>
           <w:tcPr>
-            <w:tcW w:w="3135" w:type="dxa"/>
+            <w:tcW w:w="3131" w:type="dxa"/>
             <w:gridSpan w:val="5"/>
             <w:tcBorders>
-              <w:top w:val="single" w:sz="4" w:space="0" w:color="8EAADB"/>
-              <w:left w:val="single" w:sz="4" w:space="0" w:color="8EAADB"/>
-              <w:bottom w:val="single" w:sz="4" w:space="0" w:color="8EAADB"/>
-              <w:right w:val="single" w:sz="4" w:space="0" w:color="8EAADB"/>
+              <w:top w:val="single" w:sz="6" w:space="0" w:color="1F3864"/>
+              <w:left w:val="single" w:sz="6" w:space="0" w:color="1F3864"/>
+              <w:bottom w:val="single" w:sz="6" w:space="0" w:color="1F3864"/>
+              <w:right w:val="single" w:sz="6" w:space="0" w:color="1F3864"/>
             </w:tcBorders>
             <w:shd w:val="clear" w:color="auto" w:fill="D9E2F3"/>
             <w:tcMar>
@@ -5568,13 +5536,13 @@
         </w:tc>
         <w:tc>
           <w:tcPr>
-            <w:tcW w:w="3135" w:type="dxa"/>
+            <w:tcW w:w="3131" w:type="dxa"/>
             <w:gridSpan w:val="5"/>
             <w:tcBorders>
-              <w:top w:val="single" w:sz="4" w:space="0" w:color="8EAADB"/>
-              <w:left w:val="single" w:sz="4" w:space="0" w:color="8EAADB"/>
-              <w:bottom w:val="single" w:sz="4" w:space="0" w:color="8EAADB"/>
-              <w:right w:val="single" w:sz="4" w:space="0" w:color="8EAADB"/>
+              <w:top w:val="single" w:sz="6" w:space="0" w:color="1F3864"/>
+              <w:left w:val="single" w:sz="6" w:space="0" w:color="1F3864"/>
+              <w:bottom w:val="single" w:sz="6" w:space="0" w:color="1F3864"/>
+              <w:right w:val="single" w:sz="6" w:space="0" w:color="1F3864"/>
             </w:tcBorders>
             <w:shd w:val="clear" w:color="auto" w:fill="D9E2F3"/>
             <w:tcMar>
@@ -5618,13 +5586,13 @@
       <w:tr>
         <w:tc>
           <w:tcPr>
-            <w:tcW w:w="9405" w:type="dxa"/>
+            <w:tcW w:w="9394" w:type="dxa"/>
             <w:gridSpan w:val="14"/>
             <w:tcBorders>
-              <w:top w:val="single" w:sz="4" w:space="0" w:color="4472C4"/>
-              <w:left w:val="single" w:sz="4" w:space="0" w:color="4472C4"/>
-              <w:bottom w:val="single" w:sz="4" w:space="0" w:color="4472C4"/>
-              <w:right w:val="single" w:sz="4" w:space="0" w:color="4472C4"/>
+              <w:top w:val="single" w:sz="6" w:space="0" w:color="1F3864"/>
+              <w:left w:val="single" w:sz="6" w:space="0" w:color="1F3864"/>
+              <w:bottom w:val="single" w:sz="6" w:space="0" w:color="1F3864"/>
+              <w:right w:val="single" w:sz="6" w:space="0" w:color="1F3864"/>
             </w:tcBorders>
             <w:shd w:val="clear" w:color="auto" w:fill="4472C4"/>
             <w:tcMar>
@@ -5637,6 +5605,7 @@
           </w:tcPr>
           <w:p>
             <w:pPr>
+              <w:keepNext/>
               <w:spacing w:before="20" w:after="20" w:line="240" w:lineRule="auto"/>
               <w:jc w:val="center"/>
               <w:rPr>
@@ -5665,13 +5634,13 @@
       <w:tr>
         <w:tc>
           <w:tcPr>
-            <w:tcW w:w="2351" w:type="dxa"/>
+            <w:tcW w:w="2349" w:type="dxa"/>
             <w:gridSpan w:val="3"/>
             <w:tcBorders>
-              <w:top w:val="single" w:sz="4" w:space="0" w:color="4472C4"/>
-              <w:left w:val="single" w:sz="4" w:space="0" w:color="4472C4"/>
-              <w:bottom w:val="single" w:sz="4" w:space="0" w:color="4472C4"/>
-              <w:right w:val="single" w:sz="4" w:space="0" w:color="4472C4"/>
+              <w:top w:val="single" w:sz="6" w:space="0" w:color="1F3864"/>
+              <w:left w:val="single" w:sz="6" w:space="0" w:color="1F3864"/>
+              <w:bottom w:val="single" w:sz="6" w:space="0" w:color="1F3864"/>
+              <w:right w:val="single" w:sz="6" w:space="0" w:color="1F3864"/>
             </w:tcBorders>
             <w:shd w:val="clear" w:color="auto" w:fill="4472C4"/>
             <w:tcMar>
@@ -5684,6 +5653,7 @@
           </w:tcPr>
           <w:p>
             <w:pPr>
+              <w:keepNext/>
               <w:spacing w:before="20" w:after="20" w:line="240" w:lineRule="auto"/>
               <w:jc w:val="center"/>
               <w:rPr>
@@ -5711,13 +5681,13 @@
         </w:tc>
         <w:tc>
           <w:tcPr>
-            <w:tcW w:w="4310" w:type="dxa"/>
+            <w:tcW w:w="4305" w:type="dxa"/>
             <w:gridSpan w:val="7"/>
             <w:tcBorders>
-              <w:top w:val="single" w:sz="4" w:space="0" w:color="4472C4"/>
-              <w:left w:val="single" w:sz="4" w:space="0" w:color="4472C4"/>
-              <w:bottom w:val="single" w:sz="4" w:space="0" w:color="4472C4"/>
-              <w:right w:val="single" w:sz="4" w:space="0" w:color="4472C4"/>
+              <w:top w:val="single" w:sz="6" w:space="0" w:color="1F3864"/>
+              <w:left w:val="single" w:sz="6" w:space="0" w:color="1F3864"/>
+              <w:bottom w:val="single" w:sz="6" w:space="0" w:color="1F3864"/>
+              <w:right w:val="single" w:sz="6" w:space="0" w:color="1F3864"/>
             </w:tcBorders>
             <w:shd w:val="clear" w:color="auto" w:fill="4472C4"/>
             <w:tcMar>
@@ -5730,6 +5700,7 @@
           </w:tcPr>
           <w:p>
             <w:pPr>
+              <w:keepNext/>
               <w:spacing w:before="20" w:after="20" w:line="240" w:lineRule="auto"/>
               <w:jc w:val="center"/>
               <w:rPr>
@@ -5756,13 +5727,13 @@
         </w:tc>
         <w:tc>
           <w:tcPr>
-            <w:tcW w:w="2743" w:type="dxa"/>
+            <w:tcW w:w="2740" w:type="dxa"/>
             <w:gridSpan w:val="4"/>
             <w:tcBorders>
-              <w:top w:val="single" w:sz="4" w:space="0" w:color="4472C4"/>
-              <w:left w:val="single" w:sz="4" w:space="0" w:color="4472C4"/>
-              <w:bottom w:val="single" w:sz="4" w:space="0" w:color="4472C4"/>
-              <w:right w:val="single" w:sz="4" w:space="0" w:color="4472C4"/>
+              <w:top w:val="single" w:sz="6" w:space="0" w:color="1F3864"/>
+              <w:left w:val="single" w:sz="6" w:space="0" w:color="1F3864"/>
+              <w:bottom w:val="single" w:sz="6" w:space="0" w:color="1F3864"/>
+              <w:right w:val="single" w:sz="6" w:space="0" w:color="1F3864"/>
             </w:tcBorders>
             <w:shd w:val="clear" w:color="auto" w:fill="4472C4"/>
             <w:tcMar>
@@ -5775,6 +5746,7 @@
           </w:tcPr>
           <w:p>
             <w:pPr>
+              <w:keepNext/>
               <w:spacing w:before="20" w:after="20" w:line="240" w:lineRule="auto"/>
               <w:jc w:val="center"/>
               <w:rPr>
@@ -5803,13 +5775,13 @@
       <w:tr>
         <w:tc>
           <w:tcPr>
-            <w:tcW w:w="2351" w:type="dxa"/>
+            <w:tcW w:w="2349" w:type="dxa"/>
             <w:gridSpan w:val="3"/>
             <w:tcBorders>
-              <w:top w:val="single" w:sz="4" w:space="0" w:color="8EAADB"/>
-              <w:left w:val="single" w:sz="4" w:space="0" w:color="8EAADB"/>
-              <w:bottom w:val="single" w:sz="4" w:space="0" w:color="8EAADB"/>
-              <w:right w:val="single" w:sz="4" w:space="0" w:color="8EAADB"/>
+              <w:top w:val="single" w:sz="6" w:space="0" w:color="1F3864"/>
+              <w:left w:val="single" w:sz="6" w:space="0" w:color="1F3864"/>
+              <w:bottom w:val="single" w:sz="6" w:space="0" w:color="1F3864"/>
+              <w:right w:val="single" w:sz="6" w:space="0" w:color="1F3864"/>
             </w:tcBorders>
             <w:shd w:val="clear" w:color="auto" w:fill="D9E2F3"/>
             <w:tcMar>
@@ -5859,13 +5831,13 @@
         </w:tc>
         <w:tc>
           <w:tcPr>
-            <w:tcW w:w="4310" w:type="dxa"/>
+            <w:tcW w:w="4305" w:type="dxa"/>
             <w:gridSpan w:val="7"/>
             <w:tcBorders>
-              <w:top w:val="single" w:sz="4" w:space="0" w:color="8EAADB"/>
-              <w:left w:val="single" w:sz="4" w:space="0" w:color="8EAADB"/>
-              <w:bottom w:val="single" w:sz="4" w:space="0" w:color="8EAADB"/>
-              <w:right w:val="single" w:sz="4" w:space="0" w:color="8EAADB"/>
+              <w:top w:val="single" w:sz="6" w:space="0" w:color="1F3864"/>
+              <w:left w:val="single" w:sz="6" w:space="0" w:color="1F3864"/>
+              <w:bottom w:val="single" w:sz="6" w:space="0" w:color="1F3864"/>
+              <w:right w:val="single" w:sz="6" w:space="0" w:color="1F3864"/>
             </w:tcBorders>
             <w:shd w:val="clear" w:color="auto" w:fill="D9E2F3"/>
             <w:tcMar>
@@ -6204,13 +6176,13 @@
         </w:tc>
         <w:tc>
           <w:tcPr>
-            <w:tcW w:w="2743" w:type="dxa"/>
+            <w:tcW w:w="2740" w:type="dxa"/>
             <w:gridSpan w:val="4"/>
             <w:tcBorders>
-              <w:top w:val="single" w:sz="4" w:space="0" w:color="8EAADB"/>
-              <w:left w:val="single" w:sz="4" w:space="0" w:color="8EAADB"/>
-              <w:bottom w:val="single" w:sz="4" w:space="0" w:color="8EAADB"/>
-              <w:right w:val="single" w:sz="4" w:space="0" w:color="8EAADB"/>
+              <w:top w:val="single" w:sz="6" w:space="0" w:color="1F3864"/>
+              <w:left w:val="single" w:sz="6" w:space="0" w:color="1F3864"/>
+              <w:bottom w:val="single" w:sz="6" w:space="0" w:color="1F3864"/>
+              <w:right w:val="single" w:sz="6" w:space="0" w:color="1F3864"/>
             </w:tcBorders>
             <w:shd w:val="clear" w:color="auto" w:fill="D9E2F3"/>
             <w:tcMar>
@@ -6311,18 +6283,16 @@
         </w:tc>
       </w:tr>
       <w:tr>
-        <w:trPr>
-          <w:cantSplit/>
-        </w:trPr>
-        <w:tc>
-          <w:tcPr>
-            <w:tcW w:w="9405" w:type="dxa"/>
+        <w:trPr/>
+        <w:tc>
+          <w:tcPr>
+            <w:tcW w:w="9394" w:type="dxa"/>
             <w:gridSpan w:val="14"/>
             <w:tcBorders>
-              <w:top w:val="single" w:sz="4" w:space="0" w:color="8EAADB"/>
-              <w:left w:val="single" w:sz="4" w:space="0" w:color="8EAADB"/>
-              <w:bottom w:val="single" w:sz="4" w:space="0" w:color="8EAADB"/>
-              <w:right w:val="single" w:sz="4" w:space="0" w:color="8EAADB"/>
+              <w:top w:val="single" w:sz="6" w:space="0" w:color="1F3864"/>
+              <w:left w:val="single" w:sz="6" w:space="0" w:color="1F3864"/>
+              <w:bottom w:val="single" w:sz="6" w:space="0" w:color="1F3864"/>
+              <w:right w:val="single" w:sz="6" w:space="0" w:color="1F3864"/>
             </w:tcBorders>
             <w:shd w:val="clear" w:color="auto" w:fill="D9E2F3"/>
             <w:tcMar>
@@ -6387,13 +6357,13 @@
       <w:tr>
         <w:tc>
           <w:tcPr>
-            <w:tcW w:w="3135" w:type="dxa"/>
+            <w:tcW w:w="3132" w:type="dxa"/>
             <w:gridSpan w:val="4"/>
             <w:tcBorders>
-              <w:top w:val="single" w:sz="4" w:space="0" w:color="4472C4"/>
-              <w:left w:val="single" w:sz="4" w:space="0" w:color="4472C4"/>
-              <w:bottom w:val="single" w:sz="4" w:space="0" w:color="4472C4"/>
-              <w:right w:val="single" w:sz="4" w:space="0" w:color="4472C4"/>
+              <w:top w:val="single" w:sz="6" w:space="0" w:color="1F3864"/>
+              <w:left w:val="single" w:sz="6" w:space="0" w:color="1F3864"/>
+              <w:bottom w:val="single" w:sz="6" w:space="0" w:color="1F3864"/>
+              <w:right w:val="single" w:sz="6" w:space="0" w:color="1F3864"/>
             </w:tcBorders>
             <w:shd w:val="clear" w:color="auto" w:fill="4472C4"/>
             <w:tcMar>
@@ -6406,6 +6376,7 @@
           </w:tcPr>
           <w:p>
             <w:pPr>
+              <w:keepNext/>
               <w:spacing w:before="20" w:after="20" w:line="240" w:lineRule="auto"/>
               <w:jc w:val="center"/>
               <w:rPr>
@@ -6432,13 +6403,13 @@
         </w:tc>
         <w:tc>
           <w:tcPr>
-            <w:tcW w:w="3135" w:type="dxa"/>
+            <w:tcW w:w="3131" w:type="dxa"/>
             <w:gridSpan w:val="5"/>
             <w:tcBorders>
-              <w:top w:val="single" w:sz="4" w:space="0" w:color="4472C4"/>
-              <w:left w:val="single" w:sz="4" w:space="0" w:color="4472C4"/>
-              <w:bottom w:val="single" w:sz="4" w:space="0" w:color="4472C4"/>
-              <w:right w:val="single" w:sz="4" w:space="0" w:color="4472C4"/>
+              <w:top w:val="single" w:sz="6" w:space="0" w:color="1F3864"/>
+              <w:left w:val="single" w:sz="6" w:space="0" w:color="1F3864"/>
+              <w:bottom w:val="single" w:sz="6" w:space="0" w:color="1F3864"/>
+              <w:right w:val="single" w:sz="6" w:space="0" w:color="1F3864"/>
             </w:tcBorders>
             <w:shd w:val="clear" w:color="auto" w:fill="4472C4"/>
             <w:tcMar>
@@ -6451,6 +6422,7 @@
           </w:tcPr>
           <w:p>
             <w:pPr>
+              <w:keepNext/>
               <w:spacing w:before="20" w:after="20" w:line="240" w:lineRule="auto"/>
               <w:jc w:val="center"/>
               <w:rPr>
@@ -6477,13 +6449,13 @@
         </w:tc>
         <w:tc>
           <w:tcPr>
-            <w:tcW w:w="3135" w:type="dxa"/>
+            <w:tcW w:w="3131" w:type="dxa"/>
             <w:gridSpan w:val="5"/>
             <w:tcBorders>
-              <w:top w:val="single" w:sz="4" w:space="0" w:color="4472C4"/>
-              <w:left w:val="single" w:sz="4" w:space="0" w:color="4472C4"/>
-              <w:bottom w:val="single" w:sz="4" w:space="0" w:color="4472C4"/>
-              <w:right w:val="single" w:sz="4" w:space="0" w:color="4472C4"/>
+              <w:top w:val="single" w:sz="6" w:space="0" w:color="1F3864"/>
+              <w:left w:val="single" w:sz="6" w:space="0" w:color="1F3864"/>
+              <w:bottom w:val="single" w:sz="6" w:space="0" w:color="1F3864"/>
+              <w:right w:val="single" w:sz="6" w:space="0" w:color="1F3864"/>
             </w:tcBorders>
             <w:shd w:val="clear" w:color="auto" w:fill="4472C4"/>
             <w:tcMar>
@@ -6496,6 +6468,7 @@
           </w:tcPr>
           <w:p>
             <w:pPr>
+              <w:keepNext/>
               <w:spacing w:before="20" w:after="20" w:line="240" w:lineRule="auto"/>
               <w:jc w:val="center"/>
               <w:rPr>
@@ -6524,14 +6497,14 @@
       <w:tr>
         <w:tc>
           <w:tcPr>
-            <w:tcW w:w="3135" w:type="dxa"/>
+            <w:tcW w:w="3132" w:type="dxa"/>
             <w:gridSpan w:val="4"/>
             <w:vMerge w:val="restart"/>
             <w:tcBorders>
-              <w:top w:val="single" w:sz="4" w:space="0" w:color="8EAADB"/>
-              <w:left w:val="single" w:sz="4" w:space="0" w:color="8EAADB"/>
-              <w:bottom w:val="single" w:sz="4" w:space="0" w:color="8EAADB"/>
-              <w:right w:val="single" w:sz="4" w:space="0" w:color="8EAADB"/>
+              <w:top w:val="single" w:sz="6" w:space="0" w:color="1F3864"/>
+              <w:left w:val="single" w:sz="6" w:space="0" w:color="1F3864"/>
+              <w:bottom w:val="single" w:sz="6" w:space="0" w:color="1F3864"/>
+              <w:right w:val="single" w:sz="6" w:space="0" w:color="1F3864"/>
             </w:tcBorders>
             <w:shd w:val="clear" w:color="auto" w:fill="D9E2F3"/>
             <w:tcMar>
@@ -6560,10 +6533,98 @@
               <w:t>1. Identifica los métodos de muestreo irrestricto aleatorio, sistemático, estratificado y por conglomerados.</w:t>
             </w:r>
           </w:p>
-          <w:p>
-            <w:pPr>
-              <w:spacing w:before="20" w:after="20" w:line="240" w:lineRule="auto"/>
-              <w:jc w:val="center"/>
+        </w:tc>
+        <w:tc>
+          <w:tcPr>
+            <w:tcW w:w="3131" w:type="dxa"/>
+            <w:gridSpan w:val="5"/>
+            <w:tcBorders>
+              <w:top w:val="single" w:sz="6" w:space="0" w:color="1F3864"/>
+              <w:left w:val="single" w:sz="6" w:space="0" w:color="1F3864"/>
+              <w:bottom w:val="single" w:sz="6" w:space="0" w:color="1F3864"/>
+              <w:right w:val="single" w:sz="6" w:space="0" w:color="1F3864"/>
+            </w:tcBorders>
+            <w:shd w:val="clear" w:color="auto" w:fill="D9E2F3"/>
+            <w:tcMar>
+              <w:top w:w="50" w:type="dxa"/>
+              <w:left w:w="90" w:type="dxa"/>
+              <w:bottom w:w="50" w:type="dxa"/>
+              <w:right w:w="90" w:type="dxa"/>
+            </w:tcMar>
+            <w:vAlign w:val="center"/>
+          </w:tcPr>
+          <w:p>
+            <w:pPr>
+              <w:spacing w:before="20" w:after="20" w:line="240" w:lineRule="auto"/>
+              <w:rPr>
+                <w:rFonts w:ascii="Century Gothic" w:hAnsi="Century Gothic" w:cs="Century Gothic" w:eastAsia="Century Gothic"/>
+                <w:bCs/>
+                <w:iCs/>
+                <w:sz w:val="18"/>
+                <w:szCs w:val="18"/>
+              </w:rPr>
+            </w:pPr>
+            <w:r>
+              <w:rPr>
+                <w:rFonts w:ascii="Century Gothic" w:hAnsi="Century Gothic" w:cs="Century Gothic" w:eastAsia="Century Gothic"/>
+                <w:bCs/>
+                <w:iCs/>
+                <w:sz w:val="18"/>
+                <w:szCs w:val="18"/>
+              </w:rPr>
+              <w:t xml:space="preserve">1.1 Calcula muestras aleatorias simples, estratificadas y por conglomerados con el uso de paquetes como SPSS, R o Pyt</w:t>
+            </w:r>
+            <w:r>
+              <w:rPr>
+                <w:rFonts w:ascii="Century Gothic" w:hAnsi="Century Gothic" w:cs="Century Gothic" w:eastAsia="Century Gothic"/>
+                <w:bCs/>
+                <w:iCs/>
+                <w:sz w:val="18"/>
+                <w:szCs w:val="18"/>
+              </w:rPr>
+              <w:t>h</w:t>
+            </w:r>
+            <w:r>
+              <w:rPr>
+                <w:rFonts w:ascii="Century Gothic" w:hAnsi="Century Gothic" w:cs="Century Gothic" w:eastAsia="Century Gothic"/>
+                <w:bCs/>
+                <w:iCs/>
+                <w:sz w:val="18"/>
+                <w:szCs w:val="18"/>
+              </w:rPr>
+              <w:t>on.</w:t>
+            </w:r>
+          </w:p>
+        </w:tc>
+        <w:tc>
+          <w:tcPr>
+            <w:tcW w:w="3131" w:type="dxa"/>
+            <w:gridSpan w:val="5"/>
+            <w:tcBorders>
+              <w:top w:val="single" w:sz="6" w:space="0" w:color="1F3864"/>
+              <w:left w:val="single" w:sz="6" w:space="0" w:color="1F3864"/>
+              <w:bottom w:val="single" w:sz="6" w:space="0" w:color="1F3864"/>
+              <w:right w:val="single" w:sz="6" w:space="0" w:color="1F3864"/>
+            </w:tcBorders>
+            <w:shd w:val="clear" w:color="auto" w:fill="D9E2F3"/>
+            <w:tcMar>
+              <w:top w:w="50" w:type="dxa"/>
+              <w:left w:w="90" w:type="dxa"/>
+              <w:bottom w:w="50" w:type="dxa"/>
+              <w:right w:w="90" w:type="dxa"/>
+            </w:tcMar>
+            <w:vAlign w:val="center"/>
+          </w:tcPr>
+          <w:p>
+            <w:pPr>
+              <w:spacing w:before="10" w:after="10" w:line="240" w:lineRule="auto"/>
+              <w:rPr>
+                <w:rFonts w:ascii="Century Gothic" w:hAnsi="Century Gothic" w:cs="Century Gothic" w:eastAsia="Century Gothic"/>
+                <w:sz w:val="18"/>
+                <w:szCs w:val="18"/>
+              </w:rPr>
+            </w:pPr>
+            <w:r>
               <w:rPr>
                 <w:rFonts w:ascii="Century Gothic" w:hAnsi="Century Gothic" w:cs="Century Gothic" w:eastAsia="Century Gothic"/>
                 <w:b/>
@@ -6573,109 +6634,6 @@
                 <w:sz w:val="18"/>
                 <w:szCs w:val="18"/>
               </w:rPr>
-            </w:pPr>
-          </w:p>
-        </w:tc>
-        <w:tc>
-          <w:tcPr>
-            <w:tcW w:w="3135" w:type="dxa"/>
-            <w:gridSpan w:val="5"/>
-            <w:tcBorders>
-              <w:top w:val="single" w:sz="4" w:space="0" w:color="8EAADB"/>
-              <w:left w:val="single" w:sz="4" w:space="0" w:color="8EAADB"/>
-              <w:bottom w:val="single" w:sz="4" w:space="0" w:color="8EAADB"/>
-              <w:right w:val="single" w:sz="4" w:space="0" w:color="8EAADB"/>
-            </w:tcBorders>
-            <w:shd w:val="clear" w:color="auto" w:fill="D9E2F3"/>
-            <w:tcMar>
-              <w:top w:w="50" w:type="dxa"/>
-              <w:left w:w="90" w:type="dxa"/>
-              <w:bottom w:w="50" w:type="dxa"/>
-              <w:right w:w="90" w:type="dxa"/>
-            </w:tcMar>
-            <w:vAlign w:val="center"/>
-          </w:tcPr>
-          <w:p>
-            <w:pPr>
-              <w:spacing w:before="20" w:after="20" w:line="240" w:lineRule="auto"/>
-              <w:rPr>
-                <w:rFonts w:ascii="Century Gothic" w:hAnsi="Century Gothic" w:cs="Century Gothic" w:eastAsia="Century Gothic"/>
-                <w:bCs/>
-                <w:iCs/>
-                <w:sz w:val="18"/>
-                <w:szCs w:val="18"/>
-              </w:rPr>
-            </w:pPr>
-            <w:r>
-              <w:rPr>
-                <w:rFonts w:ascii="Century Gothic" w:hAnsi="Century Gothic" w:cs="Century Gothic" w:eastAsia="Century Gothic"/>
-                <w:bCs/>
-                <w:iCs/>
-                <w:sz w:val="18"/>
-                <w:szCs w:val="18"/>
-              </w:rPr>
-              <w:t xml:space="preserve">1.1 Calcula muestras aleatorias simples, estratificadas y por conglomerados con el uso de paquetes como SPSS, R o Pyt</w:t>
-            </w:r>
-            <w:r>
-              <w:rPr>
-                <w:rFonts w:ascii="Century Gothic" w:hAnsi="Century Gothic" w:cs="Century Gothic" w:eastAsia="Century Gothic"/>
-                <w:bCs/>
-                <w:iCs/>
-                <w:sz w:val="18"/>
-                <w:szCs w:val="18"/>
-              </w:rPr>
-              <w:t>h</w:t>
-            </w:r>
-            <w:r>
-              <w:rPr>
-                <w:rFonts w:ascii="Century Gothic" w:hAnsi="Century Gothic" w:cs="Century Gothic" w:eastAsia="Century Gothic"/>
-                <w:bCs/>
-                <w:iCs/>
-                <w:sz w:val="18"/>
-                <w:szCs w:val="18"/>
-              </w:rPr>
-              <w:t>on.</w:t>
-            </w:r>
-          </w:p>
-        </w:tc>
-        <w:tc>
-          <w:tcPr>
-            <w:tcW w:w="3135" w:type="dxa"/>
-            <w:gridSpan w:val="5"/>
-            <w:tcBorders>
-              <w:top w:val="single" w:sz="4" w:space="0" w:color="8EAADB"/>
-              <w:left w:val="single" w:sz="4" w:space="0" w:color="8EAADB"/>
-              <w:bottom w:val="single" w:sz="4" w:space="0" w:color="8EAADB"/>
-              <w:right w:val="single" w:sz="4" w:space="0" w:color="8EAADB"/>
-            </w:tcBorders>
-            <w:shd w:val="clear" w:color="auto" w:fill="D9E2F3"/>
-            <w:tcMar>
-              <w:top w:w="50" w:type="dxa"/>
-              <w:left w:w="90" w:type="dxa"/>
-              <w:bottom w:w="50" w:type="dxa"/>
-              <w:right w:w="90" w:type="dxa"/>
-            </w:tcMar>
-            <w:vAlign w:val="center"/>
-          </w:tcPr>
-          <w:p>
-            <w:pPr>
-              <w:spacing w:before="10" w:after="10" w:line="240" w:lineRule="auto"/>
-              <w:rPr>
-                <w:rFonts w:ascii="Century Gothic" w:hAnsi="Century Gothic" w:cs="Century Gothic" w:eastAsia="Century Gothic"/>
-                <w:sz w:val="18"/>
-                <w:szCs w:val="18"/>
-              </w:rPr>
-            </w:pPr>
-            <w:r>
-              <w:rPr>
-                <w:rFonts w:ascii="Century Gothic" w:hAnsi="Century Gothic" w:cs="Century Gothic" w:eastAsia="Century Gothic"/>
-                <w:b/>
-                <w:bCs/>
-                <w:i/>
-                <w:iCs/>
-                <w:sz w:val="18"/>
-                <w:szCs w:val="18"/>
-              </w:rPr>
               <w:t xml:space="preserve">Producto 13: </w:t>
             </w:r>
             <w:r>
@@ -6686,33 +6644,20 @@
               </w:rPr>
               <w:t>Cálculo de las muestras aleatorias simples, estratificadas, sistemáticas, o por conglomerados de poblaciones grandes, obtenidas mediante el uso de programa de Excel.</w:t>
             </w:r>
-          </w:p>
-          <w:p>
-            <w:pPr>
-              <w:spacing w:before="20" w:after="20" w:line="240" w:lineRule="auto"/>
-              <w:jc w:val="center"/>
-              <w:rPr>
-                <w:rFonts w:ascii="Century Gothic" w:hAnsi="Century Gothic" w:cs="Century Gothic" w:eastAsia="Century Gothic"/>
-                <w:bCs/>
-                <w:iCs/>
-                <w:sz w:val="18"/>
-                <w:szCs w:val="18"/>
-              </w:rPr>
-            </w:pPr>
           </w:p>
         </w:tc>
       </w:tr>
       <w:tr>
         <w:tc>
           <w:tcPr>
-            <w:tcW w:w="3135" w:type="dxa"/>
+            <w:tcW w:w="3132" w:type="dxa"/>
             <w:gridSpan w:val="4"/>
             <w:vMerge/>
             <w:tcBorders>
-              <w:top w:val="single" w:sz="4" w:space="0" w:color="8EAADB"/>
-              <w:left w:val="single" w:sz="4" w:space="0" w:color="8EAADB"/>
-              <w:bottom w:val="single" w:sz="4" w:space="0" w:color="8EAADB"/>
-              <w:right w:val="single" w:sz="4" w:space="0" w:color="8EAADB"/>
+              <w:top w:val="single" w:sz="6" w:space="0" w:color="1F3864"/>
+              <w:left w:val="single" w:sz="6" w:space="0" w:color="1F3864"/>
+              <w:bottom w:val="single" w:sz="6" w:space="0" w:color="1F3864"/>
+              <w:right w:val="single" w:sz="6" w:space="0" w:color="1F3864"/>
             </w:tcBorders>
             <w:shd w:val="clear" w:color="auto" w:fill="D9E2F3"/>
             <w:tcMar>
@@ -6741,13 +6686,13 @@
         </w:tc>
         <w:tc>
           <w:tcPr>
-            <w:tcW w:w="3135" w:type="dxa"/>
+            <w:tcW w:w="3131" w:type="dxa"/>
             <w:gridSpan w:val="5"/>
             <w:tcBorders>
-              <w:top w:val="single" w:sz="4" w:space="0" w:color="8EAADB"/>
-              <w:left w:val="single" w:sz="4" w:space="0" w:color="8EAADB"/>
-              <w:bottom w:val="single" w:sz="4" w:space="0" w:color="8EAADB"/>
-              <w:right w:val="single" w:sz="4" w:space="0" w:color="8EAADB"/>
+              <w:top w:val="single" w:sz="6" w:space="0" w:color="1F3864"/>
+              <w:left w:val="single" w:sz="6" w:space="0" w:color="1F3864"/>
+              <w:bottom w:val="single" w:sz="6" w:space="0" w:color="1F3864"/>
+              <w:right w:val="single" w:sz="6" w:space="0" w:color="1F3864"/>
             </w:tcBorders>
             <w:shd w:val="clear" w:color="auto" w:fill="D9E2F3"/>
             <w:tcMar>
@@ -6803,13 +6748,13 @@
         </w:tc>
         <w:tc>
           <w:tcPr>
-            <w:tcW w:w="3135" w:type="dxa"/>
+            <w:tcW w:w="3131" w:type="dxa"/>
             <w:gridSpan w:val="5"/>
             <w:tcBorders>
-              <w:top w:val="single" w:sz="4" w:space="0" w:color="8EAADB"/>
-              <w:left w:val="single" w:sz="4" w:space="0" w:color="8EAADB"/>
-              <w:bottom w:val="single" w:sz="4" w:space="0" w:color="8EAADB"/>
-              <w:right w:val="single" w:sz="4" w:space="0" w:color="8EAADB"/>
+              <w:top w:val="single" w:sz="6" w:space="0" w:color="1F3864"/>
+              <w:left w:val="single" w:sz="6" w:space="0" w:color="1F3864"/>
+              <w:bottom w:val="single" w:sz="6" w:space="0" w:color="1F3864"/>
+              <w:right w:val="single" w:sz="6" w:space="0" w:color="1F3864"/>
             </w:tcBorders>
             <w:shd w:val="clear" w:color="auto" w:fill="D9E2F3"/>
             <w:tcMar>
@@ -6860,14 +6805,14 @@
       <w:tr>
         <w:tc>
           <w:tcPr>
-            <w:tcW w:w="3135" w:type="dxa"/>
+            <w:tcW w:w="3132" w:type="dxa"/>
             <w:gridSpan w:val="4"/>
             <w:vMerge w:val="restart"/>
             <w:tcBorders>
-              <w:top w:val="single" w:sz="4" w:space="0" w:color="8EAADB"/>
-              <w:left w:val="single" w:sz="4" w:space="0" w:color="8EAADB"/>
-              <w:bottom w:val="single" w:sz="4" w:space="0" w:color="8EAADB"/>
-              <w:right w:val="single" w:sz="4" w:space="0" w:color="8EAADB"/>
+              <w:top w:val="single" w:sz="6" w:space="0" w:color="1F3864"/>
+              <w:left w:val="single" w:sz="6" w:space="0" w:color="1F3864"/>
+              <w:bottom w:val="single" w:sz="6" w:space="0" w:color="1F3864"/>
+              <w:right w:val="single" w:sz="6" w:space="0" w:color="1F3864"/>
             </w:tcBorders>
             <w:shd w:val="clear" w:color="auto" w:fill="D9E2F3"/>
             <w:tcMar>
@@ -6903,13 +6848,13 @@
         </w:tc>
         <w:tc>
           <w:tcPr>
-            <w:tcW w:w="3135" w:type="dxa"/>
+            <w:tcW w:w="3131" w:type="dxa"/>
             <w:gridSpan w:val="5"/>
             <w:tcBorders>
-              <w:top w:val="single" w:sz="4" w:space="0" w:color="8EAADB"/>
-              <w:left w:val="single" w:sz="4" w:space="0" w:color="8EAADB"/>
-              <w:bottom w:val="single" w:sz="4" w:space="0" w:color="8EAADB"/>
-              <w:right w:val="single" w:sz="4" w:space="0" w:color="8EAADB"/>
+              <w:top w:val="single" w:sz="6" w:space="0" w:color="1F3864"/>
+              <w:left w:val="single" w:sz="6" w:space="0" w:color="1F3864"/>
+              <w:bottom w:val="single" w:sz="6" w:space="0" w:color="1F3864"/>
+              <w:right w:val="single" w:sz="6" w:space="0" w:color="1F3864"/>
             </w:tcBorders>
             <w:shd w:val="clear" w:color="auto" w:fill="D9E2F3"/>
             <w:tcMar>
@@ -6951,13 +6896,13 @@
         </w:tc>
         <w:tc>
           <w:tcPr>
-            <w:tcW w:w="3135" w:type="dxa"/>
+            <w:tcW w:w="3131" w:type="dxa"/>
             <w:gridSpan w:val="5"/>
             <w:tcBorders>
-              <w:top w:val="single" w:sz="4" w:space="0" w:color="8EAADB"/>
-              <w:left w:val="single" w:sz="4" w:space="0" w:color="8EAADB"/>
-              <w:bottom w:val="single" w:sz="4" w:space="0" w:color="8EAADB"/>
-              <w:right w:val="single" w:sz="4" w:space="0" w:color="8EAADB"/>
+              <w:top w:val="single" w:sz="6" w:space="0" w:color="1F3864"/>
+              <w:left w:val="single" w:sz="6" w:space="0" w:color="1F3864"/>
+              <w:bottom w:val="single" w:sz="6" w:space="0" w:color="1F3864"/>
+              <w:right w:val="single" w:sz="6" w:space="0" w:color="1F3864"/>
             </w:tcBorders>
             <w:shd w:val="clear" w:color="auto" w:fill="D9E2F3"/>
             <w:tcMar>
@@ -7005,14 +6950,14 @@
       <w:tr>
         <w:tc>
           <w:tcPr>
-            <w:tcW w:w="3135" w:type="dxa"/>
+            <w:tcW w:w="3132" w:type="dxa"/>
             <w:gridSpan w:val="4"/>
             <w:vMerge/>
             <w:tcBorders>
-              <w:top w:val="single" w:sz="4" w:space="0" w:color="8EAADB"/>
-              <w:left w:val="single" w:sz="4" w:space="0" w:color="8EAADB"/>
-              <w:bottom w:val="single" w:sz="4" w:space="0" w:color="8EAADB"/>
-              <w:right w:val="single" w:sz="4" w:space="0" w:color="8EAADB"/>
+              <w:top w:val="single" w:sz="6" w:space="0" w:color="1F3864"/>
+              <w:left w:val="single" w:sz="6" w:space="0" w:color="1F3864"/>
+              <w:bottom w:val="single" w:sz="6" w:space="0" w:color="1F3864"/>
+              <w:right w:val="single" w:sz="6" w:space="0" w:color="1F3864"/>
             </w:tcBorders>
             <w:shd w:val="clear" w:color="auto" w:fill="D9E2F3"/>
             <w:tcMar>
@@ -7036,13 +6981,13 @@
         </w:tc>
         <w:tc>
           <w:tcPr>
-            <w:tcW w:w="3135" w:type="dxa"/>
+            <w:tcW w:w="3131" w:type="dxa"/>
             <w:gridSpan w:val="5"/>
             <w:tcBorders>
-              <w:top w:val="single" w:sz="4" w:space="0" w:color="8EAADB"/>
-              <w:left w:val="single" w:sz="4" w:space="0" w:color="8EAADB"/>
-              <w:bottom w:val="single" w:sz="4" w:space="0" w:color="8EAADB"/>
-              <w:right w:val="single" w:sz="4" w:space="0" w:color="8EAADB"/>
+              <w:top w:val="single" w:sz="6" w:space="0" w:color="1F3864"/>
+              <w:left w:val="single" w:sz="6" w:space="0" w:color="1F3864"/>
+              <w:bottom w:val="single" w:sz="6" w:space="0" w:color="1F3864"/>
+              <w:right w:val="single" w:sz="6" w:space="0" w:color="1F3864"/>
             </w:tcBorders>
             <w:shd w:val="clear" w:color="auto" w:fill="D9E2F3"/>
             <w:tcMar>
@@ -7074,13 +7019,13 @@
         </w:tc>
         <w:tc>
           <w:tcPr>
-            <w:tcW w:w="3135" w:type="dxa"/>
+            <w:tcW w:w="3131" w:type="dxa"/>
             <w:gridSpan w:val="5"/>
             <w:tcBorders>
-              <w:top w:val="single" w:sz="4" w:space="0" w:color="8EAADB"/>
-              <w:left w:val="single" w:sz="4" w:space="0" w:color="8EAADB"/>
-              <w:bottom w:val="single" w:sz="4" w:space="0" w:color="8EAADB"/>
-              <w:right w:val="single" w:sz="4" w:space="0" w:color="8EAADB"/>
+              <w:top w:val="single" w:sz="6" w:space="0" w:color="1F3864"/>
+              <w:left w:val="single" w:sz="6" w:space="0" w:color="1F3864"/>
+              <w:bottom w:val="single" w:sz="6" w:space="0" w:color="1F3864"/>
+              <w:right w:val="single" w:sz="6" w:space="0" w:color="1F3864"/>
             </w:tcBorders>
             <w:shd w:val="clear" w:color="auto" w:fill="D9E2F3"/>
             <w:tcMar>
@@ -7124,13 +7069,13 @@
       <w:tr>
         <w:tc>
           <w:tcPr>
-            <w:tcW w:w="9405" w:type="dxa"/>
+            <w:tcW w:w="9394" w:type="dxa"/>
             <w:gridSpan w:val="14"/>
             <w:tcBorders>
-              <w:top w:val="single" w:sz="4" w:space="0" w:color="4472C4"/>
-              <w:left w:val="single" w:sz="4" w:space="0" w:color="4472C4"/>
-              <w:bottom w:val="single" w:sz="4" w:space="0" w:color="4472C4"/>
-              <w:right w:val="single" w:sz="4" w:space="0" w:color="4472C4"/>
+              <w:top w:val="single" w:sz="6" w:space="0" w:color="1F3864"/>
+              <w:left w:val="single" w:sz="6" w:space="0" w:color="1F3864"/>
+              <w:bottom w:val="single" w:sz="6" w:space="0" w:color="1F3864"/>
+              <w:right w:val="single" w:sz="6" w:space="0" w:color="1F3864"/>
             </w:tcBorders>
             <w:shd w:val="clear" w:color="auto" w:fill="4472C4"/>
             <w:tcMar>
@@ -7143,6 +7088,7 @@
           </w:tcPr>
           <w:p>
             <w:pPr>
+              <w:keepNext/>
               <w:spacing w:before="20" w:after="20" w:line="240" w:lineRule="auto"/>
               <w:jc w:val="center"/>
               <w:rPr>
@@ -7172,13 +7118,13 @@
       <w:tr>
         <w:tc>
           <w:tcPr>
-            <w:tcW w:w="2351" w:type="dxa"/>
+            <w:tcW w:w="2349" w:type="dxa"/>
             <w:gridSpan w:val="3"/>
             <w:tcBorders>
-              <w:top w:val="single" w:sz="4" w:space="0" w:color="4472C4"/>
-              <w:left w:val="single" w:sz="4" w:space="0" w:color="4472C4"/>
-              <w:bottom w:val="single" w:sz="4" w:space="0" w:color="4472C4"/>
-              <w:right w:val="single" w:sz="4" w:space="0" w:color="4472C4"/>
+              <w:top w:val="single" w:sz="6" w:space="0" w:color="1F3864"/>
+              <w:left w:val="single" w:sz="6" w:space="0" w:color="1F3864"/>
+              <w:bottom w:val="single" w:sz="6" w:space="0" w:color="1F3864"/>
+              <w:right w:val="single" w:sz="6" w:space="0" w:color="1F3864"/>
             </w:tcBorders>
             <w:shd w:val="clear" w:color="auto" w:fill="4472C4"/>
             <w:tcMar>
@@ -7191,6 +7137,7 @@
           </w:tcPr>
           <w:p>
             <w:pPr>
+              <w:keepNext/>
               <w:spacing w:before="20" w:after="20" w:line="240" w:lineRule="auto"/>
               <w:jc w:val="center"/>
               <w:rPr>
@@ -7217,13 +7164,13 @@
         </w:tc>
         <w:tc>
           <w:tcPr>
-            <w:tcW w:w="4310" w:type="dxa"/>
+            <w:tcW w:w="4305" w:type="dxa"/>
             <w:gridSpan w:val="7"/>
             <w:tcBorders>
-              <w:top w:val="single" w:sz="4" w:space="0" w:color="4472C4"/>
-              <w:left w:val="single" w:sz="4" w:space="0" w:color="4472C4"/>
-              <w:bottom w:val="single" w:sz="4" w:space="0" w:color="4472C4"/>
-              <w:right w:val="single" w:sz="4" w:space="0" w:color="4472C4"/>
+              <w:top w:val="single" w:sz="6" w:space="0" w:color="1F3864"/>
+              <w:left w:val="single" w:sz="6" w:space="0" w:color="1F3864"/>
+              <w:bottom w:val="single" w:sz="6" w:space="0" w:color="1F3864"/>
+              <w:right w:val="single" w:sz="6" w:space="0" w:color="1F3864"/>
             </w:tcBorders>
             <w:shd w:val="clear" w:color="auto" w:fill="4472C4"/>
             <w:tcMar>
@@ -7236,6 +7183,7 @@
           </w:tcPr>
           <w:p>
             <w:pPr>
+              <w:keepNext/>
               <w:spacing w:before="20" w:after="20" w:line="240" w:lineRule="auto"/>
               <w:jc w:val="center"/>
               <w:rPr>
@@ -7262,13 +7210,13 @@
         </w:tc>
         <w:tc>
           <w:tcPr>
-            <w:tcW w:w="2743" w:type="dxa"/>
+            <w:tcW w:w="2740" w:type="dxa"/>
             <w:gridSpan w:val="4"/>
             <w:tcBorders>
-              <w:top w:val="single" w:sz="4" w:space="0" w:color="4472C4"/>
-              <w:left w:val="single" w:sz="4" w:space="0" w:color="4472C4"/>
-              <w:bottom w:val="single" w:sz="4" w:space="0" w:color="4472C4"/>
-              <w:right w:val="single" w:sz="4" w:space="0" w:color="4472C4"/>
+              <w:top w:val="single" w:sz="6" w:space="0" w:color="1F3864"/>
+              <w:left w:val="single" w:sz="6" w:space="0" w:color="1F3864"/>
+              <w:bottom w:val="single" w:sz="6" w:space="0" w:color="1F3864"/>
+              <w:right w:val="single" w:sz="6" w:space="0" w:color="1F3864"/>
             </w:tcBorders>
             <w:shd w:val="clear" w:color="auto" w:fill="4472C4"/>
             <w:tcMar>
@@ -7281,6 +7229,7 @@
           </w:tcPr>
           <w:p>
             <w:pPr>
+              <w:keepNext/>
               <w:spacing w:before="20" w:after="20" w:line="240" w:lineRule="auto"/>
               <w:jc w:val="center"/>
               <w:rPr>
@@ -7309,13 +7258,13 @@
       <w:tr>
         <w:tc>
           <w:tcPr>
-            <w:tcW w:w="2351" w:type="dxa"/>
+            <w:tcW w:w="2349" w:type="dxa"/>
             <w:gridSpan w:val="3"/>
             <w:tcBorders>
-              <w:top w:val="single" w:sz="4" w:space="0" w:color="8EAADB"/>
-              <w:left w:val="single" w:sz="4" w:space="0" w:color="8EAADB"/>
-              <w:bottom w:val="single" w:sz="4" w:space="0" w:color="8EAADB"/>
-              <w:right w:val="single" w:sz="4" w:space="0" w:color="8EAADB"/>
+              <w:top w:val="single" w:sz="6" w:space="0" w:color="1F3864"/>
+              <w:left w:val="single" w:sz="6" w:space="0" w:color="1F3864"/>
+              <w:bottom w:val="single" w:sz="6" w:space="0" w:color="1F3864"/>
+              <w:right w:val="single" w:sz="6" w:space="0" w:color="1F3864"/>
             </w:tcBorders>
             <w:shd w:val="clear" w:color="auto" w:fill="D9E2F3"/>
             <w:tcMar>
@@ -7383,13 +7332,13 @@
         </w:tc>
         <w:tc>
           <w:tcPr>
-            <w:tcW w:w="4310" w:type="dxa"/>
+            <w:tcW w:w="4305" w:type="dxa"/>
             <w:gridSpan w:val="7"/>
             <w:tcBorders>
-              <w:top w:val="single" w:sz="4" w:space="0" w:color="8EAADB"/>
-              <w:left w:val="single" w:sz="4" w:space="0" w:color="8EAADB"/>
-              <w:bottom w:val="single" w:sz="4" w:space="0" w:color="8EAADB"/>
-              <w:right w:val="single" w:sz="4" w:space="0" w:color="8EAADB"/>
+              <w:top w:val="single" w:sz="6" w:space="0" w:color="1F3864"/>
+              <w:left w:val="single" w:sz="6" w:space="0" w:color="1F3864"/>
+              <w:bottom w:val="single" w:sz="6" w:space="0" w:color="1F3864"/>
+              <w:right w:val="single" w:sz="6" w:space="0" w:color="1F3864"/>
             </w:tcBorders>
             <w:shd w:val="clear" w:color="auto" w:fill="D9E2F3"/>
             <w:tcMar>
@@ -7793,13 +7742,13 @@
         </w:tc>
         <w:tc>
           <w:tcPr>
-            <w:tcW w:w="2743" w:type="dxa"/>
+            <w:tcW w:w="2740" w:type="dxa"/>
             <w:gridSpan w:val="4"/>
             <w:tcBorders>
-              <w:top w:val="single" w:sz="4" w:space="0" w:color="8EAADB"/>
-              <w:left w:val="single" w:sz="4" w:space="0" w:color="8EAADB"/>
-              <w:bottom w:val="single" w:sz="4" w:space="0" w:color="8EAADB"/>
-              <w:right w:val="single" w:sz="4" w:space="0" w:color="8EAADB"/>
+              <w:top w:val="single" w:sz="6" w:space="0" w:color="1F3864"/>
+              <w:left w:val="single" w:sz="6" w:space="0" w:color="1F3864"/>
+              <w:bottom w:val="single" w:sz="6" w:space="0" w:color="1F3864"/>
+              <w:right w:val="single" w:sz="6" w:space="0" w:color="1F3864"/>
             </w:tcBorders>
             <w:shd w:val="clear" w:color="auto" w:fill="D9E2F3"/>
             <w:tcMar>
@@ -7859,18 +7808,16 @@
         </w:tc>
       </w:tr>
       <w:tr>
-        <w:trPr>
-          <w:cantSplit/>
-        </w:trPr>
-        <w:tc>
-          <w:tcPr>
-            <w:tcW w:w="9405" w:type="dxa"/>
+        <w:trPr/>
+        <w:tc>
+          <w:tcPr>
+            <w:tcW w:w="9394" w:type="dxa"/>
             <w:gridSpan w:val="14"/>
             <w:tcBorders>
-              <w:top w:val="single" w:sz="4" w:space="0" w:color="8EAADB"/>
-              <w:left w:val="single" w:sz="4" w:space="0" w:color="8EAADB"/>
-              <w:bottom w:val="single" w:sz="4" w:space="0" w:color="8EAADB"/>
-              <w:right w:val="single" w:sz="4" w:space="0" w:color="8EAADB"/>
+              <w:top w:val="single" w:sz="6" w:space="0" w:color="1F3864"/>
+              <w:left w:val="single" w:sz="6" w:space="0" w:color="1F3864"/>
+              <w:bottom w:val="single" w:sz="6" w:space="0" w:color="1F3864"/>
+              <w:right w:val="single" w:sz="6" w:space="0" w:color="1F3864"/>
             </w:tcBorders>
             <w:shd w:val="clear" w:color="auto" w:fill="D9E2F3"/>
             <w:tcMar>
@@ -7941,13 +7888,13 @@
       <w:tr>
         <w:tc>
           <w:tcPr>
-            <w:tcW w:w="3135" w:type="dxa"/>
+            <w:tcW w:w="3132" w:type="dxa"/>
             <w:gridSpan w:val="4"/>
             <w:tcBorders>
-              <w:top w:val="single" w:sz="4" w:space="0" w:color="4472C4"/>
-              <w:left w:val="single" w:sz="4" w:space="0" w:color="4472C4"/>
-              <w:bottom w:val="single" w:sz="4" w:space="0" w:color="4472C4"/>
-              <w:right w:val="single" w:sz="4" w:space="0" w:color="4472C4"/>
+              <w:top w:val="single" w:sz="6" w:space="0" w:color="1F3864"/>
+              <w:left w:val="single" w:sz="6" w:space="0" w:color="1F3864"/>
+              <w:bottom w:val="single" w:sz="6" w:space="0" w:color="1F3864"/>
+              <w:right w:val="single" w:sz="6" w:space="0" w:color="1F3864"/>
             </w:tcBorders>
             <w:shd w:val="clear" w:color="auto" w:fill="4472C4"/>
             <w:tcMar>
@@ -7960,6 +7907,7 @@
           </w:tcPr>
           <w:p>
             <w:pPr>
+              <w:keepNext/>
               <w:spacing w:before="20" w:after="20" w:line="240" w:lineRule="auto"/>
               <w:jc w:val="center"/>
               <w:rPr>
@@ -7986,13 +7934,13 @@
         </w:tc>
         <w:tc>
           <w:tcPr>
-            <w:tcW w:w="3135" w:type="dxa"/>
+            <w:tcW w:w="3131" w:type="dxa"/>
             <w:gridSpan w:val="5"/>
             <w:tcBorders>
-              <w:top w:val="single" w:sz="4" w:space="0" w:color="4472C4"/>
-              <w:left w:val="single" w:sz="4" w:space="0" w:color="4472C4"/>
-              <w:bottom w:val="single" w:sz="4" w:space="0" w:color="4472C4"/>
-              <w:right w:val="single" w:sz="4" w:space="0" w:color="4472C4"/>
+              <w:top w:val="single" w:sz="6" w:space="0" w:color="1F3864"/>
+              <w:left w:val="single" w:sz="6" w:space="0" w:color="1F3864"/>
+              <w:bottom w:val="single" w:sz="6" w:space="0" w:color="1F3864"/>
+              <w:right w:val="single" w:sz="6" w:space="0" w:color="1F3864"/>
             </w:tcBorders>
             <w:shd w:val="clear" w:color="auto" w:fill="4472C4"/>
             <w:tcMar>
@@ -8005,6 +7953,7 @@
           </w:tcPr>
           <w:p>
             <w:pPr>
+              <w:keepNext/>
               <w:spacing w:before="20" w:after="20" w:line="240" w:lineRule="auto"/>
               <w:jc w:val="center"/>
               <w:rPr>
@@ -8031,13 +7980,13 @@
         </w:tc>
         <w:tc>
           <w:tcPr>
-            <w:tcW w:w="3135" w:type="dxa"/>
+            <w:tcW w:w="3131" w:type="dxa"/>
             <w:gridSpan w:val="5"/>
             <w:tcBorders>
-              <w:top w:val="single" w:sz="4" w:space="0" w:color="4472C4"/>
-              <w:left w:val="single" w:sz="4" w:space="0" w:color="4472C4"/>
-              <w:bottom w:val="single" w:sz="4" w:space="0" w:color="4472C4"/>
-              <w:right w:val="single" w:sz="4" w:space="0" w:color="4472C4"/>
+              <w:top w:val="single" w:sz="6" w:space="0" w:color="1F3864"/>
+              <w:left w:val="single" w:sz="6" w:space="0" w:color="1F3864"/>
+              <w:bottom w:val="single" w:sz="6" w:space="0" w:color="1F3864"/>
+              <w:right w:val="single" w:sz="6" w:space="0" w:color="1F3864"/>
             </w:tcBorders>
             <w:shd w:val="clear" w:color="auto" w:fill="4472C4"/>
             <w:tcMar>
@@ -8050,6 +7999,7 @@
           </w:tcPr>
           <w:p>
             <w:pPr>
+              <w:keepNext/>
               <w:spacing w:before="20" w:after="20" w:line="240" w:lineRule="auto"/>
               <w:jc w:val="center"/>
               <w:rPr>
@@ -8078,14 +8028,14 @@
       <w:tr>
         <w:tc>
           <w:tcPr>
-            <w:tcW w:w="3135" w:type="dxa"/>
+            <w:tcW w:w="3132" w:type="dxa"/>
             <w:gridSpan w:val="4"/>
             <w:vMerge w:val="restart"/>
             <w:tcBorders>
-              <w:top w:val="single" w:sz="4" w:space="0" w:color="8EAADB"/>
-              <w:left w:val="single" w:sz="4" w:space="0" w:color="8EAADB"/>
-              <w:bottom w:val="single" w:sz="4" w:space="0" w:color="8EAADB"/>
-              <w:right w:val="single" w:sz="4" w:space="0" w:color="8EAADB"/>
+              <w:top w:val="single" w:sz="6" w:space="0" w:color="1F3864"/>
+              <w:left w:val="single" w:sz="6" w:space="0" w:color="1F3864"/>
+              <w:bottom w:val="single" w:sz="6" w:space="0" w:color="1F3864"/>
+              <w:right w:val="single" w:sz="6" w:space="0" w:color="1F3864"/>
             </w:tcBorders>
             <w:shd w:val="clear" w:color="auto" w:fill="D9E2F3"/>
             <w:tcMar>
@@ -8114,29 +8064,16 @@
               <w:t>1. Aplica pruebas bilaterales o unilaterales para la estimación de una media o la proporción poblacional.</w:t>
             </w:r>
           </w:p>
-          <w:p>
-            <w:pPr>
-              <w:spacing w:before="20" w:after="20" w:line="240" w:lineRule="auto"/>
-              <w:jc w:val="center"/>
-              <w:rPr>
-                <w:rFonts w:ascii="Century Gothic" w:hAnsi="Century Gothic" w:cs="Century Gothic" w:eastAsia="Century Gothic"/>
-                <w:bCs/>
-                <w:iCs/>
-                <w:sz w:val="18"/>
-                <w:szCs w:val="18"/>
-              </w:rPr>
-            </w:pPr>
-          </w:p>
-        </w:tc>
-        <w:tc>
-          <w:tcPr>
-            <w:tcW w:w="3135" w:type="dxa"/>
+        </w:tc>
+        <w:tc>
+          <w:tcPr>
+            <w:tcW w:w="3131" w:type="dxa"/>
             <w:gridSpan w:val="5"/>
             <w:tcBorders>
-              <w:top w:val="single" w:sz="4" w:space="0" w:color="8EAADB"/>
-              <w:left w:val="single" w:sz="4" w:space="0" w:color="8EAADB"/>
-              <w:bottom w:val="single" w:sz="4" w:space="0" w:color="8EAADB"/>
-              <w:right w:val="single" w:sz="4" w:space="0" w:color="8EAADB"/>
+              <w:top w:val="single" w:sz="6" w:space="0" w:color="1F3864"/>
+              <w:left w:val="single" w:sz="6" w:space="0" w:color="1F3864"/>
+              <w:bottom w:val="single" w:sz="6" w:space="0" w:color="1F3864"/>
+              <w:right w:val="single" w:sz="6" w:space="0" w:color="1F3864"/>
             </w:tcBorders>
             <w:shd w:val="clear" w:color="auto" w:fill="D9E2F3"/>
             <w:tcMar>
@@ -8178,13 +8115,13 @@
         </w:tc>
         <w:tc>
           <w:tcPr>
-            <w:tcW w:w="3135" w:type="dxa"/>
+            <w:tcW w:w="3131" w:type="dxa"/>
             <w:gridSpan w:val="5"/>
             <w:tcBorders>
-              <w:top w:val="single" w:sz="4" w:space="0" w:color="8EAADB"/>
-              <w:left w:val="single" w:sz="4" w:space="0" w:color="8EAADB"/>
-              <w:bottom w:val="single" w:sz="4" w:space="0" w:color="8EAADB"/>
-              <w:right w:val="single" w:sz="4" w:space="0" w:color="8EAADB"/>
+              <w:top w:val="single" w:sz="6" w:space="0" w:color="1F3864"/>
+              <w:left w:val="single" w:sz="6" w:space="0" w:color="1F3864"/>
+              <w:bottom w:val="single" w:sz="6" w:space="0" w:color="1F3864"/>
+              <w:right w:val="single" w:sz="6" w:space="0" w:color="1F3864"/>
             </w:tcBorders>
             <w:shd w:val="clear" w:color="auto" w:fill="D9E2F3"/>
             <w:tcMar>
@@ -8244,14 +8181,14 @@
       <w:tr>
         <w:tc>
           <w:tcPr>
-            <w:tcW w:w="3135" w:type="dxa"/>
+            <w:tcW w:w="3132" w:type="dxa"/>
             <w:gridSpan w:val="4"/>
             <w:vMerge/>
             <w:tcBorders>
-              <w:top w:val="single" w:sz="4" w:space="0" w:color="8EAADB"/>
-              <w:left w:val="single" w:sz="4" w:space="0" w:color="8EAADB"/>
-              <w:bottom w:val="single" w:sz="4" w:space="0" w:color="8EAADB"/>
-              <w:right w:val="single" w:sz="4" w:space="0" w:color="8EAADB"/>
+              <w:top w:val="single" w:sz="6" w:space="0" w:color="1F3864"/>
+              <w:left w:val="single" w:sz="6" w:space="0" w:color="1F3864"/>
+              <w:bottom w:val="single" w:sz="6" w:space="0" w:color="1F3864"/>
+              <w:right w:val="single" w:sz="6" w:space="0" w:color="1F3864"/>
             </w:tcBorders>
             <w:shd w:val="clear" w:color="auto" w:fill="D9E2F3"/>
             <w:tcMar>
@@ -8280,13 +8217,13 @@
         </w:tc>
         <w:tc>
           <w:tcPr>
-            <w:tcW w:w="3135" w:type="dxa"/>
+            <w:tcW w:w="3131" w:type="dxa"/>
             <w:gridSpan w:val="5"/>
             <w:tcBorders>
-              <w:top w:val="single" w:sz="4" w:space="0" w:color="8EAADB"/>
-              <w:left w:val="single" w:sz="4" w:space="0" w:color="8EAADB"/>
-              <w:bottom w:val="single" w:sz="4" w:space="0" w:color="8EAADB"/>
-              <w:right w:val="single" w:sz="4" w:space="0" w:color="8EAADB"/>
+              <w:top w:val="single" w:sz="6" w:space="0" w:color="1F3864"/>
+              <w:left w:val="single" w:sz="6" w:space="0" w:color="1F3864"/>
+              <w:bottom w:val="single" w:sz="6" w:space="0" w:color="1F3864"/>
+              <w:right w:val="single" w:sz="6" w:space="0" w:color="1F3864"/>
             </w:tcBorders>
             <w:shd w:val="clear" w:color="auto" w:fill="D9E2F3"/>
             <w:tcMar>
@@ -8330,13 +8267,13 @@
         </w:tc>
         <w:tc>
           <w:tcPr>
-            <w:tcW w:w="3135" w:type="dxa"/>
+            <w:tcW w:w="3131" w:type="dxa"/>
             <w:gridSpan w:val="5"/>
             <w:tcBorders>
-              <w:top w:val="single" w:sz="4" w:space="0" w:color="8EAADB"/>
-              <w:left w:val="single" w:sz="4" w:space="0" w:color="8EAADB"/>
-              <w:bottom w:val="single" w:sz="4" w:space="0" w:color="8EAADB"/>
-              <w:right w:val="single" w:sz="4" w:space="0" w:color="8EAADB"/>
+              <w:top w:val="single" w:sz="6" w:space="0" w:color="1F3864"/>
+              <w:left w:val="single" w:sz="6" w:space="0" w:color="1F3864"/>
+              <w:bottom w:val="single" w:sz="6" w:space="0" w:color="1F3864"/>
+              <w:right w:val="single" w:sz="6" w:space="0" w:color="1F3864"/>
             </w:tcBorders>
             <w:shd w:val="clear" w:color="auto" w:fill="D9E2F3"/>
             <w:tcMar>
@@ -8398,14 +8335,14 @@
       <w:tr>
         <w:tc>
           <w:tcPr>
-            <w:tcW w:w="3135" w:type="dxa"/>
+            <w:tcW w:w="3132" w:type="dxa"/>
             <w:gridSpan w:val="4"/>
             <w:vMerge w:val="restart"/>
             <w:tcBorders>
-              <w:top w:val="single" w:sz="4" w:space="0" w:color="8EAADB"/>
-              <w:left w:val="single" w:sz="4" w:space="0" w:color="8EAADB"/>
-              <w:bottom w:val="single" w:sz="4" w:space="0" w:color="8EAADB"/>
-              <w:right w:val="single" w:sz="4" w:space="0" w:color="8EAADB"/>
+              <w:top w:val="single" w:sz="6" w:space="0" w:color="1F3864"/>
+              <w:left w:val="single" w:sz="6" w:space="0" w:color="1F3864"/>
+              <w:bottom w:val="single" w:sz="6" w:space="0" w:color="1F3864"/>
+              <w:right w:val="single" w:sz="6" w:space="0" w:color="1F3864"/>
             </w:tcBorders>
             <w:shd w:val="clear" w:color="auto" w:fill="D9E2F3"/>
             <w:tcMar>
@@ -8442,13 +8379,13 @@
         </w:tc>
         <w:tc>
           <w:tcPr>
-            <w:tcW w:w="3135" w:type="dxa"/>
+            <w:tcW w:w="3131" w:type="dxa"/>
             <w:gridSpan w:val="5"/>
             <w:tcBorders>
-              <w:top w:val="single" w:sz="4" w:space="0" w:color="8EAADB"/>
-              <w:left w:val="single" w:sz="4" w:space="0" w:color="8EAADB"/>
-              <w:bottom w:val="single" w:sz="4" w:space="0" w:color="8EAADB"/>
-              <w:right w:val="single" w:sz="4" w:space="0" w:color="8EAADB"/>
+              <w:top w:val="single" w:sz="6" w:space="0" w:color="1F3864"/>
+              <w:left w:val="single" w:sz="6" w:space="0" w:color="1F3864"/>
+              <w:bottom w:val="single" w:sz="6" w:space="0" w:color="1F3864"/>
+              <w:right w:val="single" w:sz="6" w:space="0" w:color="1F3864"/>
             </w:tcBorders>
             <w:shd w:val="clear" w:color="auto" w:fill="D9E2F3"/>
             <w:tcMar>
@@ -8494,13 +8431,13 @@
         </w:tc>
         <w:tc>
           <w:tcPr>
-            <w:tcW w:w="3135" w:type="dxa"/>
+            <w:tcW w:w="3131" w:type="dxa"/>
             <w:gridSpan w:val="5"/>
             <w:tcBorders>
-              <w:top w:val="single" w:sz="4" w:space="0" w:color="8EAADB"/>
-              <w:left w:val="single" w:sz="4" w:space="0" w:color="8EAADB"/>
-              <w:bottom w:val="single" w:sz="4" w:space="0" w:color="8EAADB"/>
-              <w:right w:val="single" w:sz="4" w:space="0" w:color="8EAADB"/>
+              <w:top w:val="single" w:sz="6" w:space="0" w:color="1F3864"/>
+              <w:left w:val="single" w:sz="6" w:space="0" w:color="1F3864"/>
+              <w:bottom w:val="single" w:sz="6" w:space="0" w:color="1F3864"/>
+              <w:right w:val="single" w:sz="6" w:space="0" w:color="1F3864"/>
             </w:tcBorders>
             <w:shd w:val="clear" w:color="auto" w:fill="D9E2F3"/>
             <w:tcMar>
@@ -8540,34 +8477,20 @@
               </w:rPr>
               <w:t>Prueba de hipótesis bilateral de la media poblacional de un caso práctico.</w:t>
             </w:r>
-          </w:p>
-          <w:p>
-            <w:pPr>
-              <w:spacing w:before="20" w:after="20" w:line="240" w:lineRule="auto"/>
-              <w:rPr>
-                <w:rFonts w:ascii="Century Gothic" w:hAnsi="Century Gothic" w:cs="Century Gothic" w:eastAsia="Century Gothic"/>
-                <w:b/>
-                <w:bCs/>
-                <w:i/>
-                <w:iCs/>
-                <w:sz w:val="18"/>
-                <w:szCs w:val="18"/>
-              </w:rPr>
-            </w:pPr>
           </w:p>
         </w:tc>
       </w:tr>
       <w:tr>
         <w:tc>
           <w:tcPr>
-            <w:tcW w:w="3135" w:type="dxa"/>
+            <w:tcW w:w="3132" w:type="dxa"/>
             <w:gridSpan w:val="4"/>
             <w:vMerge/>
             <w:tcBorders>
-              <w:top w:val="single" w:sz="4" w:space="0" w:color="8EAADB"/>
-              <w:left w:val="single" w:sz="4" w:space="0" w:color="8EAADB"/>
-              <w:bottom w:val="single" w:sz="4" w:space="0" w:color="8EAADB"/>
-              <w:right w:val="single" w:sz="4" w:space="0" w:color="8EAADB"/>
+              <w:top w:val="single" w:sz="6" w:space="0" w:color="1F3864"/>
+              <w:left w:val="single" w:sz="6" w:space="0" w:color="1F3864"/>
+              <w:bottom w:val="single" w:sz="6" w:space="0" w:color="1F3864"/>
+              <w:right w:val="single" w:sz="6" w:space="0" w:color="1F3864"/>
             </w:tcBorders>
             <w:shd w:val="clear" w:color="auto" w:fill="D9E2F3"/>
             <w:tcMar>
@@ -8591,13 +8514,13 @@
         </w:tc>
         <w:tc>
           <w:tcPr>
-            <w:tcW w:w="3135" w:type="dxa"/>
+            <w:tcW w:w="3131" w:type="dxa"/>
             <w:gridSpan w:val="5"/>
             <w:tcBorders>
-              <w:top w:val="single" w:sz="4" w:space="0" w:color="8EAADB"/>
-              <w:left w:val="single" w:sz="4" w:space="0" w:color="8EAADB"/>
-              <w:bottom w:val="single" w:sz="4" w:space="0" w:color="8EAADB"/>
-              <w:right w:val="single" w:sz="4" w:space="0" w:color="8EAADB"/>
+              <w:top w:val="single" w:sz="6" w:space="0" w:color="1F3864"/>
+              <w:left w:val="single" w:sz="6" w:space="0" w:color="1F3864"/>
+              <w:bottom w:val="single" w:sz="6" w:space="0" w:color="1F3864"/>
+              <w:right w:val="single" w:sz="6" w:space="0" w:color="1F3864"/>
             </w:tcBorders>
             <w:shd w:val="clear" w:color="auto" w:fill="D9E2F3"/>
             <w:tcMar>
@@ -8629,13 +8552,13 @@
         </w:tc>
         <w:tc>
           <w:tcPr>
-            <w:tcW w:w="3135" w:type="dxa"/>
+            <w:tcW w:w="3131" w:type="dxa"/>
             <w:gridSpan w:val="5"/>
             <w:tcBorders>
-              <w:top w:val="single" w:sz="4" w:space="0" w:color="8EAADB"/>
-              <w:left w:val="single" w:sz="4" w:space="0" w:color="8EAADB"/>
-              <w:bottom w:val="single" w:sz="4" w:space="0" w:color="8EAADB"/>
-              <w:right w:val="single" w:sz="4" w:space="0" w:color="8EAADB"/>
+              <w:top w:val="single" w:sz="6" w:space="0" w:color="1F3864"/>
+              <w:left w:val="single" w:sz="6" w:space="0" w:color="1F3864"/>
+              <w:bottom w:val="single" w:sz="6" w:space="0" w:color="1F3864"/>
+              <w:right w:val="single" w:sz="6" w:space="0" w:color="1F3864"/>
             </w:tcBorders>
             <w:shd w:val="clear" w:color="auto" w:fill="D9E2F3"/>
             <w:tcMar>
@@ -8681,13 +8604,13 @@
       <w:tr>
         <w:tc>
           <w:tcPr>
-            <w:tcW w:w="9405" w:type="dxa"/>
+            <w:tcW w:w="9394" w:type="dxa"/>
             <w:gridSpan w:val="14"/>
             <w:tcBorders>
-              <w:top w:val="single" w:sz="4" w:space="0" w:color="4472C4"/>
-              <w:left w:val="single" w:sz="4" w:space="0" w:color="4472C4"/>
-              <w:bottom w:val="single" w:sz="4" w:space="0" w:color="4472C4"/>
-              <w:right w:val="single" w:sz="4" w:space="0" w:color="4472C4"/>
+              <w:top w:val="single" w:sz="6" w:space="0" w:color="1F3864"/>
+              <w:left w:val="single" w:sz="6" w:space="0" w:color="1F3864"/>
+              <w:bottom w:val="single" w:sz="6" w:space="0" w:color="1F3864"/>
+              <w:right w:val="single" w:sz="6" w:space="0" w:color="1F3864"/>
             </w:tcBorders>
             <w:shd w:val="clear" w:color="auto" w:fill="4472C4"/>
             <w:tcMar>
@@ -8700,6 +8623,7 @@
           </w:tcPr>
           <w:p>
             <w:pPr>
+              <w:keepNext/>
               <w:spacing w:before="20" w:after="20" w:line="240" w:lineRule="auto"/>
               <w:jc w:val="center"/>
               <w:rPr>
@@ -8728,13 +8652,13 @@
       <w:tr>
         <w:tc>
           <w:tcPr>
-            <w:tcW w:w="2351" w:type="dxa"/>
+            <w:tcW w:w="2349" w:type="dxa"/>
             <w:gridSpan w:val="3"/>
             <w:tcBorders>
-              <w:top w:val="single" w:sz="4" w:space="0" w:color="4472C4"/>
-              <w:left w:val="single" w:sz="4" w:space="0" w:color="4472C4"/>
-              <w:bottom w:val="single" w:sz="4" w:space="0" w:color="4472C4"/>
-              <w:right w:val="single" w:sz="4" w:space="0" w:color="4472C4"/>
+              <w:top w:val="single" w:sz="6" w:space="0" w:color="1F3864"/>
+              <w:left w:val="single" w:sz="6" w:space="0" w:color="1F3864"/>
+              <w:bottom w:val="single" w:sz="6" w:space="0" w:color="1F3864"/>
+              <w:right w:val="single" w:sz="6" w:space="0" w:color="1F3864"/>
             </w:tcBorders>
             <w:shd w:val="clear" w:color="auto" w:fill="4472C4"/>
             <w:tcMar>
@@ -8747,6 +8671,7 @@
           </w:tcPr>
           <w:p>
             <w:pPr>
+              <w:keepNext/>
               <w:spacing w:before="20" w:after="20" w:line="240" w:lineRule="auto"/>
               <w:jc w:val="center"/>
               <w:rPr>
@@ -8773,13 +8698,13 @@
         </w:tc>
         <w:tc>
           <w:tcPr>
-            <w:tcW w:w="4310" w:type="dxa"/>
+            <w:tcW w:w="4305" w:type="dxa"/>
             <w:gridSpan w:val="7"/>
             <w:tcBorders>
-              <w:top w:val="single" w:sz="4" w:space="0" w:color="4472C4"/>
-              <w:left w:val="single" w:sz="4" w:space="0" w:color="4472C4"/>
-              <w:bottom w:val="single" w:sz="4" w:space="0" w:color="4472C4"/>
-              <w:right w:val="single" w:sz="4" w:space="0" w:color="4472C4"/>
+              <w:top w:val="single" w:sz="6" w:space="0" w:color="1F3864"/>
+              <w:left w:val="single" w:sz="6" w:space="0" w:color="1F3864"/>
+              <w:bottom w:val="single" w:sz="6" w:space="0" w:color="1F3864"/>
+              <w:right w:val="single" w:sz="6" w:space="0" w:color="1F3864"/>
             </w:tcBorders>
             <w:shd w:val="clear" w:color="auto" w:fill="4472C4"/>
             <w:tcMar>
@@ -8792,6 +8717,7 @@
           </w:tcPr>
           <w:p>
             <w:pPr>
+              <w:keepNext/>
               <w:spacing w:before="20" w:after="20" w:line="240" w:lineRule="auto"/>
               <w:jc w:val="center"/>
               <w:rPr>
@@ -8818,13 +8744,13 @@
         </w:tc>
         <w:tc>
           <w:tcPr>
-            <w:tcW w:w="2743" w:type="dxa"/>
+            <w:tcW w:w="2740" w:type="dxa"/>
             <w:gridSpan w:val="4"/>
             <w:tcBorders>
-              <w:top w:val="single" w:sz="4" w:space="0" w:color="4472C4"/>
-              <w:left w:val="single" w:sz="4" w:space="0" w:color="4472C4"/>
-              <w:bottom w:val="single" w:sz="4" w:space="0" w:color="4472C4"/>
-              <w:right w:val="single" w:sz="4" w:space="0" w:color="4472C4"/>
+              <w:top w:val="single" w:sz="6" w:space="0" w:color="1F3864"/>
+              <w:left w:val="single" w:sz="6" w:space="0" w:color="1F3864"/>
+              <w:bottom w:val="single" w:sz="6" w:space="0" w:color="1F3864"/>
+              <w:right w:val="single" w:sz="6" w:space="0" w:color="1F3864"/>
             </w:tcBorders>
             <w:shd w:val="clear" w:color="auto" w:fill="4472C4"/>
             <w:tcMar>
@@ -8837,6 +8763,7 @@
           </w:tcPr>
           <w:p>
             <w:pPr>
+              <w:keepNext/>
               <w:spacing w:before="20" w:after="20" w:line="240" w:lineRule="auto"/>
               <w:jc w:val="center"/>
               <w:rPr>
@@ -8865,13 +8792,13 @@
       <w:tr>
         <w:tc>
           <w:tcPr>
-            <w:tcW w:w="2351" w:type="dxa"/>
+            <w:tcW w:w="2349" w:type="dxa"/>
             <w:gridSpan w:val="3"/>
             <w:tcBorders>
-              <w:top w:val="single" w:sz="4" w:space="0" w:color="8EAADB"/>
-              <w:left w:val="single" w:sz="4" w:space="0" w:color="8EAADB"/>
-              <w:bottom w:val="single" w:sz="4" w:space="0" w:color="8EAADB"/>
-              <w:right w:val="single" w:sz="4" w:space="0" w:color="8EAADB"/>
+              <w:top w:val="single" w:sz="6" w:space="0" w:color="1F3864"/>
+              <w:left w:val="single" w:sz="6" w:space="0" w:color="1F3864"/>
+              <w:bottom w:val="single" w:sz="6" w:space="0" w:color="1F3864"/>
+              <w:right w:val="single" w:sz="6" w:space="0" w:color="1F3864"/>
             </w:tcBorders>
             <w:shd w:val="clear" w:color="auto" w:fill="D9E2F3"/>
             <w:tcMar>
@@ -8903,13 +8830,13 @@
         </w:tc>
         <w:tc>
           <w:tcPr>
-            <w:tcW w:w="4310" w:type="dxa"/>
+            <w:tcW w:w="4305" w:type="dxa"/>
             <w:gridSpan w:val="7"/>
             <w:tcBorders>
-              <w:top w:val="single" w:sz="4" w:space="0" w:color="8EAADB"/>
-              <w:left w:val="single" w:sz="4" w:space="0" w:color="8EAADB"/>
-              <w:bottom w:val="single" w:sz="4" w:space="0" w:color="8EAADB"/>
-              <w:right w:val="single" w:sz="4" w:space="0" w:color="8EAADB"/>
+              <w:top w:val="single" w:sz="6" w:space="0" w:color="1F3864"/>
+              <w:left w:val="single" w:sz="6" w:space="0" w:color="1F3864"/>
+              <w:bottom w:val="single" w:sz="6" w:space="0" w:color="1F3864"/>
+              <w:right w:val="single" w:sz="6" w:space="0" w:color="1F3864"/>
             </w:tcBorders>
             <w:shd w:val="clear" w:color="auto" w:fill="D9E2F3"/>
             <w:tcMar>
@@ -9205,13 +9132,13 @@
         </w:tc>
         <w:tc>
           <w:tcPr>
-            <w:tcW w:w="2743" w:type="dxa"/>
+            <w:tcW w:w="2740" w:type="dxa"/>
             <w:gridSpan w:val="4"/>
             <w:tcBorders>
-              <w:top w:val="single" w:sz="4" w:space="0" w:color="8EAADB"/>
-              <w:left w:val="single" w:sz="4" w:space="0" w:color="8EAADB"/>
-              <w:bottom w:val="single" w:sz="4" w:space="0" w:color="8EAADB"/>
-              <w:right w:val="single" w:sz="4" w:space="0" w:color="8EAADB"/>
+              <w:top w:val="single" w:sz="6" w:space="0" w:color="1F3864"/>
+              <w:left w:val="single" w:sz="6" w:space="0" w:color="1F3864"/>
+              <w:bottom w:val="single" w:sz="6" w:space="0" w:color="1F3864"/>
+              <w:right w:val="single" w:sz="6" w:space="0" w:color="1F3864"/>
             </w:tcBorders>
             <w:shd w:val="clear" w:color="auto" w:fill="D9E2F3"/>
             <w:tcMar>
@@ -9279,18 +9206,16 @@
         </w:tc>
       </w:tr>
       <w:tr>
-        <w:trPr>
-          <w:cantSplit/>
-        </w:trPr>
-        <w:tc>
-          <w:tcPr>
-            <w:tcW w:w="9405" w:type="dxa"/>
+        <w:trPr/>
+        <w:tc>
+          <w:tcPr>
+            <w:tcW w:w="9394" w:type="dxa"/>
             <w:gridSpan w:val="14"/>
             <w:tcBorders>
-              <w:top w:val="single" w:sz="4" w:space="0" w:color="8EAADB"/>
-              <w:left w:val="single" w:sz="4" w:space="0" w:color="8EAADB"/>
-              <w:bottom w:val="single" w:sz="4" w:space="0" w:color="8EAADB"/>
-              <w:right w:val="single" w:sz="4" w:space="0" w:color="8EAADB"/>
+              <w:top w:val="single" w:sz="6" w:space="0" w:color="1F3864"/>
+              <w:left w:val="single" w:sz="6" w:space="0" w:color="1F3864"/>
+              <w:bottom w:val="single" w:sz="6" w:space="0" w:color="1F3864"/>
+              <w:right w:val="single" w:sz="6" w:space="0" w:color="1F3864"/>
             </w:tcBorders>
             <w:shd w:val="clear" w:color="auto" w:fill="D9E2F3"/>
             <w:tcMar>
@@ -9349,13 +9274,13 @@
       <w:tr>
         <w:tc>
           <w:tcPr>
-            <w:tcW w:w="3135" w:type="dxa"/>
+            <w:tcW w:w="3132" w:type="dxa"/>
             <w:gridSpan w:val="4"/>
             <w:tcBorders>
-              <w:top w:val="single" w:sz="4" w:space="0" w:color="4472C4"/>
-              <w:left w:val="single" w:sz="4" w:space="0" w:color="4472C4"/>
-              <w:bottom w:val="single" w:sz="4" w:space="0" w:color="4472C4"/>
-              <w:right w:val="single" w:sz="4" w:space="0" w:color="4472C4"/>
+              <w:top w:val="single" w:sz="6" w:space="0" w:color="1F3864"/>
+              <w:left w:val="single" w:sz="6" w:space="0" w:color="1F3864"/>
+              <w:bottom w:val="single" w:sz="6" w:space="0" w:color="1F3864"/>
+              <w:right w:val="single" w:sz="6" w:space="0" w:color="1F3864"/>
             </w:tcBorders>
             <w:shd w:val="clear" w:color="auto" w:fill="4472C4"/>
             <w:tcMar>
@@ -9368,6 +9293,7 @@
           </w:tcPr>
           <w:p>
             <w:pPr>
+              <w:keepNext/>
               <w:spacing w:before="20" w:after="20" w:line="240" w:lineRule="auto"/>
               <w:jc w:val="center"/>
               <w:rPr>
@@ -9394,13 +9320,13 @@
         </w:tc>
         <w:tc>
           <w:tcPr>
-            <w:tcW w:w="3135" w:type="dxa"/>
+            <w:tcW w:w="3131" w:type="dxa"/>
             <w:gridSpan w:val="5"/>
             <w:tcBorders>
-              <w:top w:val="single" w:sz="4" w:space="0" w:color="4472C4"/>
-              <w:left w:val="single" w:sz="4" w:space="0" w:color="4472C4"/>
-              <w:bottom w:val="single" w:sz="4" w:space="0" w:color="4472C4"/>
-              <w:right w:val="single" w:sz="4" w:space="0" w:color="4472C4"/>
+              <w:top w:val="single" w:sz="6" w:space="0" w:color="1F3864"/>
+              <w:left w:val="single" w:sz="6" w:space="0" w:color="1F3864"/>
+              <w:bottom w:val="single" w:sz="6" w:space="0" w:color="1F3864"/>
+              <w:right w:val="single" w:sz="6" w:space="0" w:color="1F3864"/>
             </w:tcBorders>
             <w:shd w:val="clear" w:color="auto" w:fill="4472C4"/>
             <w:tcMar>
@@ -9413,6 +9339,7 @@
           </w:tcPr>
           <w:p>
             <w:pPr>
+              <w:keepNext/>
               <w:spacing w:before="20" w:after="20" w:line="240" w:lineRule="auto"/>
               <w:jc w:val="center"/>
               <w:rPr>
@@ -9439,13 +9366,13 @@
         </w:tc>
         <w:tc>
           <w:tcPr>
-            <w:tcW w:w="3135" w:type="dxa"/>
+            <w:tcW w:w="3131" w:type="dxa"/>
             <w:gridSpan w:val="5"/>
             <w:tcBorders>
-              <w:top w:val="single" w:sz="4" w:space="0" w:color="4472C4"/>
-              <w:left w:val="single" w:sz="4" w:space="0" w:color="4472C4"/>
-              <w:bottom w:val="single" w:sz="4" w:space="0" w:color="4472C4"/>
-              <w:right w:val="single" w:sz="4" w:space="0" w:color="4472C4"/>
+              <w:top w:val="single" w:sz="6" w:space="0" w:color="1F3864"/>
+              <w:left w:val="single" w:sz="6" w:space="0" w:color="1F3864"/>
+              <w:bottom w:val="single" w:sz="6" w:space="0" w:color="1F3864"/>
+              <w:right w:val="single" w:sz="6" w:space="0" w:color="1F3864"/>
             </w:tcBorders>
             <w:shd w:val="clear" w:color="auto" w:fill="4472C4"/>
             <w:tcMar>
@@ -9458,6 +9385,7 @@
           </w:tcPr>
           <w:p>
             <w:pPr>
+              <w:keepNext/>
               <w:spacing w:before="20" w:after="20" w:line="240" w:lineRule="auto"/>
               <w:jc w:val="center"/>
               <w:rPr>
@@ -9486,14 +9414,14 @@
       <w:tr>
         <w:tc>
           <w:tcPr>
-            <w:tcW w:w="3135" w:type="dxa"/>
+            <w:tcW w:w="3132" w:type="dxa"/>
             <w:gridSpan w:val="4"/>
             <w:vMerge w:val="restart"/>
             <w:tcBorders>
-              <w:top w:val="single" w:sz="4" w:space="0" w:color="8EAADB"/>
-              <w:left w:val="single" w:sz="4" w:space="0" w:color="8EAADB"/>
-              <w:bottom w:val="single" w:sz="4" w:space="0" w:color="8EAADB"/>
-              <w:right w:val="single" w:sz="4" w:space="0" w:color="8EAADB"/>
+              <w:top w:val="single" w:sz="6" w:space="0" w:color="1F3864"/>
+              <w:left w:val="single" w:sz="6" w:space="0" w:color="1F3864"/>
+              <w:bottom w:val="single" w:sz="6" w:space="0" w:color="1F3864"/>
+              <w:right w:val="single" w:sz="6" w:space="0" w:color="1F3864"/>
             </w:tcBorders>
             <w:shd w:val="clear" w:color="auto" w:fill="D9E2F3"/>
             <w:tcMar>
@@ -9522,31 +9450,16 @@
               <w:t>1. Describe la ecuación de regresión múltiple y su interpretación con el software SPSS.</w:t>
             </w:r>
           </w:p>
-          <w:p>
-            <w:pPr>
-              <w:spacing w:before="20" w:after="20" w:line="240" w:lineRule="auto"/>
-              <w:jc w:val="center"/>
-              <w:rPr>
-                <w:rFonts w:ascii="Century Gothic" w:hAnsi="Century Gothic" w:cs="Century Gothic" w:eastAsia="Century Gothic"/>
-                <w:b/>
-                <w:bCs/>
-                <w:i/>
-                <w:iCs/>
-                <w:sz w:val="18"/>
-                <w:szCs w:val="18"/>
-              </w:rPr>
-            </w:pPr>
-          </w:p>
-        </w:tc>
-        <w:tc>
-          <w:tcPr>
-            <w:tcW w:w="3135" w:type="dxa"/>
+        </w:tc>
+        <w:tc>
+          <w:tcPr>
+            <w:tcW w:w="3131" w:type="dxa"/>
             <w:gridSpan w:val="5"/>
             <w:tcBorders>
-              <w:top w:val="single" w:sz="4" w:space="0" w:color="8EAADB"/>
-              <w:left w:val="single" w:sz="4" w:space="0" w:color="8EAADB"/>
-              <w:bottom w:val="single" w:sz="4" w:space="0" w:color="8EAADB"/>
-              <w:right w:val="single" w:sz="4" w:space="0" w:color="8EAADB"/>
+              <w:top w:val="single" w:sz="6" w:space="0" w:color="1F3864"/>
+              <w:left w:val="single" w:sz="6" w:space="0" w:color="1F3864"/>
+              <w:bottom w:val="single" w:sz="6" w:space="0" w:color="1F3864"/>
+              <w:right w:val="single" w:sz="6" w:space="0" w:color="1F3864"/>
             </w:tcBorders>
             <w:shd w:val="clear" w:color="auto" w:fill="D9E2F3"/>
             <w:tcMar>
@@ -9582,13 +9495,13 @@
         </w:tc>
         <w:tc>
           <w:tcPr>
-            <w:tcW w:w="3135" w:type="dxa"/>
+            <w:tcW w:w="3131" w:type="dxa"/>
             <w:gridSpan w:val="5"/>
             <w:tcBorders>
-              <w:top w:val="single" w:sz="4" w:space="0" w:color="8EAADB"/>
-              <w:left w:val="single" w:sz="4" w:space="0" w:color="8EAADB"/>
-              <w:bottom w:val="single" w:sz="4" w:space="0" w:color="8EAADB"/>
-              <w:right w:val="single" w:sz="4" w:space="0" w:color="8EAADB"/>
+              <w:top w:val="single" w:sz="6" w:space="0" w:color="1F3864"/>
+              <w:left w:val="single" w:sz="6" w:space="0" w:color="1F3864"/>
+              <w:bottom w:val="single" w:sz="6" w:space="0" w:color="1F3864"/>
+              <w:right w:val="single" w:sz="6" w:space="0" w:color="1F3864"/>
             </w:tcBorders>
             <w:shd w:val="clear" w:color="auto" w:fill="D9E2F3"/>
             <w:tcMar>
@@ -9648,14 +9561,14 @@
       <w:tr>
         <w:tc>
           <w:tcPr>
-            <w:tcW w:w="3135" w:type="dxa"/>
+            <w:tcW w:w="3132" w:type="dxa"/>
             <w:gridSpan w:val="4"/>
             <w:vMerge/>
             <w:tcBorders>
-              <w:top w:val="single" w:sz="4" w:space="0" w:color="8EAADB"/>
-              <w:left w:val="single" w:sz="4" w:space="0" w:color="8EAADB"/>
-              <w:bottom w:val="single" w:sz="4" w:space="0" w:color="8EAADB"/>
-              <w:right w:val="single" w:sz="4" w:space="0" w:color="8EAADB"/>
+              <w:top w:val="single" w:sz="6" w:space="0" w:color="1F3864"/>
+              <w:left w:val="single" w:sz="6" w:space="0" w:color="1F3864"/>
+              <w:bottom w:val="single" w:sz="6" w:space="0" w:color="1F3864"/>
+              <w:right w:val="single" w:sz="6" w:space="0" w:color="1F3864"/>
             </w:tcBorders>
             <w:shd w:val="clear" w:color="auto" w:fill="D9E2F3"/>
             <w:tcMar>
@@ -9684,13 +9597,13 @@
         </w:tc>
         <w:tc>
           <w:tcPr>
-            <w:tcW w:w="3135" w:type="dxa"/>
+            <w:tcW w:w="3131" w:type="dxa"/>
             <w:gridSpan w:val="5"/>
             <w:tcBorders>
-              <w:top w:val="single" w:sz="4" w:space="0" w:color="8EAADB"/>
-              <w:left w:val="single" w:sz="4" w:space="0" w:color="8EAADB"/>
-              <w:bottom w:val="single" w:sz="4" w:space="0" w:color="8EAADB"/>
-              <w:right w:val="single" w:sz="4" w:space="0" w:color="8EAADB"/>
+              <w:top w:val="single" w:sz="6" w:space="0" w:color="1F3864"/>
+              <w:left w:val="single" w:sz="6" w:space="0" w:color="1F3864"/>
+              <w:bottom w:val="single" w:sz="6" w:space="0" w:color="1F3864"/>
+              <w:right w:val="single" w:sz="6" w:space="0" w:color="1F3864"/>
             </w:tcBorders>
             <w:shd w:val="clear" w:color="auto" w:fill="D9E2F3"/>
             <w:tcMar>
@@ -9726,13 +9639,13 @@
         </w:tc>
         <w:tc>
           <w:tcPr>
-            <w:tcW w:w="3135" w:type="dxa"/>
+            <w:tcW w:w="3131" w:type="dxa"/>
             <w:gridSpan w:val="5"/>
             <w:tcBorders>
-              <w:top w:val="single" w:sz="4" w:space="0" w:color="8EAADB"/>
-              <w:left w:val="single" w:sz="4" w:space="0" w:color="8EAADB"/>
-              <w:bottom w:val="single" w:sz="4" w:space="0" w:color="8EAADB"/>
-              <w:right w:val="single" w:sz="4" w:space="0" w:color="8EAADB"/>
+              <w:top w:val="single" w:sz="6" w:space="0" w:color="1F3864"/>
+              <w:left w:val="single" w:sz="6" w:space="0" w:color="1F3864"/>
+              <w:bottom w:val="single" w:sz="6" w:space="0" w:color="1F3864"/>
+              <w:right w:val="single" w:sz="6" w:space="0" w:color="1F3864"/>
             </w:tcBorders>
             <w:shd w:val="clear" w:color="auto" w:fill="D9E2F3"/>
             <w:tcMar>
@@ -9782,14 +9695,14 @@
       <w:tr>
         <w:tc>
           <w:tcPr>
-            <w:tcW w:w="3135" w:type="dxa"/>
+            <w:tcW w:w="3132" w:type="dxa"/>
             <w:gridSpan w:val="4"/>
             <w:vMerge w:val="restart"/>
             <w:tcBorders>
-              <w:top w:val="single" w:sz="4" w:space="0" w:color="8EAADB"/>
-              <w:left w:val="single" w:sz="4" w:space="0" w:color="8EAADB"/>
-              <w:bottom w:val="single" w:sz="4" w:space="0" w:color="8EAADB"/>
-              <w:right w:val="single" w:sz="4" w:space="0" w:color="8EAADB"/>
+              <w:top w:val="single" w:sz="6" w:space="0" w:color="1F3864"/>
+              <w:left w:val="single" w:sz="6" w:space="0" w:color="1F3864"/>
+              <w:bottom w:val="single" w:sz="6" w:space="0" w:color="1F3864"/>
+              <w:right w:val="single" w:sz="6" w:space="0" w:color="1F3864"/>
             </w:tcBorders>
             <w:shd w:val="clear" w:color="auto" w:fill="D9E2F3"/>
             <w:tcMar>
@@ -9825,13 +9738,13 @@
         </w:tc>
         <w:tc>
           <w:tcPr>
-            <w:tcW w:w="3135" w:type="dxa"/>
+            <w:tcW w:w="3131" w:type="dxa"/>
             <w:gridSpan w:val="5"/>
             <w:tcBorders>
-              <w:top w:val="single" w:sz="4" w:space="0" w:color="8EAADB"/>
-              <w:left w:val="single" w:sz="4" w:space="0" w:color="8EAADB"/>
-              <w:bottom w:val="single" w:sz="4" w:space="0" w:color="8EAADB"/>
-              <w:right w:val="single" w:sz="4" w:space="0" w:color="8EAADB"/>
+              <w:top w:val="single" w:sz="6" w:space="0" w:color="1F3864"/>
+              <w:left w:val="single" w:sz="6" w:space="0" w:color="1F3864"/>
+              <w:bottom w:val="single" w:sz="6" w:space="0" w:color="1F3864"/>
+              <w:right w:val="single" w:sz="6" w:space="0" w:color="1F3864"/>
             </w:tcBorders>
             <w:shd w:val="clear" w:color="auto" w:fill="D9E2F3"/>
             <w:tcMar>
@@ -9875,13 +9788,13 @@
         </w:tc>
         <w:tc>
           <w:tcPr>
-            <w:tcW w:w="3135" w:type="dxa"/>
+            <w:tcW w:w="3131" w:type="dxa"/>
             <w:gridSpan w:val="5"/>
             <w:tcBorders>
-              <w:top w:val="single" w:sz="4" w:space="0" w:color="8EAADB"/>
-              <w:left w:val="single" w:sz="4" w:space="0" w:color="8EAADB"/>
-              <w:bottom w:val="single" w:sz="4" w:space="0" w:color="8EAADB"/>
-              <w:right w:val="single" w:sz="4" w:space="0" w:color="8EAADB"/>
+              <w:top w:val="single" w:sz="6" w:space="0" w:color="1F3864"/>
+              <w:left w:val="single" w:sz="6" w:space="0" w:color="1F3864"/>
+              <w:bottom w:val="single" w:sz="6" w:space="0" w:color="1F3864"/>
+              <w:right w:val="single" w:sz="6" w:space="0" w:color="1F3864"/>
             </w:tcBorders>
             <w:shd w:val="clear" w:color="auto" w:fill="D9E2F3"/>
             <w:tcMar>
@@ -9942,14 +9855,14 @@
       <w:tr>
         <w:tc>
           <w:tcPr>
-            <w:tcW w:w="3135" w:type="dxa"/>
+            <w:tcW w:w="3132" w:type="dxa"/>
             <w:gridSpan w:val="4"/>
             <w:vMerge/>
             <w:tcBorders>
-              <w:top w:val="single" w:sz="4" w:space="0" w:color="8EAADB"/>
-              <w:left w:val="single" w:sz="4" w:space="0" w:color="8EAADB"/>
-              <w:bottom w:val="single" w:sz="4" w:space="0" w:color="8EAADB"/>
-              <w:right w:val="single" w:sz="4" w:space="0" w:color="8EAADB"/>
+              <w:top w:val="single" w:sz="6" w:space="0" w:color="1F3864"/>
+              <w:left w:val="single" w:sz="6" w:space="0" w:color="1F3864"/>
+              <w:bottom w:val="single" w:sz="6" w:space="0" w:color="1F3864"/>
+              <w:right w:val="single" w:sz="6" w:space="0" w:color="1F3864"/>
             </w:tcBorders>
             <w:shd w:val="clear" w:color="auto" w:fill="D9E2F3"/>
             <w:tcMar>
@@ -9973,13 +9886,13 @@
         </w:tc>
         <w:tc>
           <w:tcPr>
-            <w:tcW w:w="3135" w:type="dxa"/>
+            <w:tcW w:w="3131" w:type="dxa"/>
             <w:gridSpan w:val="5"/>
             <w:tcBorders>
-              <w:top w:val="single" w:sz="4" w:space="0" w:color="8EAADB"/>
-              <w:left w:val="single" w:sz="4" w:space="0" w:color="8EAADB"/>
-              <w:bottom w:val="single" w:sz="4" w:space="0" w:color="8EAADB"/>
-              <w:right w:val="single" w:sz="4" w:space="0" w:color="8EAADB"/>
+              <w:top w:val="single" w:sz="6" w:space="0" w:color="1F3864"/>
+              <w:left w:val="single" w:sz="6" w:space="0" w:color="1F3864"/>
+              <w:bottom w:val="single" w:sz="6" w:space="0" w:color="1F3864"/>
+              <w:right w:val="single" w:sz="6" w:space="0" w:color="1F3864"/>
             </w:tcBorders>
             <w:shd w:val="clear" w:color="auto" w:fill="D9E2F3"/>
             <w:tcMar>
@@ -10019,13 +9932,13 @@
         </w:tc>
         <w:tc>
           <w:tcPr>
-            <w:tcW w:w="3135" w:type="dxa"/>
+            <w:tcW w:w="3131" w:type="dxa"/>
             <w:gridSpan w:val="5"/>
             <w:tcBorders>
-              <w:top w:val="single" w:sz="4" w:space="0" w:color="8EAADB"/>
-              <w:left w:val="single" w:sz="4" w:space="0" w:color="8EAADB"/>
-              <w:bottom w:val="single" w:sz="4" w:space="0" w:color="8EAADB"/>
-              <w:right w:val="single" w:sz="4" w:space="0" w:color="8EAADB"/>
+              <w:top w:val="single" w:sz="6" w:space="0" w:color="1F3864"/>
+              <w:left w:val="single" w:sz="6" w:space="0" w:color="1F3864"/>
+              <w:bottom w:val="single" w:sz="6" w:space="0" w:color="1F3864"/>
+              <w:right w:val="single" w:sz="6" w:space="0" w:color="1F3864"/>
             </w:tcBorders>
             <w:shd w:val="clear" w:color="auto" w:fill="D9E2F3"/>
             <w:tcMar>
@@ -10069,13 +9982,13 @@
       <w:tr>
         <w:tc>
           <w:tcPr>
-            <w:tcW w:w="9405" w:type="dxa"/>
+            <w:tcW w:w="9394" w:type="dxa"/>
             <w:gridSpan w:val="14"/>
             <w:tcBorders>
-              <w:top w:val="single" w:sz="4" w:space="0" w:color="4472C4"/>
-              <w:left w:val="single" w:sz="4" w:space="0" w:color="4472C4"/>
-              <w:bottom w:val="single" w:sz="4" w:space="0" w:color="4472C4"/>
-              <w:right w:val="single" w:sz="4" w:space="0" w:color="4472C4"/>
+              <w:top w:val="single" w:sz="6" w:space="0" w:color="1F3864"/>
+              <w:left w:val="single" w:sz="6" w:space="0" w:color="1F3864"/>
+              <w:bottom w:val="single" w:sz="6" w:space="0" w:color="1F3864"/>
+              <w:right w:val="single" w:sz="6" w:space="0" w:color="1F3864"/>
             </w:tcBorders>
             <w:shd w:val="clear" w:color="auto" w:fill="4472C4"/>
             <w:tcMar>
@@ -10088,6 +10001,7 @@
           </w:tcPr>
           <w:p>
             <w:pPr>
+              <w:keepNext/>
               <w:spacing w:before="20" w:after="20" w:line="240" w:lineRule="auto"/>
               <w:jc w:val="center"/>
               <w:rPr>
@@ -10116,13 +10030,13 @@
       <w:tr>
         <w:tc>
           <w:tcPr>
-            <w:tcW w:w="2351" w:type="dxa"/>
+            <w:tcW w:w="2349" w:type="dxa"/>
             <w:gridSpan w:val="3"/>
             <w:tcBorders>
-              <w:top w:val="single" w:sz="4" w:space="0" w:color="4472C4"/>
-              <w:left w:val="single" w:sz="4" w:space="0" w:color="4472C4"/>
-              <w:bottom w:val="single" w:sz="4" w:space="0" w:color="4472C4"/>
-              <w:right w:val="single" w:sz="4" w:space="0" w:color="4472C4"/>
+              <w:top w:val="single" w:sz="6" w:space="0" w:color="1F3864"/>
+              <w:left w:val="single" w:sz="6" w:space="0" w:color="1F3864"/>
+              <w:bottom w:val="single" w:sz="6" w:space="0" w:color="1F3864"/>
+              <w:right w:val="single" w:sz="6" w:space="0" w:color="1F3864"/>
             </w:tcBorders>
             <w:shd w:val="clear" w:color="auto" w:fill="4472C4"/>
             <w:tcMar>
@@ -10135,6 +10049,7 @@
           </w:tcPr>
           <w:p>
             <w:pPr>
+              <w:keepNext/>
               <w:spacing w:before="20" w:after="20" w:line="240" w:lineRule="auto"/>
               <w:jc w:val="center"/>
               <w:rPr>
@@ -10161,13 +10076,13 @@
         </w:tc>
         <w:tc>
           <w:tcPr>
-            <w:tcW w:w="4310" w:type="dxa"/>
+            <w:tcW w:w="4305" w:type="dxa"/>
             <w:gridSpan w:val="7"/>
             <w:tcBorders>
-              <w:top w:val="single" w:sz="4" w:space="0" w:color="4472C4"/>
-              <w:left w:val="single" w:sz="4" w:space="0" w:color="4472C4"/>
-              <w:bottom w:val="single" w:sz="4" w:space="0" w:color="4472C4"/>
-              <w:right w:val="single" w:sz="4" w:space="0" w:color="4472C4"/>
+              <w:top w:val="single" w:sz="6" w:space="0" w:color="1F3864"/>
+              <w:left w:val="single" w:sz="6" w:space="0" w:color="1F3864"/>
+              <w:bottom w:val="single" w:sz="6" w:space="0" w:color="1F3864"/>
+              <w:right w:val="single" w:sz="6" w:space="0" w:color="1F3864"/>
             </w:tcBorders>
             <w:shd w:val="clear" w:color="auto" w:fill="4472C4"/>
             <w:tcMar>
@@ -10180,6 +10095,7 @@
           </w:tcPr>
           <w:p>
             <w:pPr>
+              <w:keepNext/>
               <w:spacing w:before="20" w:after="20" w:line="240" w:lineRule="auto"/>
               <w:jc w:val="center"/>
               <w:rPr>
@@ -10206,13 +10122,13 @@
         </w:tc>
         <w:tc>
           <w:tcPr>
-            <w:tcW w:w="2743" w:type="dxa"/>
+            <w:tcW w:w="2740" w:type="dxa"/>
             <w:gridSpan w:val="4"/>
             <w:tcBorders>
-              <w:top w:val="single" w:sz="4" w:space="0" w:color="4472C4"/>
-              <w:left w:val="single" w:sz="4" w:space="0" w:color="4472C4"/>
-              <w:bottom w:val="single" w:sz="4" w:space="0" w:color="4472C4"/>
-              <w:right w:val="single" w:sz="4" w:space="0" w:color="4472C4"/>
+              <w:top w:val="single" w:sz="6" w:space="0" w:color="1F3864"/>
+              <w:left w:val="single" w:sz="6" w:space="0" w:color="1F3864"/>
+              <w:bottom w:val="single" w:sz="6" w:space="0" w:color="1F3864"/>
+              <w:right w:val="single" w:sz="6" w:space="0" w:color="1F3864"/>
             </w:tcBorders>
             <w:shd w:val="clear" w:color="auto" w:fill="4472C4"/>
             <w:tcMar>
@@ -10225,6 +10141,7 @@
           </w:tcPr>
           <w:p>
             <w:pPr>
+              <w:keepNext/>
               <w:spacing w:before="20" w:after="20" w:line="240" w:lineRule="auto"/>
               <w:jc w:val="center"/>
               <w:rPr>
@@ -10253,13 +10170,13 @@
       <w:tr>
         <w:tc>
           <w:tcPr>
-            <w:tcW w:w="2351" w:type="dxa"/>
+            <w:tcW w:w="2349" w:type="dxa"/>
             <w:gridSpan w:val="3"/>
             <w:tcBorders>
-              <w:top w:val="single" w:sz="4" w:space="0" w:color="8EAADB"/>
-              <w:left w:val="single" w:sz="4" w:space="0" w:color="8EAADB"/>
-              <w:bottom w:val="single" w:sz="4" w:space="0" w:color="8EAADB"/>
-              <w:right w:val="single" w:sz="4" w:space="0" w:color="8EAADB"/>
+              <w:top w:val="single" w:sz="6" w:space="0" w:color="1F3864"/>
+              <w:left w:val="single" w:sz="6" w:space="0" w:color="1F3864"/>
+              <w:bottom w:val="single" w:sz="6" w:space="0" w:color="1F3864"/>
+              <w:right w:val="single" w:sz="6" w:space="0" w:color="1F3864"/>
             </w:tcBorders>
             <w:shd w:val="clear" w:color="auto" w:fill="D9E2F3"/>
             <w:tcMar>
@@ -10291,13 +10208,13 @@
         </w:tc>
         <w:tc>
           <w:tcPr>
-            <w:tcW w:w="4310" w:type="dxa"/>
+            <w:tcW w:w="4305" w:type="dxa"/>
             <w:gridSpan w:val="7"/>
             <w:tcBorders>
-              <w:top w:val="single" w:sz="4" w:space="0" w:color="8EAADB"/>
-              <w:left w:val="single" w:sz="4" w:space="0" w:color="8EAADB"/>
-              <w:bottom w:val="single" w:sz="4" w:space="0" w:color="8EAADB"/>
-              <w:right w:val="single" w:sz="4" w:space="0" w:color="8EAADB"/>
+              <w:top w:val="single" w:sz="6" w:space="0" w:color="1F3864"/>
+              <w:left w:val="single" w:sz="6" w:space="0" w:color="1F3864"/>
+              <w:bottom w:val="single" w:sz="6" w:space="0" w:color="1F3864"/>
+              <w:right w:val="single" w:sz="6" w:space="0" w:color="1F3864"/>
             </w:tcBorders>
             <w:shd w:val="clear" w:color="auto" w:fill="D9E2F3"/>
             <w:tcMar>
@@ -10649,13 +10566,13 @@
         </w:tc>
         <w:tc>
           <w:tcPr>
-            <w:tcW w:w="2743" w:type="dxa"/>
+            <w:tcW w:w="2740" w:type="dxa"/>
             <w:gridSpan w:val="4"/>
             <w:tcBorders>
-              <w:top w:val="single" w:sz="4" w:space="0" w:color="8EAADB"/>
-              <w:left w:val="single" w:sz="4" w:space="0" w:color="8EAADB"/>
-              <w:bottom w:val="single" w:sz="4" w:space="0" w:color="8EAADB"/>
-              <w:right w:val="single" w:sz="4" w:space="0" w:color="8EAADB"/>
+              <w:top w:val="single" w:sz="6" w:space="0" w:color="1F3864"/>
+              <w:left w:val="single" w:sz="6" w:space="0" w:color="1F3864"/>
+              <w:bottom w:val="single" w:sz="6" w:space="0" w:color="1F3864"/>
+              <w:right w:val="single" w:sz="6" w:space="0" w:color="1F3864"/>
             </w:tcBorders>
             <w:shd w:val="clear" w:color="auto" w:fill="D9E2F3"/>
             <w:tcMar>
@@ -10740,13 +10657,13 @@
       <w:tr>
         <w:tc>
           <w:tcPr>
-            <w:tcW w:w="9405" w:type="dxa"/>
+            <w:tcW w:w="9394" w:type="dxa"/>
             <w:gridSpan w:val="14"/>
             <w:tcBorders>
-              <w:top w:val="single" w:sz="4" w:space="0" w:color="4472C4"/>
-              <w:left w:val="single" w:sz="4" w:space="0" w:color="4472C4"/>
-              <w:bottom w:val="single" w:sz="4" w:space="0" w:color="4472C4"/>
-              <w:right w:val="single" w:sz="4" w:space="0" w:color="4472C4"/>
+              <w:top w:val="single" w:sz="6" w:space="0" w:color="1F3864"/>
+              <w:left w:val="single" w:sz="6" w:space="0" w:color="1F3864"/>
+              <w:bottom w:val="single" w:sz="6" w:space="0" w:color="1F3864"/>
+              <w:right w:val="single" w:sz="6" w:space="0" w:color="1F3864"/>
             </w:tcBorders>
             <w:shd w:val="clear" w:color="auto" w:fill="4472C4"/>
             <w:tcMar>
@@ -10759,6 +10676,7 @@
           </w:tcPr>
           <w:p>
             <w:pPr>
+              <w:keepNext/>
               <w:spacing w:before="20" w:after="20" w:line="240" w:lineRule="auto"/>
               <w:jc w:val="center"/>
               <w:rPr>
@@ -10787,13 +10705,13 @@
       <w:tr>
         <w:tc>
           <w:tcPr>
-            <w:tcW w:w="2351" w:type="dxa"/>
+            <w:tcW w:w="2349" w:type="dxa"/>
             <w:gridSpan w:val="3"/>
             <w:tcBorders>
-              <w:top w:val="single" w:sz="4" w:space="0" w:color="4472C4"/>
-              <w:left w:val="single" w:sz="4" w:space="0" w:color="4472C4"/>
-              <w:bottom w:val="single" w:sz="4" w:space="0" w:color="4472C4"/>
-              <w:right w:val="single" w:sz="4" w:space="0" w:color="4472C4"/>
+              <w:top w:val="single" w:sz="6" w:space="0" w:color="1F3864"/>
+              <w:left w:val="single" w:sz="6" w:space="0" w:color="1F3864"/>
+              <w:bottom w:val="single" w:sz="6" w:space="0" w:color="1F3864"/>
+              <w:right w:val="single" w:sz="6" w:space="0" w:color="1F3864"/>
             </w:tcBorders>
             <w:shd w:val="clear" w:color="auto" w:fill="4472C4"/>
             <w:tcMar>
@@ -10806,6 +10724,7 @@
           </w:tcPr>
           <w:p>
             <w:pPr>
+              <w:keepNext/>
               <w:spacing w:before="20" w:after="20" w:line="240" w:lineRule="auto"/>
               <w:jc w:val="center"/>
               <w:rPr>
@@ -10832,13 +10751,13 @@
         </w:tc>
         <w:tc>
           <w:tcPr>
-            <w:tcW w:w="2351" w:type="dxa"/>
+            <w:tcW w:w="2349" w:type="dxa"/>
             <w:gridSpan w:val="3"/>
             <w:tcBorders>
-              <w:top w:val="single" w:sz="4" w:space="0" w:color="4472C4"/>
-              <w:left w:val="single" w:sz="4" w:space="0" w:color="4472C4"/>
-              <w:bottom w:val="single" w:sz="4" w:space="0" w:color="4472C4"/>
-              <w:right w:val="single" w:sz="4" w:space="0" w:color="4472C4"/>
+              <w:top w:val="single" w:sz="6" w:space="0" w:color="1F3864"/>
+              <w:left w:val="single" w:sz="6" w:space="0" w:color="1F3864"/>
+              <w:bottom w:val="single" w:sz="6" w:space="0" w:color="1F3864"/>
+              <w:right w:val="single" w:sz="6" w:space="0" w:color="1F3864"/>
             </w:tcBorders>
             <w:shd w:val="clear" w:color="auto" w:fill="4472C4"/>
             <w:tcMar>
@@ -10851,6 +10770,7 @@
           </w:tcPr>
           <w:p>
             <w:pPr>
+              <w:keepNext/>
               <w:spacing w:before="20" w:after="20" w:line="240" w:lineRule="auto"/>
               <w:jc w:val="center"/>
               <w:rPr>
@@ -10892,13 +10812,13 @@
         </w:tc>
         <w:tc>
           <w:tcPr>
-            <w:tcW w:w="2351" w:type="dxa"/>
+            <w:tcW w:w="2347" w:type="dxa"/>
             <w:gridSpan w:val="5"/>
             <w:tcBorders>
-              <w:top w:val="single" w:sz="4" w:space="0" w:color="4472C4"/>
-              <w:left w:val="single" w:sz="4" w:space="0" w:color="4472C4"/>
-              <w:bottom w:val="single" w:sz="4" w:space="0" w:color="4472C4"/>
-              <w:right w:val="single" w:sz="4" w:space="0" w:color="4472C4"/>
+              <w:top w:val="single" w:sz="6" w:space="0" w:color="1F3864"/>
+              <w:left w:val="single" w:sz="6" w:space="0" w:color="1F3864"/>
+              <w:bottom w:val="single" w:sz="6" w:space="0" w:color="1F3864"/>
+              <w:right w:val="single" w:sz="6" w:space="0" w:color="1F3864"/>
             </w:tcBorders>
             <w:shd w:val="clear" w:color="auto" w:fill="4472C4"/>
             <w:tcMar>
@@ -10911,6 +10831,7 @@
           </w:tcPr>
           <w:p>
             <w:pPr>
+              <w:keepNext/>
               <w:spacing w:before="20" w:after="20" w:line="240" w:lineRule="auto"/>
               <w:jc w:val="center"/>
               <w:rPr>
@@ -10937,13 +10858,13 @@
         </w:tc>
         <w:tc>
           <w:tcPr>
-            <w:tcW w:w="2351" w:type="dxa"/>
+            <w:tcW w:w="2349" w:type="dxa"/>
             <w:gridSpan w:val="3"/>
             <w:tcBorders>
-              <w:top w:val="single" w:sz="4" w:space="0" w:color="4472C4"/>
-              <w:left w:val="single" w:sz="4" w:space="0" w:color="4472C4"/>
-              <w:bottom w:val="single" w:sz="4" w:space="0" w:color="4472C4"/>
-              <w:right w:val="single" w:sz="4" w:space="0" w:color="4472C4"/>
+              <w:top w:val="single" w:sz="6" w:space="0" w:color="1F3864"/>
+              <w:left w:val="single" w:sz="6" w:space="0" w:color="1F3864"/>
+              <w:bottom w:val="single" w:sz="6" w:space="0" w:color="1F3864"/>
+              <w:right w:val="single" w:sz="6" w:space="0" w:color="1F3864"/>
             </w:tcBorders>
             <w:shd w:val="clear" w:color="auto" w:fill="4472C4"/>
             <w:tcMar>
@@ -10956,6 +10877,7 @@
           </w:tcPr>
           <w:p>
             <w:pPr>
+              <w:keepNext/>
               <w:spacing w:before="20" w:after="20" w:line="240" w:lineRule="auto"/>
               <w:jc w:val="center"/>
               <w:rPr>
@@ -10984,13 +10906,13 @@
       <w:tr>
         <w:tc>
           <w:tcPr>
-            <w:tcW w:w="2351" w:type="dxa"/>
+            <w:tcW w:w="2349" w:type="dxa"/>
             <w:gridSpan w:val="3"/>
             <w:tcBorders>
-              <w:top w:val="single" w:sz="4" w:space="0" w:color="8EAADB"/>
-              <w:left w:val="single" w:sz="4" w:space="0" w:color="8EAADB"/>
-              <w:bottom w:val="single" w:sz="4" w:space="0" w:color="8EAADB"/>
-              <w:right w:val="single" w:sz="4" w:space="0" w:color="8EAADB"/>
+              <w:top w:val="single" w:sz="6" w:space="0" w:color="1F3864"/>
+              <w:left w:val="single" w:sz="6" w:space="0" w:color="1F3864"/>
+              <w:bottom w:val="single" w:sz="6" w:space="0" w:color="1F3864"/>
+              <w:right w:val="single" w:sz="6" w:space="0" w:color="1F3864"/>
             </w:tcBorders>
             <w:shd w:val="clear" w:color="auto" w:fill="D9E2F3"/>
             <w:tcMar>
@@ -11061,13 +10983,13 @@
         </w:tc>
         <w:tc>
           <w:tcPr>
-            <w:tcW w:w="2351" w:type="dxa"/>
+            <w:tcW w:w="2349" w:type="dxa"/>
             <w:gridSpan w:val="3"/>
             <w:tcBorders>
-              <w:top w:val="single" w:sz="4" w:space="0" w:color="8EAADB"/>
-              <w:left w:val="single" w:sz="4" w:space="0" w:color="8EAADB"/>
-              <w:bottom w:val="single" w:sz="4" w:space="0" w:color="8EAADB"/>
-              <w:right w:val="single" w:sz="4" w:space="0" w:color="8EAADB"/>
+              <w:top w:val="single" w:sz="6" w:space="0" w:color="1F3864"/>
+              <w:left w:val="single" w:sz="6" w:space="0" w:color="1F3864"/>
+              <w:bottom w:val="single" w:sz="6" w:space="0" w:color="1F3864"/>
+              <w:right w:val="single" w:sz="6" w:space="0" w:color="1F3864"/>
             </w:tcBorders>
             <w:shd w:val="clear" w:color="auto" w:fill="D9E2F3"/>
             <w:tcMar>
@@ -11157,13 +11079,13 @@
         </w:tc>
         <w:tc>
           <w:tcPr>
-            <w:tcW w:w="2351" w:type="dxa"/>
+            <w:tcW w:w="2347" w:type="dxa"/>
             <w:gridSpan w:val="5"/>
             <w:tcBorders>
-              <w:top w:val="single" w:sz="4" w:space="0" w:color="8EAADB"/>
-              <w:left w:val="single" w:sz="4" w:space="0" w:color="8EAADB"/>
-              <w:bottom w:val="single" w:sz="4" w:space="0" w:color="8EAADB"/>
-              <w:right w:val="single" w:sz="4" w:space="0" w:color="8EAADB"/>
+              <w:top w:val="single" w:sz="6" w:space="0" w:color="1F3864"/>
+              <w:left w:val="single" w:sz="6" w:space="0" w:color="1F3864"/>
+              <w:bottom w:val="single" w:sz="6" w:space="0" w:color="1F3864"/>
+              <w:right w:val="single" w:sz="6" w:space="0" w:color="1F3864"/>
             </w:tcBorders>
             <w:shd w:val="clear" w:color="auto" w:fill="D9E2F3"/>
             <w:tcMar>
@@ -11234,13 +11156,13 @@
         </w:tc>
         <w:tc>
           <w:tcPr>
-            <w:tcW w:w="2351" w:type="dxa"/>
+            <w:tcW w:w="2349" w:type="dxa"/>
             <w:gridSpan w:val="3"/>
             <w:tcBorders>
-              <w:top w:val="single" w:sz="4" w:space="0" w:color="8EAADB"/>
-              <w:left w:val="single" w:sz="4" w:space="0" w:color="8EAADB"/>
-              <w:bottom w:val="single" w:sz="4" w:space="0" w:color="8EAADB"/>
-              <w:right w:val="single" w:sz="4" w:space="0" w:color="8EAADB"/>
+              <w:top w:val="single" w:sz="6" w:space="0" w:color="1F3864"/>
+              <w:left w:val="single" w:sz="6" w:space="0" w:color="1F3864"/>
+              <w:bottom w:val="single" w:sz="6" w:space="0" w:color="1F3864"/>
+              <w:right w:val="single" w:sz="6" w:space="0" w:color="1F3864"/>
             </w:tcBorders>
             <w:shd w:val="clear" w:color="auto" w:fill="D9E2F3"/>
             <w:tcMar>
@@ -11307,30 +11229,19 @@
               </w:rPr>
               <w:t>Comparación de software estadístico (Excel, SPSS, STATA, R y Python) para el análisis de datos.</w:t>
             </w:r>
-          </w:p>
-          <w:p>
-            <w:pPr>
-              <w:spacing w:before="20" w:after="20" w:line="240" w:lineRule="auto"/>
-              <w:jc w:val="center"/>
-              <w:rPr>
-                <w:rFonts w:ascii="Century Gothic" w:hAnsi="Century Gothic" w:cs="Century Gothic" w:eastAsia="Century Gothic"/>
-                <w:sz w:val="18"/>
-                <w:szCs w:val="18"/>
-              </w:rPr>
-            </w:pPr>
           </w:p>
         </w:tc>
       </w:tr>
       <w:tr>
         <w:tc>
           <w:tcPr>
-            <w:tcW w:w="2351" w:type="dxa"/>
+            <w:tcW w:w="2349" w:type="dxa"/>
             <w:gridSpan w:val="3"/>
             <w:tcBorders>
-              <w:top w:val="single" w:sz="4" w:space="0" w:color="4472C4"/>
-              <w:left w:val="single" w:sz="4" w:space="0" w:color="4472C4"/>
-              <w:bottom w:val="single" w:sz="4" w:space="0" w:color="4472C4"/>
-              <w:right w:val="single" w:sz="4" w:space="0" w:color="4472C4"/>
+              <w:top w:val="single" w:sz="6" w:space="0" w:color="1F3864"/>
+              <w:left w:val="single" w:sz="6" w:space="0" w:color="1F3864"/>
+              <w:bottom w:val="single" w:sz="6" w:space="0" w:color="1F3864"/>
+              <w:right w:val="single" w:sz="6" w:space="0" w:color="1F3864"/>
             </w:tcBorders>
             <w:shd w:val="clear" w:color="auto" w:fill="4472C4"/>
             <w:tcMar>
@@ -11369,13 +11280,13 @@
         </w:tc>
         <w:tc>
           <w:tcPr>
-            <w:tcW w:w="7053" w:type="dxa"/>
+            <w:tcW w:w="7045" w:type="dxa"/>
             <w:gridSpan w:val="11"/>
             <w:tcBorders>
-              <w:top w:val="single" w:sz="4" w:space="0" w:color="8EAADB"/>
-              <w:left w:val="single" w:sz="4" w:space="0" w:color="8EAADB"/>
-              <w:bottom w:val="single" w:sz="4" w:space="0" w:color="8EAADB"/>
-              <w:right w:val="single" w:sz="4" w:space="0" w:color="8EAADB"/>
+              <w:top w:val="single" w:sz="6" w:space="0" w:color="1F3864"/>
+              <w:left w:val="single" w:sz="6" w:space="0" w:color="1F3864"/>
+              <w:bottom w:val="single" w:sz="6" w:space="0" w:color="1F3864"/>
+              <w:right w:val="single" w:sz="6" w:space="0" w:color="1F3864"/>
             </w:tcBorders>
             <w:shd w:val="clear" w:color="auto" w:fill="D9E2F3"/>
             <w:tcMar>
@@ -11530,13 +11441,13 @@
       <w:tr>
         <w:tc>
           <w:tcPr>
-            <w:tcW w:w="2351" w:type="dxa"/>
+            <w:tcW w:w="2349" w:type="dxa"/>
             <w:gridSpan w:val="3"/>
             <w:tcBorders>
-              <w:top w:val="single" w:sz="4" w:space="0" w:color="4472C4"/>
-              <w:left w:val="single" w:sz="4" w:space="0" w:color="4472C4"/>
-              <w:bottom w:val="single" w:sz="4" w:space="0" w:color="4472C4"/>
-              <w:right w:val="single" w:sz="4" w:space="0" w:color="4472C4"/>
+              <w:top w:val="single" w:sz="6" w:space="0" w:color="1F3864"/>
+              <w:left w:val="single" w:sz="6" w:space="0" w:color="1F3864"/>
+              <w:bottom w:val="single" w:sz="6" w:space="0" w:color="1F3864"/>
+              <w:right w:val="single" w:sz="6" w:space="0" w:color="1F3864"/>
             </w:tcBorders>
             <w:shd w:val="clear" w:color="auto" w:fill="4472C4"/>
             <w:tcMar>
@@ -11576,13 +11487,13 @@
         </w:tc>
         <w:tc>
           <w:tcPr>
-            <w:tcW w:w="7053" w:type="dxa"/>
+            <w:tcW w:w="7045" w:type="dxa"/>
             <w:gridSpan w:val="11"/>
             <w:tcBorders>
-              <w:top w:val="single" w:sz="4" w:space="0" w:color="8EAADB"/>
-              <w:left w:val="single" w:sz="4" w:space="0" w:color="8EAADB"/>
-              <w:bottom w:val="single" w:sz="4" w:space="0" w:color="8EAADB"/>
-              <w:right w:val="single" w:sz="4" w:space="0" w:color="8EAADB"/>
+              <w:top w:val="single" w:sz="6" w:space="0" w:color="1F3864"/>
+              <w:left w:val="single" w:sz="6" w:space="0" w:color="1F3864"/>
+              <w:bottom w:val="single" w:sz="6" w:space="0" w:color="1F3864"/>
+              <w:right w:val="single" w:sz="6" w:space="0" w:color="1F3864"/>
             </w:tcBorders>
             <w:shd w:val="clear" w:color="auto" w:fill="D9E2F3"/>
             <w:tcMar>
@@ -11803,13 +11714,13 @@
       <w:tr>
         <w:tc>
           <w:tcPr>
-            <w:tcW w:w="2351" w:type="dxa"/>
+            <w:tcW w:w="2349" w:type="dxa"/>
             <w:gridSpan w:val="3"/>
             <w:tcBorders>
-              <w:top w:val="single" w:sz="4" w:space="0" w:color="4472C4"/>
-              <w:left w:val="single" w:sz="4" w:space="0" w:color="4472C4"/>
-              <w:bottom w:val="single" w:sz="4" w:space="0" w:color="4472C4"/>
-              <w:right w:val="single" w:sz="4" w:space="0" w:color="4472C4"/>
+              <w:top w:val="single" w:sz="6" w:space="0" w:color="1F3864"/>
+              <w:left w:val="single" w:sz="6" w:space="0" w:color="1F3864"/>
+              <w:bottom w:val="single" w:sz="6" w:space="0" w:color="1F3864"/>
+              <w:right w:val="single" w:sz="6" w:space="0" w:color="1F3864"/>
             </w:tcBorders>
             <w:shd w:val="clear" w:color="auto" w:fill="4472C4"/>
             <w:tcMar>
@@ -11848,13 +11759,13 @@
         </w:tc>
         <w:tc>
           <w:tcPr>
-            <w:tcW w:w="7053" w:type="dxa"/>
+            <w:tcW w:w="7045" w:type="dxa"/>
             <w:gridSpan w:val="11"/>
             <w:tcBorders>
-              <w:top w:val="single" w:sz="4" w:space="0" w:color="8EAADB"/>
-              <w:left w:val="single" w:sz="4" w:space="0" w:color="8EAADB"/>
-              <w:bottom w:val="single" w:sz="4" w:space="0" w:color="8EAADB"/>
-              <w:right w:val="single" w:sz="4" w:space="0" w:color="8EAADB"/>
+              <w:top w:val="single" w:sz="6" w:space="0" w:color="1F3864"/>
+              <w:left w:val="single" w:sz="6" w:space="0" w:color="1F3864"/>
+              <w:bottom w:val="single" w:sz="6" w:space="0" w:color="1F3864"/>
+              <w:right w:val="single" w:sz="6" w:space="0" w:color="1F3864"/>
             </w:tcBorders>
             <w:shd w:val="clear" w:color="auto" w:fill="D9E2F3"/>
             <w:tcMar>
@@ -11957,13 +11868,13 @@
       <w:tr>
         <w:tc>
           <w:tcPr>
-            <w:tcW w:w="2351" w:type="dxa"/>
+            <w:tcW w:w="2349" w:type="dxa"/>
             <w:gridSpan w:val="3"/>
             <w:tcBorders>
-              <w:top w:val="single" w:sz="4" w:space="0" w:color="4472C4"/>
-              <w:left w:val="single" w:sz="4" w:space="0" w:color="4472C4"/>
-              <w:bottom w:val="single" w:sz="4" w:space="0" w:color="4472C4"/>
-              <w:right w:val="single" w:sz="4" w:space="0" w:color="4472C4"/>
+              <w:top w:val="single" w:sz="6" w:space="0" w:color="1F3864"/>
+              <w:left w:val="single" w:sz="6" w:space="0" w:color="1F3864"/>
+              <w:bottom w:val="single" w:sz="6" w:space="0" w:color="1F3864"/>
+              <w:right w:val="single" w:sz="6" w:space="0" w:color="1F3864"/>
             </w:tcBorders>
             <w:shd w:val="clear" w:color="auto" w:fill="4472C4"/>
             <w:tcMar>
@@ -12002,13 +11913,13 @@
         </w:tc>
         <w:tc>
           <w:tcPr>
-            <w:tcW w:w="7053" w:type="dxa"/>
+            <w:tcW w:w="7045" w:type="dxa"/>
             <w:gridSpan w:val="11"/>
             <w:tcBorders>
-              <w:top w:val="single" w:sz="4" w:space="0" w:color="8EAADB"/>
-              <w:left w:val="single" w:sz="4" w:space="0" w:color="8EAADB"/>
-              <w:bottom w:val="single" w:sz="4" w:space="0" w:color="8EAADB"/>
-              <w:right w:val="single" w:sz="4" w:space="0" w:color="8EAADB"/>
+              <w:top w:val="single" w:sz="6" w:space="0" w:color="1F3864"/>
+              <w:left w:val="single" w:sz="6" w:space="0" w:color="1F3864"/>
+              <w:bottom w:val="single" w:sz="6" w:space="0" w:color="1F3864"/>
+              <w:right w:val="single" w:sz="6" w:space="0" w:color="1F3864"/>
             </w:tcBorders>
             <w:shd w:val="clear" w:color="auto" w:fill="D9E2F3"/>
             <w:tcMar>
@@ -12091,19 +12002,17 @@
         </w:tc>
       </w:tr>
       <w:tr>
-        <w:trPr>
-          <w:cantSplit/>
-        </w:trPr>
-        <w:tc>
-          <w:tcPr>
-            <w:tcW w:w="1567" w:type="dxa"/>
+        <w:trPr/>
+        <w:tc>
+          <w:tcPr>
+            <w:tcW w:w="1566" w:type="dxa"/>
             <w:gridSpan w:val="2"/>
             <w:vMerge w:val="restart"/>
             <w:tcBorders>
-              <w:top w:val="single" w:sz="4" w:space="0" w:color="4472C4"/>
-              <w:left w:val="single" w:sz="4" w:space="0" w:color="4472C4"/>
-              <w:bottom w:val="single" w:sz="4" w:space="0" w:color="4472C4"/>
-              <w:right w:val="single" w:sz="4" w:space="0" w:color="4472C4"/>
+              <w:top w:val="single" w:sz="6" w:space="0" w:color="1F3864"/>
+              <w:left w:val="single" w:sz="6" w:space="0" w:color="1F3864"/>
+              <w:bottom w:val="single" w:sz="6" w:space="0" w:color="1F3864"/>
+              <w:right w:val="single" w:sz="6" w:space="0" w:color="1F3864"/>
             </w:tcBorders>
             <w:shd w:val="clear" w:color="auto" w:fill="4472C4"/>
             <w:tcMar>
@@ -12142,13 +12051,13 @@
         </w:tc>
         <w:tc>
           <w:tcPr>
-            <w:tcW w:w="6270" w:type="dxa"/>
+            <w:tcW w:w="6261" w:type="dxa"/>
             <w:gridSpan w:val="11"/>
             <w:tcBorders>
-              <w:top w:val="single" w:sz="4" w:space="0" w:color="8EAADB"/>
-              <w:left w:val="single" w:sz="4" w:space="0" w:color="8EAADB"/>
-              <w:bottom w:val="single" w:sz="4" w:space="0" w:color="8EAADB"/>
-              <w:right w:val="single" w:sz="4" w:space="0" w:color="8EAADB"/>
+              <w:top w:val="single" w:sz="6" w:space="0" w:color="1F3864"/>
+              <w:left w:val="single" w:sz="6" w:space="0" w:color="1F3864"/>
+              <w:bottom w:val="single" w:sz="6" w:space="0" w:color="1F3864"/>
+              <w:right w:val="single" w:sz="6" w:space="0" w:color="1F3864"/>
             </w:tcBorders>
             <w:shd w:val="clear" w:color="auto" w:fill="D9E2F3"/>
             <w:tcMar>
@@ -12195,10 +12104,10 @@
           <w:tcPr>
             <w:tcW w:w="1567" w:type="dxa"/>
             <w:tcBorders>
-              <w:top w:val="single" w:sz="4" w:space="0" w:color="4472C4"/>
-              <w:left w:val="single" w:sz="4" w:space="0" w:color="4472C4"/>
-              <w:bottom w:val="single" w:sz="4" w:space="0" w:color="4472C4"/>
-              <w:right w:val="single" w:sz="4" w:space="0" w:color="4472C4"/>
+              <w:top w:val="single" w:sz="6" w:space="0" w:color="1F3864"/>
+              <w:left w:val="single" w:sz="6" w:space="0" w:color="1F3864"/>
+              <w:bottom w:val="single" w:sz="6" w:space="0" w:color="1F3864"/>
+              <w:right w:val="single" w:sz="6" w:space="0" w:color="1F3864"/>
             </w:tcBorders>
             <w:shd w:val="clear" w:color="auto" w:fill="4472C4"/>
             <w:tcMar>
@@ -12237,19 +12146,17 @@
         </w:tc>
       </w:tr>
       <w:tr>
-        <w:trPr>
-          <w:cantSplit/>
-        </w:trPr>
-        <w:tc>
-          <w:tcPr>
-            <w:tcW w:w="1567" w:type="dxa"/>
+        <w:trPr/>
+        <w:tc>
+          <w:tcPr>
+            <w:tcW w:w="1566" w:type="dxa"/>
             <w:gridSpan w:val="2"/>
             <w:vMerge/>
             <w:tcBorders>
-              <w:top w:val="single" w:sz="4" w:space="0" w:color="8EAADB"/>
-              <w:left w:val="single" w:sz="4" w:space="0" w:color="8EAADB"/>
-              <w:bottom w:val="single" w:sz="4" w:space="0" w:color="8EAADB"/>
-              <w:right w:val="single" w:sz="4" w:space="0" w:color="8EAADB"/>
+              <w:top w:val="single" w:sz="6" w:space="0" w:color="1F3864"/>
+              <w:left w:val="single" w:sz="6" w:space="0" w:color="1F3864"/>
+              <w:bottom w:val="single" w:sz="6" w:space="0" w:color="1F3864"/>
+              <w:right w:val="single" w:sz="6" w:space="0" w:color="1F3864"/>
             </w:tcBorders>
             <w:shd w:val="clear" w:color="auto" w:fill="D9E2F3"/>
           </w:tcPr>
@@ -12266,13 +12173,13 @@
         </w:tc>
         <w:tc>
           <w:tcPr>
-            <w:tcW w:w="1959" w:type="dxa"/>
+            <w:tcW w:w="1957" w:type="dxa"/>
             <w:gridSpan w:val="3"/>
             <w:tcBorders>
-              <w:top w:val="single" w:sz="4" w:space="0" w:color="4472C4"/>
-              <w:left w:val="single" w:sz="4" w:space="0" w:color="4472C4"/>
-              <w:bottom w:val="single" w:sz="4" w:space="0" w:color="4472C4"/>
-              <w:right w:val="single" w:sz="4" w:space="0" w:color="4472C4"/>
+              <w:top w:val="single" w:sz="6" w:space="0" w:color="1F3864"/>
+              <w:left w:val="single" w:sz="6" w:space="0" w:color="1F3864"/>
+              <w:bottom w:val="single" w:sz="6" w:space="0" w:color="1F3864"/>
+              <w:right w:val="single" w:sz="6" w:space="0" w:color="1F3864"/>
             </w:tcBorders>
             <w:shd w:val="clear" w:color="auto" w:fill="4472C4"/>
             <w:tcMar>
@@ -12311,13 +12218,13 @@
         </w:tc>
         <w:tc>
           <w:tcPr>
-            <w:tcW w:w="1959" w:type="dxa"/>
+            <w:tcW w:w="1958" w:type="dxa"/>
             <w:gridSpan w:val="2"/>
             <w:tcBorders>
-              <w:top w:val="single" w:sz="4" w:space="0" w:color="4472C4"/>
-              <w:left w:val="single" w:sz="4" w:space="0" w:color="4472C4"/>
-              <w:bottom w:val="single" w:sz="4" w:space="0" w:color="4472C4"/>
-              <w:right w:val="single" w:sz="4" w:space="0" w:color="4472C4"/>
+              <w:top w:val="single" w:sz="6" w:space="0" w:color="1F3864"/>
+              <w:left w:val="single" w:sz="6" w:space="0" w:color="1F3864"/>
+              <w:bottom w:val="single" w:sz="6" w:space="0" w:color="1F3864"/>
+              <w:right w:val="single" w:sz="6" w:space="0" w:color="1F3864"/>
             </w:tcBorders>
             <w:shd w:val="clear" w:color="auto" w:fill="4472C4"/>
             <w:tcMar>
@@ -12356,13 +12263,13 @@
         </w:tc>
         <w:tc>
           <w:tcPr>
-            <w:tcW w:w="1959" w:type="dxa"/>
+            <w:tcW w:w="1955" w:type="dxa"/>
             <w:gridSpan w:val="5"/>
             <w:tcBorders>
-              <w:top w:val="single" w:sz="4" w:space="0" w:color="4472C4"/>
-              <w:left w:val="single" w:sz="4" w:space="0" w:color="4472C4"/>
-              <w:bottom w:val="single" w:sz="4" w:space="0" w:color="4472C4"/>
-              <w:right w:val="single" w:sz="4" w:space="0" w:color="4472C4"/>
+              <w:top w:val="single" w:sz="6" w:space="0" w:color="1F3864"/>
+              <w:left w:val="single" w:sz="6" w:space="0" w:color="1F3864"/>
+              <w:bottom w:val="single" w:sz="6" w:space="0" w:color="1F3864"/>
+              <w:right w:val="single" w:sz="6" w:space="0" w:color="1F3864"/>
             </w:tcBorders>
             <w:shd w:val="clear" w:color="auto" w:fill="4472C4"/>
             <w:tcMar>
@@ -12401,13 +12308,13 @@
         </w:tc>
         <w:tc>
           <w:tcPr>
-            <w:tcW w:w="1959" w:type="dxa"/>
+            <w:tcW w:w="1958" w:type="dxa"/>
             <w:gridSpan w:val="2"/>
             <w:tcBorders>
-              <w:top w:val="single" w:sz="4" w:space="0" w:color="4472C4"/>
-              <w:left w:val="single" w:sz="4" w:space="0" w:color="4472C4"/>
-              <w:bottom w:val="single" w:sz="4" w:space="0" w:color="4472C4"/>
-              <w:right w:val="single" w:sz="4" w:space="0" w:color="4472C4"/>
+              <w:top w:val="single" w:sz="6" w:space="0" w:color="1F3864"/>
+              <w:left w:val="single" w:sz="6" w:space="0" w:color="1F3864"/>
+              <w:bottom w:val="single" w:sz="6" w:space="0" w:color="1F3864"/>
+              <w:right w:val="single" w:sz="6" w:space="0" w:color="1F3864"/>
             </w:tcBorders>
             <w:shd w:val="clear" w:color="auto" w:fill="4472C4"/>
             <w:tcMar>
@@ -12446,19 +12353,17 @@
         </w:tc>
       </w:tr>
       <w:tr>
-        <w:trPr>
-          <w:cantSplit/>
-        </w:trPr>
-        <w:tc>
-          <w:tcPr>
-            <w:tcW w:w="1567" w:type="dxa"/>
+        <w:trPr/>
+        <w:tc>
+          <w:tcPr>
+            <w:tcW w:w="1566" w:type="dxa"/>
             <w:gridSpan w:val="2"/>
             <w:vMerge/>
             <w:tcBorders>
-              <w:top w:val="single" w:sz="4" w:space="0" w:color="8EAADB"/>
-              <w:left w:val="single" w:sz="4" w:space="0" w:color="8EAADB"/>
-              <w:bottom w:val="single" w:sz="4" w:space="0" w:color="8EAADB"/>
-              <w:right w:val="single" w:sz="4" w:space="0" w:color="8EAADB"/>
+              <w:top w:val="single" w:sz="6" w:space="0" w:color="1F3864"/>
+              <w:left w:val="single" w:sz="6" w:space="0" w:color="1F3864"/>
+              <w:bottom w:val="single" w:sz="6" w:space="0" w:color="1F3864"/>
+              <w:right w:val="single" w:sz="6" w:space="0" w:color="1F3864"/>
             </w:tcBorders>
             <w:shd w:val="clear" w:color="auto" w:fill="D9E2F3"/>
           </w:tcPr>
@@ -12475,13 +12380,13 @@
         </w:tc>
         <w:tc>
           <w:tcPr>
-            <w:tcW w:w="1959" w:type="dxa"/>
+            <w:tcW w:w="1957" w:type="dxa"/>
             <w:gridSpan w:val="3"/>
             <w:tcBorders>
-              <w:top w:val="single" w:sz="4" w:space="0" w:color="8EAADB"/>
-              <w:left w:val="single" w:sz="4" w:space="0" w:color="8EAADB"/>
-              <w:bottom w:val="single" w:sz="4" w:space="0" w:color="8EAADB"/>
-              <w:right w:val="single" w:sz="4" w:space="0" w:color="8EAADB"/>
+              <w:top w:val="single" w:sz="6" w:space="0" w:color="1F3864"/>
+              <w:left w:val="single" w:sz="6" w:space="0" w:color="1F3864"/>
+              <w:bottom w:val="single" w:sz="6" w:space="0" w:color="1F3864"/>
+              <w:right w:val="single" w:sz="6" w:space="0" w:color="1F3864"/>
             </w:tcBorders>
             <w:shd w:val="clear" w:color="auto" w:fill="D9E2F3"/>
             <w:tcMar>
@@ -12513,13 +12418,13 @@
         </w:tc>
         <w:tc>
           <w:tcPr>
-            <w:tcW w:w="1959" w:type="dxa"/>
+            <w:tcW w:w="1958" w:type="dxa"/>
             <w:gridSpan w:val="2"/>
             <w:tcBorders>
-              <w:top w:val="single" w:sz="4" w:space="0" w:color="8EAADB"/>
-              <w:left w:val="single" w:sz="4" w:space="0" w:color="8EAADB"/>
-              <w:bottom w:val="single" w:sz="4" w:space="0" w:color="8EAADB"/>
-              <w:right w:val="single" w:sz="4" w:space="0" w:color="8EAADB"/>
+              <w:top w:val="single" w:sz="6" w:space="0" w:color="1F3864"/>
+              <w:left w:val="single" w:sz="6" w:space="0" w:color="1F3864"/>
+              <w:bottom w:val="single" w:sz="6" w:space="0" w:color="1F3864"/>
+              <w:right w:val="single" w:sz="6" w:space="0" w:color="1F3864"/>
             </w:tcBorders>
             <w:shd w:val="clear" w:color="auto" w:fill="D9E2F3"/>
             <w:tcMar>
@@ -12551,13 +12456,13 @@
         </w:tc>
         <w:tc>
           <w:tcPr>
-            <w:tcW w:w="1959" w:type="dxa"/>
+            <w:tcW w:w="1955" w:type="dxa"/>
             <w:gridSpan w:val="5"/>
             <w:tcBorders>
-              <w:top w:val="single" w:sz="4" w:space="0" w:color="8EAADB"/>
-              <w:left w:val="single" w:sz="4" w:space="0" w:color="8EAADB"/>
-              <w:bottom w:val="single" w:sz="4" w:space="0" w:color="8EAADB"/>
-              <w:right w:val="single" w:sz="4" w:space="0" w:color="8EAADB"/>
+              <w:top w:val="single" w:sz="6" w:space="0" w:color="1F3864"/>
+              <w:left w:val="single" w:sz="6" w:space="0" w:color="1F3864"/>
+              <w:bottom w:val="single" w:sz="6" w:space="0" w:color="1F3864"/>
+              <w:right w:val="single" w:sz="6" w:space="0" w:color="1F3864"/>
             </w:tcBorders>
             <w:shd w:val="clear" w:color="auto" w:fill="D9E2F3"/>
             <w:tcMar>
@@ -12589,13 +12494,13 @@
         </w:tc>
         <w:tc>
           <w:tcPr>
-            <w:tcW w:w="1959" w:type="dxa"/>
+            <w:tcW w:w="1958" w:type="dxa"/>
             <w:gridSpan w:val="2"/>
             <w:tcBorders>
-              <w:top w:val="single" w:sz="4" w:space="0" w:color="8EAADB"/>
-              <w:left w:val="single" w:sz="4" w:space="0" w:color="8EAADB"/>
-              <w:bottom w:val="single" w:sz="4" w:space="0" w:color="8EAADB"/>
-              <w:right w:val="single" w:sz="4" w:space="0" w:color="8EAADB"/>
+              <w:top w:val="single" w:sz="6" w:space="0" w:color="1F3864"/>
+              <w:left w:val="single" w:sz="6" w:space="0" w:color="1F3864"/>
+              <w:bottom w:val="single" w:sz="6" w:space="0" w:color="1F3864"/>
+              <w:right w:val="single" w:sz="6" w:space="0" w:color="1F3864"/>
             </w:tcBorders>
             <w:shd w:val="clear" w:color="auto" w:fill="D9E2F3"/>
             <w:tcMar>
@@ -12627,19 +12532,17 @@
         </w:tc>
       </w:tr>
       <w:tr>
-        <w:trPr>
-          <w:cantSplit/>
-        </w:trPr>
-        <w:tc>
-          <w:tcPr>
-            <w:tcW w:w="1567" w:type="dxa"/>
+        <w:trPr/>
+        <w:tc>
+          <w:tcPr>
+            <w:tcW w:w="1566" w:type="dxa"/>
             <w:gridSpan w:val="2"/>
             <w:vMerge/>
             <w:tcBorders>
-              <w:top w:val="single" w:sz="4" w:space="0" w:color="8EAADB"/>
-              <w:left w:val="single" w:sz="4" w:space="0" w:color="8EAADB"/>
-              <w:bottom w:val="single" w:sz="4" w:space="0" w:color="8EAADB"/>
-              <w:right w:val="single" w:sz="4" w:space="0" w:color="8EAADB"/>
+              <w:top w:val="single" w:sz="6" w:space="0" w:color="1F3864"/>
+              <w:left w:val="single" w:sz="6" w:space="0" w:color="1F3864"/>
+              <w:bottom w:val="single" w:sz="6" w:space="0" w:color="1F3864"/>
+              <w:right w:val="single" w:sz="6" w:space="0" w:color="1F3864"/>
             </w:tcBorders>
             <w:shd w:val="clear" w:color="auto" w:fill="D9E2F3"/>
           </w:tcPr>
@@ -12656,13 +12559,13 @@
         </w:tc>
         <w:tc>
           <w:tcPr>
-            <w:tcW w:w="1959" w:type="dxa"/>
+            <w:tcW w:w="1957" w:type="dxa"/>
             <w:gridSpan w:val="3"/>
             <w:tcBorders>
-              <w:top w:val="single" w:sz="4" w:space="0" w:color="8EAADB"/>
-              <w:left w:val="single" w:sz="4" w:space="0" w:color="8EAADB"/>
-              <w:bottom w:val="single" w:sz="4" w:space="0" w:color="8EAADB"/>
-              <w:right w:val="single" w:sz="4" w:space="0" w:color="8EAADB"/>
+              <w:top w:val="single" w:sz="6" w:space="0" w:color="1F3864"/>
+              <w:left w:val="single" w:sz="6" w:space="0" w:color="1F3864"/>
+              <w:bottom w:val="single" w:sz="6" w:space="0" w:color="1F3864"/>
+              <w:right w:val="single" w:sz="6" w:space="0" w:color="1F3864"/>
             </w:tcBorders>
             <w:shd w:val="clear" w:color="auto" w:fill="D9E2F3"/>
             <w:tcMar>
@@ -12694,13 +12597,13 @@
         </w:tc>
         <w:tc>
           <w:tcPr>
-            <w:tcW w:w="1959" w:type="dxa"/>
+            <w:tcW w:w="1958" w:type="dxa"/>
             <w:gridSpan w:val="2"/>
             <w:tcBorders>
-              <w:top w:val="single" w:sz="4" w:space="0" w:color="8EAADB"/>
-              <w:left w:val="single" w:sz="4" w:space="0" w:color="8EAADB"/>
-              <w:bottom w:val="single" w:sz="4" w:space="0" w:color="8EAADB"/>
-              <w:right w:val="single" w:sz="4" w:space="0" w:color="8EAADB"/>
+              <w:top w:val="single" w:sz="6" w:space="0" w:color="1F3864"/>
+              <w:left w:val="single" w:sz="6" w:space="0" w:color="1F3864"/>
+              <w:bottom w:val="single" w:sz="6" w:space="0" w:color="1F3864"/>
+              <w:right w:val="single" w:sz="6" w:space="0" w:color="1F3864"/>
             </w:tcBorders>
             <w:shd w:val="clear" w:color="auto" w:fill="D9E2F3"/>
             <w:tcMar>
@@ -12732,13 +12635,13 @@
         </w:tc>
         <w:tc>
           <w:tcPr>
-            <w:tcW w:w="1959" w:type="dxa"/>
+            <w:tcW w:w="1955" w:type="dxa"/>
             <w:gridSpan w:val="5"/>
             <w:tcBorders>
-              <w:top w:val="single" w:sz="4" w:space="0" w:color="8EAADB"/>
-              <w:left w:val="single" w:sz="4" w:space="0" w:color="8EAADB"/>
-              <w:bottom w:val="single" w:sz="4" w:space="0" w:color="8EAADB"/>
-              <w:right w:val="single" w:sz="4" w:space="0" w:color="8EAADB"/>
+              <w:top w:val="single" w:sz="6" w:space="0" w:color="1F3864"/>
+              <w:left w:val="single" w:sz="6" w:space="0" w:color="1F3864"/>
+              <w:bottom w:val="single" w:sz="6" w:space="0" w:color="1F3864"/>
+              <w:right w:val="single" w:sz="6" w:space="0" w:color="1F3864"/>
             </w:tcBorders>
             <w:shd w:val="clear" w:color="auto" w:fill="D9E2F3"/>
             <w:tcMar>
@@ -12770,13 +12673,13 @@
         </w:tc>
         <w:tc>
           <w:tcPr>
-            <w:tcW w:w="1959" w:type="dxa"/>
+            <w:tcW w:w="1958" w:type="dxa"/>
             <w:gridSpan w:val="2"/>
             <w:tcBorders>
-              <w:top w:val="single" w:sz="4" w:space="0" w:color="8EAADB"/>
-              <w:left w:val="single" w:sz="4" w:space="0" w:color="8EAADB"/>
-              <w:bottom w:val="single" w:sz="4" w:space="0" w:color="8EAADB"/>
-              <w:right w:val="single" w:sz="4" w:space="0" w:color="8EAADB"/>
+              <w:top w:val="single" w:sz="6" w:space="0" w:color="1F3864"/>
+              <w:left w:val="single" w:sz="6" w:space="0" w:color="1F3864"/>
+              <w:bottom w:val="single" w:sz="6" w:space="0" w:color="1F3864"/>
+              <w:right w:val="single" w:sz="6" w:space="0" w:color="1F3864"/>
             </w:tcBorders>
             <w:shd w:val="clear" w:color="auto" w:fill="D9E2F3"/>
             <w:tcMar>
@@ -12808,19 +12711,17 @@
         </w:tc>
       </w:tr>
       <w:tr>
-        <w:trPr>
-          <w:cantSplit/>
-        </w:trPr>
-        <w:tc>
-          <w:tcPr>
-            <w:tcW w:w="1567" w:type="dxa"/>
+        <w:trPr/>
+        <w:tc>
+          <w:tcPr>
+            <w:tcW w:w="1566" w:type="dxa"/>
             <w:gridSpan w:val="2"/>
             <w:vMerge/>
             <w:tcBorders>
-              <w:top w:val="single" w:sz="4" w:space="0" w:color="8EAADB"/>
-              <w:left w:val="single" w:sz="4" w:space="0" w:color="8EAADB"/>
-              <w:bottom w:val="single" w:sz="4" w:space="0" w:color="8EAADB"/>
-              <w:right w:val="single" w:sz="4" w:space="0" w:color="8EAADB"/>
+              <w:top w:val="single" w:sz="6" w:space="0" w:color="1F3864"/>
+              <w:left w:val="single" w:sz="6" w:space="0" w:color="1F3864"/>
+              <w:bottom w:val="single" w:sz="6" w:space="0" w:color="1F3864"/>
+              <w:right w:val="single" w:sz="6" w:space="0" w:color="1F3864"/>
             </w:tcBorders>
             <w:shd w:val="clear" w:color="auto" w:fill="D9E2F3"/>
           </w:tcPr>
@@ -12837,13 +12738,13 @@
         </w:tc>
         <w:tc>
           <w:tcPr>
-            <w:tcW w:w="1959" w:type="dxa"/>
+            <w:tcW w:w="1957" w:type="dxa"/>
             <w:gridSpan w:val="3"/>
             <w:tcBorders>
-              <w:top w:val="single" w:sz="4" w:space="0" w:color="8EAADB"/>
-              <w:left w:val="single" w:sz="4" w:space="0" w:color="8EAADB"/>
-              <w:bottom w:val="single" w:sz="4" w:space="0" w:color="8EAADB"/>
-              <w:right w:val="single" w:sz="4" w:space="0" w:color="8EAADB"/>
+              <w:top w:val="single" w:sz="6" w:space="0" w:color="1F3864"/>
+              <w:left w:val="single" w:sz="6" w:space="0" w:color="1F3864"/>
+              <w:bottom w:val="single" w:sz="6" w:space="0" w:color="1F3864"/>
+              <w:right w:val="single" w:sz="6" w:space="0" w:color="1F3864"/>
             </w:tcBorders>
             <w:shd w:val="clear" w:color="auto" w:fill="D9E2F3"/>
             <w:tcMar>
@@ -12875,13 +12776,13 @@
         </w:tc>
         <w:tc>
           <w:tcPr>
-            <w:tcW w:w="1959" w:type="dxa"/>
+            <w:tcW w:w="1958" w:type="dxa"/>
             <w:gridSpan w:val="2"/>
             <w:tcBorders>
-              <w:top w:val="single" w:sz="4" w:space="0" w:color="8EAADB"/>
-              <w:left w:val="single" w:sz="4" w:space="0" w:color="8EAADB"/>
-              <w:bottom w:val="single" w:sz="4" w:space="0" w:color="8EAADB"/>
-              <w:right w:val="single" w:sz="4" w:space="0" w:color="8EAADB"/>
+              <w:top w:val="single" w:sz="6" w:space="0" w:color="1F3864"/>
+              <w:left w:val="single" w:sz="6" w:space="0" w:color="1F3864"/>
+              <w:bottom w:val="single" w:sz="6" w:space="0" w:color="1F3864"/>
+              <w:right w:val="single" w:sz="6" w:space="0" w:color="1F3864"/>
             </w:tcBorders>
             <w:shd w:val="clear" w:color="auto" w:fill="D9E2F3"/>
             <w:tcMar>
@@ -12913,13 +12814,13 @@
         </w:tc>
         <w:tc>
           <w:tcPr>
-            <w:tcW w:w="1959" w:type="dxa"/>
+            <w:tcW w:w="1955" w:type="dxa"/>
             <w:gridSpan w:val="5"/>
             <w:tcBorders>
-              <w:top w:val="single" w:sz="4" w:space="0" w:color="8EAADB"/>
-              <w:left w:val="single" w:sz="4" w:space="0" w:color="8EAADB"/>
-              <w:bottom w:val="single" w:sz="4" w:space="0" w:color="8EAADB"/>
-              <w:right w:val="single" w:sz="4" w:space="0" w:color="8EAADB"/>
+              <w:top w:val="single" w:sz="6" w:space="0" w:color="1F3864"/>
+              <w:left w:val="single" w:sz="6" w:space="0" w:color="1F3864"/>
+              <w:bottom w:val="single" w:sz="6" w:space="0" w:color="1F3864"/>
+              <w:right w:val="single" w:sz="6" w:space="0" w:color="1F3864"/>
             </w:tcBorders>
             <w:shd w:val="clear" w:color="auto" w:fill="D9E2F3"/>
             <w:tcMar>
@@ -12951,13 +12852,13 @@
         </w:tc>
         <w:tc>
           <w:tcPr>
-            <w:tcW w:w="1959" w:type="dxa"/>
+            <w:tcW w:w="1958" w:type="dxa"/>
             <w:gridSpan w:val="2"/>
             <w:tcBorders>
-              <w:top w:val="single" w:sz="4" w:space="0" w:color="8EAADB"/>
-              <w:left w:val="single" w:sz="4" w:space="0" w:color="8EAADB"/>
-              <w:bottom w:val="single" w:sz="4" w:space="0" w:color="8EAADB"/>
-              <w:right w:val="single" w:sz="4" w:space="0" w:color="8EAADB"/>
+              <w:top w:val="single" w:sz="6" w:space="0" w:color="1F3864"/>
+              <w:left w:val="single" w:sz="6" w:space="0" w:color="1F3864"/>
+              <w:bottom w:val="single" w:sz="6" w:space="0" w:color="1F3864"/>
+              <w:right w:val="single" w:sz="6" w:space="0" w:color="1F3864"/>
             </w:tcBorders>
             <w:shd w:val="clear" w:color="auto" w:fill="D9E2F3"/>
             <w:tcMar>
@@ -12989,19 +12890,17 @@
         </w:tc>
       </w:tr>
       <w:tr>
-        <w:trPr>
-          <w:cantSplit/>
-        </w:trPr>
-        <w:tc>
-          <w:tcPr>
-            <w:tcW w:w="1567" w:type="dxa"/>
+        <w:trPr/>
+        <w:tc>
+          <w:tcPr>
+            <w:tcW w:w="1566" w:type="dxa"/>
             <w:gridSpan w:val="2"/>
             <w:vMerge/>
             <w:tcBorders>
-              <w:top w:val="single" w:sz="4" w:space="0" w:color="8EAADB"/>
-              <w:left w:val="single" w:sz="4" w:space="0" w:color="8EAADB"/>
-              <w:bottom w:val="single" w:sz="4" w:space="0" w:color="8EAADB"/>
-              <w:right w:val="single" w:sz="4" w:space="0" w:color="8EAADB"/>
+              <w:top w:val="single" w:sz="6" w:space="0" w:color="1F3864"/>
+              <w:left w:val="single" w:sz="6" w:space="0" w:color="1F3864"/>
+              <w:bottom w:val="single" w:sz="6" w:space="0" w:color="1F3864"/>
+              <w:right w:val="single" w:sz="6" w:space="0" w:color="1F3864"/>
             </w:tcBorders>
             <w:shd w:val="clear" w:color="auto" w:fill="D9E2F3"/>
           </w:tcPr>
@@ -13018,13 +12917,13 @@
         </w:tc>
         <w:tc>
           <w:tcPr>
-            <w:tcW w:w="6270" w:type="dxa"/>
+            <w:tcW w:w="6261" w:type="dxa"/>
             <w:gridSpan w:val="11"/>
             <w:tcBorders>
-              <w:top w:val="single" w:sz="4" w:space="0" w:color="8EAADB"/>
-              <w:left w:val="single" w:sz="4" w:space="0" w:color="8EAADB"/>
-              <w:bottom w:val="single" w:sz="4" w:space="0" w:color="8EAADB"/>
-              <w:right w:val="single" w:sz="4" w:space="0" w:color="8EAADB"/>
+              <w:top w:val="single" w:sz="6" w:space="0" w:color="1F3864"/>
+              <w:left w:val="single" w:sz="6" w:space="0" w:color="1F3864"/>
+              <w:bottom w:val="single" w:sz="6" w:space="0" w:color="1F3864"/>
+              <w:right w:val="single" w:sz="6" w:space="0" w:color="1F3864"/>
             </w:tcBorders>
             <w:shd w:val="clear" w:color="auto" w:fill="D9E2F3"/>
             <w:tcMar>
@@ -13071,10 +12970,10 @@
           <w:tcPr>
             <w:tcW w:w="1567" w:type="dxa"/>
             <w:tcBorders>
-              <w:top w:val="single" w:sz="4" w:space="0" w:color="4472C4"/>
-              <w:left w:val="single" w:sz="4" w:space="0" w:color="4472C4"/>
-              <w:bottom w:val="single" w:sz="4" w:space="0" w:color="4472C4"/>
-              <w:right w:val="single" w:sz="4" w:space="0" w:color="4472C4"/>
+              <w:top w:val="single" w:sz="6" w:space="0" w:color="1F3864"/>
+              <w:left w:val="single" w:sz="6" w:space="0" w:color="1F3864"/>
+              <w:bottom w:val="single" w:sz="6" w:space="0" w:color="1F3864"/>
+              <w:right w:val="single" w:sz="6" w:space="0" w:color="1F3864"/>
             </w:tcBorders>
             <w:shd w:val="clear" w:color="auto" w:fill="4472C4"/>
             <w:tcMar>
@@ -13126,19 +13025,17 @@
         </w:tc>
       </w:tr>
       <w:tr>
-        <w:trPr>
-          <w:cantSplit/>
-        </w:trPr>
-        <w:tc>
-          <w:tcPr>
-            <w:tcW w:w="1567" w:type="dxa"/>
+        <w:trPr/>
+        <w:tc>
+          <w:tcPr>
+            <w:tcW w:w="1566" w:type="dxa"/>
             <w:gridSpan w:val="2"/>
             <w:vMerge/>
             <w:tcBorders>
-              <w:top w:val="single" w:sz="4" w:space="0" w:color="8EAADB"/>
-              <w:left w:val="single" w:sz="4" w:space="0" w:color="8EAADB"/>
-              <w:bottom w:val="single" w:sz="4" w:space="0" w:color="8EAADB"/>
-              <w:right w:val="single" w:sz="4" w:space="0" w:color="8EAADB"/>
+              <w:top w:val="single" w:sz="6" w:space="0" w:color="1F3864"/>
+              <w:left w:val="single" w:sz="6" w:space="0" w:color="1F3864"/>
+              <w:bottom w:val="single" w:sz="6" w:space="0" w:color="1F3864"/>
+              <w:right w:val="single" w:sz="6" w:space="0" w:color="1F3864"/>
             </w:tcBorders>
             <w:shd w:val="clear" w:color="auto" w:fill="D9E2F3"/>
           </w:tcPr>
@@ -13155,13 +13052,13 @@
         </w:tc>
         <w:tc>
           <w:tcPr>
-            <w:tcW w:w="1959" w:type="dxa"/>
+            <w:tcW w:w="1957" w:type="dxa"/>
             <w:gridSpan w:val="3"/>
             <w:tcBorders>
-              <w:top w:val="single" w:sz="4" w:space="0" w:color="4472C4"/>
-              <w:left w:val="single" w:sz="4" w:space="0" w:color="4472C4"/>
-              <w:bottom w:val="single" w:sz="4" w:space="0" w:color="4472C4"/>
-              <w:right w:val="single" w:sz="4" w:space="0" w:color="4472C4"/>
+              <w:top w:val="single" w:sz="6" w:space="0" w:color="1F3864"/>
+              <w:left w:val="single" w:sz="6" w:space="0" w:color="1F3864"/>
+              <w:bottom w:val="single" w:sz="6" w:space="0" w:color="1F3864"/>
+              <w:right w:val="single" w:sz="6" w:space="0" w:color="1F3864"/>
             </w:tcBorders>
             <w:shd w:val="clear" w:color="auto" w:fill="4472C4"/>
             <w:tcMar>
@@ -13200,13 +13097,13 @@
         </w:tc>
         <w:tc>
           <w:tcPr>
-            <w:tcW w:w="1959" w:type="dxa"/>
+            <w:tcW w:w="1958" w:type="dxa"/>
             <w:gridSpan w:val="2"/>
             <w:tcBorders>
-              <w:top w:val="single" w:sz="4" w:space="0" w:color="4472C4"/>
-              <w:left w:val="single" w:sz="4" w:space="0" w:color="4472C4"/>
-              <w:bottom w:val="single" w:sz="4" w:space="0" w:color="4472C4"/>
-              <w:right w:val="single" w:sz="4" w:space="0" w:color="4472C4"/>
+              <w:top w:val="single" w:sz="6" w:space="0" w:color="1F3864"/>
+              <w:left w:val="single" w:sz="6" w:space="0" w:color="1F3864"/>
+              <w:bottom w:val="single" w:sz="6" w:space="0" w:color="1F3864"/>
+              <w:right w:val="single" w:sz="6" w:space="0" w:color="1F3864"/>
             </w:tcBorders>
             <w:shd w:val="clear" w:color="auto" w:fill="4472C4"/>
             <w:tcMar>
@@ -13245,13 +13142,13 @@
         </w:tc>
         <w:tc>
           <w:tcPr>
-            <w:tcW w:w="1959" w:type="dxa"/>
+            <w:tcW w:w="1955" w:type="dxa"/>
             <w:gridSpan w:val="5"/>
             <w:tcBorders>
-              <w:top w:val="single" w:sz="4" w:space="0" w:color="4472C4"/>
-              <w:left w:val="single" w:sz="4" w:space="0" w:color="4472C4"/>
-              <w:bottom w:val="single" w:sz="4" w:space="0" w:color="4472C4"/>
-              <w:right w:val="single" w:sz="4" w:space="0" w:color="4472C4"/>
+              <w:top w:val="single" w:sz="6" w:space="0" w:color="1F3864"/>
+              <w:left w:val="single" w:sz="6" w:space="0" w:color="1F3864"/>
+              <w:bottom w:val="single" w:sz="6" w:space="0" w:color="1F3864"/>
+              <w:right w:val="single" w:sz="6" w:space="0" w:color="1F3864"/>
             </w:tcBorders>
             <w:shd w:val="clear" w:color="auto" w:fill="4472C4"/>
             <w:tcMar>
@@ -13290,13 +13187,13 @@
         </w:tc>
         <w:tc>
           <w:tcPr>
-            <w:tcW w:w="1959" w:type="dxa"/>
+            <w:tcW w:w="1958" w:type="dxa"/>
             <w:gridSpan w:val="2"/>
             <w:tcBorders>
-              <w:top w:val="single" w:sz="4" w:space="0" w:color="4472C4"/>
-              <w:left w:val="single" w:sz="4" w:space="0" w:color="4472C4"/>
-              <w:bottom w:val="single" w:sz="4" w:space="0" w:color="4472C4"/>
-              <w:right w:val="single" w:sz="4" w:space="0" w:color="4472C4"/>
+              <w:top w:val="single" w:sz="6" w:space="0" w:color="1F3864"/>
+              <w:left w:val="single" w:sz="6" w:space="0" w:color="1F3864"/>
+              <w:bottom w:val="single" w:sz="6" w:space="0" w:color="1F3864"/>
+              <w:right w:val="single" w:sz="6" w:space="0" w:color="1F3864"/>
             </w:tcBorders>
             <w:shd w:val="clear" w:color="auto" w:fill="4472C4"/>
             <w:tcMar>
@@ -13335,19 +13232,17 @@
         </w:tc>
       </w:tr>
       <w:tr>
-        <w:trPr>
-          <w:cantSplit/>
-        </w:trPr>
-        <w:tc>
-          <w:tcPr>
-            <w:tcW w:w="1567" w:type="dxa"/>
+        <w:trPr/>
+        <w:tc>
+          <w:tcPr>
+            <w:tcW w:w="1566" w:type="dxa"/>
             <w:gridSpan w:val="2"/>
             <w:vMerge/>
             <w:tcBorders>
-              <w:top w:val="single" w:sz="4" w:space="0" w:color="8EAADB"/>
-              <w:left w:val="single" w:sz="4" w:space="0" w:color="8EAADB"/>
-              <w:bottom w:val="single" w:sz="4" w:space="0" w:color="8EAADB"/>
-              <w:right w:val="single" w:sz="4" w:space="0" w:color="8EAADB"/>
+              <w:top w:val="single" w:sz="6" w:space="0" w:color="1F3864"/>
+              <w:left w:val="single" w:sz="6" w:space="0" w:color="1F3864"/>
+              <w:bottom w:val="single" w:sz="6" w:space="0" w:color="1F3864"/>
+              <w:right w:val="single" w:sz="6" w:space="0" w:color="1F3864"/>
             </w:tcBorders>
             <w:shd w:val="clear" w:color="auto" w:fill="D9E2F3"/>
           </w:tcPr>
@@ -13364,13 +13259,13 @@
         </w:tc>
         <w:tc>
           <w:tcPr>
-            <w:tcW w:w="1959" w:type="dxa"/>
+            <w:tcW w:w="1957" w:type="dxa"/>
             <w:gridSpan w:val="3"/>
             <w:tcBorders>
-              <w:top w:val="single" w:sz="4" w:space="0" w:color="8EAADB"/>
-              <w:left w:val="single" w:sz="4" w:space="0" w:color="8EAADB"/>
-              <w:bottom w:val="single" w:sz="4" w:space="0" w:color="8EAADB"/>
-              <w:right w:val="single" w:sz="4" w:space="0" w:color="8EAADB"/>
+              <w:top w:val="single" w:sz="6" w:space="0" w:color="1F3864"/>
+              <w:left w:val="single" w:sz="6" w:space="0" w:color="1F3864"/>
+              <w:bottom w:val="single" w:sz="6" w:space="0" w:color="1F3864"/>
+              <w:right w:val="single" w:sz="6" w:space="0" w:color="1F3864"/>
             </w:tcBorders>
             <w:shd w:val="clear" w:color="auto" w:fill="D9E2F3"/>
             <w:tcMar>
@@ -13402,13 +13297,13 @@
         </w:tc>
         <w:tc>
           <w:tcPr>
-            <w:tcW w:w="1959" w:type="dxa"/>
+            <w:tcW w:w="1958" w:type="dxa"/>
             <w:gridSpan w:val="2"/>
             <w:tcBorders>
-              <w:top w:val="single" w:sz="4" w:space="0" w:color="8EAADB"/>
-              <w:left w:val="single" w:sz="4" w:space="0" w:color="8EAADB"/>
-              <w:bottom w:val="single" w:sz="4" w:space="0" w:color="8EAADB"/>
-              <w:right w:val="single" w:sz="4" w:space="0" w:color="8EAADB"/>
+              <w:top w:val="single" w:sz="6" w:space="0" w:color="1F3864"/>
+              <w:left w:val="single" w:sz="6" w:space="0" w:color="1F3864"/>
+              <w:bottom w:val="single" w:sz="6" w:space="0" w:color="1F3864"/>
+              <w:right w:val="single" w:sz="6" w:space="0" w:color="1F3864"/>
             </w:tcBorders>
             <w:shd w:val="clear" w:color="auto" w:fill="D9E2F3"/>
             <w:tcMar>
@@ -13440,13 +13335,13 @@
         </w:tc>
         <w:tc>
           <w:tcPr>
-            <w:tcW w:w="1959" w:type="dxa"/>
+            <w:tcW w:w="1955" w:type="dxa"/>
             <w:gridSpan w:val="5"/>
             <w:tcBorders>
-              <w:top w:val="single" w:sz="4" w:space="0" w:color="8EAADB"/>
-              <w:left w:val="single" w:sz="4" w:space="0" w:color="8EAADB"/>
-              <w:bottom w:val="single" w:sz="4" w:space="0" w:color="8EAADB"/>
-              <w:right w:val="single" w:sz="4" w:space="0" w:color="8EAADB"/>
+              <w:top w:val="single" w:sz="6" w:space="0" w:color="1F3864"/>
+              <w:left w:val="single" w:sz="6" w:space="0" w:color="1F3864"/>
+              <w:bottom w:val="single" w:sz="6" w:space="0" w:color="1F3864"/>
+              <w:right w:val="single" w:sz="6" w:space="0" w:color="1F3864"/>
             </w:tcBorders>
             <w:shd w:val="clear" w:color="auto" w:fill="D9E2F3"/>
             <w:tcMar>
@@ -13478,13 +13373,13 @@
         </w:tc>
         <w:tc>
           <w:tcPr>
-            <w:tcW w:w="1959" w:type="dxa"/>
+            <w:tcW w:w="1958" w:type="dxa"/>
             <w:gridSpan w:val="2"/>
             <w:tcBorders>
-              <w:top w:val="single" w:sz="4" w:space="0" w:color="8EAADB"/>
-              <w:left w:val="single" w:sz="4" w:space="0" w:color="8EAADB"/>
-              <w:bottom w:val="single" w:sz="4" w:space="0" w:color="8EAADB"/>
-              <w:right w:val="single" w:sz="4" w:space="0" w:color="8EAADB"/>
+              <w:top w:val="single" w:sz="6" w:space="0" w:color="1F3864"/>
+              <w:left w:val="single" w:sz="6" w:space="0" w:color="1F3864"/>
+              <w:bottom w:val="single" w:sz="6" w:space="0" w:color="1F3864"/>
+              <w:right w:val="single" w:sz="6" w:space="0" w:color="1F3864"/>
             </w:tcBorders>
             <w:shd w:val="clear" w:color="auto" w:fill="D9E2F3"/>
             <w:tcMar>
@@ -13516,19 +13411,17 @@
         </w:tc>
       </w:tr>
       <w:tr>
-        <w:trPr>
-          <w:cantSplit/>
-        </w:trPr>
-        <w:tc>
-          <w:tcPr>
-            <w:tcW w:w="1567" w:type="dxa"/>
+        <w:trPr/>
+        <w:tc>
+          <w:tcPr>
+            <w:tcW w:w="1566" w:type="dxa"/>
             <w:gridSpan w:val="2"/>
             <w:vMerge/>
             <w:tcBorders>
-              <w:top w:val="single" w:sz="4" w:space="0" w:color="8EAADB"/>
-              <w:left w:val="single" w:sz="4" w:space="0" w:color="8EAADB"/>
-              <w:bottom w:val="single" w:sz="4" w:space="0" w:color="8EAADB"/>
-              <w:right w:val="single" w:sz="4" w:space="0" w:color="8EAADB"/>
+              <w:top w:val="single" w:sz="6" w:space="0" w:color="1F3864"/>
+              <w:left w:val="single" w:sz="6" w:space="0" w:color="1F3864"/>
+              <w:bottom w:val="single" w:sz="6" w:space="0" w:color="1F3864"/>
+              <w:right w:val="single" w:sz="6" w:space="0" w:color="1F3864"/>
             </w:tcBorders>
             <w:shd w:val="clear" w:color="auto" w:fill="D9E2F3"/>
           </w:tcPr>
@@ -13545,13 +13438,13 @@
         </w:tc>
         <w:tc>
           <w:tcPr>
-            <w:tcW w:w="1959" w:type="dxa"/>
+            <w:tcW w:w="1957" w:type="dxa"/>
             <w:gridSpan w:val="3"/>
             <w:tcBorders>
-              <w:top w:val="single" w:sz="4" w:space="0" w:color="8EAADB"/>
-              <w:left w:val="single" w:sz="4" w:space="0" w:color="8EAADB"/>
-              <w:bottom w:val="single" w:sz="4" w:space="0" w:color="8EAADB"/>
-              <w:right w:val="single" w:sz="4" w:space="0" w:color="8EAADB"/>
+              <w:top w:val="single" w:sz="6" w:space="0" w:color="1F3864"/>
+              <w:left w:val="single" w:sz="6" w:space="0" w:color="1F3864"/>
+              <w:bottom w:val="single" w:sz="6" w:space="0" w:color="1F3864"/>
+              <w:right w:val="single" w:sz="6" w:space="0" w:color="1F3864"/>
             </w:tcBorders>
             <w:shd w:val="clear" w:color="auto" w:fill="D9E2F3"/>
             <w:tcMar>
@@ -13583,13 +13476,13 @@
         </w:tc>
         <w:tc>
           <w:tcPr>
-            <w:tcW w:w="1959" w:type="dxa"/>
+            <w:tcW w:w="1958" w:type="dxa"/>
             <w:gridSpan w:val="2"/>
             <w:tcBorders>
-              <w:top w:val="single" w:sz="4" w:space="0" w:color="8EAADB"/>
-              <w:left w:val="single" w:sz="4" w:space="0" w:color="8EAADB"/>
-              <w:bottom w:val="single" w:sz="4" w:space="0" w:color="8EAADB"/>
-              <w:right w:val="single" w:sz="4" w:space="0" w:color="8EAADB"/>
+              <w:top w:val="single" w:sz="6" w:space="0" w:color="1F3864"/>
+              <w:left w:val="single" w:sz="6" w:space="0" w:color="1F3864"/>
+              <w:bottom w:val="single" w:sz="6" w:space="0" w:color="1F3864"/>
+              <w:right w:val="single" w:sz="6" w:space="0" w:color="1F3864"/>
             </w:tcBorders>
             <w:shd w:val="clear" w:color="auto" w:fill="D9E2F3"/>
             <w:tcMar>
@@ -13621,13 +13514,13 @@
         </w:tc>
         <w:tc>
           <w:tcPr>
-            <w:tcW w:w="1959" w:type="dxa"/>
+            <w:tcW w:w="1955" w:type="dxa"/>
             <w:gridSpan w:val="5"/>
             <w:tcBorders>
-              <w:top w:val="single" w:sz="4" w:space="0" w:color="8EAADB"/>
-              <w:left w:val="single" w:sz="4" w:space="0" w:color="8EAADB"/>
-              <w:bottom w:val="single" w:sz="4" w:space="0" w:color="8EAADB"/>
-              <w:right w:val="single" w:sz="4" w:space="0" w:color="8EAADB"/>
+              <w:top w:val="single" w:sz="6" w:space="0" w:color="1F3864"/>
+              <w:left w:val="single" w:sz="6" w:space="0" w:color="1F3864"/>
+              <w:bottom w:val="single" w:sz="6" w:space="0" w:color="1F3864"/>
+              <w:right w:val="single" w:sz="6" w:space="0" w:color="1F3864"/>
             </w:tcBorders>
             <w:shd w:val="clear" w:color="auto" w:fill="D9E2F3"/>
             <w:tcMar>
@@ -13659,13 +13552,13 @@
         </w:tc>
         <w:tc>
           <w:tcPr>
-            <w:tcW w:w="1959" w:type="dxa"/>
+            <w:tcW w:w="1958" w:type="dxa"/>
             <w:gridSpan w:val="2"/>
             <w:tcBorders>
-              <w:top w:val="single" w:sz="4" w:space="0" w:color="8EAADB"/>
-              <w:left w:val="single" w:sz="4" w:space="0" w:color="8EAADB"/>
-              <w:bottom w:val="single" w:sz="4" w:space="0" w:color="8EAADB"/>
-              <w:right w:val="single" w:sz="4" w:space="0" w:color="8EAADB"/>
+              <w:top w:val="single" w:sz="6" w:space="0" w:color="1F3864"/>
+              <w:left w:val="single" w:sz="6" w:space="0" w:color="1F3864"/>
+              <w:bottom w:val="single" w:sz="6" w:space="0" w:color="1F3864"/>
+              <w:right w:val="single" w:sz="6" w:space="0" w:color="1F3864"/>
             </w:tcBorders>
             <w:shd w:val="clear" w:color="auto" w:fill="D9E2F3"/>
             <w:tcMar>
@@ -13697,19 +13590,17 @@
         </w:tc>
       </w:tr>
       <w:tr>
-        <w:trPr>
-          <w:cantSplit/>
-        </w:trPr>
-        <w:tc>
-          <w:tcPr>
-            <w:tcW w:w="1567" w:type="dxa"/>
+        <w:trPr/>
+        <w:tc>
+          <w:tcPr>
+            <w:tcW w:w="1566" w:type="dxa"/>
             <w:gridSpan w:val="2"/>
             <w:vMerge/>
             <w:tcBorders>
-              <w:top w:val="single" w:sz="4" w:space="0" w:color="8EAADB"/>
-              <w:left w:val="single" w:sz="4" w:space="0" w:color="8EAADB"/>
-              <w:bottom w:val="single" w:sz="4" w:space="0" w:color="8EAADB"/>
-              <w:right w:val="single" w:sz="4" w:space="0" w:color="8EAADB"/>
+              <w:top w:val="single" w:sz="6" w:space="0" w:color="1F3864"/>
+              <w:left w:val="single" w:sz="6" w:space="0" w:color="1F3864"/>
+              <w:bottom w:val="single" w:sz="6" w:space="0" w:color="1F3864"/>
+              <w:right w:val="single" w:sz="6" w:space="0" w:color="1F3864"/>
             </w:tcBorders>
             <w:shd w:val="clear" w:color="auto" w:fill="D9E2F3"/>
           </w:tcPr>
@@ -13726,13 +13617,13 @@
         </w:tc>
         <w:tc>
           <w:tcPr>
-            <w:tcW w:w="1959" w:type="dxa"/>
+            <w:tcW w:w="1957" w:type="dxa"/>
             <w:gridSpan w:val="3"/>
             <w:tcBorders>
-              <w:top w:val="single" w:sz="4" w:space="0" w:color="8EAADB"/>
-              <w:left w:val="single" w:sz="4" w:space="0" w:color="8EAADB"/>
-              <w:bottom w:val="single" w:sz="4" w:space="0" w:color="8EAADB"/>
-              <w:right w:val="single" w:sz="4" w:space="0" w:color="8EAADB"/>
+              <w:top w:val="single" w:sz="6" w:space="0" w:color="1F3864"/>
+              <w:left w:val="single" w:sz="6" w:space="0" w:color="1F3864"/>
+              <w:bottom w:val="single" w:sz="6" w:space="0" w:color="1F3864"/>
+              <w:right w:val="single" w:sz="6" w:space="0" w:color="1F3864"/>
             </w:tcBorders>
             <w:shd w:val="clear" w:color="auto" w:fill="D9E2F3"/>
             <w:tcMar>
@@ -13764,13 +13655,13 @@
         </w:tc>
         <w:tc>
           <w:tcPr>
-            <w:tcW w:w="1959" w:type="dxa"/>
+            <w:tcW w:w="1958" w:type="dxa"/>
             <w:gridSpan w:val="2"/>
             <w:tcBorders>
-              <w:top w:val="single" w:sz="4" w:space="0" w:color="8EAADB"/>
-              <w:left w:val="single" w:sz="4" w:space="0" w:color="8EAADB"/>
-              <w:bottom w:val="single" w:sz="4" w:space="0" w:color="8EAADB"/>
-              <w:right w:val="single" w:sz="4" w:space="0" w:color="8EAADB"/>
+              <w:top w:val="single" w:sz="6" w:space="0" w:color="1F3864"/>
+              <w:left w:val="single" w:sz="6" w:space="0" w:color="1F3864"/>
+              <w:bottom w:val="single" w:sz="6" w:space="0" w:color="1F3864"/>
+              <w:right w:val="single" w:sz="6" w:space="0" w:color="1F3864"/>
             </w:tcBorders>
             <w:shd w:val="clear" w:color="auto" w:fill="D9E2F3"/>
             <w:tcMar>
@@ -13802,13 +13693,13 @@
         </w:tc>
         <w:tc>
           <w:tcPr>
-            <w:tcW w:w="1959" w:type="dxa"/>
+            <w:tcW w:w="1955" w:type="dxa"/>
             <w:gridSpan w:val="5"/>
             <w:tcBorders>
-              <w:top w:val="single" w:sz="4" w:space="0" w:color="8EAADB"/>
-              <w:left w:val="single" w:sz="4" w:space="0" w:color="8EAADB"/>
-              <w:bottom w:val="single" w:sz="4" w:space="0" w:color="8EAADB"/>
-              <w:right w:val="single" w:sz="4" w:space="0" w:color="8EAADB"/>
+              <w:top w:val="single" w:sz="6" w:space="0" w:color="1F3864"/>
+              <w:left w:val="single" w:sz="6" w:space="0" w:color="1F3864"/>
+              <w:bottom w:val="single" w:sz="6" w:space="0" w:color="1F3864"/>
+              <w:right w:val="single" w:sz="6" w:space="0" w:color="1F3864"/>
             </w:tcBorders>
             <w:shd w:val="clear" w:color="auto" w:fill="D9E2F3"/>
             <w:tcMar>
@@ -13857,13 +13748,13 @@
         </w:tc>
         <w:tc>
           <w:tcPr>
-            <w:tcW w:w="1959" w:type="dxa"/>
+            <w:tcW w:w="1958" w:type="dxa"/>
             <w:gridSpan w:val="2"/>
             <w:tcBorders>
-              <w:top w:val="single" w:sz="4" w:space="0" w:color="8EAADB"/>
-              <w:left w:val="single" w:sz="4" w:space="0" w:color="8EAADB"/>
-              <w:bottom w:val="single" w:sz="4" w:space="0" w:color="8EAADB"/>
-              <w:right w:val="single" w:sz="4" w:space="0" w:color="8EAADB"/>
+              <w:top w:val="single" w:sz="6" w:space="0" w:color="1F3864"/>
+              <w:left w:val="single" w:sz="6" w:space="0" w:color="1F3864"/>
+              <w:bottom w:val="single" w:sz="6" w:space="0" w:color="1F3864"/>
+              <w:right w:val="single" w:sz="6" w:space="0" w:color="1F3864"/>
             </w:tcBorders>
             <w:shd w:val="clear" w:color="auto" w:fill="D9E2F3"/>
             <w:tcMar>
@@ -13912,19 +13803,17 @@
         </w:tc>
       </w:tr>
       <w:tr>
-        <w:trPr>
-          <w:cantSplit/>
-        </w:trPr>
-        <w:tc>
-          <w:tcPr>
-            <w:tcW w:w="1567" w:type="dxa"/>
+        <w:trPr/>
+        <w:tc>
+          <w:tcPr>
+            <w:tcW w:w="1566" w:type="dxa"/>
             <w:gridSpan w:val="2"/>
             <w:vMerge/>
             <w:tcBorders>
-              <w:top w:val="single" w:sz="4" w:space="0" w:color="8EAADB"/>
-              <w:left w:val="single" w:sz="4" w:space="0" w:color="8EAADB"/>
-              <w:bottom w:val="single" w:sz="4" w:space="0" w:color="8EAADB"/>
-              <w:right w:val="single" w:sz="4" w:space="0" w:color="8EAADB"/>
+              <w:top w:val="single" w:sz="6" w:space="0" w:color="1F3864"/>
+              <w:left w:val="single" w:sz="6" w:space="0" w:color="1F3864"/>
+              <w:bottom w:val="single" w:sz="6" w:space="0" w:color="1F3864"/>
+              <w:right w:val="single" w:sz="6" w:space="0" w:color="1F3864"/>
             </w:tcBorders>
             <w:shd w:val="clear" w:color="auto" w:fill="D9E2F3"/>
           </w:tcPr>
@@ -13941,13 +13830,13 @@
         </w:tc>
         <w:tc>
           <w:tcPr>
-            <w:tcW w:w="6270" w:type="dxa"/>
+            <w:tcW w:w="6261" w:type="dxa"/>
             <w:gridSpan w:val="11"/>
             <w:tcBorders>
-              <w:top w:val="single" w:sz="4" w:space="0" w:color="8EAADB"/>
-              <w:left w:val="single" w:sz="4" w:space="0" w:color="8EAADB"/>
-              <w:bottom w:val="single" w:sz="4" w:space="0" w:color="8EAADB"/>
-              <w:right w:val="single" w:sz="4" w:space="0" w:color="8EAADB"/>
+              <w:top w:val="single" w:sz="6" w:space="0" w:color="1F3864"/>
+              <w:left w:val="single" w:sz="6" w:space="0" w:color="1F3864"/>
+              <w:bottom w:val="single" w:sz="6" w:space="0" w:color="1F3864"/>
+              <w:right w:val="single" w:sz="6" w:space="0" w:color="1F3864"/>
             </w:tcBorders>
             <w:shd w:val="clear" w:color="auto" w:fill="D9E2F3"/>
             <w:tcMar>
@@ -13994,10 +13883,10 @@
           <w:tcPr>
             <w:tcW w:w="1567" w:type="dxa"/>
             <w:tcBorders>
-              <w:top w:val="single" w:sz="4" w:space="0" w:color="4472C4"/>
-              <w:left w:val="single" w:sz="4" w:space="0" w:color="4472C4"/>
-              <w:bottom w:val="single" w:sz="4" w:space="0" w:color="4472C4"/>
-              <w:right w:val="single" w:sz="4" w:space="0" w:color="4472C4"/>
+              <w:top w:val="single" w:sz="6" w:space="0" w:color="1F3864"/>
+              <w:left w:val="single" w:sz="6" w:space="0" w:color="1F3864"/>
+              <w:bottom w:val="single" w:sz="6" w:space="0" w:color="1F3864"/>
+              <w:right w:val="single" w:sz="6" w:space="0" w:color="1F3864"/>
             </w:tcBorders>
             <w:shd w:val="clear" w:color="auto" w:fill="4472C4"/>
             <w:tcMar>
@@ -14049,19 +13938,17 @@
         </w:tc>
       </w:tr>
       <w:tr>
-        <w:trPr>
-          <w:cantSplit/>
-        </w:trPr>
-        <w:tc>
-          <w:tcPr>
-            <w:tcW w:w="1567" w:type="dxa"/>
+        <w:trPr/>
+        <w:tc>
+          <w:tcPr>
+            <w:tcW w:w="1566" w:type="dxa"/>
             <w:gridSpan w:val="2"/>
             <w:vMerge/>
             <w:tcBorders>
-              <w:top w:val="single" w:sz="4" w:space="0" w:color="8EAADB"/>
-              <w:left w:val="single" w:sz="4" w:space="0" w:color="8EAADB"/>
-              <w:bottom w:val="single" w:sz="4" w:space="0" w:color="8EAADB"/>
-              <w:right w:val="single" w:sz="4" w:space="0" w:color="8EAADB"/>
+              <w:top w:val="single" w:sz="6" w:space="0" w:color="1F3864"/>
+              <w:left w:val="single" w:sz="6" w:space="0" w:color="1F3864"/>
+              <w:bottom w:val="single" w:sz="6" w:space="0" w:color="1F3864"/>
+              <w:right w:val="single" w:sz="6" w:space="0" w:color="1F3864"/>
             </w:tcBorders>
             <w:shd w:val="clear" w:color="auto" w:fill="D9E2F3"/>
           </w:tcPr>
@@ -14078,13 +13965,13 @@
         </w:tc>
         <w:tc>
           <w:tcPr>
-            <w:tcW w:w="1959" w:type="dxa"/>
+            <w:tcW w:w="1957" w:type="dxa"/>
             <w:gridSpan w:val="3"/>
             <w:tcBorders>
-              <w:top w:val="single" w:sz="4" w:space="0" w:color="4472C4"/>
-              <w:left w:val="single" w:sz="4" w:space="0" w:color="4472C4"/>
-              <w:bottom w:val="single" w:sz="4" w:space="0" w:color="4472C4"/>
-              <w:right w:val="single" w:sz="4" w:space="0" w:color="4472C4"/>
+              <w:top w:val="single" w:sz="6" w:space="0" w:color="1F3864"/>
+              <w:left w:val="single" w:sz="6" w:space="0" w:color="1F3864"/>
+              <w:bottom w:val="single" w:sz="6" w:space="0" w:color="1F3864"/>
+              <w:right w:val="single" w:sz="6" w:space="0" w:color="1F3864"/>
             </w:tcBorders>
             <w:shd w:val="clear" w:color="auto" w:fill="4472C4"/>
             <w:tcMar>
@@ -14123,13 +14010,13 @@
         </w:tc>
         <w:tc>
           <w:tcPr>
-            <w:tcW w:w="1959" w:type="dxa"/>
+            <w:tcW w:w="1958" w:type="dxa"/>
             <w:gridSpan w:val="2"/>
             <w:tcBorders>
-              <w:top w:val="single" w:sz="4" w:space="0" w:color="4472C4"/>
-              <w:left w:val="single" w:sz="4" w:space="0" w:color="4472C4"/>
-              <w:bottom w:val="single" w:sz="4" w:space="0" w:color="4472C4"/>
-              <w:right w:val="single" w:sz="4" w:space="0" w:color="4472C4"/>
+              <w:top w:val="single" w:sz="6" w:space="0" w:color="1F3864"/>
+              <w:left w:val="single" w:sz="6" w:space="0" w:color="1F3864"/>
+              <w:bottom w:val="single" w:sz="6" w:space="0" w:color="1F3864"/>
+              <w:right w:val="single" w:sz="6" w:space="0" w:color="1F3864"/>
             </w:tcBorders>
             <w:shd w:val="clear" w:color="auto" w:fill="4472C4"/>
             <w:tcMar>
@@ -14168,13 +14055,13 @@
         </w:tc>
         <w:tc>
           <w:tcPr>
-            <w:tcW w:w="1959" w:type="dxa"/>
+            <w:tcW w:w="1955" w:type="dxa"/>
             <w:gridSpan w:val="5"/>
             <w:tcBorders>
-              <w:top w:val="single" w:sz="4" w:space="0" w:color="4472C4"/>
-              <w:left w:val="single" w:sz="4" w:space="0" w:color="4472C4"/>
-              <w:bottom w:val="single" w:sz="4" w:space="0" w:color="4472C4"/>
-              <w:right w:val="single" w:sz="4" w:space="0" w:color="4472C4"/>
+              <w:top w:val="single" w:sz="6" w:space="0" w:color="1F3864"/>
+              <w:left w:val="single" w:sz="6" w:space="0" w:color="1F3864"/>
+              <w:bottom w:val="single" w:sz="6" w:space="0" w:color="1F3864"/>
+              <w:right w:val="single" w:sz="6" w:space="0" w:color="1F3864"/>
             </w:tcBorders>
             <w:shd w:val="clear" w:color="auto" w:fill="4472C4"/>
             <w:tcMar>
@@ -14213,13 +14100,13 @@
         </w:tc>
         <w:tc>
           <w:tcPr>
-            <w:tcW w:w="1959" w:type="dxa"/>
+            <w:tcW w:w="1958" w:type="dxa"/>
             <w:gridSpan w:val="2"/>
             <w:tcBorders>
-              <w:top w:val="single" w:sz="4" w:space="0" w:color="4472C4"/>
-              <w:left w:val="single" w:sz="4" w:space="0" w:color="4472C4"/>
-              <w:bottom w:val="single" w:sz="4" w:space="0" w:color="4472C4"/>
-              <w:right w:val="single" w:sz="4" w:space="0" w:color="4472C4"/>
+              <w:top w:val="single" w:sz="6" w:space="0" w:color="1F3864"/>
+              <w:left w:val="single" w:sz="6" w:space="0" w:color="1F3864"/>
+              <w:bottom w:val="single" w:sz="6" w:space="0" w:color="1F3864"/>
+              <w:right w:val="single" w:sz="6" w:space="0" w:color="1F3864"/>
             </w:tcBorders>
             <w:shd w:val="clear" w:color="auto" w:fill="4472C4"/>
             <w:tcMar>
@@ -14258,19 +14145,17 @@
         </w:tc>
       </w:tr>
       <w:tr>
-        <w:trPr>
-          <w:cantSplit/>
-        </w:trPr>
-        <w:tc>
-          <w:tcPr>
-            <w:tcW w:w="1567" w:type="dxa"/>
+        <w:trPr/>
+        <w:tc>
+          <w:tcPr>
+            <w:tcW w:w="1566" w:type="dxa"/>
             <w:gridSpan w:val="2"/>
             <w:vMerge/>
             <w:tcBorders>
-              <w:top w:val="single" w:sz="4" w:space="0" w:color="8EAADB"/>
-              <w:left w:val="single" w:sz="4" w:space="0" w:color="8EAADB"/>
-              <w:bottom w:val="single" w:sz="4" w:space="0" w:color="8EAADB"/>
-              <w:right w:val="single" w:sz="4" w:space="0" w:color="8EAADB"/>
+              <w:top w:val="single" w:sz="6" w:space="0" w:color="1F3864"/>
+              <w:left w:val="single" w:sz="6" w:space="0" w:color="1F3864"/>
+              <w:bottom w:val="single" w:sz="6" w:space="0" w:color="1F3864"/>
+              <w:right w:val="single" w:sz="6" w:space="0" w:color="1F3864"/>
             </w:tcBorders>
             <w:shd w:val="clear" w:color="auto" w:fill="D9E2F3"/>
           </w:tcPr>
@@ -14287,13 +14172,13 @@
         </w:tc>
         <w:tc>
           <w:tcPr>
-            <w:tcW w:w="1959" w:type="dxa"/>
+            <w:tcW w:w="1957" w:type="dxa"/>
             <w:gridSpan w:val="3"/>
             <w:tcBorders>
-              <w:top w:val="single" w:sz="4" w:space="0" w:color="8EAADB"/>
-              <w:left w:val="single" w:sz="4" w:space="0" w:color="8EAADB"/>
-              <w:bottom w:val="single" w:sz="4" w:space="0" w:color="8EAADB"/>
-              <w:right w:val="single" w:sz="4" w:space="0" w:color="8EAADB"/>
+              <w:top w:val="single" w:sz="6" w:space="0" w:color="1F3864"/>
+              <w:left w:val="single" w:sz="6" w:space="0" w:color="1F3864"/>
+              <w:bottom w:val="single" w:sz="6" w:space="0" w:color="1F3864"/>
+              <w:right w:val="single" w:sz="6" w:space="0" w:color="1F3864"/>
             </w:tcBorders>
             <w:shd w:val="clear" w:color="auto" w:fill="D9E2F3"/>
             <w:tcMar>
@@ -14335,13 +14220,13 @@
         </w:tc>
         <w:tc>
           <w:tcPr>
-            <w:tcW w:w="1959" w:type="dxa"/>
+            <w:tcW w:w="1958" w:type="dxa"/>
             <w:gridSpan w:val="2"/>
             <w:tcBorders>
-              <w:top w:val="single" w:sz="4" w:space="0" w:color="8EAADB"/>
-              <w:left w:val="single" w:sz="4" w:space="0" w:color="8EAADB"/>
-              <w:bottom w:val="single" w:sz="4" w:space="0" w:color="8EAADB"/>
-              <w:right w:val="single" w:sz="4" w:space="0" w:color="8EAADB"/>
+              <w:top w:val="single" w:sz="6" w:space="0" w:color="1F3864"/>
+              <w:left w:val="single" w:sz="6" w:space="0" w:color="1F3864"/>
+              <w:bottom w:val="single" w:sz="6" w:space="0" w:color="1F3864"/>
+              <w:right w:val="single" w:sz="6" w:space="0" w:color="1F3864"/>
             </w:tcBorders>
             <w:shd w:val="clear" w:color="auto" w:fill="D9E2F3"/>
             <w:tcMar>
@@ -14391,13 +14276,13 @@
         </w:tc>
         <w:tc>
           <w:tcPr>
-            <w:tcW w:w="1959" w:type="dxa"/>
+            <w:tcW w:w="1955" w:type="dxa"/>
             <w:gridSpan w:val="5"/>
             <w:tcBorders>
-              <w:top w:val="single" w:sz="4" w:space="0" w:color="8EAADB"/>
-              <w:left w:val="single" w:sz="4" w:space="0" w:color="8EAADB"/>
-              <w:bottom w:val="single" w:sz="4" w:space="0" w:color="8EAADB"/>
-              <w:right w:val="single" w:sz="4" w:space="0" w:color="8EAADB"/>
+              <w:top w:val="single" w:sz="6" w:space="0" w:color="1F3864"/>
+              <w:left w:val="single" w:sz="6" w:space="0" w:color="1F3864"/>
+              <w:bottom w:val="single" w:sz="6" w:space="0" w:color="1F3864"/>
+              <w:right w:val="single" w:sz="6" w:space="0" w:color="1F3864"/>
             </w:tcBorders>
             <w:shd w:val="clear" w:color="auto" w:fill="D9E2F3"/>
             <w:tcMar>
@@ -14447,13 +14332,13 @@
         </w:tc>
         <w:tc>
           <w:tcPr>
-            <w:tcW w:w="1959" w:type="dxa"/>
+            <w:tcW w:w="1958" w:type="dxa"/>
             <w:gridSpan w:val="2"/>
             <w:tcBorders>
-              <w:top w:val="single" w:sz="4" w:space="0" w:color="8EAADB"/>
-              <w:left w:val="single" w:sz="4" w:space="0" w:color="8EAADB"/>
-              <w:bottom w:val="single" w:sz="4" w:space="0" w:color="8EAADB"/>
-              <w:right w:val="single" w:sz="4" w:space="0" w:color="8EAADB"/>
+              <w:top w:val="single" w:sz="6" w:space="0" w:color="1F3864"/>
+              <w:left w:val="single" w:sz="6" w:space="0" w:color="1F3864"/>
+              <w:bottom w:val="single" w:sz="6" w:space="0" w:color="1F3864"/>
+              <w:right w:val="single" w:sz="6" w:space="0" w:color="1F3864"/>
             </w:tcBorders>
             <w:shd w:val="clear" w:color="auto" w:fill="D9E2F3"/>
             <w:tcMar>
@@ -14503,19 +14388,17 @@
         </w:tc>
       </w:tr>
       <w:tr>
-        <w:trPr>
-          <w:cantSplit/>
-        </w:trPr>
-        <w:tc>
-          <w:tcPr>
-            <w:tcW w:w="1567" w:type="dxa"/>
+        <w:trPr/>
+        <w:tc>
+          <w:tcPr>
+            <w:tcW w:w="1566" w:type="dxa"/>
             <w:gridSpan w:val="2"/>
             <w:vMerge/>
             <w:tcBorders>
-              <w:top w:val="single" w:sz="4" w:space="0" w:color="8EAADB"/>
-              <w:left w:val="single" w:sz="4" w:space="0" w:color="8EAADB"/>
-              <w:bottom w:val="single" w:sz="4" w:space="0" w:color="8EAADB"/>
-              <w:right w:val="single" w:sz="4" w:space="0" w:color="8EAADB"/>
+              <w:top w:val="single" w:sz="6" w:space="0" w:color="1F3864"/>
+              <w:left w:val="single" w:sz="6" w:space="0" w:color="1F3864"/>
+              <w:bottom w:val="single" w:sz="6" w:space="0" w:color="1F3864"/>
+              <w:right w:val="single" w:sz="6" w:space="0" w:color="1F3864"/>
             </w:tcBorders>
             <w:shd w:val="clear" w:color="auto" w:fill="D9E2F3"/>
           </w:tcPr>
@@ -14532,13 +14415,13 @@
         </w:tc>
         <w:tc>
           <w:tcPr>
-            <w:tcW w:w="1959" w:type="dxa"/>
+            <w:tcW w:w="1957" w:type="dxa"/>
             <w:gridSpan w:val="3"/>
             <w:tcBorders>
-              <w:top w:val="single" w:sz="4" w:space="0" w:color="8EAADB"/>
-              <w:left w:val="single" w:sz="4" w:space="0" w:color="8EAADB"/>
-              <w:bottom w:val="single" w:sz="4" w:space="0" w:color="8EAADB"/>
-              <w:right w:val="single" w:sz="4" w:space="0" w:color="8EAADB"/>
+              <w:top w:val="single" w:sz="6" w:space="0" w:color="1F3864"/>
+              <w:left w:val="single" w:sz="6" w:space="0" w:color="1F3864"/>
+              <w:bottom w:val="single" w:sz="6" w:space="0" w:color="1F3864"/>
+              <w:right w:val="single" w:sz="6" w:space="0" w:color="1F3864"/>
             </w:tcBorders>
             <w:shd w:val="clear" w:color="auto" w:fill="D9E2F3"/>
             <w:tcMar>
@@ -14570,13 +14453,13 @@
         </w:tc>
         <w:tc>
           <w:tcPr>
-            <w:tcW w:w="1959" w:type="dxa"/>
+            <w:tcW w:w="1958" w:type="dxa"/>
             <w:gridSpan w:val="2"/>
             <w:tcBorders>
-              <w:top w:val="single" w:sz="4" w:space="0" w:color="8EAADB"/>
-              <w:left w:val="single" w:sz="4" w:space="0" w:color="8EAADB"/>
-              <w:bottom w:val="single" w:sz="4" w:space="0" w:color="8EAADB"/>
-              <w:right w:val="single" w:sz="4" w:space="0" w:color="8EAADB"/>
+              <w:top w:val="single" w:sz="6" w:space="0" w:color="1F3864"/>
+              <w:left w:val="single" w:sz="6" w:space="0" w:color="1F3864"/>
+              <w:bottom w:val="single" w:sz="6" w:space="0" w:color="1F3864"/>
+              <w:right w:val="single" w:sz="6" w:space="0" w:color="1F3864"/>
             </w:tcBorders>
             <w:shd w:val="clear" w:color="auto" w:fill="D9E2F3"/>
             <w:tcMar>
@@ -14626,13 +14509,13 @@
         </w:tc>
         <w:tc>
           <w:tcPr>
-            <w:tcW w:w="1959" w:type="dxa"/>
+            <w:tcW w:w="1955" w:type="dxa"/>
             <w:gridSpan w:val="5"/>
             <w:tcBorders>
-              <w:top w:val="single" w:sz="4" w:space="0" w:color="8EAADB"/>
-              <w:left w:val="single" w:sz="4" w:space="0" w:color="8EAADB"/>
-              <w:bottom w:val="single" w:sz="4" w:space="0" w:color="8EAADB"/>
-              <w:right w:val="single" w:sz="4" w:space="0" w:color="8EAADB"/>
+              <w:top w:val="single" w:sz="6" w:space="0" w:color="1F3864"/>
+              <w:left w:val="single" w:sz="6" w:space="0" w:color="1F3864"/>
+              <w:bottom w:val="single" w:sz="6" w:space="0" w:color="1F3864"/>
+              <w:right w:val="single" w:sz="6" w:space="0" w:color="1F3864"/>
             </w:tcBorders>
             <w:shd w:val="clear" w:color="auto" w:fill="D9E2F3"/>
             <w:tcMar>
@@ -14664,13 +14547,13 @@
         </w:tc>
         <w:tc>
           <w:tcPr>
-            <w:tcW w:w="1959" w:type="dxa"/>
+            <w:tcW w:w="1958" w:type="dxa"/>
             <w:gridSpan w:val="2"/>
             <w:tcBorders>
-              <w:top w:val="single" w:sz="4" w:space="0" w:color="8EAADB"/>
-              <w:left w:val="single" w:sz="4" w:space="0" w:color="8EAADB"/>
-              <w:bottom w:val="single" w:sz="4" w:space="0" w:color="8EAADB"/>
-              <w:right w:val="single" w:sz="4" w:space="0" w:color="8EAADB"/>
+              <w:top w:val="single" w:sz="6" w:space="0" w:color="1F3864"/>
+              <w:left w:val="single" w:sz="6" w:space="0" w:color="1F3864"/>
+              <w:bottom w:val="single" w:sz="6" w:space="0" w:color="1F3864"/>
+              <w:right w:val="single" w:sz="6" w:space="0" w:color="1F3864"/>
             </w:tcBorders>
             <w:shd w:val="clear" w:color="auto" w:fill="D9E2F3"/>
             <w:tcMar>
@@ -14702,19 +14585,17 @@
         </w:tc>
       </w:tr>
       <w:tr>
-        <w:trPr>
-          <w:cantSplit/>
-        </w:trPr>
-        <w:tc>
-          <w:tcPr>
-            <w:tcW w:w="1567" w:type="dxa"/>
+        <w:trPr/>
+        <w:tc>
+          <w:tcPr>
+            <w:tcW w:w="1566" w:type="dxa"/>
             <w:gridSpan w:val="2"/>
             <w:vMerge/>
             <w:tcBorders>
-              <w:top w:val="single" w:sz="4" w:space="0" w:color="8EAADB"/>
-              <w:left w:val="single" w:sz="4" w:space="0" w:color="8EAADB"/>
-              <w:bottom w:val="single" w:sz="4" w:space="0" w:color="8EAADB"/>
-              <w:right w:val="single" w:sz="4" w:space="0" w:color="8EAADB"/>
+              <w:top w:val="single" w:sz="6" w:space="0" w:color="1F3864"/>
+              <w:left w:val="single" w:sz="6" w:space="0" w:color="1F3864"/>
+              <w:bottom w:val="single" w:sz="6" w:space="0" w:color="1F3864"/>
+              <w:right w:val="single" w:sz="6" w:space="0" w:color="1F3864"/>
             </w:tcBorders>
             <w:shd w:val="clear" w:color="auto" w:fill="D9E2F3"/>
           </w:tcPr>
@@ -14731,13 +14612,13 @@
         </w:tc>
         <w:tc>
           <w:tcPr>
-            <w:tcW w:w="1959" w:type="dxa"/>
+            <w:tcW w:w="1957" w:type="dxa"/>
             <w:gridSpan w:val="3"/>
             <w:tcBorders>
-              <w:top w:val="single" w:sz="4" w:space="0" w:color="8EAADB"/>
-              <w:left w:val="single" w:sz="4" w:space="0" w:color="8EAADB"/>
-              <w:bottom w:val="single" w:sz="4" w:space="0" w:color="8EAADB"/>
-              <w:right w:val="single" w:sz="4" w:space="0" w:color="8EAADB"/>
+              <w:top w:val="single" w:sz="6" w:space="0" w:color="1F3864"/>
+              <w:left w:val="single" w:sz="6" w:space="0" w:color="1F3864"/>
+              <w:bottom w:val="single" w:sz="6" w:space="0" w:color="1F3864"/>
+              <w:right w:val="single" w:sz="6" w:space="0" w:color="1F3864"/>
             </w:tcBorders>
             <w:shd w:val="clear" w:color="auto" w:fill="D9E2F3"/>
             <w:tcMar>
@@ -14769,13 +14650,13 @@
         </w:tc>
         <w:tc>
           <w:tcPr>
-            <w:tcW w:w="1959" w:type="dxa"/>
+            <w:tcW w:w="1958" w:type="dxa"/>
             <w:gridSpan w:val="2"/>
             <w:tcBorders>
-              <w:top w:val="single" w:sz="4" w:space="0" w:color="8EAADB"/>
-              <w:left w:val="single" w:sz="4" w:space="0" w:color="8EAADB"/>
-              <w:bottom w:val="single" w:sz="4" w:space="0" w:color="8EAADB"/>
-              <w:right w:val="single" w:sz="4" w:space="0" w:color="8EAADB"/>
+              <w:top w:val="single" w:sz="6" w:space="0" w:color="1F3864"/>
+              <w:left w:val="single" w:sz="6" w:space="0" w:color="1F3864"/>
+              <w:bottom w:val="single" w:sz="6" w:space="0" w:color="1F3864"/>
+              <w:right w:val="single" w:sz="6" w:space="0" w:color="1F3864"/>
             </w:tcBorders>
             <w:shd w:val="clear" w:color="auto" w:fill="D9E2F3"/>
             <w:tcMar>
@@ -14807,13 +14688,13 @@
         </w:tc>
         <w:tc>
           <w:tcPr>
-            <w:tcW w:w="1959" w:type="dxa"/>
+            <w:tcW w:w="1955" w:type="dxa"/>
             <w:gridSpan w:val="5"/>
             <w:tcBorders>
-              <w:top w:val="single" w:sz="4" w:space="0" w:color="8EAADB"/>
-              <w:left w:val="single" w:sz="4" w:space="0" w:color="8EAADB"/>
-              <w:bottom w:val="single" w:sz="4" w:space="0" w:color="8EAADB"/>
-              <w:right w:val="single" w:sz="4" w:space="0" w:color="8EAADB"/>
+              <w:top w:val="single" w:sz="6" w:space="0" w:color="1F3864"/>
+              <w:left w:val="single" w:sz="6" w:space="0" w:color="1F3864"/>
+              <w:bottom w:val="single" w:sz="6" w:space="0" w:color="1F3864"/>
+              <w:right w:val="single" w:sz="6" w:space="0" w:color="1F3864"/>
             </w:tcBorders>
             <w:shd w:val="clear" w:color="auto" w:fill="D9E2F3"/>
             <w:tcMar>
@@ -14862,13 +14743,13 @@
         </w:tc>
         <w:tc>
           <w:tcPr>
-            <w:tcW w:w="1959" w:type="dxa"/>
+            <w:tcW w:w="1958" w:type="dxa"/>
             <w:gridSpan w:val="2"/>
             <w:tcBorders>
-              <w:top w:val="single" w:sz="4" w:space="0" w:color="8EAADB"/>
-              <w:left w:val="single" w:sz="4" w:space="0" w:color="8EAADB"/>
-              <w:bottom w:val="single" w:sz="4" w:space="0" w:color="8EAADB"/>
-              <w:right w:val="single" w:sz="4" w:space="0" w:color="8EAADB"/>
+              <w:top w:val="single" w:sz="6" w:space="0" w:color="1F3864"/>
+              <w:left w:val="single" w:sz="6" w:space="0" w:color="1F3864"/>
+              <w:bottom w:val="single" w:sz="6" w:space="0" w:color="1F3864"/>
+              <w:right w:val="single" w:sz="6" w:space="0" w:color="1F3864"/>
             </w:tcBorders>
             <w:shd w:val="clear" w:color="auto" w:fill="D9E2F3"/>
             <w:tcMar>
@@ -14930,19 +14811,17 @@
         </w:tc>
       </w:tr>
       <w:tr>
-        <w:trPr>
-          <w:cantSplit/>
-        </w:trPr>
-        <w:tc>
-          <w:tcPr>
-            <w:tcW w:w="1567" w:type="dxa"/>
+        <w:trPr/>
+        <w:tc>
+          <w:tcPr>
+            <w:tcW w:w="1566" w:type="dxa"/>
             <w:gridSpan w:val="2"/>
             <w:vMerge/>
             <w:tcBorders>
-              <w:top w:val="single" w:sz="4" w:space="0" w:color="8EAADB"/>
-              <w:left w:val="single" w:sz="4" w:space="0" w:color="8EAADB"/>
-              <w:bottom w:val="single" w:sz="4" w:space="0" w:color="8EAADB"/>
-              <w:right w:val="single" w:sz="4" w:space="0" w:color="8EAADB"/>
+              <w:top w:val="single" w:sz="6" w:space="0" w:color="1F3864"/>
+              <w:left w:val="single" w:sz="6" w:space="0" w:color="1F3864"/>
+              <w:bottom w:val="single" w:sz="6" w:space="0" w:color="1F3864"/>
+              <w:right w:val="single" w:sz="6" w:space="0" w:color="1F3864"/>
             </w:tcBorders>
             <w:shd w:val="clear" w:color="auto" w:fill="D9E2F3"/>
           </w:tcPr>
@@ -14959,13 +14838,13 @@
         </w:tc>
         <w:tc>
           <w:tcPr>
-            <w:tcW w:w="6270" w:type="dxa"/>
+            <w:tcW w:w="6261" w:type="dxa"/>
             <w:gridSpan w:val="11"/>
             <w:tcBorders>
-              <w:top w:val="single" w:sz="4" w:space="0" w:color="8EAADB"/>
-              <w:left w:val="single" w:sz="4" w:space="0" w:color="8EAADB"/>
-              <w:bottom w:val="single" w:sz="4" w:space="0" w:color="8EAADB"/>
-              <w:right w:val="single" w:sz="4" w:space="0" w:color="8EAADB"/>
+              <w:top w:val="single" w:sz="6" w:space="0" w:color="1F3864"/>
+              <w:left w:val="single" w:sz="6" w:space="0" w:color="1F3864"/>
+              <w:bottom w:val="single" w:sz="6" w:space="0" w:color="1F3864"/>
+              <w:right w:val="single" w:sz="6" w:space="0" w:color="1F3864"/>
             </w:tcBorders>
             <w:shd w:val="clear" w:color="auto" w:fill="D9E2F3"/>
             <w:tcMar>
@@ -15012,10 +14891,10 @@
           <w:tcPr>
             <w:tcW w:w="1567" w:type="dxa"/>
             <w:tcBorders>
-              <w:top w:val="single" w:sz="4" w:space="0" w:color="4472C4"/>
-              <w:left w:val="single" w:sz="4" w:space="0" w:color="4472C4"/>
-              <w:bottom w:val="single" w:sz="4" w:space="0" w:color="4472C4"/>
-              <w:right w:val="single" w:sz="4" w:space="0" w:color="4472C4"/>
+              <w:top w:val="single" w:sz="6" w:space="0" w:color="1F3864"/>
+              <w:left w:val="single" w:sz="6" w:space="0" w:color="1F3864"/>
+              <w:bottom w:val="single" w:sz="6" w:space="0" w:color="1F3864"/>
+              <w:right w:val="single" w:sz="6" w:space="0" w:color="1F3864"/>
             </w:tcBorders>
             <w:shd w:val="clear" w:color="auto" w:fill="4472C4"/>
             <w:tcMar>
@@ -15067,19 +14946,17 @@
         </w:tc>
       </w:tr>
       <w:tr>
-        <w:trPr>
-          <w:cantSplit/>
-        </w:trPr>
-        <w:tc>
-          <w:tcPr>
-            <w:tcW w:w="1567" w:type="dxa"/>
+        <w:trPr/>
+        <w:tc>
+          <w:tcPr>
+            <w:tcW w:w="1566" w:type="dxa"/>
             <w:gridSpan w:val="2"/>
             <w:vMerge/>
             <w:tcBorders>
-              <w:top w:val="single" w:sz="4" w:space="0" w:color="8EAADB"/>
-              <w:left w:val="single" w:sz="4" w:space="0" w:color="8EAADB"/>
-              <w:bottom w:val="single" w:sz="4" w:space="0" w:color="8EAADB"/>
-              <w:right w:val="single" w:sz="4" w:space="0" w:color="8EAADB"/>
+              <w:top w:val="single" w:sz="6" w:space="0" w:color="1F3864"/>
+              <w:left w:val="single" w:sz="6" w:space="0" w:color="1F3864"/>
+              <w:bottom w:val="single" w:sz="6" w:space="0" w:color="1F3864"/>
+              <w:right w:val="single" w:sz="6" w:space="0" w:color="1F3864"/>
             </w:tcBorders>
             <w:shd w:val="clear" w:color="auto" w:fill="D9E2F3"/>
           </w:tcPr>
@@ -15096,13 +14973,13 @@
         </w:tc>
         <w:tc>
           <w:tcPr>
-            <w:tcW w:w="1959" w:type="dxa"/>
+            <w:tcW w:w="1957" w:type="dxa"/>
             <w:gridSpan w:val="3"/>
             <w:tcBorders>
-              <w:top w:val="single" w:sz="4" w:space="0" w:color="4472C4"/>
-              <w:left w:val="single" w:sz="4" w:space="0" w:color="4472C4"/>
-              <w:bottom w:val="single" w:sz="4" w:space="0" w:color="4472C4"/>
-              <w:right w:val="single" w:sz="4" w:space="0" w:color="4472C4"/>
+              <w:top w:val="single" w:sz="6" w:space="0" w:color="1F3864"/>
+              <w:left w:val="single" w:sz="6" w:space="0" w:color="1F3864"/>
+              <w:bottom w:val="single" w:sz="6" w:space="0" w:color="1F3864"/>
+              <w:right w:val="single" w:sz="6" w:space="0" w:color="1F3864"/>
             </w:tcBorders>
             <w:shd w:val="clear" w:color="auto" w:fill="4472C4"/>
             <w:tcMar>
@@ -15141,13 +15018,13 @@
         </w:tc>
         <w:tc>
           <w:tcPr>
-            <w:tcW w:w="1959" w:type="dxa"/>
+            <w:tcW w:w="1958" w:type="dxa"/>
             <w:gridSpan w:val="2"/>
             <w:tcBorders>
-              <w:top w:val="single" w:sz="4" w:space="0" w:color="4472C4"/>
-              <w:left w:val="single" w:sz="4" w:space="0" w:color="4472C4"/>
-              <w:bottom w:val="single" w:sz="4" w:space="0" w:color="4472C4"/>
-              <w:right w:val="single" w:sz="4" w:space="0" w:color="4472C4"/>
+              <w:top w:val="single" w:sz="6" w:space="0" w:color="1F3864"/>
+              <w:left w:val="single" w:sz="6" w:space="0" w:color="1F3864"/>
+              <w:bottom w:val="single" w:sz="6" w:space="0" w:color="1F3864"/>
+              <w:right w:val="single" w:sz="6" w:space="0" w:color="1F3864"/>
             </w:tcBorders>
             <w:shd w:val="clear" w:color="auto" w:fill="4472C4"/>
             <w:tcMar>
@@ -15186,13 +15063,13 @@
         </w:tc>
         <w:tc>
           <w:tcPr>
-            <w:tcW w:w="1959" w:type="dxa"/>
+            <w:tcW w:w="1955" w:type="dxa"/>
             <w:gridSpan w:val="5"/>
             <w:tcBorders>
-              <w:top w:val="single" w:sz="4" w:space="0" w:color="4472C4"/>
-              <w:left w:val="single" w:sz="4" w:space="0" w:color="4472C4"/>
-              <w:bottom w:val="single" w:sz="4" w:space="0" w:color="4472C4"/>
-              <w:right w:val="single" w:sz="4" w:space="0" w:color="4472C4"/>
+              <w:top w:val="single" w:sz="6" w:space="0" w:color="1F3864"/>
+              <w:left w:val="single" w:sz="6" w:space="0" w:color="1F3864"/>
+              <w:bottom w:val="single" w:sz="6" w:space="0" w:color="1F3864"/>
+              <w:right w:val="single" w:sz="6" w:space="0" w:color="1F3864"/>
             </w:tcBorders>
             <w:shd w:val="clear" w:color="auto" w:fill="4472C4"/>
             <w:tcMar>
@@ -15231,13 +15108,13 @@
         </w:tc>
         <w:tc>
           <w:tcPr>
-            <w:tcW w:w="1959" w:type="dxa"/>
+            <w:tcW w:w="1958" w:type="dxa"/>
             <w:gridSpan w:val="2"/>
             <w:tcBorders>
-              <w:top w:val="single" w:sz="4" w:space="0" w:color="4472C4"/>
-              <w:left w:val="single" w:sz="4" w:space="0" w:color="4472C4"/>
-              <w:bottom w:val="single" w:sz="4" w:space="0" w:color="4472C4"/>
-              <w:right w:val="single" w:sz="4" w:space="0" w:color="4472C4"/>
+              <w:top w:val="single" w:sz="6" w:space="0" w:color="1F3864"/>
+              <w:left w:val="single" w:sz="6" w:space="0" w:color="1F3864"/>
+              <w:bottom w:val="single" w:sz="6" w:space="0" w:color="1F3864"/>
+              <w:right w:val="single" w:sz="6" w:space="0" w:color="1F3864"/>
             </w:tcBorders>
             <w:shd w:val="clear" w:color="auto" w:fill="4472C4"/>
             <w:tcMar>
@@ -15276,19 +15153,17 @@
         </w:tc>
       </w:tr>
       <w:tr>
-        <w:trPr>
-          <w:cantSplit/>
-        </w:trPr>
-        <w:tc>
-          <w:tcPr>
-            <w:tcW w:w="1567" w:type="dxa"/>
+        <w:trPr/>
+        <w:tc>
+          <w:tcPr>
+            <w:tcW w:w="1566" w:type="dxa"/>
             <w:gridSpan w:val="2"/>
             <w:vMerge/>
             <w:tcBorders>
-              <w:top w:val="single" w:sz="4" w:space="0" w:color="8EAADB"/>
-              <w:left w:val="single" w:sz="4" w:space="0" w:color="8EAADB"/>
-              <w:bottom w:val="single" w:sz="4" w:space="0" w:color="8EAADB"/>
-              <w:right w:val="single" w:sz="4" w:space="0" w:color="8EAADB"/>
+              <w:top w:val="single" w:sz="6" w:space="0" w:color="1F3864"/>
+              <w:left w:val="single" w:sz="6" w:space="0" w:color="1F3864"/>
+              <w:bottom w:val="single" w:sz="6" w:space="0" w:color="1F3864"/>
+              <w:right w:val="single" w:sz="6" w:space="0" w:color="1F3864"/>
             </w:tcBorders>
             <w:shd w:val="clear" w:color="auto" w:fill="D9E2F3"/>
           </w:tcPr>
@@ -15305,13 +15180,13 @@
         </w:tc>
         <w:tc>
           <w:tcPr>
-            <w:tcW w:w="1959" w:type="dxa"/>
+            <w:tcW w:w="1957" w:type="dxa"/>
             <w:gridSpan w:val="3"/>
             <w:tcBorders>
-              <w:top w:val="single" w:sz="4" w:space="0" w:color="8EAADB"/>
-              <w:left w:val="single" w:sz="4" w:space="0" w:color="8EAADB"/>
-              <w:bottom w:val="single" w:sz="4" w:space="0" w:color="8EAADB"/>
-              <w:right w:val="single" w:sz="4" w:space="0" w:color="8EAADB"/>
+              <w:top w:val="single" w:sz="6" w:space="0" w:color="1F3864"/>
+              <w:left w:val="single" w:sz="6" w:space="0" w:color="1F3864"/>
+              <w:bottom w:val="single" w:sz="6" w:space="0" w:color="1F3864"/>
+              <w:right w:val="single" w:sz="6" w:space="0" w:color="1F3864"/>
             </w:tcBorders>
             <w:shd w:val="clear" w:color="auto" w:fill="D9E2F3"/>
             <w:tcMar>
@@ -15343,13 +15218,13 @@
         </w:tc>
         <w:tc>
           <w:tcPr>
-            <w:tcW w:w="1959" w:type="dxa"/>
+            <w:tcW w:w="1958" w:type="dxa"/>
             <w:gridSpan w:val="2"/>
             <w:tcBorders>
-              <w:top w:val="single" w:sz="4" w:space="0" w:color="8EAADB"/>
-              <w:left w:val="single" w:sz="4" w:space="0" w:color="8EAADB"/>
-              <w:bottom w:val="single" w:sz="4" w:space="0" w:color="8EAADB"/>
-              <w:right w:val="single" w:sz="4" w:space="0" w:color="8EAADB"/>
+              <w:top w:val="single" w:sz="6" w:space="0" w:color="1F3864"/>
+              <w:left w:val="single" w:sz="6" w:space="0" w:color="1F3864"/>
+              <w:bottom w:val="single" w:sz="6" w:space="0" w:color="1F3864"/>
+              <w:right w:val="single" w:sz="6" w:space="0" w:color="1F3864"/>
             </w:tcBorders>
             <w:shd w:val="clear" w:color="auto" w:fill="D9E2F3"/>
             <w:tcMar>
@@ -15381,13 +15256,13 @@
         </w:tc>
         <w:tc>
           <w:tcPr>
-            <w:tcW w:w="1959" w:type="dxa"/>
+            <w:tcW w:w="1955" w:type="dxa"/>
             <w:gridSpan w:val="5"/>
             <w:tcBorders>
-              <w:top w:val="single" w:sz="4" w:space="0" w:color="8EAADB"/>
-              <w:left w:val="single" w:sz="4" w:space="0" w:color="8EAADB"/>
-              <w:bottom w:val="single" w:sz="4" w:space="0" w:color="8EAADB"/>
-              <w:right w:val="single" w:sz="4" w:space="0" w:color="8EAADB"/>
+              <w:top w:val="single" w:sz="6" w:space="0" w:color="1F3864"/>
+              <w:left w:val="single" w:sz="6" w:space="0" w:color="1F3864"/>
+              <w:bottom w:val="single" w:sz="6" w:space="0" w:color="1F3864"/>
+              <w:right w:val="single" w:sz="6" w:space="0" w:color="1F3864"/>
             </w:tcBorders>
             <w:shd w:val="clear" w:color="auto" w:fill="D9E2F3"/>
             <w:tcMar>
@@ -15419,13 +15294,13 @@
         </w:tc>
         <w:tc>
           <w:tcPr>
-            <w:tcW w:w="1959" w:type="dxa"/>
+            <w:tcW w:w="1958" w:type="dxa"/>
             <w:gridSpan w:val="2"/>
             <w:tcBorders>
-              <w:top w:val="single" w:sz="4" w:space="0" w:color="8EAADB"/>
-              <w:left w:val="single" w:sz="4" w:space="0" w:color="8EAADB"/>
-              <w:bottom w:val="single" w:sz="4" w:space="0" w:color="8EAADB"/>
-              <w:right w:val="single" w:sz="4" w:space="0" w:color="8EAADB"/>
+              <w:top w:val="single" w:sz="6" w:space="0" w:color="1F3864"/>
+              <w:left w:val="single" w:sz="6" w:space="0" w:color="1F3864"/>
+              <w:bottom w:val="single" w:sz="6" w:space="0" w:color="1F3864"/>
+              <w:right w:val="single" w:sz="6" w:space="0" w:color="1F3864"/>
             </w:tcBorders>
             <w:shd w:val="clear" w:color="auto" w:fill="D9E2F3"/>
             <w:tcMar>
@@ -15457,19 +15332,17 @@
         </w:tc>
       </w:tr>
       <w:tr>
-        <w:trPr>
-          <w:cantSplit/>
-        </w:trPr>
-        <w:tc>
-          <w:tcPr>
-            <w:tcW w:w="1567" w:type="dxa"/>
+        <w:trPr/>
+        <w:tc>
+          <w:tcPr>
+            <w:tcW w:w="1566" w:type="dxa"/>
             <w:gridSpan w:val="2"/>
             <w:vMerge/>
             <w:tcBorders>
-              <w:top w:val="single" w:sz="4" w:space="0" w:color="8EAADB"/>
-              <w:left w:val="single" w:sz="4" w:space="0" w:color="8EAADB"/>
-              <w:bottom w:val="single" w:sz="4" w:space="0" w:color="8EAADB"/>
-              <w:right w:val="single" w:sz="4" w:space="0" w:color="8EAADB"/>
+              <w:top w:val="single" w:sz="6" w:space="0" w:color="1F3864"/>
+              <w:left w:val="single" w:sz="6" w:space="0" w:color="1F3864"/>
+              <w:bottom w:val="single" w:sz="6" w:space="0" w:color="1F3864"/>
+              <w:right w:val="single" w:sz="6" w:space="0" w:color="1F3864"/>
             </w:tcBorders>
             <w:shd w:val="clear" w:color="auto" w:fill="D9E2F3"/>
           </w:tcPr>
@@ -15486,13 +15359,13 @@
         </w:tc>
         <w:tc>
           <w:tcPr>
-            <w:tcW w:w="1959" w:type="dxa"/>
+            <w:tcW w:w="1957" w:type="dxa"/>
             <w:gridSpan w:val="3"/>
             <w:tcBorders>
-              <w:top w:val="single" w:sz="4" w:space="0" w:color="8EAADB"/>
-              <w:left w:val="single" w:sz="4" w:space="0" w:color="8EAADB"/>
-              <w:bottom w:val="single" w:sz="4" w:space="0" w:color="8EAADB"/>
-              <w:right w:val="single" w:sz="4" w:space="0" w:color="8EAADB"/>
+              <w:top w:val="single" w:sz="6" w:space="0" w:color="1F3864"/>
+              <w:left w:val="single" w:sz="6" w:space="0" w:color="1F3864"/>
+              <w:bottom w:val="single" w:sz="6" w:space="0" w:color="1F3864"/>
+              <w:right w:val="single" w:sz="6" w:space="0" w:color="1F3864"/>
             </w:tcBorders>
             <w:shd w:val="clear" w:color="auto" w:fill="D9E2F3"/>
             <w:tcMar>
@@ -15524,13 +15397,13 @@
         </w:tc>
         <w:tc>
           <w:tcPr>
-            <w:tcW w:w="1959" w:type="dxa"/>
+            <w:tcW w:w="1958" w:type="dxa"/>
             <w:gridSpan w:val="2"/>
             <w:tcBorders>
-              <w:top w:val="single" w:sz="4" w:space="0" w:color="8EAADB"/>
-              <w:left w:val="single" w:sz="4" w:space="0" w:color="8EAADB"/>
-              <w:bottom w:val="single" w:sz="4" w:space="0" w:color="8EAADB"/>
-              <w:right w:val="single" w:sz="4" w:space="0" w:color="8EAADB"/>
+              <w:top w:val="single" w:sz="6" w:space="0" w:color="1F3864"/>
+              <w:left w:val="single" w:sz="6" w:space="0" w:color="1F3864"/>
+              <w:bottom w:val="single" w:sz="6" w:space="0" w:color="1F3864"/>
+              <w:right w:val="single" w:sz="6" w:space="0" w:color="1F3864"/>
             </w:tcBorders>
             <w:shd w:val="clear" w:color="auto" w:fill="D9E2F3"/>
             <w:tcMar>
@@ -15562,13 +15435,13 @@
         </w:tc>
         <w:tc>
           <w:tcPr>
-            <w:tcW w:w="1959" w:type="dxa"/>
+            <w:tcW w:w="1955" w:type="dxa"/>
             <w:gridSpan w:val="5"/>
             <w:tcBorders>
-              <w:top w:val="single" w:sz="4" w:space="0" w:color="8EAADB"/>
-              <w:left w:val="single" w:sz="4" w:space="0" w:color="8EAADB"/>
-              <w:bottom w:val="single" w:sz="4" w:space="0" w:color="8EAADB"/>
-              <w:right w:val="single" w:sz="4" w:space="0" w:color="8EAADB"/>
+              <w:top w:val="single" w:sz="6" w:space="0" w:color="1F3864"/>
+              <w:left w:val="single" w:sz="6" w:space="0" w:color="1F3864"/>
+              <w:bottom w:val="single" w:sz="6" w:space="0" w:color="1F3864"/>
+              <w:right w:val="single" w:sz="6" w:space="0" w:color="1F3864"/>
             </w:tcBorders>
             <w:shd w:val="clear" w:color="auto" w:fill="D9E2F3"/>
             <w:tcMar>
@@ -15600,13 +15473,13 @@
         </w:tc>
         <w:tc>
           <w:tcPr>
-            <w:tcW w:w="1959" w:type="dxa"/>
+            <w:tcW w:w="1958" w:type="dxa"/>
             <w:gridSpan w:val="2"/>
             <w:tcBorders>
-              <w:top w:val="single" w:sz="4" w:space="0" w:color="8EAADB"/>
-              <w:left w:val="single" w:sz="4" w:space="0" w:color="8EAADB"/>
-              <w:bottom w:val="single" w:sz="4" w:space="0" w:color="8EAADB"/>
-              <w:right w:val="single" w:sz="4" w:space="0" w:color="8EAADB"/>
+              <w:top w:val="single" w:sz="6" w:space="0" w:color="1F3864"/>
+              <w:left w:val="single" w:sz="6" w:space="0" w:color="1F3864"/>
+              <w:bottom w:val="single" w:sz="6" w:space="0" w:color="1F3864"/>
+              <w:right w:val="single" w:sz="6" w:space="0" w:color="1F3864"/>
             </w:tcBorders>
             <w:shd w:val="clear" w:color="auto" w:fill="D9E2F3"/>
             <w:tcMar>
@@ -15638,19 +15511,17 @@
         </w:tc>
       </w:tr>
       <w:tr>
-        <w:trPr>
-          <w:cantSplit/>
-        </w:trPr>
-        <w:tc>
-          <w:tcPr>
-            <w:tcW w:w="1567" w:type="dxa"/>
+        <w:trPr/>
+        <w:tc>
+          <w:tcPr>
+            <w:tcW w:w="1566" w:type="dxa"/>
             <w:gridSpan w:val="2"/>
             <w:vMerge/>
             <w:tcBorders>
-              <w:top w:val="single" w:sz="4" w:space="0" w:color="8EAADB"/>
-              <w:left w:val="single" w:sz="4" w:space="0" w:color="8EAADB"/>
-              <w:bottom w:val="single" w:sz="4" w:space="0" w:color="8EAADB"/>
-              <w:right w:val="single" w:sz="4" w:space="0" w:color="8EAADB"/>
+              <w:top w:val="single" w:sz="6" w:space="0" w:color="1F3864"/>
+              <w:left w:val="single" w:sz="6" w:space="0" w:color="1F3864"/>
+              <w:bottom w:val="single" w:sz="6" w:space="0" w:color="1F3864"/>
+              <w:right w:val="single" w:sz="6" w:space="0" w:color="1F3864"/>
             </w:tcBorders>
             <w:shd w:val="clear" w:color="auto" w:fill="D9E2F3"/>
           </w:tcPr>
@@ -15667,13 +15538,13 @@
         </w:tc>
         <w:tc>
           <w:tcPr>
-            <w:tcW w:w="1959" w:type="dxa"/>
+            <w:tcW w:w="1957" w:type="dxa"/>
             <w:gridSpan w:val="3"/>
             <w:tcBorders>
-              <w:top w:val="single" w:sz="4" w:space="0" w:color="8EAADB"/>
-              <w:left w:val="single" w:sz="4" w:space="0" w:color="8EAADB"/>
-              <w:bottom w:val="single" w:sz="4" w:space="0" w:color="8EAADB"/>
-              <w:right w:val="single" w:sz="4" w:space="0" w:color="8EAADB"/>
+              <w:top w:val="single" w:sz="6" w:space="0" w:color="1F3864"/>
+              <w:left w:val="single" w:sz="6" w:space="0" w:color="1F3864"/>
+              <w:bottom w:val="single" w:sz="6" w:space="0" w:color="1F3864"/>
+              <w:right w:val="single" w:sz="6" w:space="0" w:color="1F3864"/>
             </w:tcBorders>
             <w:shd w:val="clear" w:color="auto" w:fill="D9E2F3"/>
             <w:tcMar>
@@ -15705,13 +15576,13 @@
         </w:tc>
         <w:tc>
           <w:tcPr>
-            <w:tcW w:w="1959" w:type="dxa"/>
+            <w:tcW w:w="1958" w:type="dxa"/>
             <w:gridSpan w:val="2"/>
             <w:tcBorders>
-              <w:top w:val="single" w:sz="4" w:space="0" w:color="8EAADB"/>
-              <w:left w:val="single" w:sz="4" w:space="0" w:color="8EAADB"/>
-              <w:bottom w:val="single" w:sz="4" w:space="0" w:color="8EAADB"/>
-              <w:right w:val="single" w:sz="4" w:space="0" w:color="8EAADB"/>
+              <w:top w:val="single" w:sz="6" w:space="0" w:color="1F3864"/>
+              <w:left w:val="single" w:sz="6" w:space="0" w:color="1F3864"/>
+              <w:bottom w:val="single" w:sz="6" w:space="0" w:color="1F3864"/>
+              <w:right w:val="single" w:sz="6" w:space="0" w:color="1F3864"/>
             </w:tcBorders>
             <w:shd w:val="clear" w:color="auto" w:fill="D9E2F3"/>
             <w:tcMar>
@@ -15743,13 +15614,13 @@
         </w:tc>
         <w:tc>
           <w:tcPr>
-            <w:tcW w:w="1959" w:type="dxa"/>
+            <w:tcW w:w="1955" w:type="dxa"/>
             <w:gridSpan w:val="5"/>
             <w:tcBorders>
-              <w:top w:val="single" w:sz="4" w:space="0" w:color="8EAADB"/>
-              <w:left w:val="single" w:sz="4" w:space="0" w:color="8EAADB"/>
-              <w:bottom w:val="single" w:sz="4" w:space="0" w:color="8EAADB"/>
-              <w:right w:val="single" w:sz="4" w:space="0" w:color="8EAADB"/>
+              <w:top w:val="single" w:sz="6" w:space="0" w:color="1F3864"/>
+              <w:left w:val="single" w:sz="6" w:space="0" w:color="1F3864"/>
+              <w:bottom w:val="single" w:sz="6" w:space="0" w:color="1F3864"/>
+              <w:right w:val="single" w:sz="6" w:space="0" w:color="1F3864"/>
             </w:tcBorders>
             <w:shd w:val="clear" w:color="auto" w:fill="D9E2F3"/>
             <w:tcMar>
@@ -15781,13 +15652,13 @@
         </w:tc>
         <w:tc>
           <w:tcPr>
-            <w:tcW w:w="1959" w:type="dxa"/>
+            <w:tcW w:w="1958" w:type="dxa"/>
             <w:gridSpan w:val="2"/>
             <w:tcBorders>
-              <w:top w:val="single" w:sz="4" w:space="0" w:color="8EAADB"/>
-              <w:left w:val="single" w:sz="4" w:space="0" w:color="8EAADB"/>
-              <w:bottom w:val="single" w:sz="4" w:space="0" w:color="8EAADB"/>
-              <w:right w:val="single" w:sz="4" w:space="0" w:color="8EAADB"/>
+              <w:top w:val="single" w:sz="6" w:space="0" w:color="1F3864"/>
+              <w:left w:val="single" w:sz="6" w:space="0" w:color="1F3864"/>
+              <w:bottom w:val="single" w:sz="6" w:space="0" w:color="1F3864"/>
+              <w:right w:val="single" w:sz="6" w:space="0" w:color="1F3864"/>
             </w:tcBorders>
             <w:shd w:val="clear" w:color="auto" w:fill="D9E2F3"/>
             <w:tcMar>
@@ -15819,19 +15690,17 @@
         </w:tc>
       </w:tr>
       <w:tr>
-        <w:trPr>
-          <w:cantSplit/>
-        </w:trPr>
-        <w:tc>
-          <w:tcPr>
-            <w:tcW w:w="1567" w:type="dxa"/>
+        <w:trPr/>
+        <w:tc>
+          <w:tcPr>
+            <w:tcW w:w="1566" w:type="dxa"/>
             <w:gridSpan w:val="2"/>
             <w:vMerge/>
             <w:tcBorders>
-              <w:top w:val="single" w:sz="4" w:space="0" w:color="8EAADB"/>
-              <w:left w:val="single" w:sz="4" w:space="0" w:color="8EAADB"/>
-              <w:bottom w:val="single" w:sz="4" w:space="0" w:color="8EAADB"/>
-              <w:right w:val="single" w:sz="4" w:space="0" w:color="8EAADB"/>
+              <w:top w:val="single" w:sz="6" w:space="0" w:color="1F3864"/>
+              <w:left w:val="single" w:sz="6" w:space="0" w:color="1F3864"/>
+              <w:bottom w:val="single" w:sz="6" w:space="0" w:color="1F3864"/>
+              <w:right w:val="single" w:sz="6" w:space="0" w:color="1F3864"/>
             </w:tcBorders>
             <w:shd w:val="clear" w:color="auto" w:fill="D9E2F3"/>
           </w:tcPr>
@@ -15848,13 +15717,13 @@
         </w:tc>
         <w:tc>
           <w:tcPr>
-            <w:tcW w:w="6270" w:type="dxa"/>
+            <w:tcW w:w="6261" w:type="dxa"/>
             <w:gridSpan w:val="11"/>
             <w:tcBorders>
-              <w:top w:val="single" w:sz="4" w:space="0" w:color="8EAADB"/>
-              <w:left w:val="single" w:sz="4" w:space="0" w:color="8EAADB"/>
-              <w:bottom w:val="single" w:sz="4" w:space="0" w:color="8EAADB"/>
-              <w:right w:val="single" w:sz="4" w:space="0" w:color="8EAADB"/>
+              <w:top w:val="single" w:sz="6" w:space="0" w:color="1F3864"/>
+              <w:left w:val="single" w:sz="6" w:space="0" w:color="1F3864"/>
+              <w:bottom w:val="single" w:sz="6" w:space="0" w:color="1F3864"/>
+              <w:right w:val="single" w:sz="6" w:space="0" w:color="1F3864"/>
             </w:tcBorders>
             <w:shd w:val="clear" w:color="auto" w:fill="D9E2F3"/>
             <w:tcMar>
@@ -15901,10 +15770,10 @@
           <w:tcPr>
             <w:tcW w:w="1567" w:type="dxa"/>
             <w:tcBorders>
-              <w:top w:val="single" w:sz="4" w:space="0" w:color="4472C4"/>
-              <w:left w:val="single" w:sz="4" w:space="0" w:color="4472C4"/>
-              <w:bottom w:val="single" w:sz="4" w:space="0" w:color="4472C4"/>
-              <w:right w:val="single" w:sz="4" w:space="0" w:color="4472C4"/>
+              <w:top w:val="single" w:sz="6" w:space="0" w:color="1F3864"/>
+              <w:left w:val="single" w:sz="6" w:space="0" w:color="1F3864"/>
+              <w:bottom w:val="single" w:sz="6" w:space="0" w:color="1F3864"/>
+              <w:right w:val="single" w:sz="6" w:space="0" w:color="1F3864"/>
             </w:tcBorders>
             <w:shd w:val="clear" w:color="auto" w:fill="4472C4"/>
             <w:tcMar>
@@ -15969,19 +15838,17 @@
         </w:tc>
       </w:tr>
       <w:tr>
-        <w:trPr>
-          <w:cantSplit/>
-        </w:trPr>
-        <w:tc>
-          <w:tcPr>
-            <w:tcW w:w="1567" w:type="dxa"/>
+        <w:trPr/>
+        <w:tc>
+          <w:tcPr>
+            <w:tcW w:w="1566" w:type="dxa"/>
             <w:gridSpan w:val="2"/>
             <w:vMerge/>
             <w:tcBorders>
-              <w:top w:val="single" w:sz="4" w:space="0" w:color="8EAADB"/>
-              <w:left w:val="single" w:sz="4" w:space="0" w:color="8EAADB"/>
-              <w:bottom w:val="single" w:sz="4" w:space="0" w:color="8EAADB"/>
-              <w:right w:val="single" w:sz="4" w:space="0" w:color="8EAADB"/>
+              <w:top w:val="single" w:sz="6" w:space="0" w:color="1F3864"/>
+              <w:left w:val="single" w:sz="6" w:space="0" w:color="1F3864"/>
+              <w:bottom w:val="single" w:sz="6" w:space="0" w:color="1F3864"/>
+              <w:right w:val="single" w:sz="6" w:space="0" w:color="1F3864"/>
             </w:tcBorders>
             <w:shd w:val="clear" w:color="auto" w:fill="D9E2F3"/>
           </w:tcPr>
@@ -15998,13 +15865,13 @@
         </w:tc>
         <w:tc>
           <w:tcPr>
-            <w:tcW w:w="1959" w:type="dxa"/>
+            <w:tcW w:w="1957" w:type="dxa"/>
             <w:gridSpan w:val="3"/>
             <w:tcBorders>
-              <w:top w:val="single" w:sz="4" w:space="0" w:color="4472C4"/>
-              <w:left w:val="single" w:sz="4" w:space="0" w:color="4472C4"/>
-              <w:bottom w:val="single" w:sz="4" w:space="0" w:color="4472C4"/>
-              <w:right w:val="single" w:sz="4" w:space="0" w:color="4472C4"/>
+              <w:top w:val="single" w:sz="6" w:space="0" w:color="1F3864"/>
+              <w:left w:val="single" w:sz="6" w:space="0" w:color="1F3864"/>
+              <w:bottom w:val="single" w:sz="6" w:space="0" w:color="1F3864"/>
+              <w:right w:val="single" w:sz="6" w:space="0" w:color="1F3864"/>
             </w:tcBorders>
             <w:shd w:val="clear" w:color="auto" w:fill="4472C4"/>
             <w:tcMar>
@@ -16043,13 +15910,13 @@
         </w:tc>
         <w:tc>
           <w:tcPr>
-            <w:tcW w:w="1959" w:type="dxa"/>
+            <w:tcW w:w="1958" w:type="dxa"/>
             <w:gridSpan w:val="2"/>
             <w:tcBorders>
-              <w:top w:val="single" w:sz="4" w:space="0" w:color="4472C4"/>
-              <w:left w:val="single" w:sz="4" w:space="0" w:color="4472C4"/>
-              <w:bottom w:val="single" w:sz="4" w:space="0" w:color="4472C4"/>
-              <w:right w:val="single" w:sz="4" w:space="0" w:color="4472C4"/>
+              <w:top w:val="single" w:sz="6" w:space="0" w:color="1F3864"/>
+              <w:left w:val="single" w:sz="6" w:space="0" w:color="1F3864"/>
+              <w:bottom w:val="single" w:sz="6" w:space="0" w:color="1F3864"/>
+              <w:right w:val="single" w:sz="6" w:space="0" w:color="1F3864"/>
             </w:tcBorders>
             <w:shd w:val="clear" w:color="auto" w:fill="4472C4"/>
             <w:tcMar>
@@ -16088,13 +15955,13 @@
         </w:tc>
         <w:tc>
           <w:tcPr>
-            <w:tcW w:w="1959" w:type="dxa"/>
+            <w:tcW w:w="1955" w:type="dxa"/>
             <w:gridSpan w:val="5"/>
             <w:tcBorders>
-              <w:top w:val="single" w:sz="4" w:space="0" w:color="4472C4"/>
-              <w:left w:val="single" w:sz="4" w:space="0" w:color="4472C4"/>
-              <w:bottom w:val="single" w:sz="4" w:space="0" w:color="4472C4"/>
-              <w:right w:val="single" w:sz="4" w:space="0" w:color="4472C4"/>
+              <w:top w:val="single" w:sz="6" w:space="0" w:color="1F3864"/>
+              <w:left w:val="single" w:sz="6" w:space="0" w:color="1F3864"/>
+              <w:bottom w:val="single" w:sz="6" w:space="0" w:color="1F3864"/>
+              <w:right w:val="single" w:sz="6" w:space="0" w:color="1F3864"/>
             </w:tcBorders>
             <w:shd w:val="clear" w:color="auto" w:fill="4472C4"/>
             <w:tcMar>
@@ -16133,13 +16000,13 @@
         </w:tc>
         <w:tc>
           <w:tcPr>
-            <w:tcW w:w="1959" w:type="dxa"/>
+            <w:tcW w:w="1958" w:type="dxa"/>
             <w:gridSpan w:val="2"/>
             <w:tcBorders>
-              <w:top w:val="single" w:sz="4" w:space="0" w:color="4472C4"/>
-              <w:left w:val="single" w:sz="4" w:space="0" w:color="4472C4"/>
-              <w:bottom w:val="single" w:sz="4" w:space="0" w:color="4472C4"/>
-              <w:right w:val="single" w:sz="4" w:space="0" w:color="4472C4"/>
+              <w:top w:val="single" w:sz="6" w:space="0" w:color="1F3864"/>
+              <w:left w:val="single" w:sz="6" w:space="0" w:color="1F3864"/>
+              <w:bottom w:val="single" w:sz="6" w:space="0" w:color="1F3864"/>
+              <w:right w:val="single" w:sz="6" w:space="0" w:color="1F3864"/>
             </w:tcBorders>
             <w:shd w:val="clear" w:color="auto" w:fill="4472C4"/>
             <w:tcMar>
@@ -16178,19 +16045,17 @@
         </w:tc>
       </w:tr>
       <w:tr>
-        <w:trPr>
-          <w:cantSplit/>
-        </w:trPr>
-        <w:tc>
-          <w:tcPr>
-            <w:tcW w:w="1567" w:type="dxa"/>
+        <w:trPr/>
+        <w:tc>
+          <w:tcPr>
+            <w:tcW w:w="1566" w:type="dxa"/>
             <w:gridSpan w:val="2"/>
             <w:vMerge/>
             <w:tcBorders>
-              <w:top w:val="single" w:sz="4" w:space="0" w:color="8EAADB"/>
-              <w:left w:val="single" w:sz="4" w:space="0" w:color="8EAADB"/>
-              <w:bottom w:val="single" w:sz="4" w:space="0" w:color="8EAADB"/>
-              <w:right w:val="single" w:sz="4" w:space="0" w:color="8EAADB"/>
+              <w:top w:val="single" w:sz="6" w:space="0" w:color="1F3864"/>
+              <w:left w:val="single" w:sz="6" w:space="0" w:color="1F3864"/>
+              <w:bottom w:val="single" w:sz="6" w:space="0" w:color="1F3864"/>
+              <w:right w:val="single" w:sz="6" w:space="0" w:color="1F3864"/>
             </w:tcBorders>
             <w:shd w:val="clear" w:color="auto" w:fill="D9E2F3"/>
           </w:tcPr>
@@ -16207,13 +16072,13 @@
         </w:tc>
         <w:tc>
           <w:tcPr>
-            <w:tcW w:w="1959" w:type="dxa"/>
+            <w:tcW w:w="1957" w:type="dxa"/>
             <w:gridSpan w:val="3"/>
             <w:tcBorders>
-              <w:top w:val="single" w:sz="4" w:space="0" w:color="8EAADB"/>
-              <w:left w:val="single" w:sz="4" w:space="0" w:color="8EAADB"/>
-              <w:bottom w:val="single" w:sz="4" w:space="0" w:color="8EAADB"/>
-              <w:right w:val="single" w:sz="4" w:space="0" w:color="8EAADB"/>
+              <w:top w:val="single" w:sz="6" w:space="0" w:color="1F3864"/>
+              <w:left w:val="single" w:sz="6" w:space="0" w:color="1F3864"/>
+              <w:bottom w:val="single" w:sz="6" w:space="0" w:color="1F3864"/>
+              <w:right w:val="single" w:sz="6" w:space="0" w:color="1F3864"/>
             </w:tcBorders>
             <w:shd w:val="clear" w:color="auto" w:fill="D9E2F3"/>
             <w:tcMar>
@@ -16245,13 +16110,13 @@
         </w:tc>
         <w:tc>
           <w:tcPr>
-            <w:tcW w:w="1959" w:type="dxa"/>
+            <w:tcW w:w="1958" w:type="dxa"/>
             <w:gridSpan w:val="2"/>
             <w:tcBorders>
-              <w:top w:val="single" w:sz="4" w:space="0" w:color="8EAADB"/>
-              <w:left w:val="single" w:sz="4" w:space="0" w:color="8EAADB"/>
-              <w:bottom w:val="single" w:sz="4" w:space="0" w:color="8EAADB"/>
-              <w:right w:val="single" w:sz="4" w:space="0" w:color="8EAADB"/>
+              <w:top w:val="single" w:sz="6" w:space="0" w:color="1F3864"/>
+              <w:left w:val="single" w:sz="6" w:space="0" w:color="1F3864"/>
+              <w:bottom w:val="single" w:sz="6" w:space="0" w:color="1F3864"/>
+              <w:right w:val="single" w:sz="6" w:space="0" w:color="1F3864"/>
             </w:tcBorders>
             <w:shd w:val="clear" w:color="auto" w:fill="D9E2F3"/>
             <w:tcMar>
@@ -16283,13 +16148,13 @@
         </w:tc>
         <w:tc>
           <w:tcPr>
-            <w:tcW w:w="1959" w:type="dxa"/>
+            <w:tcW w:w="1955" w:type="dxa"/>
             <w:gridSpan w:val="5"/>
             <w:tcBorders>
-              <w:top w:val="single" w:sz="4" w:space="0" w:color="8EAADB"/>
-              <w:left w:val="single" w:sz="4" w:space="0" w:color="8EAADB"/>
-              <w:bottom w:val="single" w:sz="4" w:space="0" w:color="8EAADB"/>
-              <w:right w:val="single" w:sz="4" w:space="0" w:color="8EAADB"/>
+              <w:top w:val="single" w:sz="6" w:space="0" w:color="1F3864"/>
+              <w:left w:val="single" w:sz="6" w:space="0" w:color="1F3864"/>
+              <w:bottom w:val="single" w:sz="6" w:space="0" w:color="1F3864"/>
+              <w:right w:val="single" w:sz="6" w:space="0" w:color="1F3864"/>
             </w:tcBorders>
             <w:shd w:val="clear" w:color="auto" w:fill="D9E2F3"/>
             <w:tcMar>
@@ -16321,13 +16186,13 @@
         </w:tc>
         <w:tc>
           <w:tcPr>
-            <w:tcW w:w="1959" w:type="dxa"/>
+            <w:tcW w:w="1958" w:type="dxa"/>
             <w:gridSpan w:val="2"/>
             <w:tcBorders>
-              <w:top w:val="single" w:sz="4" w:space="0" w:color="8EAADB"/>
-              <w:left w:val="single" w:sz="4" w:space="0" w:color="8EAADB"/>
-              <w:bottom w:val="single" w:sz="4" w:space="0" w:color="8EAADB"/>
-              <w:right w:val="single" w:sz="4" w:space="0" w:color="8EAADB"/>
+              <w:top w:val="single" w:sz="6" w:space="0" w:color="1F3864"/>
+              <w:left w:val="single" w:sz="6" w:space="0" w:color="1F3864"/>
+              <w:bottom w:val="single" w:sz="6" w:space="0" w:color="1F3864"/>
+              <w:right w:val="single" w:sz="6" w:space="0" w:color="1F3864"/>
             </w:tcBorders>
             <w:shd w:val="clear" w:color="auto" w:fill="D9E2F3"/>
             <w:tcMar>
@@ -16359,19 +16224,17 @@
         </w:tc>
       </w:tr>
       <w:tr>
-        <w:trPr>
-          <w:cantSplit/>
-        </w:trPr>
-        <w:tc>
-          <w:tcPr>
-            <w:tcW w:w="1567" w:type="dxa"/>
+        <w:trPr/>
+        <w:tc>
+          <w:tcPr>
+            <w:tcW w:w="1566" w:type="dxa"/>
             <w:gridSpan w:val="2"/>
             <w:vMerge/>
             <w:tcBorders>
-              <w:top w:val="single" w:sz="4" w:space="0" w:color="8EAADB"/>
-              <w:left w:val="single" w:sz="4" w:space="0" w:color="8EAADB"/>
-              <w:bottom w:val="single" w:sz="4" w:space="0" w:color="8EAADB"/>
-              <w:right w:val="single" w:sz="4" w:space="0" w:color="8EAADB"/>
+              <w:top w:val="single" w:sz="6" w:space="0" w:color="1F3864"/>
+              <w:left w:val="single" w:sz="6" w:space="0" w:color="1F3864"/>
+              <w:bottom w:val="single" w:sz="6" w:space="0" w:color="1F3864"/>
+              <w:right w:val="single" w:sz="6" w:space="0" w:color="1F3864"/>
             </w:tcBorders>
             <w:shd w:val="clear" w:color="auto" w:fill="D9E2F3"/>
           </w:tcPr>
@@ -16388,13 +16251,13 @@
         </w:tc>
         <w:tc>
           <w:tcPr>
-            <w:tcW w:w="1959" w:type="dxa"/>
+            <w:tcW w:w="1957" w:type="dxa"/>
             <w:gridSpan w:val="3"/>
             <w:tcBorders>
-              <w:top w:val="single" w:sz="4" w:space="0" w:color="8EAADB"/>
-              <w:left w:val="single" w:sz="4" w:space="0" w:color="8EAADB"/>
-              <w:bottom w:val="single" w:sz="4" w:space="0" w:color="8EAADB"/>
-              <w:right w:val="single" w:sz="4" w:space="0" w:color="8EAADB"/>
+              <w:top w:val="single" w:sz="6" w:space="0" w:color="1F3864"/>
+              <w:left w:val="single" w:sz="6" w:space="0" w:color="1F3864"/>
+              <w:bottom w:val="single" w:sz="6" w:space="0" w:color="1F3864"/>
+              <w:right w:val="single" w:sz="6" w:space="0" w:color="1F3864"/>
             </w:tcBorders>
             <w:shd w:val="clear" w:color="auto" w:fill="D9E2F3"/>
             <w:tcMar>
@@ -16426,13 +16289,13 @@
         </w:tc>
         <w:tc>
           <w:tcPr>
-            <w:tcW w:w="1959" w:type="dxa"/>
+            <w:tcW w:w="1958" w:type="dxa"/>
             <w:gridSpan w:val="2"/>
             <w:tcBorders>
-              <w:top w:val="single" w:sz="4" w:space="0" w:color="8EAADB"/>
-              <w:left w:val="single" w:sz="4" w:space="0" w:color="8EAADB"/>
-              <w:bottom w:val="single" w:sz="4" w:space="0" w:color="8EAADB"/>
-              <w:right w:val="single" w:sz="4" w:space="0" w:color="8EAADB"/>
+              <w:top w:val="single" w:sz="6" w:space="0" w:color="1F3864"/>
+              <w:left w:val="single" w:sz="6" w:space="0" w:color="1F3864"/>
+              <w:bottom w:val="single" w:sz="6" w:space="0" w:color="1F3864"/>
+              <w:right w:val="single" w:sz="6" w:space="0" w:color="1F3864"/>
             </w:tcBorders>
             <w:shd w:val="clear" w:color="auto" w:fill="D9E2F3"/>
             <w:tcMar>
@@ -16464,13 +16327,13 @@
         </w:tc>
         <w:tc>
           <w:tcPr>
-            <w:tcW w:w="1959" w:type="dxa"/>
+            <w:tcW w:w="1955" w:type="dxa"/>
             <w:gridSpan w:val="5"/>
             <w:tcBorders>
-              <w:top w:val="single" w:sz="4" w:space="0" w:color="8EAADB"/>
-              <w:left w:val="single" w:sz="4" w:space="0" w:color="8EAADB"/>
-              <w:bottom w:val="single" w:sz="4" w:space="0" w:color="8EAADB"/>
-              <w:right w:val="single" w:sz="4" w:space="0" w:color="8EAADB"/>
+              <w:top w:val="single" w:sz="6" w:space="0" w:color="1F3864"/>
+              <w:left w:val="single" w:sz="6" w:space="0" w:color="1F3864"/>
+              <w:bottom w:val="single" w:sz="6" w:space="0" w:color="1F3864"/>
+              <w:right w:val="single" w:sz="6" w:space="0" w:color="1F3864"/>
             </w:tcBorders>
             <w:shd w:val="clear" w:color="auto" w:fill="D9E2F3"/>
             <w:tcMar>
@@ -16502,13 +16365,13 @@
         </w:tc>
         <w:tc>
           <w:tcPr>
-            <w:tcW w:w="1959" w:type="dxa"/>
+            <w:tcW w:w="1958" w:type="dxa"/>
             <w:gridSpan w:val="2"/>
             <w:tcBorders>
-              <w:top w:val="single" w:sz="4" w:space="0" w:color="8EAADB"/>
-              <w:left w:val="single" w:sz="4" w:space="0" w:color="8EAADB"/>
-              <w:bottom w:val="single" w:sz="4" w:space="0" w:color="8EAADB"/>
-              <w:right w:val="single" w:sz="4" w:space="0" w:color="8EAADB"/>
+              <w:top w:val="single" w:sz="6" w:space="0" w:color="1F3864"/>
+              <w:left w:val="single" w:sz="6" w:space="0" w:color="1F3864"/>
+              <w:bottom w:val="single" w:sz="6" w:space="0" w:color="1F3864"/>
+              <w:right w:val="single" w:sz="6" w:space="0" w:color="1F3864"/>
             </w:tcBorders>
             <w:shd w:val="clear" w:color="auto" w:fill="D9E2F3"/>
             <w:tcMar>
@@ -16540,19 +16403,17 @@
         </w:tc>
       </w:tr>
       <w:tr>
-        <w:trPr>
-          <w:cantSplit/>
-        </w:trPr>
-        <w:tc>
-          <w:tcPr>
-            <w:tcW w:w="1567" w:type="dxa"/>
+        <w:trPr/>
+        <w:tc>
+          <w:tcPr>
+            <w:tcW w:w="1566" w:type="dxa"/>
             <w:gridSpan w:val="2"/>
             <w:vMerge/>
             <w:tcBorders>
-              <w:top w:val="single" w:sz="4" w:space="0" w:color="8EAADB"/>
-              <w:left w:val="single" w:sz="4" w:space="0" w:color="8EAADB"/>
-              <w:bottom w:val="single" w:sz="4" w:space="0" w:color="8EAADB"/>
-              <w:right w:val="single" w:sz="4" w:space="0" w:color="8EAADB"/>
+              <w:top w:val="single" w:sz="6" w:space="0" w:color="1F3864"/>
+              <w:left w:val="single" w:sz="6" w:space="0" w:color="1F3864"/>
+              <w:bottom w:val="single" w:sz="6" w:space="0" w:color="1F3864"/>
+              <w:right w:val="single" w:sz="6" w:space="0" w:color="1F3864"/>
             </w:tcBorders>
             <w:shd w:val="clear" w:color="auto" w:fill="D9E2F3"/>
           </w:tcPr>
@@ -16569,13 +16430,13 @@
         </w:tc>
         <w:tc>
           <w:tcPr>
-            <w:tcW w:w="1959" w:type="dxa"/>
+            <w:tcW w:w="1957" w:type="dxa"/>
             <w:gridSpan w:val="3"/>
             <w:tcBorders>
-              <w:top w:val="single" w:sz="4" w:space="0" w:color="8EAADB"/>
-              <w:left w:val="single" w:sz="4" w:space="0" w:color="8EAADB"/>
-              <w:bottom w:val="single" w:sz="4" w:space="0" w:color="8EAADB"/>
-              <w:right w:val="single" w:sz="4" w:space="0" w:color="8EAADB"/>
+              <w:top w:val="single" w:sz="6" w:space="0" w:color="1F3864"/>
+              <w:left w:val="single" w:sz="6" w:space="0" w:color="1F3864"/>
+              <w:bottom w:val="single" w:sz="6" w:space="0" w:color="1F3864"/>
+              <w:right w:val="single" w:sz="6" w:space="0" w:color="1F3864"/>
             </w:tcBorders>
             <w:shd w:val="clear" w:color="auto" w:fill="D9E2F3"/>
             <w:tcMar>
@@ -16607,13 +16468,13 @@
         </w:tc>
         <w:tc>
           <w:tcPr>
-            <w:tcW w:w="1959" w:type="dxa"/>
+            <w:tcW w:w="1958" w:type="dxa"/>
             <w:gridSpan w:val="2"/>
             <w:tcBorders>
-              <w:top w:val="single" w:sz="4" w:space="0" w:color="8EAADB"/>
-              <w:left w:val="single" w:sz="4" w:space="0" w:color="8EAADB"/>
-              <w:bottom w:val="single" w:sz="4" w:space="0" w:color="8EAADB"/>
-              <w:right w:val="single" w:sz="4" w:space="0" w:color="8EAADB"/>
+              <w:top w:val="single" w:sz="6" w:space="0" w:color="1F3864"/>
+              <w:left w:val="single" w:sz="6" w:space="0" w:color="1F3864"/>
+              <w:bottom w:val="single" w:sz="6" w:space="0" w:color="1F3864"/>
+              <w:right w:val="single" w:sz="6" w:space="0" w:color="1F3864"/>
             </w:tcBorders>
             <w:shd w:val="clear" w:color="auto" w:fill="D9E2F3"/>
             <w:tcMar>
@@ -16645,13 +16506,13 @@
         </w:tc>
         <w:tc>
           <w:tcPr>
-            <w:tcW w:w="1959" w:type="dxa"/>
+            <w:tcW w:w="1955" w:type="dxa"/>
             <w:gridSpan w:val="5"/>
             <w:tcBorders>
-              <w:top w:val="single" w:sz="4" w:space="0" w:color="8EAADB"/>
-              <w:left w:val="single" w:sz="4" w:space="0" w:color="8EAADB"/>
-              <w:bottom w:val="single" w:sz="4" w:space="0" w:color="8EAADB"/>
-              <w:right w:val="single" w:sz="4" w:space="0" w:color="8EAADB"/>
+              <w:top w:val="single" w:sz="6" w:space="0" w:color="1F3864"/>
+              <w:left w:val="single" w:sz="6" w:space="0" w:color="1F3864"/>
+              <w:bottom w:val="single" w:sz="6" w:space="0" w:color="1F3864"/>
+              <w:right w:val="single" w:sz="6" w:space="0" w:color="1F3864"/>
             </w:tcBorders>
             <w:shd w:val="clear" w:color="auto" w:fill="D9E2F3"/>
             <w:tcMar>
@@ -16683,13 +16544,13 @@
         </w:tc>
         <w:tc>
           <w:tcPr>
-            <w:tcW w:w="1959" w:type="dxa"/>
+            <w:tcW w:w="1958" w:type="dxa"/>
             <w:gridSpan w:val="2"/>
             <w:tcBorders>
-              <w:top w:val="single" w:sz="4" w:space="0" w:color="8EAADB"/>
-              <w:left w:val="single" w:sz="4" w:space="0" w:color="8EAADB"/>
-              <w:bottom w:val="single" w:sz="4" w:space="0" w:color="8EAADB"/>
-              <w:right w:val="single" w:sz="4" w:space="0" w:color="8EAADB"/>
+              <w:top w:val="single" w:sz="6" w:space="0" w:color="1F3864"/>
+              <w:left w:val="single" w:sz="6" w:space="0" w:color="1F3864"/>
+              <w:bottom w:val="single" w:sz="6" w:space="0" w:color="1F3864"/>
+              <w:right w:val="single" w:sz="6" w:space="0" w:color="1F3864"/>
             </w:tcBorders>
             <w:shd w:val="clear" w:color="auto" w:fill="D9E2F3"/>
             <w:tcMar>
@@ -16721,19 +16582,17 @@
         </w:tc>
       </w:tr>
       <w:tr>
-        <w:trPr>
-          <w:cantSplit/>
-        </w:trPr>
-        <w:tc>
-          <w:tcPr>
-            <w:tcW w:w="1567" w:type="dxa"/>
+        <w:trPr/>
+        <w:tc>
+          <w:tcPr>
+            <w:tcW w:w="1566" w:type="dxa"/>
             <w:gridSpan w:val="2"/>
             <w:vMerge/>
             <w:tcBorders>
-              <w:top w:val="single" w:sz="4" w:space="0" w:color="8EAADB"/>
-              <w:left w:val="single" w:sz="4" w:space="0" w:color="8EAADB"/>
-              <w:bottom w:val="single" w:sz="4" w:space="0" w:color="8EAADB"/>
-              <w:right w:val="single" w:sz="4" w:space="0" w:color="8EAADB"/>
+              <w:top w:val="single" w:sz="6" w:space="0" w:color="1F3864"/>
+              <w:left w:val="single" w:sz="6" w:space="0" w:color="1F3864"/>
+              <w:bottom w:val="single" w:sz="6" w:space="0" w:color="1F3864"/>
+              <w:right w:val="single" w:sz="6" w:space="0" w:color="1F3864"/>
             </w:tcBorders>
             <w:shd w:val="clear" w:color="auto" w:fill="D9E2F3"/>
           </w:tcPr>
@@ -16750,13 +16609,13 @@
         </w:tc>
         <w:tc>
           <w:tcPr>
-            <w:tcW w:w="6270" w:type="dxa"/>
+            <w:tcW w:w="6261" w:type="dxa"/>
             <w:gridSpan w:val="11"/>
             <w:tcBorders>
-              <w:top w:val="single" w:sz="4" w:space="0" w:color="8EAADB"/>
-              <w:left w:val="single" w:sz="4" w:space="0" w:color="8EAADB"/>
-              <w:bottom w:val="single" w:sz="4" w:space="0" w:color="8EAADB"/>
-              <w:right w:val="single" w:sz="4" w:space="0" w:color="8EAADB"/>
+              <w:top w:val="single" w:sz="6" w:space="0" w:color="1F3864"/>
+              <w:left w:val="single" w:sz="6" w:space="0" w:color="1F3864"/>
+              <w:bottom w:val="single" w:sz="6" w:space="0" w:color="1F3864"/>
+              <w:right w:val="single" w:sz="6" w:space="0" w:color="1F3864"/>
             </w:tcBorders>
             <w:shd w:val="clear" w:color="auto" w:fill="D9E2F3"/>
             <w:tcMar>
@@ -16803,10 +16662,10 @@
           <w:tcPr>
             <w:tcW w:w="1567" w:type="dxa"/>
             <w:tcBorders>
-              <w:top w:val="single" w:sz="4" w:space="0" w:color="4472C4"/>
-              <w:left w:val="single" w:sz="4" w:space="0" w:color="4472C4"/>
-              <w:bottom w:val="single" w:sz="4" w:space="0" w:color="4472C4"/>
-              <w:right w:val="single" w:sz="4" w:space="0" w:color="4472C4"/>
+              <w:top w:val="single" w:sz="6" w:space="0" w:color="1F3864"/>
+              <w:left w:val="single" w:sz="6" w:space="0" w:color="1F3864"/>
+              <w:bottom w:val="single" w:sz="6" w:space="0" w:color="1F3864"/>
+              <w:right w:val="single" w:sz="6" w:space="0" w:color="1F3864"/>
             </w:tcBorders>
             <w:shd w:val="clear" w:color="auto" w:fill="4472C4"/>
             <w:tcMar>
@@ -16871,19 +16730,17 @@
         </w:tc>
       </w:tr>
       <w:tr>
-        <w:trPr>
-          <w:cantSplit/>
-        </w:trPr>
-        <w:tc>
-          <w:tcPr>
-            <w:tcW w:w="1567" w:type="dxa"/>
+        <w:trPr/>
+        <w:tc>
+          <w:tcPr>
+            <w:tcW w:w="1566" w:type="dxa"/>
             <w:gridSpan w:val="2"/>
             <w:vMerge/>
             <w:tcBorders>
-              <w:top w:val="single" w:sz="4" w:space="0" w:color="8EAADB"/>
-              <w:left w:val="single" w:sz="4" w:space="0" w:color="8EAADB"/>
-              <w:bottom w:val="single" w:sz="4" w:space="0" w:color="8EAADB"/>
-              <w:right w:val="single" w:sz="4" w:space="0" w:color="8EAADB"/>
+              <w:top w:val="single" w:sz="6" w:space="0" w:color="1F3864"/>
+              <w:left w:val="single" w:sz="6" w:space="0" w:color="1F3864"/>
+              <w:bottom w:val="single" w:sz="6" w:space="0" w:color="1F3864"/>
+              <w:right w:val="single" w:sz="6" w:space="0" w:color="1F3864"/>
             </w:tcBorders>
             <w:shd w:val="clear" w:color="auto" w:fill="D9E2F3"/>
           </w:tcPr>
@@ -16900,13 +16757,13 @@
         </w:tc>
         <w:tc>
           <w:tcPr>
-            <w:tcW w:w="1959" w:type="dxa"/>
+            <w:tcW w:w="1957" w:type="dxa"/>
             <w:gridSpan w:val="3"/>
             <w:tcBorders>
-              <w:top w:val="single" w:sz="4" w:space="0" w:color="4472C4"/>
-              <w:left w:val="single" w:sz="4" w:space="0" w:color="4472C4"/>
-              <w:bottom w:val="single" w:sz="4" w:space="0" w:color="4472C4"/>
-              <w:right w:val="single" w:sz="4" w:space="0" w:color="4472C4"/>
+              <w:top w:val="single" w:sz="6" w:space="0" w:color="1F3864"/>
+              <w:left w:val="single" w:sz="6" w:space="0" w:color="1F3864"/>
+              <w:bottom w:val="single" w:sz="6" w:space="0" w:color="1F3864"/>
+              <w:right w:val="single" w:sz="6" w:space="0" w:color="1F3864"/>
             </w:tcBorders>
             <w:shd w:val="clear" w:color="auto" w:fill="4472C4"/>
             <w:tcMar>
@@ -16945,13 +16802,13 @@
         </w:tc>
         <w:tc>
           <w:tcPr>
-            <w:tcW w:w="1959" w:type="dxa"/>
+            <w:tcW w:w="1958" w:type="dxa"/>
             <w:gridSpan w:val="2"/>
             <w:tcBorders>
-              <w:top w:val="single" w:sz="4" w:space="0" w:color="4472C4"/>
-              <w:left w:val="single" w:sz="4" w:space="0" w:color="4472C4"/>
-              <w:bottom w:val="single" w:sz="4" w:space="0" w:color="4472C4"/>
-              <w:right w:val="single" w:sz="4" w:space="0" w:color="4472C4"/>
+              <w:top w:val="single" w:sz="6" w:space="0" w:color="1F3864"/>
+              <w:left w:val="single" w:sz="6" w:space="0" w:color="1F3864"/>
+              <w:bottom w:val="single" w:sz="6" w:space="0" w:color="1F3864"/>
+              <w:right w:val="single" w:sz="6" w:space="0" w:color="1F3864"/>
             </w:tcBorders>
             <w:shd w:val="clear" w:color="auto" w:fill="4472C4"/>
             <w:tcMar>
@@ -16990,13 +16847,13 @@
         </w:tc>
         <w:tc>
           <w:tcPr>
-            <w:tcW w:w="1959" w:type="dxa"/>
+            <w:tcW w:w="1955" w:type="dxa"/>
             <w:gridSpan w:val="5"/>
             <w:tcBorders>
-              <w:top w:val="single" w:sz="4" w:space="0" w:color="4472C4"/>
-              <w:left w:val="single" w:sz="4" w:space="0" w:color="4472C4"/>
-              <w:bottom w:val="single" w:sz="4" w:space="0" w:color="4472C4"/>
-              <w:right w:val="single" w:sz="4" w:space="0" w:color="4472C4"/>
+              <w:top w:val="single" w:sz="6" w:space="0" w:color="1F3864"/>
+              <w:left w:val="single" w:sz="6" w:space="0" w:color="1F3864"/>
+              <w:bottom w:val="single" w:sz="6" w:space="0" w:color="1F3864"/>
+              <w:right w:val="single" w:sz="6" w:space="0" w:color="1F3864"/>
             </w:tcBorders>
             <w:shd w:val="clear" w:color="auto" w:fill="4472C4"/>
             <w:tcMar>
@@ -17035,13 +16892,13 @@
         </w:tc>
         <w:tc>
           <w:tcPr>
-            <w:tcW w:w="1959" w:type="dxa"/>
+            <w:tcW w:w="1958" w:type="dxa"/>
             <w:gridSpan w:val="2"/>
             <w:tcBorders>
-              <w:top w:val="single" w:sz="4" w:space="0" w:color="4472C4"/>
-              <w:left w:val="single" w:sz="4" w:space="0" w:color="4472C4"/>
-              <w:bottom w:val="single" w:sz="4" w:space="0" w:color="4472C4"/>
-              <w:right w:val="single" w:sz="4" w:space="0" w:color="4472C4"/>
+              <w:top w:val="single" w:sz="6" w:space="0" w:color="1F3864"/>
+              <w:left w:val="single" w:sz="6" w:space="0" w:color="1F3864"/>
+              <w:bottom w:val="single" w:sz="6" w:space="0" w:color="1F3864"/>
+              <w:right w:val="single" w:sz="6" w:space="0" w:color="1F3864"/>
             </w:tcBorders>
             <w:shd w:val="clear" w:color="auto" w:fill="4472C4"/>
             <w:tcMar>
@@ -17080,19 +16937,17 @@
         </w:tc>
       </w:tr>
       <w:tr>
-        <w:trPr>
-          <w:cantSplit/>
-        </w:trPr>
-        <w:tc>
-          <w:tcPr>
-            <w:tcW w:w="1567" w:type="dxa"/>
+        <w:trPr/>
+        <w:tc>
+          <w:tcPr>
+            <w:tcW w:w="1566" w:type="dxa"/>
             <w:gridSpan w:val="2"/>
             <w:vMerge/>
             <w:tcBorders>
-              <w:top w:val="single" w:sz="4" w:space="0" w:color="8EAADB"/>
-              <w:left w:val="single" w:sz="4" w:space="0" w:color="8EAADB"/>
-              <w:bottom w:val="single" w:sz="4" w:space="0" w:color="8EAADB"/>
-              <w:right w:val="single" w:sz="4" w:space="0" w:color="8EAADB"/>
+              <w:top w:val="single" w:sz="6" w:space="0" w:color="1F3864"/>
+              <w:left w:val="single" w:sz="6" w:space="0" w:color="1F3864"/>
+              <w:bottom w:val="single" w:sz="6" w:space="0" w:color="1F3864"/>
+              <w:right w:val="single" w:sz="6" w:space="0" w:color="1F3864"/>
             </w:tcBorders>
             <w:shd w:val="clear" w:color="auto" w:fill="D9E2F3"/>
           </w:tcPr>
@@ -17109,13 +16964,13 @@
         </w:tc>
         <w:tc>
           <w:tcPr>
-            <w:tcW w:w="1959" w:type="dxa"/>
+            <w:tcW w:w="1957" w:type="dxa"/>
             <w:gridSpan w:val="3"/>
             <w:tcBorders>
-              <w:top w:val="single" w:sz="4" w:space="0" w:color="8EAADB"/>
-              <w:left w:val="single" w:sz="4" w:space="0" w:color="8EAADB"/>
-              <w:bottom w:val="single" w:sz="4" w:space="0" w:color="8EAADB"/>
-              <w:right w:val="single" w:sz="4" w:space="0" w:color="8EAADB"/>
+              <w:top w:val="single" w:sz="6" w:space="0" w:color="1F3864"/>
+              <w:left w:val="single" w:sz="6" w:space="0" w:color="1F3864"/>
+              <w:bottom w:val="single" w:sz="6" w:space="0" w:color="1F3864"/>
+              <w:right w:val="single" w:sz="6" w:space="0" w:color="1F3864"/>
             </w:tcBorders>
             <w:shd w:val="clear" w:color="auto" w:fill="D9E2F3"/>
             <w:tcMar>
@@ -17147,13 +17002,13 @@
         </w:tc>
         <w:tc>
           <w:tcPr>
-            <w:tcW w:w="1959" w:type="dxa"/>
+            <w:tcW w:w="1958" w:type="dxa"/>
             <w:gridSpan w:val="2"/>
             <w:tcBorders>
-              <w:top w:val="single" w:sz="4" w:space="0" w:color="8EAADB"/>
-              <w:left w:val="single" w:sz="4" w:space="0" w:color="8EAADB"/>
-              <w:bottom w:val="single" w:sz="4" w:space="0" w:color="8EAADB"/>
-              <w:right w:val="single" w:sz="4" w:space="0" w:color="8EAADB"/>
+              <w:top w:val="single" w:sz="6" w:space="0" w:color="1F3864"/>
+              <w:left w:val="single" w:sz="6" w:space="0" w:color="1F3864"/>
+              <w:bottom w:val="single" w:sz="6" w:space="0" w:color="1F3864"/>
+              <w:right w:val="single" w:sz="6" w:space="0" w:color="1F3864"/>
             </w:tcBorders>
             <w:shd w:val="clear" w:color="auto" w:fill="D9E2F3"/>
             <w:tcMar>
@@ -17185,13 +17040,13 @@
         </w:tc>
         <w:tc>
           <w:tcPr>
-            <w:tcW w:w="1959" w:type="dxa"/>
+            <w:tcW w:w="1955" w:type="dxa"/>
             <w:gridSpan w:val="5"/>
             <w:tcBorders>
-              <w:top w:val="single" w:sz="4" w:space="0" w:color="8EAADB"/>
-              <w:left w:val="single" w:sz="4" w:space="0" w:color="8EAADB"/>
-              <w:bottom w:val="single" w:sz="4" w:space="0" w:color="8EAADB"/>
-              <w:right w:val="single" w:sz="4" w:space="0" w:color="8EAADB"/>
+              <w:top w:val="single" w:sz="6" w:space="0" w:color="1F3864"/>
+              <w:left w:val="single" w:sz="6" w:space="0" w:color="1F3864"/>
+              <w:bottom w:val="single" w:sz="6" w:space="0" w:color="1F3864"/>
+              <w:right w:val="single" w:sz="6" w:space="0" w:color="1F3864"/>
             </w:tcBorders>
             <w:shd w:val="clear" w:color="auto" w:fill="D9E2F3"/>
             <w:tcMar>
@@ -17223,13 +17078,13 @@
         </w:tc>
         <w:tc>
           <w:tcPr>
-            <w:tcW w:w="1959" w:type="dxa"/>
+            <w:tcW w:w="1958" w:type="dxa"/>
             <w:gridSpan w:val="2"/>
             <w:tcBorders>
-              <w:top w:val="single" w:sz="4" w:space="0" w:color="8EAADB"/>
-              <w:left w:val="single" w:sz="4" w:space="0" w:color="8EAADB"/>
-              <w:bottom w:val="single" w:sz="4" w:space="0" w:color="8EAADB"/>
-              <w:right w:val="single" w:sz="4" w:space="0" w:color="8EAADB"/>
+              <w:top w:val="single" w:sz="6" w:space="0" w:color="1F3864"/>
+              <w:left w:val="single" w:sz="6" w:space="0" w:color="1F3864"/>
+              <w:bottom w:val="single" w:sz="6" w:space="0" w:color="1F3864"/>
+              <w:right w:val="single" w:sz="6" w:space="0" w:color="1F3864"/>
             </w:tcBorders>
             <w:shd w:val="clear" w:color="auto" w:fill="D9E2F3"/>
             <w:tcMar>
@@ -17279,19 +17134,17 @@
         </w:tc>
       </w:tr>
       <w:tr>
-        <w:trPr>
-          <w:cantSplit/>
-        </w:trPr>
-        <w:tc>
-          <w:tcPr>
-            <w:tcW w:w="1567" w:type="dxa"/>
+        <w:trPr/>
+        <w:tc>
+          <w:tcPr>
+            <w:tcW w:w="1566" w:type="dxa"/>
             <w:gridSpan w:val="2"/>
             <w:vMerge/>
             <w:tcBorders>
-              <w:top w:val="single" w:sz="4" w:space="0" w:color="8EAADB"/>
-              <w:left w:val="single" w:sz="4" w:space="0" w:color="8EAADB"/>
-              <w:bottom w:val="single" w:sz="4" w:space="0" w:color="8EAADB"/>
-              <w:right w:val="single" w:sz="4" w:space="0" w:color="8EAADB"/>
+              <w:top w:val="single" w:sz="6" w:space="0" w:color="1F3864"/>
+              <w:left w:val="single" w:sz="6" w:space="0" w:color="1F3864"/>
+              <w:bottom w:val="single" w:sz="6" w:space="0" w:color="1F3864"/>
+              <w:right w:val="single" w:sz="6" w:space="0" w:color="1F3864"/>
             </w:tcBorders>
             <w:shd w:val="clear" w:color="auto" w:fill="D9E2F3"/>
           </w:tcPr>
@@ -17308,13 +17161,13 @@
         </w:tc>
         <w:tc>
           <w:tcPr>
-            <w:tcW w:w="1959" w:type="dxa"/>
+            <w:tcW w:w="1957" w:type="dxa"/>
             <w:gridSpan w:val="3"/>
             <w:tcBorders>
-              <w:top w:val="single" w:sz="4" w:space="0" w:color="8EAADB"/>
-              <w:left w:val="single" w:sz="4" w:space="0" w:color="8EAADB"/>
-              <w:bottom w:val="single" w:sz="4" w:space="0" w:color="8EAADB"/>
-              <w:right w:val="single" w:sz="4" w:space="0" w:color="8EAADB"/>
+              <w:top w:val="single" w:sz="6" w:space="0" w:color="1F3864"/>
+              <w:left w:val="single" w:sz="6" w:space="0" w:color="1F3864"/>
+              <w:bottom w:val="single" w:sz="6" w:space="0" w:color="1F3864"/>
+              <w:right w:val="single" w:sz="6" w:space="0" w:color="1F3864"/>
             </w:tcBorders>
             <w:shd w:val="clear" w:color="auto" w:fill="D9E2F3"/>
             <w:tcMar>
@@ -17346,13 +17199,13 @@
         </w:tc>
         <w:tc>
           <w:tcPr>
-            <w:tcW w:w="1959" w:type="dxa"/>
+            <w:tcW w:w="1958" w:type="dxa"/>
             <w:gridSpan w:val="2"/>
             <w:tcBorders>
-              <w:top w:val="single" w:sz="4" w:space="0" w:color="8EAADB"/>
-              <w:left w:val="single" w:sz="4" w:space="0" w:color="8EAADB"/>
-              <w:bottom w:val="single" w:sz="4" w:space="0" w:color="8EAADB"/>
-              <w:right w:val="single" w:sz="4" w:space="0" w:color="8EAADB"/>
+              <w:top w:val="single" w:sz="6" w:space="0" w:color="1F3864"/>
+              <w:left w:val="single" w:sz="6" w:space="0" w:color="1F3864"/>
+              <w:bottom w:val="single" w:sz="6" w:space="0" w:color="1F3864"/>
+              <w:right w:val="single" w:sz="6" w:space="0" w:color="1F3864"/>
             </w:tcBorders>
             <w:shd w:val="clear" w:color="auto" w:fill="D9E2F3"/>
             <w:tcMar>
@@ -17384,13 +17237,13 @@
         </w:tc>
         <w:tc>
           <w:tcPr>
-            <w:tcW w:w="1959" w:type="dxa"/>
+            <w:tcW w:w="1955" w:type="dxa"/>
             <w:gridSpan w:val="5"/>
             <w:tcBorders>
-              <w:top w:val="single" w:sz="4" w:space="0" w:color="8EAADB"/>
-              <w:left w:val="single" w:sz="4" w:space="0" w:color="8EAADB"/>
-              <w:bottom w:val="single" w:sz="4" w:space="0" w:color="8EAADB"/>
-              <w:right w:val="single" w:sz="4" w:space="0" w:color="8EAADB"/>
+              <w:top w:val="single" w:sz="6" w:space="0" w:color="1F3864"/>
+              <w:left w:val="single" w:sz="6" w:space="0" w:color="1F3864"/>
+              <w:bottom w:val="single" w:sz="6" w:space="0" w:color="1F3864"/>
+              <w:right w:val="single" w:sz="6" w:space="0" w:color="1F3864"/>
             </w:tcBorders>
             <w:shd w:val="clear" w:color="auto" w:fill="D9E2F3"/>
             <w:tcMar>
@@ -17422,13 +17275,13 @@
         </w:tc>
         <w:tc>
           <w:tcPr>
-            <w:tcW w:w="1959" w:type="dxa"/>
+            <w:tcW w:w="1958" w:type="dxa"/>
             <w:gridSpan w:val="2"/>
             <w:tcBorders>
-              <w:top w:val="single" w:sz="4" w:space="0" w:color="8EAADB"/>
-              <w:left w:val="single" w:sz="4" w:space="0" w:color="8EAADB"/>
-              <w:bottom w:val="single" w:sz="4" w:space="0" w:color="8EAADB"/>
-              <w:right w:val="single" w:sz="4" w:space="0" w:color="8EAADB"/>
+              <w:top w:val="single" w:sz="6" w:space="0" w:color="1F3864"/>
+              <w:left w:val="single" w:sz="6" w:space="0" w:color="1F3864"/>
+              <w:bottom w:val="single" w:sz="6" w:space="0" w:color="1F3864"/>
+              <w:right w:val="single" w:sz="6" w:space="0" w:color="1F3864"/>
             </w:tcBorders>
             <w:shd w:val="clear" w:color="auto" w:fill="D9E2F3"/>
             <w:tcMar>
@@ -17478,19 +17331,17 @@
         </w:tc>
       </w:tr>
       <w:tr>
-        <w:trPr>
-          <w:cantSplit/>
-        </w:trPr>
-        <w:tc>
-          <w:tcPr>
-            <w:tcW w:w="1567" w:type="dxa"/>
+        <w:trPr/>
+        <w:tc>
+          <w:tcPr>
+            <w:tcW w:w="1566" w:type="dxa"/>
             <w:gridSpan w:val="2"/>
             <w:vMerge/>
             <w:tcBorders>
-              <w:top w:val="single" w:sz="4" w:space="0" w:color="8EAADB"/>
-              <w:left w:val="single" w:sz="4" w:space="0" w:color="8EAADB"/>
-              <w:bottom w:val="single" w:sz="4" w:space="0" w:color="8EAADB"/>
-              <w:right w:val="single" w:sz="4" w:space="0" w:color="8EAADB"/>
+              <w:top w:val="single" w:sz="6" w:space="0" w:color="1F3864"/>
+              <w:left w:val="single" w:sz="6" w:space="0" w:color="1F3864"/>
+              <w:bottom w:val="single" w:sz="6" w:space="0" w:color="1F3864"/>
+              <w:right w:val="single" w:sz="6" w:space="0" w:color="1F3864"/>
             </w:tcBorders>
             <w:shd w:val="clear" w:color="auto" w:fill="D9E2F3"/>
           </w:tcPr>
@@ -17507,13 +17358,13 @@
         </w:tc>
         <w:tc>
           <w:tcPr>
-            <w:tcW w:w="1959" w:type="dxa"/>
+            <w:tcW w:w="1957" w:type="dxa"/>
             <w:gridSpan w:val="3"/>
             <w:tcBorders>
-              <w:top w:val="single" w:sz="4" w:space="0" w:color="8EAADB"/>
-              <w:left w:val="single" w:sz="4" w:space="0" w:color="8EAADB"/>
-              <w:bottom w:val="single" w:sz="4" w:space="0" w:color="8EAADB"/>
-              <w:right w:val="single" w:sz="4" w:space="0" w:color="8EAADB"/>
+              <w:top w:val="single" w:sz="6" w:space="0" w:color="1F3864"/>
+              <w:left w:val="single" w:sz="6" w:space="0" w:color="1F3864"/>
+              <w:bottom w:val="single" w:sz="6" w:space="0" w:color="1F3864"/>
+              <w:right w:val="single" w:sz="6" w:space="0" w:color="1F3864"/>
             </w:tcBorders>
             <w:shd w:val="clear" w:color="auto" w:fill="D9E2F3"/>
             <w:tcMar>
@@ -17545,13 +17396,13 @@
         </w:tc>
         <w:tc>
           <w:tcPr>
-            <w:tcW w:w="1959" w:type="dxa"/>
+            <w:tcW w:w="1958" w:type="dxa"/>
             <w:gridSpan w:val="2"/>
             <w:tcBorders>
-              <w:top w:val="single" w:sz="4" w:space="0" w:color="8EAADB"/>
-              <w:left w:val="single" w:sz="4" w:space="0" w:color="8EAADB"/>
-              <w:bottom w:val="single" w:sz="4" w:space="0" w:color="8EAADB"/>
-              <w:right w:val="single" w:sz="4" w:space="0" w:color="8EAADB"/>
+              <w:top w:val="single" w:sz="6" w:space="0" w:color="1F3864"/>
+              <w:left w:val="single" w:sz="6" w:space="0" w:color="1F3864"/>
+              <w:bottom w:val="single" w:sz="6" w:space="0" w:color="1F3864"/>
+              <w:right w:val="single" w:sz="6" w:space="0" w:color="1F3864"/>
             </w:tcBorders>
             <w:shd w:val="clear" w:color="auto" w:fill="D9E2F3"/>
             <w:tcMar>
@@ -17583,13 +17434,13 @@
         </w:tc>
         <w:tc>
           <w:tcPr>
-            <w:tcW w:w="1959" w:type="dxa"/>
+            <w:tcW w:w="1955" w:type="dxa"/>
             <w:gridSpan w:val="5"/>
             <w:tcBorders>
-              <w:top w:val="single" w:sz="4" w:space="0" w:color="8EAADB"/>
-              <w:left w:val="single" w:sz="4" w:space="0" w:color="8EAADB"/>
-              <w:bottom w:val="single" w:sz="4" w:space="0" w:color="8EAADB"/>
-              <w:right w:val="single" w:sz="4" w:space="0" w:color="8EAADB"/>
+              <w:top w:val="single" w:sz="6" w:space="0" w:color="1F3864"/>
+              <w:left w:val="single" w:sz="6" w:space="0" w:color="1F3864"/>
+              <w:bottom w:val="single" w:sz="6" w:space="0" w:color="1F3864"/>
+              <w:right w:val="single" w:sz="6" w:space="0" w:color="1F3864"/>
             </w:tcBorders>
             <w:shd w:val="clear" w:color="auto" w:fill="D9E2F3"/>
             <w:tcMar>
@@ -17621,13 +17472,13 @@
         </w:tc>
         <w:tc>
           <w:tcPr>
-            <w:tcW w:w="1959" w:type="dxa"/>
+            <w:tcW w:w="1958" w:type="dxa"/>
             <w:gridSpan w:val="2"/>
             <w:tcBorders>
-              <w:top w:val="single" w:sz="4" w:space="0" w:color="8EAADB"/>
-              <w:left w:val="single" w:sz="4" w:space="0" w:color="8EAADB"/>
-              <w:bottom w:val="single" w:sz="4" w:space="0" w:color="8EAADB"/>
-              <w:right w:val="single" w:sz="4" w:space="0" w:color="8EAADB"/>
+              <w:top w:val="single" w:sz="6" w:space="0" w:color="1F3864"/>
+              <w:left w:val="single" w:sz="6" w:space="0" w:color="1F3864"/>
+              <w:bottom w:val="single" w:sz="6" w:space="0" w:color="1F3864"/>
+              <w:right w:val="single" w:sz="6" w:space="0" w:color="1F3864"/>
             </w:tcBorders>
             <w:shd w:val="clear" w:color="auto" w:fill="D9E2F3"/>
             <w:tcMar>
@@ -17661,14 +17512,14 @@
       <w:tr>
         <w:tc>
           <w:tcPr>
-            <w:tcW w:w="1567" w:type="dxa"/>
+            <w:tcW w:w="1566" w:type="dxa"/>
             <w:gridSpan w:val="2"/>
             <w:vMerge/>
             <w:tcBorders>
-              <w:top w:val="single" w:sz="4" w:space="0" w:color="8EAADB"/>
-              <w:left w:val="single" w:sz="4" w:space="0" w:color="8EAADB"/>
-              <w:bottom w:val="single" w:sz="4" w:space="0" w:color="8EAADB"/>
-              <w:right w:val="single" w:sz="4" w:space="0" w:color="8EAADB"/>
+              <w:top w:val="single" w:sz="6" w:space="0" w:color="1F3864"/>
+              <w:left w:val="single" w:sz="6" w:space="0" w:color="1F3864"/>
+              <w:bottom w:val="single" w:sz="6" w:space="0" w:color="1F3864"/>
+              <w:right w:val="single" w:sz="6" w:space="0" w:color="1F3864"/>
             </w:tcBorders>
             <w:shd w:val="clear" w:color="auto" w:fill="D9E2F3"/>
           </w:tcPr>
@@ -17685,13 +17536,13 @@
         </w:tc>
         <w:tc>
           <w:tcPr>
-            <w:tcW w:w="6270" w:type="dxa"/>
+            <w:tcW w:w="6261" w:type="dxa"/>
             <w:gridSpan w:val="11"/>
             <w:tcBorders>
-              <w:top w:val="single" w:sz="4" w:space="0" w:color="4472C4"/>
-              <w:left w:val="single" w:sz="4" w:space="0" w:color="4472C4"/>
-              <w:bottom w:val="single" w:sz="4" w:space="0" w:color="4472C4"/>
-              <w:right w:val="single" w:sz="4" w:space="0" w:color="4472C4"/>
+              <w:top w:val="single" w:sz="6" w:space="0" w:color="1F3864"/>
+              <w:left w:val="single" w:sz="6" w:space="0" w:color="1F3864"/>
+              <w:bottom w:val="single" w:sz="6" w:space="0" w:color="1F3864"/>
+              <w:right w:val="single" w:sz="6" w:space="0" w:color="1F3864"/>
             </w:tcBorders>
             <w:shd w:val="clear" w:color="auto" w:fill="4472C4"/>
             <w:tcMar>
@@ -17732,10 +17583,10 @@
           <w:tcPr>
             <w:tcW w:w="1567" w:type="dxa"/>
             <w:tcBorders>
-              <w:top w:val="single" w:sz="4" w:space="0" w:color="4472C4"/>
-              <w:left w:val="single" w:sz="4" w:space="0" w:color="4472C4"/>
-              <w:bottom w:val="single" w:sz="4" w:space="0" w:color="4472C4"/>
-              <w:right w:val="single" w:sz="4" w:space="0" w:color="4472C4"/>
+              <w:top w:val="single" w:sz="6" w:space="0" w:color="1F3864"/>
+              <w:left w:val="single" w:sz="6" w:space="0" w:color="1F3864"/>
+              <w:bottom w:val="single" w:sz="6" w:space="0" w:color="1F3864"/>
+              <w:right w:val="single" w:sz="6" w:space="0" w:color="1F3864"/>
             </w:tcBorders>
             <w:shd w:val="clear" w:color="auto" w:fill="4472C4"/>
             <w:tcMar>
@@ -17776,13 +17627,13 @@
       <w:tr>
         <w:tc>
           <w:tcPr>
-            <w:tcW w:w="9405" w:type="dxa"/>
+            <w:tcW w:w="9394" w:type="dxa"/>
             <w:gridSpan w:val="14"/>
             <w:tcBorders>
-              <w:top w:val="single" w:sz="4" w:space="0" w:color="8EAADB"/>
-              <w:left w:val="single" w:sz="4" w:space="0" w:color="8EAADB"/>
-              <w:bottom w:val="single" w:sz="4" w:space="0" w:color="8EAADB"/>
-              <w:right w:val="single" w:sz="4" w:space="0" w:color="8EAADB"/>
+              <w:top w:val="single" w:sz="6" w:space="0" w:color="1F3864"/>
+              <w:left w:val="single" w:sz="6" w:space="0" w:color="1F3864"/>
+              <w:bottom w:val="single" w:sz="6" w:space="0" w:color="1F3864"/>
+              <w:right w:val="single" w:sz="6" w:space="0" w:color="1F3864"/>
             </w:tcBorders>
             <w:shd w:val="clear" w:color="auto" w:fill="D9E2F3"/>
             <w:tcMar>
@@ -18079,13 +17930,13 @@
       <w:tr>
         <w:tc>
           <w:tcPr>
-            <w:tcW w:w="9405" w:type="dxa"/>
+            <w:tcW w:w="9394" w:type="dxa"/>
             <w:gridSpan w:val="14"/>
             <w:tcBorders>
-              <w:top w:val="single" w:sz="4" w:space="0" w:color="8EAADB"/>
-              <w:left w:val="single" w:sz="4" w:space="0" w:color="8EAADB"/>
-              <w:bottom w:val="single" w:sz="4" w:space="0" w:color="8EAADB"/>
-              <w:right w:val="single" w:sz="4" w:space="0" w:color="8EAADB"/>
+              <w:top w:val="single" w:sz="6" w:space="0" w:color="1F3864"/>
+              <w:left w:val="single" w:sz="6" w:space="0" w:color="1F3864"/>
+              <w:bottom w:val="single" w:sz="6" w:space="0" w:color="1F3864"/>
+              <w:right w:val="single" w:sz="6" w:space="0" w:color="1F3864"/>
             </w:tcBorders>
             <w:shd w:val="clear" w:color="auto" w:fill="D9E2F3"/>
             <w:tcMar>
@@ -18799,45 +18650,17 @@
         </w:tc>
       </w:tr>
     </w:tbl>
-    <w:p>
-      <w:pPr>
-        <w:spacing w:line="240" w:lineRule="auto"/>
-        <w:rPr>
-          <w:rFonts w:ascii="Century Gothic" w:hAnsi="Century Gothic" w:cs="Century Gothic" w:eastAsia="Century Gothic"/>
-          <w:sz w:val="20"/>
-          <w:szCs w:val="20"/>
-        </w:rPr>
-      </w:pPr>
-    </w:p>
-    <w:p>
-      <w:pPr>
-        <w:spacing w:line="240" w:lineRule="auto"/>
-        <w:rPr>
-          <w:rFonts w:ascii="Century Gothic" w:hAnsi="Century Gothic" w:cs="Century Gothic" w:eastAsia="Century Gothic"/>
-          <w:sz w:val="20"/>
-          <w:szCs w:val="20"/>
-        </w:rPr>
-      </w:pPr>
-      <w:r>
-        <w:rPr>
-          <w:rFonts w:ascii="Century Gothic" w:hAnsi="Century Gothic" w:cs="Century Gothic" w:eastAsia="Century Gothic"/>
-          <w:sz w:val="20"/>
-          <w:szCs w:val="20"/>
-        </w:rPr>
-        <w:br w:type="page"/>
-      </w:r>
-    </w:p>
     <w:tbl>
       <w:tblPr>
         <w:tblW w:w="9405" w:type="dxa"/>
         <w:jc w:val="center"/>
         <w:tblBorders>
-          <w:top w:val="single" w:sz="4" w:space="0" w:color="8EAADB"/>
-          <w:left w:val="single" w:sz="4" w:space="0" w:color="8EAADB"/>
-          <w:bottom w:val="single" w:sz="4" w:space="0" w:color="8EAADB"/>
-          <w:right w:val="single" w:sz="4" w:space="0" w:color="8EAADB"/>
-          <w:insideH w:val="single" w:sz="4" w:space="0" w:color="8EAADB"/>
-          <w:insideV w:val="single" w:sz="4" w:space="0" w:color="8EAADB"/>
+          <w:top w:val="single" w:sz="6" w:space="0" w:color="1F3864"/>
+          <w:left w:val="single" w:sz="6" w:space="0" w:color="1F3864"/>
+          <w:bottom w:val="single" w:sz="6" w:space="0" w:color="1F3864"/>
+          <w:right w:val="single" w:sz="6" w:space="0" w:color="1F3864"/>
+          <w:insideH w:val="single" w:sz="6" w:space="0" w:color="1F3864"/>
+          <w:insideV w:val="single" w:sz="6" w:space="0" w:color="1F3864"/>
         </w:tblBorders>
         <w:tblLayout w:type="fixed"/>
         <w:tblLook w:val="04A0" w:firstRow="1" w:lastRow="0" w:firstColumn="1" w:lastColumn="0" w:noHBand="0" w:noVBand="1"/>
@@ -18852,16 +18675,17 @@
           <w:tcPr>
             <w:tcW w:w="5115" w:type="dxa"/>
             <w:tcBorders>
-              <w:top w:val="single" w:sz="4" w:space="0" w:color="4472C4"/>
-              <w:left w:val="single" w:sz="4" w:space="0" w:color="4472C4"/>
-              <w:bottom w:val="single" w:sz="4" w:space="0" w:color="4472C4"/>
-              <w:right w:val="single" w:sz="4" w:space="0" w:color="4472C4"/>
+              <w:top w:val="single" w:sz="6" w:space="0" w:color="1F3864"/>
+              <w:left w:val="single" w:sz="6" w:space="0" w:color="1F3864"/>
+              <w:bottom w:val="single" w:sz="6" w:space="0" w:color="1F3864"/>
+              <w:right w:val="single" w:sz="6" w:space="0" w:color="1F3864"/>
             </w:tcBorders>
             <w:shd w:val="clear" w:color="auto" w:fill="4472C4"/>
             <w:hideMark/>
           </w:tcPr>
           <w:p>
             <w:pPr>
+              <w:keepNext/>
               <w:spacing w:line="240" w:lineRule="auto"/>
               <w:jc w:val="center"/>
               <w:rPr>
@@ -18889,16 +18713,17 @@
           <w:tcPr>
             <w:tcW w:w="2352" w:type="dxa"/>
             <w:tcBorders>
-              <w:top w:val="single" w:sz="4" w:space="0" w:color="4472C4"/>
-              <w:left w:val="single" w:sz="4" w:space="0" w:color="4472C4"/>
-              <w:bottom w:val="single" w:sz="4" w:space="0" w:color="4472C4"/>
-              <w:right w:val="single" w:sz="4" w:space="0" w:color="4472C4"/>
+              <w:top w:val="single" w:sz="6" w:space="0" w:color="1F3864"/>
+              <w:left w:val="single" w:sz="6" w:space="0" w:color="1F3864"/>
+              <w:bottom w:val="single" w:sz="6" w:space="0" w:color="1F3864"/>
+              <w:right w:val="single" w:sz="6" w:space="0" w:color="1F3864"/>
             </w:tcBorders>
             <w:shd w:val="clear" w:color="auto" w:fill="4472C4"/>
             <w:hideMark/>
           </w:tcPr>
           <w:p>
             <w:pPr>
+              <w:keepNext/>
               <w:spacing w:line="240" w:lineRule="auto"/>
               <w:jc w:val="center"/>
               <w:rPr>
@@ -18925,16 +18750,17 @@
           <w:tcPr>
             <w:tcW w:w="1936" w:type="dxa"/>
             <w:tcBorders>
-              <w:top w:val="single" w:sz="4" w:space="0" w:color="4472C4"/>
-              <w:left w:val="single" w:sz="4" w:space="0" w:color="4472C4"/>
-              <w:bottom w:val="single" w:sz="4" w:space="0" w:color="4472C4"/>
-              <w:right w:val="single" w:sz="4" w:space="0" w:color="4472C4"/>
+              <w:top w:val="single" w:sz="6" w:space="0" w:color="1F3864"/>
+              <w:left w:val="single" w:sz="6" w:space="0" w:color="1F3864"/>
+              <w:bottom w:val="single" w:sz="6" w:space="0" w:color="1F3864"/>
+              <w:right w:val="single" w:sz="6" w:space="0" w:color="1F3864"/>
             </w:tcBorders>
             <w:shd w:val="clear" w:color="auto" w:fill="4472C4"/>
             <w:hideMark/>
           </w:tcPr>
           <w:p>
             <w:pPr>
+              <w:keepNext/>
               <w:spacing w:line="240" w:lineRule="auto"/>
               <w:jc w:val="center"/>
               <w:rPr>
@@ -18959,17 +18785,15 @@
         </w:tc>
       </w:tr>
       <w:tr>
-        <w:trPr>
-          <w:trHeight w:val="661"/>
-        </w:trPr>
+        <w:trPr/>
         <w:tc>
           <w:tcPr>
             <w:tcW w:w="5115" w:type="dxa"/>
             <w:tcBorders>
-              <w:top w:val="single" w:sz="4" w:space="0" w:color="8EAADB"/>
-              <w:left w:val="single" w:sz="4" w:space="0" w:color="8EAADB"/>
-              <w:bottom w:val="single" w:sz="4" w:space="0" w:color="8EAADB"/>
-              <w:right w:val="single" w:sz="4" w:space="0" w:color="8EAADB"/>
+              <w:top w:val="single" w:sz="6" w:space="0" w:color="1F3864"/>
+              <w:left w:val="single" w:sz="6" w:space="0" w:color="1F3864"/>
+              <w:bottom w:val="single" w:sz="6" w:space="0" w:color="1F3864"/>
+              <w:right w:val="single" w:sz="6" w:space="0" w:color="1F3864"/>
             </w:tcBorders>
             <w:shd w:val="clear" w:color="auto" w:fill="D9E2F3"/>
             <w:vAlign w:val="center"/>
@@ -19020,10 +18844,10 @@
           <w:tcPr>
             <w:tcW w:w="2352" w:type="dxa"/>
             <w:tcBorders>
-              <w:top w:val="single" w:sz="4" w:space="0" w:color="8EAADB"/>
-              <w:left w:val="single" w:sz="4" w:space="0" w:color="8EAADB"/>
-              <w:bottom w:val="single" w:sz="4" w:space="0" w:color="8EAADB"/>
-              <w:right w:val="single" w:sz="4" w:space="0" w:color="8EAADB"/>
+              <w:top w:val="single" w:sz="6" w:space="0" w:color="1F3864"/>
+              <w:left w:val="single" w:sz="6" w:space="0" w:color="1F3864"/>
+              <w:bottom w:val="single" w:sz="6" w:space="0" w:color="1F3864"/>
+              <w:right w:val="single" w:sz="6" w:space="0" w:color="1F3864"/>
             </w:tcBorders>
             <w:shd w:val="clear" w:color="auto" w:fill="D9E2F3"/>
             <w:vAlign w:val="center"/>
@@ -19053,10 +18877,10 @@
           <w:tcPr>
             <w:tcW w:w="1936" w:type="dxa"/>
             <w:tcBorders>
-              <w:top w:val="single" w:sz="4" w:space="0" w:color="8EAADB"/>
-              <w:left w:val="single" w:sz="4" w:space="0" w:color="8EAADB"/>
-              <w:bottom w:val="single" w:sz="4" w:space="0" w:color="8EAADB"/>
-              <w:right w:val="single" w:sz="4" w:space="0" w:color="8EAADB"/>
+              <w:top w:val="single" w:sz="6" w:space="0" w:color="1F3864"/>
+              <w:left w:val="single" w:sz="6" w:space="0" w:color="1F3864"/>
+              <w:bottom w:val="single" w:sz="6" w:space="0" w:color="1F3864"/>
+              <w:right w:val="single" w:sz="6" w:space="0" w:color="1F3864"/>
             </w:tcBorders>
             <w:shd w:val="clear" w:color="auto" w:fill="D9E2F3"/>
             <w:hideMark/>
@@ -19075,17 +18899,15 @@
         </w:tc>
       </w:tr>
       <w:tr>
-        <w:trPr>
-          <w:trHeight w:val="699"/>
-        </w:trPr>
+        <w:trPr/>
         <w:tc>
           <w:tcPr>
             <w:tcW w:w="5115" w:type="dxa"/>
             <w:tcBorders>
-              <w:top w:val="single" w:sz="4" w:space="0" w:color="8EAADB"/>
-              <w:left w:val="single" w:sz="4" w:space="0" w:color="8EAADB"/>
-              <w:bottom w:val="single" w:sz="4" w:space="0" w:color="8EAADB"/>
-              <w:right w:val="single" w:sz="4" w:space="0" w:color="8EAADB"/>
+              <w:top w:val="single" w:sz="6" w:space="0" w:color="1F3864"/>
+              <w:left w:val="single" w:sz="6" w:space="0" w:color="1F3864"/>
+              <w:bottom w:val="single" w:sz="6" w:space="0" w:color="1F3864"/>
+              <w:right w:val="single" w:sz="6" w:space="0" w:color="1F3864"/>
             </w:tcBorders>
             <w:shd w:val="clear" w:color="auto" w:fill="D9E2F3"/>
             <w:vAlign w:val="center"/>
@@ -19142,10 +18964,10 @@
           <w:tcPr>
             <w:tcW w:w="2352" w:type="dxa"/>
             <w:tcBorders>
-              <w:top w:val="single" w:sz="4" w:space="0" w:color="8EAADB"/>
-              <w:left w:val="single" w:sz="4" w:space="0" w:color="8EAADB"/>
-              <w:bottom w:val="single" w:sz="4" w:space="0" w:color="8EAADB"/>
-              <w:right w:val="single" w:sz="4" w:space="0" w:color="8EAADB"/>
+              <w:top w:val="single" w:sz="6" w:space="0" w:color="1F3864"/>
+              <w:left w:val="single" w:sz="6" w:space="0" w:color="1F3864"/>
+              <w:bottom w:val="single" w:sz="6" w:space="0" w:color="1F3864"/>
+              <w:right w:val="single" w:sz="6" w:space="0" w:color="1F3864"/>
             </w:tcBorders>
             <w:shd w:val="clear" w:color="auto" w:fill="D9E2F3"/>
             <w:vAlign w:val="center"/>
@@ -19175,10 +18997,10 @@
           <w:tcPr>
             <w:tcW w:w="1936" w:type="dxa"/>
             <w:tcBorders>
-              <w:top w:val="single" w:sz="4" w:space="0" w:color="8EAADB"/>
-              <w:left w:val="single" w:sz="4" w:space="0" w:color="8EAADB"/>
-              <w:bottom w:val="single" w:sz="4" w:space="0" w:color="8EAADB"/>
-              <w:right w:val="single" w:sz="4" w:space="0" w:color="8EAADB"/>
+              <w:top w:val="single" w:sz="6" w:space="0" w:color="1F3864"/>
+              <w:left w:val="single" w:sz="6" w:space="0" w:color="1F3864"/>
+              <w:bottom w:val="single" w:sz="6" w:space="0" w:color="1F3864"/>
+              <w:right w:val="single" w:sz="6" w:space="0" w:color="1F3864"/>
             </w:tcBorders>
             <w:shd w:val="clear" w:color="auto" w:fill="D9E2F3"/>
             <w:hideMark/>
@@ -19197,17 +19019,15 @@
         </w:tc>
       </w:tr>
       <w:tr>
-        <w:trPr>
-          <w:trHeight w:val="695"/>
-        </w:trPr>
+        <w:trPr/>
         <w:tc>
           <w:tcPr>
             <w:tcW w:w="5115" w:type="dxa"/>
             <w:tcBorders>
-              <w:top w:val="single" w:sz="4" w:space="0" w:color="8EAADB"/>
-              <w:left w:val="single" w:sz="4" w:space="0" w:color="8EAADB"/>
-              <w:bottom w:val="single" w:sz="4" w:space="0" w:color="8EAADB"/>
-              <w:right w:val="single" w:sz="4" w:space="0" w:color="8EAADB"/>
+              <w:top w:val="single" w:sz="6" w:space="0" w:color="1F3864"/>
+              <w:left w:val="single" w:sz="6" w:space="0" w:color="1F3864"/>
+              <w:bottom w:val="single" w:sz="6" w:space="0" w:color="1F3864"/>
+              <w:right w:val="single" w:sz="6" w:space="0" w:color="1F3864"/>
             </w:tcBorders>
             <w:shd w:val="clear" w:color="auto" w:fill="D9E2F3"/>
             <w:vAlign w:val="center"/>
@@ -19246,10 +19066,10 @@
           <w:tcPr>
             <w:tcW w:w="2352" w:type="dxa"/>
             <w:tcBorders>
-              <w:top w:val="single" w:sz="4" w:space="0" w:color="8EAADB"/>
-              <w:left w:val="single" w:sz="4" w:space="0" w:color="8EAADB"/>
-              <w:bottom w:val="single" w:sz="4" w:space="0" w:color="8EAADB"/>
-              <w:right w:val="single" w:sz="4" w:space="0" w:color="8EAADB"/>
+              <w:top w:val="single" w:sz="6" w:space="0" w:color="1F3864"/>
+              <w:left w:val="single" w:sz="6" w:space="0" w:color="1F3864"/>
+              <w:bottom w:val="single" w:sz="6" w:space="0" w:color="1F3864"/>
+              <w:right w:val="single" w:sz="6" w:space="0" w:color="1F3864"/>
             </w:tcBorders>
             <w:shd w:val="clear" w:color="auto" w:fill="D9E2F3"/>
             <w:vAlign w:val="center"/>
@@ -19279,10 +19099,10 @@
           <w:tcPr>
             <w:tcW w:w="1936" w:type="dxa"/>
             <w:tcBorders>
-              <w:top w:val="single" w:sz="4" w:space="0" w:color="8EAADB"/>
-              <w:left w:val="single" w:sz="4" w:space="0" w:color="8EAADB"/>
-              <w:bottom w:val="single" w:sz="4" w:space="0" w:color="8EAADB"/>
-              <w:right w:val="single" w:sz="4" w:space="0" w:color="8EAADB"/>
+              <w:top w:val="single" w:sz="6" w:space="0" w:color="1F3864"/>
+              <w:left w:val="single" w:sz="6" w:space="0" w:color="1F3864"/>
+              <w:bottom w:val="single" w:sz="6" w:space="0" w:color="1F3864"/>
+              <w:right w:val="single" w:sz="6" w:space="0" w:color="1F3864"/>
             </w:tcBorders>
             <w:shd w:val="clear" w:color="auto" w:fill="D9E2F3"/>
             <w:hideMark/>
@@ -19301,17 +19121,15 @@
         </w:tc>
       </w:tr>
       <w:tr>
-        <w:trPr>
-          <w:trHeight w:val="715"/>
-        </w:trPr>
+        <w:trPr/>
         <w:tc>
           <w:tcPr>
             <w:tcW w:w="5115" w:type="dxa"/>
             <w:tcBorders>
-              <w:top w:val="single" w:sz="4" w:space="0" w:color="8EAADB"/>
-              <w:left w:val="single" w:sz="4" w:space="0" w:color="8EAADB"/>
-              <w:bottom w:val="single" w:sz="4" w:space="0" w:color="8EAADB"/>
-              <w:right w:val="single" w:sz="4" w:space="0" w:color="8EAADB"/>
+              <w:top w:val="single" w:sz="6" w:space="0" w:color="1F3864"/>
+              <w:left w:val="single" w:sz="6" w:space="0" w:color="1F3864"/>
+              <w:bottom w:val="single" w:sz="6" w:space="0" w:color="1F3864"/>
+              <w:right w:val="single" w:sz="6" w:space="0" w:color="1F3864"/>
             </w:tcBorders>
             <w:shd w:val="clear" w:color="auto" w:fill="D9E2F3"/>
             <w:vAlign w:val="center"/>
@@ -19358,10 +19176,10 @@
           <w:tcPr>
             <w:tcW w:w="2352" w:type="dxa"/>
             <w:tcBorders>
-              <w:top w:val="single" w:sz="4" w:space="0" w:color="8EAADB"/>
-              <w:left w:val="single" w:sz="4" w:space="0" w:color="8EAADB"/>
-              <w:bottom w:val="single" w:sz="4" w:space="0" w:color="8EAADB"/>
-              <w:right w:val="single" w:sz="4" w:space="0" w:color="8EAADB"/>
+              <w:top w:val="single" w:sz="6" w:space="0" w:color="1F3864"/>
+              <w:left w:val="single" w:sz="6" w:space="0" w:color="1F3864"/>
+              <w:bottom w:val="single" w:sz="6" w:space="0" w:color="1F3864"/>
+              <w:right w:val="single" w:sz="6" w:space="0" w:color="1F3864"/>
             </w:tcBorders>
             <w:shd w:val="clear" w:color="auto" w:fill="D9E2F3"/>
             <w:vAlign w:val="center"/>
@@ -19391,10 +19209,10 @@
           <w:tcPr>
             <w:tcW w:w="1936" w:type="dxa"/>
             <w:tcBorders>
-              <w:top w:val="single" w:sz="4" w:space="0" w:color="8EAADB"/>
-              <w:left w:val="single" w:sz="4" w:space="0" w:color="8EAADB"/>
-              <w:bottom w:val="single" w:sz="4" w:space="0" w:color="8EAADB"/>
-              <w:right w:val="single" w:sz="4" w:space="0" w:color="8EAADB"/>
+              <w:top w:val="single" w:sz="6" w:space="0" w:color="1F3864"/>
+              <w:left w:val="single" w:sz="6" w:space="0" w:color="1F3864"/>
+              <w:bottom w:val="single" w:sz="6" w:space="0" w:color="1F3864"/>
+              <w:right w:val="single" w:sz="6" w:space="0" w:color="1F3864"/>
             </w:tcBorders>
             <w:shd w:val="clear" w:color="auto" w:fill="D9E2F3"/>
             <w:hideMark/>
@@ -19413,17 +19231,15 @@
         </w:tc>
       </w:tr>
       <w:tr>
-        <w:trPr>
-          <w:trHeight w:val="693"/>
-        </w:trPr>
+        <w:trPr/>
         <w:tc>
           <w:tcPr>
             <w:tcW w:w="5115" w:type="dxa"/>
             <w:tcBorders>
-              <w:top w:val="single" w:sz="4" w:space="0" w:color="8EAADB"/>
-              <w:left w:val="single" w:sz="4" w:space="0" w:color="8EAADB"/>
-              <w:bottom w:val="single" w:sz="4" w:space="0" w:color="8EAADB"/>
-              <w:right w:val="single" w:sz="4" w:space="0" w:color="8EAADB"/>
+              <w:top w:val="single" w:sz="6" w:space="0" w:color="1F3864"/>
+              <w:left w:val="single" w:sz="6" w:space="0" w:color="1F3864"/>
+              <w:bottom w:val="single" w:sz="6" w:space="0" w:color="1F3864"/>
+              <w:right w:val="single" w:sz="6" w:space="0" w:color="1F3864"/>
             </w:tcBorders>
             <w:shd w:val="clear" w:color="auto" w:fill="D9E2F3"/>
             <w:vAlign w:val="center"/>
@@ -19452,10 +19268,10 @@
           <w:tcPr>
             <w:tcW w:w="2352" w:type="dxa"/>
             <w:tcBorders>
-              <w:top w:val="single" w:sz="4" w:space="0" w:color="8EAADB"/>
-              <w:left w:val="single" w:sz="4" w:space="0" w:color="8EAADB"/>
-              <w:bottom w:val="single" w:sz="4" w:space="0" w:color="8EAADB"/>
-              <w:right w:val="single" w:sz="4" w:space="0" w:color="8EAADB"/>
+              <w:top w:val="single" w:sz="6" w:space="0" w:color="1F3864"/>
+              <w:left w:val="single" w:sz="6" w:space="0" w:color="1F3864"/>
+              <w:bottom w:val="single" w:sz="6" w:space="0" w:color="1F3864"/>
+              <w:right w:val="single" w:sz="6" w:space="0" w:color="1F3864"/>
             </w:tcBorders>
             <w:shd w:val="clear" w:color="auto" w:fill="D9E2F3"/>
             <w:vAlign w:val="center"/>
@@ -19485,10 +19301,10 @@
           <w:tcPr>
             <w:tcW w:w="1936" w:type="dxa"/>
             <w:tcBorders>
-              <w:top w:val="single" w:sz="4" w:space="0" w:color="8EAADB"/>
-              <w:left w:val="single" w:sz="4" w:space="0" w:color="8EAADB"/>
-              <w:bottom w:val="single" w:sz="4" w:space="0" w:color="8EAADB"/>
-              <w:right w:val="single" w:sz="4" w:space="0" w:color="8EAADB"/>
+              <w:top w:val="single" w:sz="6" w:space="0" w:color="1F3864"/>
+              <w:left w:val="single" w:sz="6" w:space="0" w:color="1F3864"/>
+              <w:bottom w:val="single" w:sz="6" w:space="0" w:color="1F3864"/>
+              <w:right w:val="single" w:sz="6" w:space="0" w:color="1F3864"/>
             </w:tcBorders>
             <w:shd w:val="clear" w:color="auto" w:fill="D9E2F3"/>
             <w:hideMark/>

--- a/rediseno_2026/4.5 Itinerarios formateados y corregidos/MAT-301 Estadística.docx
+++ b/rediseno_2026/4.5 Itinerarios formateados y corregidos/MAT-301 Estadística.docx
@@ -85,8 +85,10 @@
         </w:tblBorders>
         <w:tblLayout w:type="fixed"/>
         <w:tblCellMar>
-          <w:left w:w="10" w:type="dxa"/>
-          <w:right w:w="10" w:type="dxa"/>
+          <w:top w:w="40" w:type="dxa"/>
+          <w:left w:w="90" w:type="dxa"/>
+          <w:bottom w:w="40" w:type="dxa"/>
+          <w:right w:w="90" w:type="dxa"/>
         </w:tblCellMar>
         <w:tblLook w:val="04A0" w:firstRow="1" w:lastRow="0" w:firstColumn="1" w:lastColumn="0" w:noHBand="0" w:noVBand="1"/>
       </w:tblPr>
@@ -118,12 +120,6 @@
               <w:right w:val="single" w:sz="6" w:space="0" w:color="1F3864"/>
             </w:tcBorders>
             <w:shd w:val="clear" w:color="auto" w:fill="4472C4"/>
-            <w:tcMar>
-              <w:top w:w="50" w:type="dxa"/>
-              <w:left w:w="90" w:type="dxa"/>
-              <w:bottom w:w="50" w:type="dxa"/>
-              <w:right w:w="90" w:type="dxa"/>
-            </w:tcMar>
             <w:vAlign w:val="center"/>
           </w:tcPr>
           <w:p>
@@ -164,12 +160,6 @@
               <w:right w:val="single" w:sz="6" w:space="0" w:color="1F3864"/>
             </w:tcBorders>
             <w:shd w:val="clear" w:color="auto" w:fill="4472C4"/>
-            <w:tcMar>
-              <w:top w:w="50" w:type="dxa"/>
-              <w:left w:w="90" w:type="dxa"/>
-              <w:bottom w:w="50" w:type="dxa"/>
-              <w:right w:w="90" w:type="dxa"/>
-            </w:tcMar>
             <w:vAlign w:val="center"/>
           </w:tcPr>
           <w:p>
@@ -210,12 +200,6 @@
               <w:right w:val="single" w:sz="6" w:space="0" w:color="1F3864"/>
             </w:tcBorders>
             <w:shd w:val="clear" w:color="auto" w:fill="4472C4"/>
-            <w:tcMar>
-              <w:top w:w="50" w:type="dxa"/>
-              <w:left w:w="90" w:type="dxa"/>
-              <w:bottom w:w="50" w:type="dxa"/>
-              <w:right w:w="90" w:type="dxa"/>
-            </w:tcMar>
             <w:vAlign w:val="center"/>
           </w:tcPr>
           <w:p>
@@ -256,12 +240,6 @@
               <w:right w:val="single" w:sz="6" w:space="0" w:color="1F3864"/>
             </w:tcBorders>
             <w:shd w:val="clear" w:color="auto" w:fill="4472C4"/>
-            <w:tcMar>
-              <w:top w:w="50" w:type="dxa"/>
-              <w:left w:w="90" w:type="dxa"/>
-              <w:bottom w:w="50" w:type="dxa"/>
-              <w:right w:w="90" w:type="dxa"/>
-            </w:tcMar>
             <w:vAlign w:val="center"/>
           </w:tcPr>
           <w:p>
@@ -304,12 +282,6 @@
               <w:right w:val="single" w:sz="6" w:space="0" w:color="1F3864"/>
             </w:tcBorders>
             <w:shd w:val="clear" w:color="auto" w:fill="4472C4"/>
-            <w:tcMar>
-              <w:top w:w="50" w:type="dxa"/>
-              <w:left w:w="90" w:type="dxa"/>
-              <w:bottom w:w="50" w:type="dxa"/>
-              <w:right w:w="90" w:type="dxa"/>
-            </w:tcMar>
             <w:vAlign w:val="center"/>
           </w:tcPr>
           <w:p>
@@ -350,12 +322,6 @@
               <w:right w:val="single" w:sz="6" w:space="0" w:color="1F3864"/>
             </w:tcBorders>
             <w:shd w:val="clear" w:color="auto" w:fill="4472C4"/>
-            <w:tcMar>
-              <w:top w:w="50" w:type="dxa"/>
-              <w:left w:w="90" w:type="dxa"/>
-              <w:bottom w:w="50" w:type="dxa"/>
-              <w:right w:w="90" w:type="dxa"/>
-            </w:tcMar>
             <w:vAlign w:val="center"/>
           </w:tcPr>
           <w:p>
@@ -396,12 +362,6 @@
               <w:right w:val="single" w:sz="6" w:space="0" w:color="1F3864"/>
             </w:tcBorders>
             <w:shd w:val="clear" w:color="auto" w:fill="4472C4"/>
-            <w:tcMar>
-              <w:top w:w="50" w:type="dxa"/>
-              <w:left w:w="90" w:type="dxa"/>
-              <w:bottom w:w="50" w:type="dxa"/>
-              <w:right w:w="90" w:type="dxa"/>
-            </w:tcMar>
             <w:vAlign w:val="center"/>
           </w:tcPr>
           <w:p>
@@ -442,12 +402,6 @@
               <w:right w:val="single" w:sz="6" w:space="0" w:color="1F3864"/>
             </w:tcBorders>
             <w:shd w:val="clear" w:color="auto" w:fill="4472C4"/>
-            <w:tcMar>
-              <w:top w:w="50" w:type="dxa"/>
-              <w:left w:w="90" w:type="dxa"/>
-              <w:bottom w:w="50" w:type="dxa"/>
-              <w:right w:w="90" w:type="dxa"/>
-            </w:tcMar>
             <w:vAlign w:val="center"/>
           </w:tcPr>
           <w:p>
@@ -490,12 +444,6 @@
               <w:right w:val="single" w:sz="6" w:space="0" w:color="1F3864"/>
             </w:tcBorders>
             <w:shd w:val="clear" w:color="auto" w:fill="4472C4"/>
-            <w:tcMar>
-              <w:top w:w="50" w:type="dxa"/>
-              <w:left w:w="90" w:type="dxa"/>
-              <w:bottom w:w="50" w:type="dxa"/>
-              <w:right w:w="90" w:type="dxa"/>
-            </w:tcMar>
             <w:vAlign w:val="center"/>
           </w:tcPr>
           <w:p>
@@ -536,12 +484,6 @@
               <w:right w:val="single" w:sz="6" w:space="0" w:color="1F3864"/>
             </w:tcBorders>
             <w:shd w:val="clear" w:color="auto" w:fill="4472C4"/>
-            <w:tcMar>
-              <w:top w:w="50" w:type="dxa"/>
-              <w:left w:w="90" w:type="dxa"/>
-              <w:bottom w:w="50" w:type="dxa"/>
-              <w:right w:w="90" w:type="dxa"/>
-            </w:tcMar>
             <w:vAlign w:val="center"/>
           </w:tcPr>
           <w:p>
@@ -583,12 +525,6 @@
               <w:right w:val="single" w:sz="6" w:space="0" w:color="1F3864"/>
             </w:tcBorders>
             <w:shd w:val="clear" w:color="auto" w:fill="4472C4"/>
-            <w:tcMar>
-              <w:top w:w="50" w:type="dxa"/>
-              <w:left w:w="90" w:type="dxa"/>
-              <w:bottom w:w="50" w:type="dxa"/>
-              <w:right w:w="90" w:type="dxa"/>
-            </w:tcMar>
             <w:vAlign w:val="center"/>
           </w:tcPr>
           <w:p>
@@ -628,12 +564,6 @@
               <w:right w:val="single" w:sz="6" w:space="0" w:color="1F3864"/>
             </w:tcBorders>
             <w:shd w:val="clear" w:color="auto" w:fill="4472C4"/>
-            <w:tcMar>
-              <w:top w:w="50" w:type="dxa"/>
-              <w:left w:w="90" w:type="dxa"/>
-              <w:bottom w:w="50" w:type="dxa"/>
-              <w:right w:w="90" w:type="dxa"/>
-            </w:tcMar>
             <w:vAlign w:val="center"/>
           </w:tcPr>
           <w:p>
@@ -673,12 +603,6 @@
               <w:right w:val="single" w:sz="6" w:space="0" w:color="1F3864"/>
             </w:tcBorders>
             <w:shd w:val="clear" w:color="auto" w:fill="4472C4"/>
-            <w:tcMar>
-              <w:top w:w="50" w:type="dxa"/>
-              <w:left w:w="90" w:type="dxa"/>
-              <w:bottom w:w="50" w:type="dxa"/>
-              <w:right w:w="90" w:type="dxa"/>
-            </w:tcMar>
             <w:vAlign w:val="center"/>
           </w:tcPr>
           <w:p>
@@ -717,12 +641,6 @@
               <w:right w:val="single" w:sz="6" w:space="0" w:color="1F3864"/>
             </w:tcBorders>
             <w:shd w:val="clear" w:color="auto" w:fill="4472C4"/>
-            <w:tcMar>
-              <w:top w:w="50" w:type="dxa"/>
-              <w:left w:w="90" w:type="dxa"/>
-              <w:bottom w:w="50" w:type="dxa"/>
-              <w:right w:w="90" w:type="dxa"/>
-            </w:tcMar>
             <w:vAlign w:val="center"/>
           </w:tcPr>
           <w:p>
@@ -762,12 +680,6 @@
               <w:right w:val="single" w:sz="6" w:space="0" w:color="1F3864"/>
             </w:tcBorders>
             <w:shd w:val="clear" w:color="auto" w:fill="4472C4"/>
-            <w:tcMar>
-              <w:top w:w="50" w:type="dxa"/>
-              <w:left w:w="90" w:type="dxa"/>
-              <w:bottom w:w="50" w:type="dxa"/>
-              <w:right w:w="90" w:type="dxa"/>
-            </w:tcMar>
             <w:vAlign w:val="center"/>
           </w:tcPr>
           <w:p>
@@ -807,12 +719,6 @@
               <w:right w:val="single" w:sz="6" w:space="0" w:color="1F3864"/>
             </w:tcBorders>
             <w:shd w:val="clear" w:color="auto" w:fill="4472C4"/>
-            <w:tcMar>
-              <w:top w:w="50" w:type="dxa"/>
-              <w:left w:w="90" w:type="dxa"/>
-              <w:bottom w:w="50" w:type="dxa"/>
-              <w:right w:w="90" w:type="dxa"/>
-            </w:tcMar>
             <w:vAlign w:val="center"/>
           </w:tcPr>
           <w:p>
@@ -853,12 +759,6 @@
               <w:right w:val="single" w:sz="6" w:space="0" w:color="1F3864"/>
             </w:tcBorders>
             <w:shd w:val="clear" w:color="auto" w:fill="D9E2F3"/>
-            <w:tcMar>
-              <w:top w:w="50" w:type="dxa"/>
-              <w:left w:w="90" w:type="dxa"/>
-              <w:bottom w:w="50" w:type="dxa"/>
-              <w:right w:w="90" w:type="dxa"/>
-            </w:tcMar>
             <w:vAlign w:val="center"/>
           </w:tcPr>
           <w:p>
@@ -893,12 +793,6 @@
               <w:right w:val="single" w:sz="6" w:space="0" w:color="1F3864"/>
             </w:tcBorders>
             <w:shd w:val="clear" w:color="auto" w:fill="D9E2F3"/>
-            <w:tcMar>
-              <w:top w:w="50" w:type="dxa"/>
-              <w:left w:w="90" w:type="dxa"/>
-              <w:bottom w:w="50" w:type="dxa"/>
-              <w:right w:w="90" w:type="dxa"/>
-            </w:tcMar>
             <w:vAlign w:val="center"/>
           </w:tcPr>
           <w:p>
@@ -932,12 +826,6 @@
               <w:right w:val="single" w:sz="6" w:space="0" w:color="1F3864"/>
             </w:tcBorders>
             <w:shd w:val="clear" w:color="auto" w:fill="D9E2F3"/>
-            <w:tcMar>
-              <w:top w:w="50" w:type="dxa"/>
-              <w:left w:w="90" w:type="dxa"/>
-              <w:bottom w:w="50" w:type="dxa"/>
-              <w:right w:w="90" w:type="dxa"/>
-            </w:tcMar>
             <w:vAlign w:val="center"/>
           </w:tcPr>
           <w:p>
@@ -971,12 +859,6 @@
               <w:right w:val="single" w:sz="6" w:space="0" w:color="1F3864"/>
             </w:tcBorders>
             <w:shd w:val="clear" w:color="auto" w:fill="D9E2F3"/>
-            <w:tcMar>
-              <w:top w:w="50" w:type="dxa"/>
-              <w:left w:w="90" w:type="dxa"/>
-              <w:bottom w:w="50" w:type="dxa"/>
-              <w:right w:w="90" w:type="dxa"/>
-            </w:tcMar>
             <w:vAlign w:val="center"/>
           </w:tcPr>
           <w:p>
@@ -1009,12 +891,6 @@
               <w:right w:val="single" w:sz="6" w:space="0" w:color="1F3864"/>
             </w:tcBorders>
             <w:shd w:val="clear" w:color="auto" w:fill="D9E2F3"/>
-            <w:tcMar>
-              <w:top w:w="50" w:type="dxa"/>
-              <w:left w:w="90" w:type="dxa"/>
-              <w:bottom w:w="50" w:type="dxa"/>
-              <w:right w:w="90" w:type="dxa"/>
-            </w:tcMar>
             <w:vAlign w:val="center"/>
           </w:tcPr>
           <w:p>
@@ -1048,12 +924,6 @@
               <w:right w:val="single" w:sz="6" w:space="0" w:color="1F3864"/>
             </w:tcBorders>
             <w:shd w:val="clear" w:color="auto" w:fill="D9E2F3"/>
-            <w:tcMar>
-              <w:top w:w="50" w:type="dxa"/>
-              <w:left w:w="90" w:type="dxa"/>
-              <w:bottom w:w="50" w:type="dxa"/>
-              <w:right w:w="90" w:type="dxa"/>
-            </w:tcMar>
             <w:vAlign w:val="center"/>
           </w:tcPr>
           <w:p>
@@ -1087,12 +957,6 @@
               <w:right w:val="single" w:sz="6" w:space="0" w:color="1F3864"/>
             </w:tcBorders>
             <w:shd w:val="clear" w:color="auto" w:fill="D9E2F3"/>
-            <w:tcMar>
-              <w:top w:w="50" w:type="dxa"/>
-              <w:left w:w="90" w:type="dxa"/>
-              <w:bottom w:w="50" w:type="dxa"/>
-              <w:right w:w="90" w:type="dxa"/>
-            </w:tcMar>
             <w:vAlign w:val="center"/>
           </w:tcPr>
           <w:p>
@@ -1152,12 +1016,6 @@
               <w:right w:val="single" w:sz="6" w:space="0" w:color="1F3864"/>
             </w:tcBorders>
             <w:shd w:val="clear" w:color="auto" w:fill="4472C4"/>
-            <w:tcMar>
-              <w:top w:w="50" w:type="dxa"/>
-              <w:left w:w="90" w:type="dxa"/>
-              <w:bottom w:w="50" w:type="dxa"/>
-              <w:right w:w="90" w:type="dxa"/>
-            </w:tcMar>
             <w:vAlign w:val="center"/>
           </w:tcPr>
           <w:p>
@@ -1200,12 +1058,6 @@
               <w:right w:val="single" w:sz="6" w:space="0" w:color="1F3864"/>
             </w:tcBorders>
             <w:shd w:val="clear" w:color="auto" w:fill="D9E2F3"/>
-            <w:tcMar>
-              <w:top w:w="50" w:type="dxa"/>
-              <w:left w:w="90" w:type="dxa"/>
-              <w:bottom w:w="50" w:type="dxa"/>
-              <w:right w:w="90" w:type="dxa"/>
-            </w:tcMar>
             <w:vAlign w:val="center"/>
           </w:tcPr>
           <w:p>
@@ -1505,12 +1357,6 @@
               <w:right w:val="single" w:sz="6" w:space="0" w:color="1F3864"/>
             </w:tcBorders>
             <w:shd w:val="clear" w:color="auto" w:fill="D9E2F3"/>
-            <w:tcMar>
-              <w:top w:w="50" w:type="dxa"/>
-              <w:left w:w="90" w:type="dxa"/>
-              <w:bottom w:w="50" w:type="dxa"/>
-              <w:right w:w="90" w:type="dxa"/>
-            </w:tcMar>
             <w:vAlign w:val="center"/>
           </w:tcPr>
           <w:p>
@@ -1628,12 +1474,6 @@
               <w:right w:val="single" w:sz="6" w:space="0" w:color="1F3864"/>
             </w:tcBorders>
             <w:shd w:val="clear" w:color="auto" w:fill="4472C4"/>
-            <w:tcMar>
-              <w:top w:w="50" w:type="dxa"/>
-              <w:left w:w="90" w:type="dxa"/>
-              <w:bottom w:w="50" w:type="dxa"/>
-              <w:right w:w="90" w:type="dxa"/>
-            </w:tcMar>
             <w:vAlign w:val="center"/>
           </w:tcPr>
           <w:p>
@@ -1674,12 +1514,6 @@
               <w:right w:val="single" w:sz="6" w:space="0" w:color="1F3864"/>
             </w:tcBorders>
             <w:shd w:val="clear" w:color="auto" w:fill="4472C4"/>
-            <w:tcMar>
-              <w:top w:w="50" w:type="dxa"/>
-              <w:left w:w="90" w:type="dxa"/>
-              <w:bottom w:w="50" w:type="dxa"/>
-              <w:right w:w="90" w:type="dxa"/>
-            </w:tcMar>
             <w:vAlign w:val="center"/>
           </w:tcPr>
           <w:p>
@@ -1720,12 +1554,6 @@
               <w:right w:val="single" w:sz="6" w:space="0" w:color="1F3864"/>
             </w:tcBorders>
             <w:shd w:val="clear" w:color="auto" w:fill="4472C4"/>
-            <w:tcMar>
-              <w:top w:w="50" w:type="dxa"/>
-              <w:left w:w="90" w:type="dxa"/>
-              <w:bottom w:w="50" w:type="dxa"/>
-              <w:right w:w="90" w:type="dxa"/>
-            </w:tcMar>
             <w:vAlign w:val="center"/>
           </w:tcPr>
           <w:p>
@@ -1769,12 +1597,6 @@
               <w:right w:val="single" w:sz="6" w:space="0" w:color="1F3864"/>
             </w:tcBorders>
             <w:shd w:val="clear" w:color="auto" w:fill="D9E2F3"/>
-            <w:tcMar>
-              <w:top w:w="50" w:type="dxa"/>
-              <w:left w:w="90" w:type="dxa"/>
-              <w:bottom w:w="50" w:type="dxa"/>
-              <w:right w:w="90" w:type="dxa"/>
-            </w:tcMar>
             <w:vAlign w:val="center"/>
           </w:tcPr>
           <w:p>
@@ -1811,12 +1633,6 @@
               <w:right w:val="single" w:sz="6" w:space="0" w:color="1F3864"/>
             </w:tcBorders>
             <w:shd w:val="clear" w:color="auto" w:fill="D9E2F3"/>
-            <w:tcMar>
-              <w:top w:w="50" w:type="dxa"/>
-              <w:left w:w="90" w:type="dxa"/>
-              <w:bottom w:w="50" w:type="dxa"/>
-              <w:right w:w="90" w:type="dxa"/>
-            </w:tcMar>
             <w:vAlign w:val="center"/>
           </w:tcPr>
           <w:p>
@@ -1853,12 +1669,6 @@
               <w:right w:val="single" w:sz="6" w:space="0" w:color="1F3864"/>
             </w:tcBorders>
             <w:shd w:val="clear" w:color="auto" w:fill="D9E2F3"/>
-            <w:tcMar>
-              <w:top w:w="50" w:type="dxa"/>
-              <w:left w:w="90" w:type="dxa"/>
-              <w:bottom w:w="50" w:type="dxa"/>
-              <w:right w:w="90" w:type="dxa"/>
-            </w:tcMar>
             <w:vAlign w:val="center"/>
           </w:tcPr>
           <w:p>
@@ -1908,12 +1718,6 @@
               <w:right w:val="single" w:sz="6" w:space="0" w:color="1F3864"/>
             </w:tcBorders>
             <w:shd w:val="clear" w:color="auto" w:fill="D9E2F3"/>
-            <w:tcMar>
-              <w:top w:w="50" w:type="dxa"/>
-              <w:left w:w="90" w:type="dxa"/>
-              <w:bottom w:w="50" w:type="dxa"/>
-              <w:right w:w="90" w:type="dxa"/>
-            </w:tcMar>
           </w:tcPr>
           <w:p>
             <w:pPr>
@@ -1941,12 +1745,6 @@
               <w:right w:val="single" w:sz="6" w:space="0" w:color="1F3864"/>
             </w:tcBorders>
             <w:shd w:val="clear" w:color="auto" w:fill="D9E2F3"/>
-            <w:tcMar>
-              <w:top w:w="50" w:type="dxa"/>
-              <w:left w:w="90" w:type="dxa"/>
-              <w:bottom w:w="50" w:type="dxa"/>
-              <w:right w:w="90" w:type="dxa"/>
-            </w:tcMar>
             <w:vAlign w:val="center"/>
           </w:tcPr>
           <w:p>
@@ -1983,12 +1781,6 @@
               <w:right w:val="single" w:sz="6" w:space="0" w:color="1F3864"/>
             </w:tcBorders>
             <w:shd w:val="clear" w:color="auto" w:fill="D9E2F3"/>
-            <w:tcMar>
-              <w:top w:w="50" w:type="dxa"/>
-              <w:left w:w="90" w:type="dxa"/>
-              <w:bottom w:w="50" w:type="dxa"/>
-              <w:right w:w="90" w:type="dxa"/>
-            </w:tcMar>
             <w:vAlign w:val="center"/>
           </w:tcPr>
           <w:p>
@@ -2038,12 +1830,6 @@
               <w:right w:val="single" w:sz="6" w:space="0" w:color="1F3864"/>
             </w:tcBorders>
             <w:shd w:val="clear" w:color="auto" w:fill="D9E2F3"/>
-            <w:tcMar>
-              <w:top w:w="50" w:type="dxa"/>
-              <w:left w:w="90" w:type="dxa"/>
-              <w:bottom w:w="50" w:type="dxa"/>
-              <w:right w:w="90" w:type="dxa"/>
-            </w:tcMar>
             <w:vAlign w:val="center"/>
           </w:tcPr>
           <w:p>
@@ -2080,12 +1866,6 @@
               <w:right w:val="single" w:sz="6" w:space="0" w:color="1F3864"/>
             </w:tcBorders>
             <w:shd w:val="clear" w:color="auto" w:fill="D9E2F3"/>
-            <w:tcMar>
-              <w:top w:w="50" w:type="dxa"/>
-              <w:left w:w="90" w:type="dxa"/>
-              <w:bottom w:w="50" w:type="dxa"/>
-              <w:right w:w="90" w:type="dxa"/>
-            </w:tcMar>
             <w:vAlign w:val="center"/>
           </w:tcPr>
           <w:p>
@@ -2122,12 +1902,6 @@
               <w:right w:val="single" w:sz="6" w:space="0" w:color="1F3864"/>
             </w:tcBorders>
             <w:shd w:val="clear" w:color="auto" w:fill="D9E2F3"/>
-            <w:tcMar>
-              <w:top w:w="50" w:type="dxa"/>
-              <w:left w:w="90" w:type="dxa"/>
-              <w:bottom w:w="50" w:type="dxa"/>
-              <w:right w:w="90" w:type="dxa"/>
-            </w:tcMar>
             <w:vAlign w:val="center"/>
           </w:tcPr>
           <w:p>
@@ -2177,12 +1951,6 @@
               <w:right w:val="single" w:sz="6" w:space="0" w:color="1F3864"/>
             </w:tcBorders>
             <w:shd w:val="clear" w:color="auto" w:fill="D9E2F3"/>
-            <w:tcMar>
-              <w:top w:w="50" w:type="dxa"/>
-              <w:left w:w="90" w:type="dxa"/>
-              <w:bottom w:w="50" w:type="dxa"/>
-              <w:right w:w="90" w:type="dxa"/>
-            </w:tcMar>
           </w:tcPr>
           <w:p>
             <w:pPr>
@@ -2210,12 +1978,6 @@
               <w:right w:val="single" w:sz="6" w:space="0" w:color="1F3864"/>
             </w:tcBorders>
             <w:shd w:val="clear" w:color="auto" w:fill="D9E2F3"/>
-            <w:tcMar>
-              <w:top w:w="50" w:type="dxa"/>
-              <w:left w:w="90" w:type="dxa"/>
-              <w:bottom w:w="50" w:type="dxa"/>
-              <w:right w:w="90" w:type="dxa"/>
-            </w:tcMar>
             <w:vAlign w:val="center"/>
           </w:tcPr>
           <w:p>
@@ -2252,12 +2014,6 @@
               <w:right w:val="single" w:sz="6" w:space="0" w:color="1F3864"/>
             </w:tcBorders>
             <w:shd w:val="clear" w:color="auto" w:fill="D9E2F3"/>
-            <w:tcMar>
-              <w:top w:w="50" w:type="dxa"/>
-              <w:left w:w="90" w:type="dxa"/>
-              <w:bottom w:w="50" w:type="dxa"/>
-              <w:right w:w="90" w:type="dxa"/>
-            </w:tcMar>
             <w:vAlign w:val="center"/>
           </w:tcPr>
           <w:p>
@@ -2306,12 +2062,6 @@
               <w:right w:val="single" w:sz="6" w:space="0" w:color="1F3864"/>
             </w:tcBorders>
             <w:shd w:val="clear" w:color="auto" w:fill="4472C4"/>
-            <w:tcMar>
-              <w:top w:w="50" w:type="dxa"/>
-              <w:left w:w="90" w:type="dxa"/>
-              <w:bottom w:w="50" w:type="dxa"/>
-              <w:right w:w="90" w:type="dxa"/>
-            </w:tcMar>
             <w:vAlign w:val="center"/>
           </w:tcPr>
           <w:p>
@@ -2354,12 +2104,6 @@
               <w:right w:val="single" w:sz="6" w:space="0" w:color="1F3864"/>
             </w:tcBorders>
             <w:shd w:val="clear" w:color="auto" w:fill="4472C4"/>
-            <w:tcMar>
-              <w:top w:w="50" w:type="dxa"/>
-              <w:left w:w="90" w:type="dxa"/>
-              <w:bottom w:w="50" w:type="dxa"/>
-              <w:right w:w="90" w:type="dxa"/>
-            </w:tcMar>
             <w:vAlign w:val="center"/>
           </w:tcPr>
           <w:p>
@@ -2400,12 +2144,6 @@
               <w:right w:val="single" w:sz="6" w:space="0" w:color="1F3864"/>
             </w:tcBorders>
             <w:shd w:val="clear" w:color="auto" w:fill="4472C4"/>
-            <w:tcMar>
-              <w:top w:w="50" w:type="dxa"/>
-              <w:left w:w="90" w:type="dxa"/>
-              <w:bottom w:w="50" w:type="dxa"/>
-              <w:right w:w="90" w:type="dxa"/>
-            </w:tcMar>
             <w:vAlign w:val="center"/>
           </w:tcPr>
           <w:p>
@@ -2446,12 +2184,6 @@
               <w:right w:val="single" w:sz="6" w:space="0" w:color="1F3864"/>
             </w:tcBorders>
             <w:shd w:val="clear" w:color="auto" w:fill="4472C4"/>
-            <w:tcMar>
-              <w:top w:w="50" w:type="dxa"/>
-              <w:left w:w="90" w:type="dxa"/>
-              <w:bottom w:w="50" w:type="dxa"/>
-              <w:right w:w="90" w:type="dxa"/>
-            </w:tcMar>
             <w:vAlign w:val="center"/>
           </w:tcPr>
           <w:p>
@@ -2494,12 +2226,6 @@
               <w:right w:val="single" w:sz="6" w:space="0" w:color="1F3864"/>
             </w:tcBorders>
             <w:shd w:val="clear" w:color="auto" w:fill="D9E2F3"/>
-            <w:tcMar>
-              <w:top w:w="50" w:type="dxa"/>
-              <w:left w:w="90" w:type="dxa"/>
-              <w:bottom w:w="50" w:type="dxa"/>
-              <w:right w:w="90" w:type="dxa"/>
-            </w:tcMar>
             <w:vAlign w:val="center"/>
           </w:tcPr>
           <w:p>
@@ -2568,12 +2294,6 @@
               <w:right w:val="single" w:sz="6" w:space="0" w:color="1F3864"/>
             </w:tcBorders>
             <w:shd w:val="clear" w:color="auto" w:fill="D9E2F3"/>
-            <w:tcMar>
-              <w:top w:w="50" w:type="dxa"/>
-              <w:left w:w="90" w:type="dxa"/>
-              <w:bottom w:w="50" w:type="dxa"/>
-              <w:right w:w="90" w:type="dxa"/>
-            </w:tcMar>
             <w:vAlign w:val="center"/>
           </w:tcPr>
           <w:p>
@@ -3197,12 +2917,6 @@
               <w:right w:val="single" w:sz="6" w:space="0" w:color="1F3864"/>
             </w:tcBorders>
             <w:shd w:val="clear" w:color="auto" w:fill="D9E2F3"/>
-            <w:tcMar>
-              <w:top w:w="50" w:type="dxa"/>
-              <w:left w:w="90" w:type="dxa"/>
-              <w:bottom w:w="50" w:type="dxa"/>
-              <w:right w:w="90" w:type="dxa"/>
-            </w:tcMar>
             <w:vAlign w:val="center"/>
           </w:tcPr>
           <w:p>
@@ -3299,12 +3013,6 @@
               <w:right w:val="single" w:sz="6" w:space="0" w:color="1F3864"/>
             </w:tcBorders>
             <w:shd w:val="clear" w:color="auto" w:fill="D9E2F3"/>
-            <w:tcMar>
-              <w:top w:w="50" w:type="dxa"/>
-              <w:left w:w="90" w:type="dxa"/>
-              <w:bottom w:w="50" w:type="dxa"/>
-              <w:right w:w="90" w:type="dxa"/>
-            </w:tcMar>
             <w:vAlign w:val="center"/>
           </w:tcPr>
           <w:p>
@@ -3353,12 +3061,6 @@
               <w:right w:val="single" w:sz="6" w:space="0" w:color="1F3864"/>
             </w:tcBorders>
             <w:shd w:val="clear" w:color="auto" w:fill="4472C4"/>
-            <w:tcMar>
-              <w:top w:w="50" w:type="dxa"/>
-              <w:left w:w="90" w:type="dxa"/>
-              <w:bottom w:w="50" w:type="dxa"/>
-              <w:right w:w="90" w:type="dxa"/>
-            </w:tcMar>
             <w:vAlign w:val="center"/>
           </w:tcPr>
           <w:p>
@@ -3399,12 +3101,6 @@
               <w:right w:val="single" w:sz="6" w:space="0" w:color="1F3864"/>
             </w:tcBorders>
             <w:shd w:val="clear" w:color="auto" w:fill="4472C4"/>
-            <w:tcMar>
-              <w:top w:w="50" w:type="dxa"/>
-              <w:left w:w="90" w:type="dxa"/>
-              <w:bottom w:w="50" w:type="dxa"/>
-              <w:right w:w="90" w:type="dxa"/>
-            </w:tcMar>
             <w:vAlign w:val="center"/>
           </w:tcPr>
           <w:p>
@@ -3445,12 +3141,6 @@
               <w:right w:val="single" w:sz="6" w:space="0" w:color="1F3864"/>
             </w:tcBorders>
             <w:shd w:val="clear" w:color="auto" w:fill="4472C4"/>
-            <w:tcMar>
-              <w:top w:w="50" w:type="dxa"/>
-              <w:left w:w="90" w:type="dxa"/>
-              <w:bottom w:w="50" w:type="dxa"/>
-              <w:right w:w="90" w:type="dxa"/>
-            </w:tcMar>
             <w:vAlign w:val="center"/>
           </w:tcPr>
           <w:p>
@@ -3494,12 +3184,6 @@
               <w:right w:val="single" w:sz="6" w:space="0" w:color="1F3864"/>
             </w:tcBorders>
             <w:shd w:val="clear" w:color="auto" w:fill="D9E2F3"/>
-            <w:tcMar>
-              <w:top w:w="50" w:type="dxa"/>
-              <w:left w:w="90" w:type="dxa"/>
-              <w:bottom w:w="50" w:type="dxa"/>
-              <w:right w:w="90" w:type="dxa"/>
-            </w:tcMar>
             <w:vAlign w:val="center"/>
           </w:tcPr>
           <w:p>
@@ -3536,12 +3220,6 @@
               <w:right w:val="single" w:sz="6" w:space="0" w:color="1F3864"/>
             </w:tcBorders>
             <w:shd w:val="clear" w:color="auto" w:fill="D9E2F3"/>
-            <w:tcMar>
-              <w:top w:w="50" w:type="dxa"/>
-              <w:left w:w="90" w:type="dxa"/>
-              <w:bottom w:w="50" w:type="dxa"/>
-              <w:right w:w="90" w:type="dxa"/>
-            </w:tcMar>
             <w:vAlign w:val="center"/>
           </w:tcPr>
           <w:p>
@@ -3578,12 +3256,6 @@
               <w:right w:val="single" w:sz="6" w:space="0" w:color="1F3864"/>
             </w:tcBorders>
             <w:shd w:val="clear" w:color="auto" w:fill="D9E2F3"/>
-            <w:tcMar>
-              <w:top w:w="50" w:type="dxa"/>
-              <w:left w:w="90" w:type="dxa"/>
-              <w:bottom w:w="50" w:type="dxa"/>
-              <w:right w:w="90" w:type="dxa"/>
-            </w:tcMar>
             <w:vAlign w:val="center"/>
           </w:tcPr>
           <w:p>
@@ -3633,12 +3305,6 @@
               <w:right w:val="single" w:sz="6" w:space="0" w:color="1F3864"/>
             </w:tcBorders>
             <w:shd w:val="clear" w:color="auto" w:fill="D9E2F3"/>
-            <w:tcMar>
-              <w:top w:w="50" w:type="dxa"/>
-              <w:left w:w="90" w:type="dxa"/>
-              <w:bottom w:w="50" w:type="dxa"/>
-              <w:right w:w="90" w:type="dxa"/>
-            </w:tcMar>
           </w:tcPr>
           <w:p>
             <w:pPr>
@@ -3666,12 +3332,6 @@
               <w:right w:val="single" w:sz="6" w:space="0" w:color="1F3864"/>
             </w:tcBorders>
             <w:shd w:val="clear" w:color="auto" w:fill="D9E2F3"/>
-            <w:tcMar>
-              <w:top w:w="50" w:type="dxa"/>
-              <w:left w:w="90" w:type="dxa"/>
-              <w:bottom w:w="50" w:type="dxa"/>
-              <w:right w:w="90" w:type="dxa"/>
-            </w:tcMar>
             <w:vAlign w:val="center"/>
           </w:tcPr>
           <w:p>
@@ -3708,12 +3368,6 @@
               <w:right w:val="single" w:sz="6" w:space="0" w:color="1F3864"/>
             </w:tcBorders>
             <w:shd w:val="clear" w:color="auto" w:fill="D9E2F3"/>
-            <w:tcMar>
-              <w:top w:w="50" w:type="dxa"/>
-              <w:left w:w="90" w:type="dxa"/>
-              <w:bottom w:w="50" w:type="dxa"/>
-              <w:right w:w="90" w:type="dxa"/>
-            </w:tcMar>
             <w:vAlign w:val="center"/>
           </w:tcPr>
           <w:p>
@@ -3763,12 +3417,6 @@
               <w:right w:val="single" w:sz="6" w:space="0" w:color="1F3864"/>
             </w:tcBorders>
             <w:shd w:val="clear" w:color="auto" w:fill="D9E2F3"/>
-            <w:tcMar>
-              <w:top w:w="50" w:type="dxa"/>
-              <w:left w:w="90" w:type="dxa"/>
-              <w:bottom w:w="50" w:type="dxa"/>
-              <w:right w:w="90" w:type="dxa"/>
-            </w:tcMar>
             <w:vAlign w:val="center"/>
           </w:tcPr>
           <w:p>
@@ -3814,12 +3462,6 @@
               <w:right w:val="single" w:sz="6" w:space="0" w:color="1F3864"/>
             </w:tcBorders>
             <w:shd w:val="clear" w:color="auto" w:fill="D9E2F3"/>
-            <w:tcMar>
-              <w:top w:w="50" w:type="dxa"/>
-              <w:left w:w="90" w:type="dxa"/>
-              <w:bottom w:w="50" w:type="dxa"/>
-              <w:right w:w="90" w:type="dxa"/>
-            </w:tcMar>
             <w:vAlign w:val="center"/>
           </w:tcPr>
           <w:p>
@@ -3857,12 +3499,6 @@
               <w:right w:val="single" w:sz="6" w:space="0" w:color="1F3864"/>
             </w:tcBorders>
             <w:shd w:val="clear" w:color="auto" w:fill="D9E2F3"/>
-            <w:tcMar>
-              <w:top w:w="50" w:type="dxa"/>
-              <w:left w:w="90" w:type="dxa"/>
-              <w:bottom w:w="50" w:type="dxa"/>
-              <w:right w:w="90" w:type="dxa"/>
-            </w:tcMar>
             <w:vAlign w:val="center"/>
           </w:tcPr>
           <w:p>
@@ -3912,12 +3548,6 @@
               <w:right w:val="single" w:sz="6" w:space="0" w:color="1F3864"/>
             </w:tcBorders>
             <w:shd w:val="clear" w:color="auto" w:fill="D9E2F3"/>
-            <w:tcMar>
-              <w:top w:w="50" w:type="dxa"/>
-              <w:left w:w="90" w:type="dxa"/>
-              <w:bottom w:w="50" w:type="dxa"/>
-              <w:right w:w="90" w:type="dxa"/>
-            </w:tcMar>
           </w:tcPr>
           <w:p>
             <w:pPr>
@@ -3945,12 +3575,6 @@
               <w:right w:val="single" w:sz="6" w:space="0" w:color="1F3864"/>
             </w:tcBorders>
             <w:shd w:val="clear" w:color="auto" w:fill="D9E2F3"/>
-            <w:tcMar>
-              <w:top w:w="50" w:type="dxa"/>
-              <w:left w:w="90" w:type="dxa"/>
-              <w:bottom w:w="50" w:type="dxa"/>
-              <w:right w:w="90" w:type="dxa"/>
-            </w:tcMar>
             <w:vAlign w:val="center"/>
           </w:tcPr>
           <w:p>
@@ -3987,12 +3611,6 @@
               <w:right w:val="single" w:sz="6" w:space="0" w:color="1F3864"/>
             </w:tcBorders>
             <w:shd w:val="clear" w:color="auto" w:fill="D9E2F3"/>
-            <w:tcMar>
-              <w:top w:w="50" w:type="dxa"/>
-              <w:left w:w="90" w:type="dxa"/>
-              <w:bottom w:w="50" w:type="dxa"/>
-              <w:right w:w="90" w:type="dxa"/>
-            </w:tcMar>
             <w:vAlign w:val="center"/>
           </w:tcPr>
           <w:p>
@@ -4041,12 +3659,6 @@
               <w:right w:val="single" w:sz="6" w:space="0" w:color="1F3864"/>
             </w:tcBorders>
             <w:shd w:val="clear" w:color="auto" w:fill="4472C4"/>
-            <w:tcMar>
-              <w:top w:w="50" w:type="dxa"/>
-              <w:left w:w="90" w:type="dxa"/>
-              <w:bottom w:w="50" w:type="dxa"/>
-              <w:right w:w="90" w:type="dxa"/>
-            </w:tcMar>
             <w:vAlign w:val="center"/>
           </w:tcPr>
           <w:p>
@@ -4088,12 +3700,6 @@
               <w:right w:val="single" w:sz="6" w:space="0" w:color="1F3864"/>
             </w:tcBorders>
             <w:shd w:val="clear" w:color="auto" w:fill="4472C4"/>
-            <w:tcMar>
-              <w:top w:w="50" w:type="dxa"/>
-              <w:left w:w="90" w:type="dxa"/>
-              <w:bottom w:w="50" w:type="dxa"/>
-              <w:right w:w="90" w:type="dxa"/>
-            </w:tcMar>
             <w:vAlign w:val="center"/>
           </w:tcPr>
           <w:p>
@@ -4134,12 +3740,6 @@
               <w:right w:val="single" w:sz="6" w:space="0" w:color="1F3864"/>
             </w:tcBorders>
             <w:shd w:val="clear" w:color="auto" w:fill="4472C4"/>
-            <w:tcMar>
-              <w:top w:w="50" w:type="dxa"/>
-              <w:left w:w="90" w:type="dxa"/>
-              <w:bottom w:w="50" w:type="dxa"/>
-              <w:right w:w="90" w:type="dxa"/>
-            </w:tcMar>
             <w:vAlign w:val="center"/>
           </w:tcPr>
           <w:p>
@@ -4182,12 +3782,6 @@
               <w:right w:val="single" w:sz="6" w:space="0" w:color="1F3864"/>
             </w:tcBorders>
             <w:shd w:val="clear" w:color="auto" w:fill="D9E2F3"/>
-            <w:tcMar>
-              <w:top w:w="50" w:type="dxa"/>
-              <w:left w:w="90" w:type="dxa"/>
-              <w:bottom w:w="50" w:type="dxa"/>
-              <w:right w:w="90" w:type="dxa"/>
-            </w:tcMar>
             <w:vAlign w:val="center"/>
           </w:tcPr>
           <w:p>
@@ -4238,12 +3832,6 @@
               <w:right w:val="single" w:sz="6" w:space="0" w:color="1F3864"/>
             </w:tcBorders>
             <w:shd w:val="clear" w:color="auto" w:fill="D9E2F3"/>
-            <w:tcMar>
-              <w:top w:w="50" w:type="dxa"/>
-              <w:left w:w="90" w:type="dxa"/>
-              <w:bottom w:w="50" w:type="dxa"/>
-              <w:right w:w="90" w:type="dxa"/>
-            </w:tcMar>
             <w:vAlign w:val="center"/>
           </w:tcPr>
           <w:p>
@@ -4537,12 +4125,6 @@
               <w:right w:val="single" w:sz="6" w:space="0" w:color="1F3864"/>
             </w:tcBorders>
             <w:shd w:val="clear" w:color="auto" w:fill="D9E2F3"/>
-            <w:tcMar>
-              <w:top w:w="50" w:type="dxa"/>
-              <w:left w:w="90" w:type="dxa"/>
-              <w:bottom w:w="50" w:type="dxa"/>
-              <w:right w:w="90" w:type="dxa"/>
-            </w:tcMar>
             <w:vAlign w:val="center"/>
           </w:tcPr>
           <w:p>
@@ -4614,12 +4196,6 @@
               <w:right w:val="single" w:sz="6" w:space="0" w:color="1F3864"/>
             </w:tcBorders>
             <w:shd w:val="clear" w:color="auto" w:fill="D9E2F3"/>
-            <w:tcMar>
-              <w:top w:w="50" w:type="dxa"/>
-              <w:left w:w="90" w:type="dxa"/>
-              <w:bottom w:w="50" w:type="dxa"/>
-              <w:right w:w="90" w:type="dxa"/>
-            </w:tcMar>
             <w:vAlign w:val="center"/>
           </w:tcPr>
           <w:p>
@@ -4667,12 +4243,6 @@
               <w:right w:val="single" w:sz="6" w:space="0" w:color="1F3864"/>
             </w:tcBorders>
             <w:shd w:val="clear" w:color="auto" w:fill="4472C4"/>
-            <w:tcMar>
-              <w:top w:w="50" w:type="dxa"/>
-              <w:left w:w="90" w:type="dxa"/>
-              <w:bottom w:w="50" w:type="dxa"/>
-              <w:right w:w="90" w:type="dxa"/>
-            </w:tcMar>
             <w:vAlign w:val="center"/>
           </w:tcPr>
           <w:p>
@@ -4713,12 +4283,6 @@
               <w:right w:val="single" w:sz="6" w:space="0" w:color="1F3864"/>
             </w:tcBorders>
             <w:shd w:val="clear" w:color="auto" w:fill="4472C4"/>
-            <w:tcMar>
-              <w:top w:w="50" w:type="dxa"/>
-              <w:left w:w="90" w:type="dxa"/>
-              <w:bottom w:w="50" w:type="dxa"/>
-              <w:right w:w="90" w:type="dxa"/>
-            </w:tcMar>
             <w:vAlign w:val="center"/>
           </w:tcPr>
           <w:p>
@@ -4759,12 +4323,6 @@
               <w:right w:val="single" w:sz="6" w:space="0" w:color="1F3864"/>
             </w:tcBorders>
             <w:shd w:val="clear" w:color="auto" w:fill="4472C4"/>
-            <w:tcMar>
-              <w:top w:w="50" w:type="dxa"/>
-              <w:left w:w="90" w:type="dxa"/>
-              <w:bottom w:w="50" w:type="dxa"/>
-              <w:right w:w="90" w:type="dxa"/>
-            </w:tcMar>
             <w:vAlign w:val="center"/>
           </w:tcPr>
           <w:p>
@@ -4808,12 +4366,6 @@
               <w:right w:val="single" w:sz="6" w:space="0" w:color="1F3864"/>
             </w:tcBorders>
             <w:shd w:val="clear" w:color="auto" w:fill="D9E2F3"/>
-            <w:tcMar>
-              <w:top w:w="50" w:type="dxa"/>
-              <w:left w:w="90" w:type="dxa"/>
-              <w:bottom w:w="50" w:type="dxa"/>
-              <w:right w:w="90" w:type="dxa"/>
-            </w:tcMar>
             <w:vAlign w:val="center"/>
           </w:tcPr>
           <w:p>
@@ -4928,12 +4480,6 @@
               <w:right w:val="single" w:sz="6" w:space="0" w:color="1F3864"/>
             </w:tcBorders>
             <w:shd w:val="clear" w:color="auto" w:fill="D9E2F3"/>
-            <w:tcMar>
-              <w:top w:w="50" w:type="dxa"/>
-              <w:left w:w="90" w:type="dxa"/>
-              <w:bottom w:w="50" w:type="dxa"/>
-              <w:right w:w="90" w:type="dxa"/>
-            </w:tcMar>
             <w:vAlign w:val="center"/>
           </w:tcPr>
           <w:p>
@@ -4996,12 +4542,6 @@
               <w:right w:val="single" w:sz="6" w:space="0" w:color="1F3864"/>
             </w:tcBorders>
             <w:shd w:val="clear" w:color="auto" w:fill="D9E2F3"/>
-            <w:tcMar>
-              <w:top w:w="50" w:type="dxa"/>
-              <w:left w:w="90" w:type="dxa"/>
-              <w:bottom w:w="50" w:type="dxa"/>
-              <w:right w:w="90" w:type="dxa"/>
-            </w:tcMar>
             <w:vAlign w:val="center"/>
           </w:tcPr>
           <w:p>
@@ -5053,12 +4593,6 @@
               <w:right w:val="single" w:sz="6" w:space="0" w:color="1F3864"/>
             </w:tcBorders>
             <w:shd w:val="clear" w:color="auto" w:fill="D9E2F3"/>
-            <w:tcMar>
-              <w:top w:w="50" w:type="dxa"/>
-              <w:left w:w="90" w:type="dxa"/>
-              <w:bottom w:w="50" w:type="dxa"/>
-              <w:right w:w="90" w:type="dxa"/>
-            </w:tcMar>
             <w:vAlign w:val="center"/>
           </w:tcPr>
           <w:p>
@@ -5088,12 +4622,6 @@
               <w:right w:val="single" w:sz="6" w:space="0" w:color="1F3864"/>
             </w:tcBorders>
             <w:shd w:val="clear" w:color="auto" w:fill="D9E2F3"/>
-            <w:tcMar>
-              <w:top w:w="50" w:type="dxa"/>
-              <w:left w:w="90" w:type="dxa"/>
-              <w:bottom w:w="50" w:type="dxa"/>
-              <w:right w:w="90" w:type="dxa"/>
-            </w:tcMar>
             <w:vAlign w:val="center"/>
           </w:tcPr>
           <w:p>
@@ -5180,12 +4708,6 @@
               <w:right w:val="single" w:sz="6" w:space="0" w:color="1F3864"/>
             </w:tcBorders>
             <w:shd w:val="clear" w:color="auto" w:fill="D9E2F3"/>
-            <w:tcMar>
-              <w:top w:w="50" w:type="dxa"/>
-              <w:left w:w="90" w:type="dxa"/>
-              <w:bottom w:w="50" w:type="dxa"/>
-              <w:right w:w="90" w:type="dxa"/>
-            </w:tcMar>
             <w:vAlign w:val="center"/>
           </w:tcPr>
           <w:p>
@@ -5249,12 +4771,6 @@
               <w:right w:val="single" w:sz="6" w:space="0" w:color="1F3864"/>
             </w:tcBorders>
             <w:shd w:val="clear" w:color="auto" w:fill="D9E2F3"/>
-            <w:tcMar>
-              <w:top w:w="50" w:type="dxa"/>
-              <w:left w:w="90" w:type="dxa"/>
-              <w:bottom w:w="50" w:type="dxa"/>
-              <w:right w:w="90" w:type="dxa"/>
-            </w:tcMar>
             <w:vAlign w:val="center"/>
           </w:tcPr>
           <w:p>
@@ -5317,12 +4833,6 @@
               <w:right w:val="single" w:sz="6" w:space="0" w:color="1F3864"/>
             </w:tcBorders>
             <w:shd w:val="clear" w:color="auto" w:fill="D9E2F3"/>
-            <w:tcMar>
-              <w:top w:w="50" w:type="dxa"/>
-              <w:left w:w="90" w:type="dxa"/>
-              <w:bottom w:w="50" w:type="dxa"/>
-              <w:right w:w="90" w:type="dxa"/>
-            </w:tcMar>
             <w:vAlign w:val="center"/>
           </w:tcPr>
           <w:p>
@@ -5383,12 +4893,6 @@
               <w:right w:val="single" w:sz="6" w:space="0" w:color="1F3864"/>
             </w:tcBorders>
             <w:shd w:val="clear" w:color="auto" w:fill="D9E2F3"/>
-            <w:tcMar>
-              <w:top w:w="50" w:type="dxa"/>
-              <w:left w:w="90" w:type="dxa"/>
-              <w:bottom w:w="50" w:type="dxa"/>
-              <w:right w:w="90" w:type="dxa"/>
-            </w:tcMar>
             <w:vAlign w:val="center"/>
           </w:tcPr>
           <w:p>
@@ -5454,12 +4958,6 @@
               <w:right w:val="single" w:sz="6" w:space="0" w:color="1F3864"/>
             </w:tcBorders>
             <w:shd w:val="clear" w:color="auto" w:fill="D9E2F3"/>
-            <w:tcMar>
-              <w:top w:w="50" w:type="dxa"/>
-              <w:left w:w="90" w:type="dxa"/>
-              <w:bottom w:w="50" w:type="dxa"/>
-              <w:right w:w="90" w:type="dxa"/>
-            </w:tcMar>
             <w:vAlign w:val="center"/>
           </w:tcPr>
           <w:p>
@@ -5484,12 +4982,6 @@
               <w:right w:val="single" w:sz="6" w:space="0" w:color="1F3864"/>
             </w:tcBorders>
             <w:shd w:val="clear" w:color="auto" w:fill="D9E2F3"/>
-            <w:tcMar>
-              <w:top w:w="50" w:type="dxa"/>
-              <w:left w:w="90" w:type="dxa"/>
-              <w:bottom w:w="50" w:type="dxa"/>
-              <w:right w:w="90" w:type="dxa"/>
-            </w:tcMar>
             <w:vAlign w:val="center"/>
           </w:tcPr>
           <w:p>
@@ -5545,12 +5037,6 @@
               <w:right w:val="single" w:sz="6" w:space="0" w:color="1F3864"/>
             </w:tcBorders>
             <w:shd w:val="clear" w:color="auto" w:fill="D9E2F3"/>
-            <w:tcMar>
-              <w:top w:w="50" w:type="dxa"/>
-              <w:left w:w="90" w:type="dxa"/>
-              <w:bottom w:w="50" w:type="dxa"/>
-              <w:right w:w="90" w:type="dxa"/>
-            </w:tcMar>
             <w:vAlign w:val="center"/>
           </w:tcPr>
           <w:p>
@@ -5595,12 +5081,6 @@
               <w:right w:val="single" w:sz="6" w:space="0" w:color="1F3864"/>
             </w:tcBorders>
             <w:shd w:val="clear" w:color="auto" w:fill="4472C4"/>
-            <w:tcMar>
-              <w:top w:w="50" w:type="dxa"/>
-              <w:left w:w="90" w:type="dxa"/>
-              <w:bottom w:w="50" w:type="dxa"/>
-              <w:right w:w="90" w:type="dxa"/>
-            </w:tcMar>
             <w:vAlign w:val="center"/>
           </w:tcPr>
           <w:p>
@@ -5643,12 +5123,6 @@
               <w:right w:val="single" w:sz="6" w:space="0" w:color="1F3864"/>
             </w:tcBorders>
             <w:shd w:val="clear" w:color="auto" w:fill="4472C4"/>
-            <w:tcMar>
-              <w:top w:w="50" w:type="dxa"/>
-              <w:left w:w="90" w:type="dxa"/>
-              <w:bottom w:w="50" w:type="dxa"/>
-              <w:right w:w="90" w:type="dxa"/>
-            </w:tcMar>
             <w:vAlign w:val="center"/>
           </w:tcPr>
           <w:p>
@@ -5690,12 +5164,6 @@
               <w:right w:val="single" w:sz="6" w:space="0" w:color="1F3864"/>
             </w:tcBorders>
             <w:shd w:val="clear" w:color="auto" w:fill="4472C4"/>
-            <w:tcMar>
-              <w:top w:w="50" w:type="dxa"/>
-              <w:left w:w="90" w:type="dxa"/>
-              <w:bottom w:w="50" w:type="dxa"/>
-              <w:right w:w="90" w:type="dxa"/>
-            </w:tcMar>
             <w:vAlign w:val="center"/>
           </w:tcPr>
           <w:p>
@@ -5736,12 +5204,6 @@
               <w:right w:val="single" w:sz="6" w:space="0" w:color="1F3864"/>
             </w:tcBorders>
             <w:shd w:val="clear" w:color="auto" w:fill="4472C4"/>
-            <w:tcMar>
-              <w:top w:w="50" w:type="dxa"/>
-              <w:left w:w="90" w:type="dxa"/>
-              <w:bottom w:w="50" w:type="dxa"/>
-              <w:right w:w="90" w:type="dxa"/>
-            </w:tcMar>
             <w:vAlign w:val="center"/>
           </w:tcPr>
           <w:p>
@@ -5784,12 +5246,6 @@
               <w:right w:val="single" w:sz="6" w:space="0" w:color="1F3864"/>
             </w:tcBorders>
             <w:shd w:val="clear" w:color="auto" w:fill="D9E2F3"/>
-            <w:tcMar>
-              <w:top w:w="50" w:type="dxa"/>
-              <w:left w:w="90" w:type="dxa"/>
-              <w:bottom w:w="50" w:type="dxa"/>
-              <w:right w:w="90" w:type="dxa"/>
-            </w:tcMar>
             <w:vAlign w:val="center"/>
           </w:tcPr>
           <w:p>
@@ -5840,12 +5296,6 @@
               <w:right w:val="single" w:sz="6" w:space="0" w:color="1F3864"/>
             </w:tcBorders>
             <w:shd w:val="clear" w:color="auto" w:fill="D9E2F3"/>
-            <w:tcMar>
-              <w:top w:w="50" w:type="dxa"/>
-              <w:left w:w="90" w:type="dxa"/>
-              <w:bottom w:w="50" w:type="dxa"/>
-              <w:right w:w="90" w:type="dxa"/>
-            </w:tcMar>
             <w:vAlign w:val="center"/>
           </w:tcPr>
           <w:p>
@@ -6185,12 +5635,6 @@
               <w:right w:val="single" w:sz="6" w:space="0" w:color="1F3864"/>
             </w:tcBorders>
             <w:shd w:val="clear" w:color="auto" w:fill="D9E2F3"/>
-            <w:tcMar>
-              <w:top w:w="50" w:type="dxa"/>
-              <w:left w:w="90" w:type="dxa"/>
-              <w:bottom w:w="50" w:type="dxa"/>
-              <w:right w:w="90" w:type="dxa"/>
-            </w:tcMar>
             <w:vAlign w:val="center"/>
           </w:tcPr>
           <w:p>
@@ -6295,12 +5739,6 @@
               <w:right w:val="single" w:sz="6" w:space="0" w:color="1F3864"/>
             </w:tcBorders>
             <w:shd w:val="clear" w:color="auto" w:fill="D9E2F3"/>
-            <w:tcMar>
-              <w:top w:w="50" w:type="dxa"/>
-              <w:left w:w="90" w:type="dxa"/>
-              <w:bottom w:w="50" w:type="dxa"/>
-              <w:right w:w="90" w:type="dxa"/>
-            </w:tcMar>
             <w:vAlign w:val="center"/>
           </w:tcPr>
           <w:p>
@@ -6366,12 +5804,6 @@
               <w:right w:val="single" w:sz="6" w:space="0" w:color="1F3864"/>
             </w:tcBorders>
             <w:shd w:val="clear" w:color="auto" w:fill="4472C4"/>
-            <w:tcMar>
-              <w:top w:w="50" w:type="dxa"/>
-              <w:left w:w="90" w:type="dxa"/>
-              <w:bottom w:w="50" w:type="dxa"/>
-              <w:right w:w="90" w:type="dxa"/>
-            </w:tcMar>
             <w:vAlign w:val="center"/>
           </w:tcPr>
           <w:p>
@@ -6412,12 +5844,6 @@
               <w:right w:val="single" w:sz="6" w:space="0" w:color="1F3864"/>
             </w:tcBorders>
             <w:shd w:val="clear" w:color="auto" w:fill="4472C4"/>
-            <w:tcMar>
-              <w:top w:w="50" w:type="dxa"/>
-              <w:left w:w="90" w:type="dxa"/>
-              <w:bottom w:w="50" w:type="dxa"/>
-              <w:right w:w="90" w:type="dxa"/>
-            </w:tcMar>
             <w:vAlign w:val="center"/>
           </w:tcPr>
           <w:p>
@@ -6458,12 +5884,6 @@
               <w:right w:val="single" w:sz="6" w:space="0" w:color="1F3864"/>
             </w:tcBorders>
             <w:shd w:val="clear" w:color="auto" w:fill="4472C4"/>
-            <w:tcMar>
-              <w:top w:w="50" w:type="dxa"/>
-              <w:left w:w="90" w:type="dxa"/>
-              <w:bottom w:w="50" w:type="dxa"/>
-              <w:right w:w="90" w:type="dxa"/>
-            </w:tcMar>
             <w:vAlign w:val="center"/>
           </w:tcPr>
           <w:p>
@@ -6507,12 +5927,6 @@
               <w:right w:val="single" w:sz="6" w:space="0" w:color="1F3864"/>
             </w:tcBorders>
             <w:shd w:val="clear" w:color="auto" w:fill="D9E2F3"/>
-            <w:tcMar>
-              <w:top w:w="50" w:type="dxa"/>
-              <w:left w:w="90" w:type="dxa"/>
-              <w:bottom w:w="50" w:type="dxa"/>
-              <w:right w:w="90" w:type="dxa"/>
-            </w:tcMar>
             <w:vAlign w:val="center"/>
           </w:tcPr>
           <w:p>
@@ -6545,12 +5959,6 @@
               <w:right w:val="single" w:sz="6" w:space="0" w:color="1F3864"/>
             </w:tcBorders>
             <w:shd w:val="clear" w:color="auto" w:fill="D9E2F3"/>
-            <w:tcMar>
-              <w:top w:w="50" w:type="dxa"/>
-              <w:left w:w="90" w:type="dxa"/>
-              <w:bottom w:w="50" w:type="dxa"/>
-              <w:right w:w="90" w:type="dxa"/>
-            </w:tcMar>
             <w:vAlign w:val="center"/>
           </w:tcPr>
           <w:p>
@@ -6607,12 +6015,6 @@
               <w:right w:val="single" w:sz="6" w:space="0" w:color="1F3864"/>
             </w:tcBorders>
             <w:shd w:val="clear" w:color="auto" w:fill="D9E2F3"/>
-            <w:tcMar>
-              <w:top w:w="50" w:type="dxa"/>
-              <w:left w:w="90" w:type="dxa"/>
-              <w:bottom w:w="50" w:type="dxa"/>
-              <w:right w:w="90" w:type="dxa"/>
-            </w:tcMar>
             <w:vAlign w:val="center"/>
           </w:tcPr>
           <w:p>
@@ -6660,12 +6062,6 @@
               <w:right w:val="single" w:sz="6" w:space="0" w:color="1F3864"/>
             </w:tcBorders>
             <w:shd w:val="clear" w:color="auto" w:fill="D9E2F3"/>
-            <w:tcMar>
-              <w:top w:w="50" w:type="dxa"/>
-              <w:left w:w="90" w:type="dxa"/>
-              <w:bottom w:w="50" w:type="dxa"/>
-              <w:right w:w="90" w:type="dxa"/>
-            </w:tcMar>
             <w:vAlign w:val="center"/>
           </w:tcPr>
           <w:p>
@@ -6695,12 +6091,6 @@
               <w:right w:val="single" w:sz="6" w:space="0" w:color="1F3864"/>
             </w:tcBorders>
             <w:shd w:val="clear" w:color="auto" w:fill="D9E2F3"/>
-            <w:tcMar>
-              <w:top w:w="50" w:type="dxa"/>
-              <w:left w:w="90" w:type="dxa"/>
-              <w:bottom w:w="50" w:type="dxa"/>
-              <w:right w:w="90" w:type="dxa"/>
-            </w:tcMar>
             <w:vAlign w:val="center"/>
           </w:tcPr>
           <w:p>
@@ -6757,12 +6147,6 @@
               <w:right w:val="single" w:sz="6" w:space="0" w:color="1F3864"/>
             </w:tcBorders>
             <w:shd w:val="clear" w:color="auto" w:fill="D9E2F3"/>
-            <w:tcMar>
-              <w:top w:w="50" w:type="dxa"/>
-              <w:left w:w="90" w:type="dxa"/>
-              <w:bottom w:w="50" w:type="dxa"/>
-              <w:right w:w="90" w:type="dxa"/>
-            </w:tcMar>
             <w:vAlign w:val="center"/>
           </w:tcPr>
           <w:p>
@@ -6815,12 +6199,6 @@
               <w:right w:val="single" w:sz="6" w:space="0" w:color="1F3864"/>
             </w:tcBorders>
             <w:shd w:val="clear" w:color="auto" w:fill="D9E2F3"/>
-            <w:tcMar>
-              <w:top w:w="50" w:type="dxa"/>
-              <w:left w:w="90" w:type="dxa"/>
-              <w:bottom w:w="50" w:type="dxa"/>
-              <w:right w:w="90" w:type="dxa"/>
-            </w:tcMar>
             <w:vAlign w:val="center"/>
           </w:tcPr>
           <w:p>
@@ -6857,12 +6235,6 @@
               <w:right w:val="single" w:sz="6" w:space="0" w:color="1F3864"/>
             </w:tcBorders>
             <w:shd w:val="clear" w:color="auto" w:fill="D9E2F3"/>
-            <w:tcMar>
-              <w:top w:w="50" w:type="dxa"/>
-              <w:left w:w="90" w:type="dxa"/>
-              <w:bottom w:w="50" w:type="dxa"/>
-              <w:right w:w="90" w:type="dxa"/>
-            </w:tcMar>
             <w:vAlign w:val="center"/>
           </w:tcPr>
           <w:p>
@@ -6905,12 +6277,6 @@
               <w:right w:val="single" w:sz="6" w:space="0" w:color="1F3864"/>
             </w:tcBorders>
             <w:shd w:val="clear" w:color="auto" w:fill="D9E2F3"/>
-            <w:tcMar>
-              <w:top w:w="50" w:type="dxa"/>
-              <w:left w:w="90" w:type="dxa"/>
-              <w:bottom w:w="50" w:type="dxa"/>
-              <w:right w:w="90" w:type="dxa"/>
-            </w:tcMar>
             <w:vAlign w:val="center"/>
           </w:tcPr>
           <w:p>
@@ -6960,12 +6326,6 @@
               <w:right w:val="single" w:sz="6" w:space="0" w:color="1F3864"/>
             </w:tcBorders>
             <w:shd w:val="clear" w:color="auto" w:fill="D9E2F3"/>
-            <w:tcMar>
-              <w:top w:w="50" w:type="dxa"/>
-              <w:left w:w="90" w:type="dxa"/>
-              <w:bottom w:w="50" w:type="dxa"/>
-              <w:right w:w="90" w:type="dxa"/>
-            </w:tcMar>
             <w:vAlign w:val="center"/>
           </w:tcPr>
           <w:p>
@@ -6990,12 +6350,6 @@
               <w:right w:val="single" w:sz="6" w:space="0" w:color="1F3864"/>
             </w:tcBorders>
             <w:shd w:val="clear" w:color="auto" w:fill="D9E2F3"/>
-            <w:tcMar>
-              <w:top w:w="50" w:type="dxa"/>
-              <w:left w:w="90" w:type="dxa"/>
-              <w:bottom w:w="50" w:type="dxa"/>
-              <w:right w:w="90" w:type="dxa"/>
-            </w:tcMar>
             <w:vAlign w:val="center"/>
           </w:tcPr>
           <w:p>
@@ -7028,12 +6382,6 @@
               <w:right w:val="single" w:sz="6" w:space="0" w:color="1F3864"/>
             </w:tcBorders>
             <w:shd w:val="clear" w:color="auto" w:fill="D9E2F3"/>
-            <w:tcMar>
-              <w:top w:w="50" w:type="dxa"/>
-              <w:left w:w="90" w:type="dxa"/>
-              <w:bottom w:w="50" w:type="dxa"/>
-              <w:right w:w="90" w:type="dxa"/>
-            </w:tcMar>
             <w:vAlign w:val="center"/>
           </w:tcPr>
           <w:p>
@@ -7078,12 +6426,6 @@
               <w:right w:val="single" w:sz="6" w:space="0" w:color="1F3864"/>
             </w:tcBorders>
             <w:shd w:val="clear" w:color="auto" w:fill="4472C4"/>
-            <w:tcMar>
-              <w:top w:w="50" w:type="dxa"/>
-              <w:left w:w="90" w:type="dxa"/>
-              <w:bottom w:w="50" w:type="dxa"/>
-              <w:right w:w="90" w:type="dxa"/>
-            </w:tcMar>
             <w:vAlign w:val="center"/>
           </w:tcPr>
           <w:p>
@@ -7127,12 +6469,6 @@
               <w:right w:val="single" w:sz="6" w:space="0" w:color="1F3864"/>
             </w:tcBorders>
             <w:shd w:val="clear" w:color="auto" w:fill="4472C4"/>
-            <w:tcMar>
-              <w:top w:w="50" w:type="dxa"/>
-              <w:left w:w="90" w:type="dxa"/>
-              <w:bottom w:w="50" w:type="dxa"/>
-              <w:right w:w="90" w:type="dxa"/>
-            </w:tcMar>
             <w:vAlign w:val="center"/>
           </w:tcPr>
           <w:p>
@@ -7173,12 +6509,6 @@
               <w:right w:val="single" w:sz="6" w:space="0" w:color="1F3864"/>
             </w:tcBorders>
             <w:shd w:val="clear" w:color="auto" w:fill="4472C4"/>
-            <w:tcMar>
-              <w:top w:w="50" w:type="dxa"/>
-              <w:left w:w="90" w:type="dxa"/>
-              <w:bottom w:w="50" w:type="dxa"/>
-              <w:right w:w="90" w:type="dxa"/>
-            </w:tcMar>
             <w:vAlign w:val="center"/>
           </w:tcPr>
           <w:p>
@@ -7219,12 +6549,6 @@
               <w:right w:val="single" w:sz="6" w:space="0" w:color="1F3864"/>
             </w:tcBorders>
             <w:shd w:val="clear" w:color="auto" w:fill="4472C4"/>
-            <w:tcMar>
-              <w:top w:w="50" w:type="dxa"/>
-              <w:left w:w="90" w:type="dxa"/>
-              <w:bottom w:w="50" w:type="dxa"/>
-              <w:right w:w="90" w:type="dxa"/>
-            </w:tcMar>
             <w:vAlign w:val="center"/>
           </w:tcPr>
           <w:p>
@@ -7267,12 +6591,6 @@
               <w:right w:val="single" w:sz="6" w:space="0" w:color="1F3864"/>
             </w:tcBorders>
             <w:shd w:val="clear" w:color="auto" w:fill="D9E2F3"/>
-            <w:tcMar>
-              <w:top w:w="50" w:type="dxa"/>
-              <w:left w:w="90" w:type="dxa"/>
-              <w:bottom w:w="50" w:type="dxa"/>
-              <w:right w:w="90" w:type="dxa"/>
-            </w:tcMar>
             <w:vAlign w:val="center"/>
           </w:tcPr>
           <w:p>
@@ -7341,12 +6659,6 @@
               <w:right w:val="single" w:sz="6" w:space="0" w:color="1F3864"/>
             </w:tcBorders>
             <w:shd w:val="clear" w:color="auto" w:fill="D9E2F3"/>
-            <w:tcMar>
-              <w:top w:w="50" w:type="dxa"/>
-              <w:left w:w="90" w:type="dxa"/>
-              <w:bottom w:w="50" w:type="dxa"/>
-              <w:right w:w="90" w:type="dxa"/>
-            </w:tcMar>
             <w:vAlign w:val="center"/>
           </w:tcPr>
           <w:p>
@@ -7751,12 +7063,6 @@
               <w:right w:val="single" w:sz="6" w:space="0" w:color="1F3864"/>
             </w:tcBorders>
             <w:shd w:val="clear" w:color="auto" w:fill="D9E2F3"/>
-            <w:tcMar>
-              <w:top w:w="50" w:type="dxa"/>
-              <w:left w:w="90" w:type="dxa"/>
-              <w:bottom w:w="50" w:type="dxa"/>
-              <w:right w:w="90" w:type="dxa"/>
-            </w:tcMar>
             <w:vAlign w:val="center"/>
           </w:tcPr>
           <w:p>
@@ -7820,12 +7126,6 @@
               <w:right w:val="single" w:sz="6" w:space="0" w:color="1F3864"/>
             </w:tcBorders>
             <w:shd w:val="clear" w:color="auto" w:fill="D9E2F3"/>
-            <w:tcMar>
-              <w:top w:w="50" w:type="dxa"/>
-              <w:left w:w="90" w:type="dxa"/>
-              <w:bottom w:w="50" w:type="dxa"/>
-              <w:right w:w="90" w:type="dxa"/>
-            </w:tcMar>
             <w:vAlign w:val="center"/>
           </w:tcPr>
           <w:p>
@@ -7897,12 +7197,6 @@
               <w:right w:val="single" w:sz="6" w:space="0" w:color="1F3864"/>
             </w:tcBorders>
             <w:shd w:val="clear" w:color="auto" w:fill="4472C4"/>
-            <w:tcMar>
-              <w:top w:w="50" w:type="dxa"/>
-              <w:left w:w="90" w:type="dxa"/>
-              <w:bottom w:w="50" w:type="dxa"/>
-              <w:right w:w="90" w:type="dxa"/>
-            </w:tcMar>
             <w:vAlign w:val="center"/>
           </w:tcPr>
           <w:p>
@@ -7943,12 +7237,6 @@
               <w:right w:val="single" w:sz="6" w:space="0" w:color="1F3864"/>
             </w:tcBorders>
             <w:shd w:val="clear" w:color="auto" w:fill="4472C4"/>
-            <w:tcMar>
-              <w:top w:w="50" w:type="dxa"/>
-              <w:left w:w="90" w:type="dxa"/>
-              <w:bottom w:w="50" w:type="dxa"/>
-              <w:right w:w="90" w:type="dxa"/>
-            </w:tcMar>
             <w:vAlign w:val="center"/>
           </w:tcPr>
           <w:p>
@@ -7989,12 +7277,6 @@
               <w:right w:val="single" w:sz="6" w:space="0" w:color="1F3864"/>
             </w:tcBorders>
             <w:shd w:val="clear" w:color="auto" w:fill="4472C4"/>
-            <w:tcMar>
-              <w:top w:w="50" w:type="dxa"/>
-              <w:left w:w="90" w:type="dxa"/>
-              <w:bottom w:w="50" w:type="dxa"/>
-              <w:right w:w="90" w:type="dxa"/>
-            </w:tcMar>
             <w:vAlign w:val="center"/>
           </w:tcPr>
           <w:p>
@@ -8038,12 +7320,6 @@
               <w:right w:val="single" w:sz="6" w:space="0" w:color="1F3864"/>
             </w:tcBorders>
             <w:shd w:val="clear" w:color="auto" w:fill="D9E2F3"/>
-            <w:tcMar>
-              <w:top w:w="50" w:type="dxa"/>
-              <w:left w:w="90" w:type="dxa"/>
-              <w:bottom w:w="50" w:type="dxa"/>
-              <w:right w:w="90" w:type="dxa"/>
-            </w:tcMar>
             <w:vAlign w:val="center"/>
           </w:tcPr>
           <w:p>
@@ -8076,12 +7352,6 @@
               <w:right w:val="single" w:sz="6" w:space="0" w:color="1F3864"/>
             </w:tcBorders>
             <w:shd w:val="clear" w:color="auto" w:fill="D9E2F3"/>
-            <w:tcMar>
-              <w:top w:w="50" w:type="dxa"/>
-              <w:left w:w="90" w:type="dxa"/>
-              <w:bottom w:w="50" w:type="dxa"/>
-              <w:right w:w="90" w:type="dxa"/>
-            </w:tcMar>
             <w:vAlign w:val="center"/>
           </w:tcPr>
           <w:p>
@@ -8124,12 +7394,6 @@
               <w:right w:val="single" w:sz="6" w:space="0" w:color="1F3864"/>
             </w:tcBorders>
             <w:shd w:val="clear" w:color="auto" w:fill="D9E2F3"/>
-            <w:tcMar>
-              <w:top w:w="50" w:type="dxa"/>
-              <w:left w:w="90" w:type="dxa"/>
-              <w:bottom w:w="50" w:type="dxa"/>
-              <w:right w:w="90" w:type="dxa"/>
-            </w:tcMar>
             <w:vAlign w:val="center"/>
           </w:tcPr>
           <w:p>
@@ -8191,12 +7455,6 @@
               <w:right w:val="single" w:sz="6" w:space="0" w:color="1F3864"/>
             </w:tcBorders>
             <w:shd w:val="clear" w:color="auto" w:fill="D9E2F3"/>
-            <w:tcMar>
-              <w:top w:w="50" w:type="dxa"/>
-              <w:left w:w="90" w:type="dxa"/>
-              <w:bottom w:w="50" w:type="dxa"/>
-              <w:right w:w="90" w:type="dxa"/>
-            </w:tcMar>
             <w:vAlign w:val="center"/>
           </w:tcPr>
           <w:p>
@@ -8226,12 +7484,6 @@
               <w:right w:val="single" w:sz="6" w:space="0" w:color="1F3864"/>
             </w:tcBorders>
             <w:shd w:val="clear" w:color="auto" w:fill="D9E2F3"/>
-            <w:tcMar>
-              <w:top w:w="50" w:type="dxa"/>
-              <w:left w:w="90" w:type="dxa"/>
-              <w:bottom w:w="50" w:type="dxa"/>
-              <w:right w:w="90" w:type="dxa"/>
-            </w:tcMar>
             <w:vAlign w:val="center"/>
           </w:tcPr>
           <w:p>
@@ -8276,12 +7528,6 @@
               <w:right w:val="single" w:sz="6" w:space="0" w:color="1F3864"/>
             </w:tcBorders>
             <w:shd w:val="clear" w:color="auto" w:fill="D9E2F3"/>
-            <w:tcMar>
-              <w:top w:w="50" w:type="dxa"/>
-              <w:left w:w="90" w:type="dxa"/>
-              <w:bottom w:w="50" w:type="dxa"/>
-              <w:right w:w="90" w:type="dxa"/>
-            </w:tcMar>
             <w:vAlign w:val="center"/>
           </w:tcPr>
           <w:p>
@@ -8345,12 +7591,6 @@
               <w:right w:val="single" w:sz="6" w:space="0" w:color="1F3864"/>
             </w:tcBorders>
             <w:shd w:val="clear" w:color="auto" w:fill="D9E2F3"/>
-            <w:tcMar>
-              <w:top w:w="50" w:type="dxa"/>
-              <w:left w:w="90" w:type="dxa"/>
-              <w:bottom w:w="50" w:type="dxa"/>
-              <w:right w:w="90" w:type="dxa"/>
-            </w:tcMar>
             <w:vAlign w:val="center"/>
           </w:tcPr>
           <w:p>
@@ -8388,12 +7628,6 @@
               <w:right w:val="single" w:sz="6" w:space="0" w:color="1F3864"/>
             </w:tcBorders>
             <w:shd w:val="clear" w:color="auto" w:fill="D9E2F3"/>
-            <w:tcMar>
-              <w:top w:w="50" w:type="dxa"/>
-              <w:left w:w="90" w:type="dxa"/>
-              <w:bottom w:w="50" w:type="dxa"/>
-              <w:right w:w="90" w:type="dxa"/>
-            </w:tcMar>
             <w:vAlign w:val="center"/>
           </w:tcPr>
           <w:p>
@@ -8440,12 +7674,6 @@
               <w:right w:val="single" w:sz="6" w:space="0" w:color="1F3864"/>
             </w:tcBorders>
             <w:shd w:val="clear" w:color="auto" w:fill="D9E2F3"/>
-            <w:tcMar>
-              <w:top w:w="50" w:type="dxa"/>
-              <w:left w:w="90" w:type="dxa"/>
-              <w:bottom w:w="50" w:type="dxa"/>
-              <w:right w:w="90" w:type="dxa"/>
-            </w:tcMar>
             <w:vAlign w:val="center"/>
           </w:tcPr>
           <w:p>
@@ -8493,12 +7721,6 @@
               <w:right w:val="single" w:sz="6" w:space="0" w:color="1F3864"/>
             </w:tcBorders>
             <w:shd w:val="clear" w:color="auto" w:fill="D9E2F3"/>
-            <w:tcMar>
-              <w:top w:w="50" w:type="dxa"/>
-              <w:left w:w="90" w:type="dxa"/>
-              <w:bottom w:w="50" w:type="dxa"/>
-              <w:right w:w="90" w:type="dxa"/>
-            </w:tcMar>
             <w:vAlign w:val="center"/>
           </w:tcPr>
           <w:p>
@@ -8523,12 +7745,6 @@
               <w:right w:val="single" w:sz="6" w:space="0" w:color="1F3864"/>
             </w:tcBorders>
             <w:shd w:val="clear" w:color="auto" w:fill="D9E2F3"/>
-            <w:tcMar>
-              <w:top w:w="50" w:type="dxa"/>
-              <w:left w:w="90" w:type="dxa"/>
-              <w:bottom w:w="50" w:type="dxa"/>
-              <w:right w:w="90" w:type="dxa"/>
-            </w:tcMar>
             <w:vAlign w:val="center"/>
           </w:tcPr>
           <w:p>
@@ -8561,12 +7777,6 @@
               <w:right w:val="single" w:sz="6" w:space="0" w:color="1F3864"/>
             </w:tcBorders>
             <w:shd w:val="clear" w:color="auto" w:fill="D9E2F3"/>
-            <w:tcMar>
-              <w:top w:w="50" w:type="dxa"/>
-              <w:left w:w="90" w:type="dxa"/>
-              <w:bottom w:w="50" w:type="dxa"/>
-              <w:right w:w="90" w:type="dxa"/>
-            </w:tcMar>
             <w:vAlign w:val="center"/>
           </w:tcPr>
           <w:p>
@@ -8613,12 +7823,6 @@
               <w:right w:val="single" w:sz="6" w:space="0" w:color="1F3864"/>
             </w:tcBorders>
             <w:shd w:val="clear" w:color="auto" w:fill="4472C4"/>
-            <w:tcMar>
-              <w:top w:w="50" w:type="dxa"/>
-              <w:left w:w="90" w:type="dxa"/>
-              <w:bottom w:w="50" w:type="dxa"/>
-              <w:right w:w="90" w:type="dxa"/>
-            </w:tcMar>
             <w:vAlign w:val="center"/>
           </w:tcPr>
           <w:p>
@@ -8661,12 +7865,6 @@
               <w:right w:val="single" w:sz="6" w:space="0" w:color="1F3864"/>
             </w:tcBorders>
             <w:shd w:val="clear" w:color="auto" w:fill="4472C4"/>
-            <w:tcMar>
-              <w:top w:w="50" w:type="dxa"/>
-              <w:left w:w="90" w:type="dxa"/>
-              <w:bottom w:w="50" w:type="dxa"/>
-              <w:right w:w="90" w:type="dxa"/>
-            </w:tcMar>
             <w:vAlign w:val="center"/>
           </w:tcPr>
           <w:p>
@@ -8707,12 +7905,6 @@
               <w:right w:val="single" w:sz="6" w:space="0" w:color="1F3864"/>
             </w:tcBorders>
             <w:shd w:val="clear" w:color="auto" w:fill="4472C4"/>
-            <w:tcMar>
-              <w:top w:w="50" w:type="dxa"/>
-              <w:left w:w="90" w:type="dxa"/>
-              <w:bottom w:w="50" w:type="dxa"/>
-              <w:right w:w="90" w:type="dxa"/>
-            </w:tcMar>
             <w:vAlign w:val="center"/>
           </w:tcPr>
           <w:p>
@@ -8753,12 +7945,6 @@
               <w:right w:val="single" w:sz="6" w:space="0" w:color="1F3864"/>
             </w:tcBorders>
             <w:shd w:val="clear" w:color="auto" w:fill="4472C4"/>
-            <w:tcMar>
-              <w:top w:w="50" w:type="dxa"/>
-              <w:left w:w="90" w:type="dxa"/>
-              <w:bottom w:w="50" w:type="dxa"/>
-              <w:right w:w="90" w:type="dxa"/>
-            </w:tcMar>
             <w:vAlign w:val="center"/>
           </w:tcPr>
           <w:p>
@@ -8801,12 +7987,6 @@
               <w:right w:val="single" w:sz="6" w:space="0" w:color="1F3864"/>
             </w:tcBorders>
             <w:shd w:val="clear" w:color="auto" w:fill="D9E2F3"/>
-            <w:tcMar>
-              <w:top w:w="50" w:type="dxa"/>
-              <w:left w:w="90" w:type="dxa"/>
-              <w:bottom w:w="50" w:type="dxa"/>
-              <w:right w:w="90" w:type="dxa"/>
-            </w:tcMar>
             <w:vAlign w:val="center"/>
           </w:tcPr>
           <w:p>
@@ -8839,12 +8019,6 @@
               <w:right w:val="single" w:sz="6" w:space="0" w:color="1F3864"/>
             </w:tcBorders>
             <w:shd w:val="clear" w:color="auto" w:fill="D9E2F3"/>
-            <w:tcMar>
-              <w:top w:w="50" w:type="dxa"/>
-              <w:left w:w="90" w:type="dxa"/>
-              <w:bottom w:w="50" w:type="dxa"/>
-              <w:right w:w="90" w:type="dxa"/>
-            </w:tcMar>
             <w:vAlign w:val="center"/>
           </w:tcPr>
           <w:p>
@@ -9141,12 +8315,6 @@
               <w:right w:val="single" w:sz="6" w:space="0" w:color="1F3864"/>
             </w:tcBorders>
             <w:shd w:val="clear" w:color="auto" w:fill="D9E2F3"/>
-            <w:tcMar>
-              <w:top w:w="50" w:type="dxa"/>
-              <w:left w:w="90" w:type="dxa"/>
-              <w:bottom w:w="50" w:type="dxa"/>
-              <w:right w:w="90" w:type="dxa"/>
-            </w:tcMar>
             <w:vAlign w:val="center"/>
           </w:tcPr>
           <w:p>
@@ -9218,12 +8386,6 @@
               <w:right w:val="single" w:sz="6" w:space="0" w:color="1F3864"/>
             </w:tcBorders>
             <w:shd w:val="clear" w:color="auto" w:fill="D9E2F3"/>
-            <w:tcMar>
-              <w:top w:w="50" w:type="dxa"/>
-              <w:left w:w="90" w:type="dxa"/>
-              <w:bottom w:w="50" w:type="dxa"/>
-              <w:right w:w="90" w:type="dxa"/>
-            </w:tcMar>
             <w:vAlign w:val="center"/>
           </w:tcPr>
           <w:p>
@@ -9283,12 +8445,6 @@
               <w:right w:val="single" w:sz="6" w:space="0" w:color="1F3864"/>
             </w:tcBorders>
             <w:shd w:val="clear" w:color="auto" w:fill="4472C4"/>
-            <w:tcMar>
-              <w:top w:w="50" w:type="dxa"/>
-              <w:left w:w="90" w:type="dxa"/>
-              <w:bottom w:w="50" w:type="dxa"/>
-              <w:right w:w="90" w:type="dxa"/>
-            </w:tcMar>
             <w:vAlign w:val="center"/>
           </w:tcPr>
           <w:p>
@@ -9329,12 +8485,6 @@
               <w:right w:val="single" w:sz="6" w:space="0" w:color="1F3864"/>
             </w:tcBorders>
             <w:shd w:val="clear" w:color="auto" w:fill="4472C4"/>
-            <w:tcMar>
-              <w:top w:w="50" w:type="dxa"/>
-              <w:left w:w="90" w:type="dxa"/>
-              <w:bottom w:w="50" w:type="dxa"/>
-              <w:right w:w="90" w:type="dxa"/>
-            </w:tcMar>
             <w:vAlign w:val="center"/>
           </w:tcPr>
           <w:p>
@@ -9375,12 +8525,6 @@
               <w:right w:val="single" w:sz="6" w:space="0" w:color="1F3864"/>
             </w:tcBorders>
             <w:shd w:val="clear" w:color="auto" w:fill="4472C4"/>
-            <w:tcMar>
-              <w:top w:w="50" w:type="dxa"/>
-              <w:left w:w="90" w:type="dxa"/>
-              <w:bottom w:w="50" w:type="dxa"/>
-              <w:right w:w="90" w:type="dxa"/>
-            </w:tcMar>
             <w:vAlign w:val="center"/>
           </w:tcPr>
           <w:p>
@@ -9424,12 +8568,6 @@
               <w:right w:val="single" w:sz="6" w:space="0" w:color="1F3864"/>
             </w:tcBorders>
             <w:shd w:val="clear" w:color="auto" w:fill="D9E2F3"/>
-            <w:tcMar>
-              <w:top w:w="50" w:type="dxa"/>
-              <w:left w:w="90" w:type="dxa"/>
-              <w:bottom w:w="50" w:type="dxa"/>
-              <w:right w:w="90" w:type="dxa"/>
-            </w:tcMar>
             <w:vAlign w:val="center"/>
           </w:tcPr>
           <w:p>
@@ -9462,12 +8600,6 @@
               <w:right w:val="single" w:sz="6" w:space="0" w:color="1F3864"/>
             </w:tcBorders>
             <w:shd w:val="clear" w:color="auto" w:fill="D9E2F3"/>
-            <w:tcMar>
-              <w:top w:w="50" w:type="dxa"/>
-              <w:left w:w="90" w:type="dxa"/>
-              <w:bottom w:w="50" w:type="dxa"/>
-              <w:right w:w="90" w:type="dxa"/>
-            </w:tcMar>
             <w:vAlign w:val="center"/>
           </w:tcPr>
           <w:p>
@@ -9504,12 +8636,6 @@
               <w:right w:val="single" w:sz="6" w:space="0" w:color="1F3864"/>
             </w:tcBorders>
             <w:shd w:val="clear" w:color="auto" w:fill="D9E2F3"/>
-            <w:tcMar>
-              <w:top w:w="50" w:type="dxa"/>
-              <w:left w:w="90" w:type="dxa"/>
-              <w:bottom w:w="50" w:type="dxa"/>
-              <w:right w:w="90" w:type="dxa"/>
-            </w:tcMar>
             <w:vAlign w:val="center"/>
           </w:tcPr>
           <w:p>
@@ -9571,12 +8697,6 @@
               <w:right w:val="single" w:sz="6" w:space="0" w:color="1F3864"/>
             </w:tcBorders>
             <w:shd w:val="clear" w:color="auto" w:fill="D9E2F3"/>
-            <w:tcMar>
-              <w:top w:w="50" w:type="dxa"/>
-              <w:left w:w="90" w:type="dxa"/>
-              <w:bottom w:w="50" w:type="dxa"/>
-              <w:right w:w="90" w:type="dxa"/>
-            </w:tcMar>
             <w:vAlign w:val="center"/>
           </w:tcPr>
           <w:p>
@@ -9606,12 +8726,6 @@
               <w:right w:val="single" w:sz="6" w:space="0" w:color="1F3864"/>
             </w:tcBorders>
             <w:shd w:val="clear" w:color="auto" w:fill="D9E2F3"/>
-            <w:tcMar>
-              <w:top w:w="50" w:type="dxa"/>
-              <w:left w:w="90" w:type="dxa"/>
-              <w:bottom w:w="50" w:type="dxa"/>
-              <w:right w:w="90" w:type="dxa"/>
-            </w:tcMar>
             <w:vAlign w:val="center"/>
           </w:tcPr>
           <w:p>
@@ -9648,12 +8762,6 @@
               <w:right w:val="single" w:sz="6" w:space="0" w:color="1F3864"/>
             </w:tcBorders>
             <w:shd w:val="clear" w:color="auto" w:fill="D9E2F3"/>
-            <w:tcMar>
-              <w:top w:w="50" w:type="dxa"/>
-              <w:left w:w="90" w:type="dxa"/>
-              <w:bottom w:w="50" w:type="dxa"/>
-              <w:right w:w="90" w:type="dxa"/>
-            </w:tcMar>
             <w:vAlign w:val="center"/>
           </w:tcPr>
           <w:p>
@@ -9705,12 +8813,6 @@
               <w:right w:val="single" w:sz="6" w:space="0" w:color="1F3864"/>
             </w:tcBorders>
             <w:shd w:val="clear" w:color="auto" w:fill="D9E2F3"/>
-            <w:tcMar>
-              <w:top w:w="50" w:type="dxa"/>
-              <w:left w:w="90" w:type="dxa"/>
-              <w:bottom w:w="50" w:type="dxa"/>
-              <w:right w:w="90" w:type="dxa"/>
-            </w:tcMar>
             <w:vAlign w:val="center"/>
           </w:tcPr>
           <w:p>
@@ -9747,12 +8849,6 @@
               <w:right w:val="single" w:sz="6" w:space="0" w:color="1F3864"/>
             </w:tcBorders>
             <w:shd w:val="clear" w:color="auto" w:fill="D9E2F3"/>
-            <w:tcMar>
-              <w:top w:w="50" w:type="dxa"/>
-              <w:left w:w="90" w:type="dxa"/>
-              <w:bottom w:w="50" w:type="dxa"/>
-              <w:right w:w="90" w:type="dxa"/>
-            </w:tcMar>
             <w:vAlign w:val="center"/>
           </w:tcPr>
           <w:p>
@@ -9797,12 +8893,6 @@
               <w:right w:val="single" w:sz="6" w:space="0" w:color="1F3864"/>
             </w:tcBorders>
             <w:shd w:val="clear" w:color="auto" w:fill="D9E2F3"/>
-            <w:tcMar>
-              <w:top w:w="50" w:type="dxa"/>
-              <w:left w:w="90" w:type="dxa"/>
-              <w:bottom w:w="50" w:type="dxa"/>
-              <w:right w:w="90" w:type="dxa"/>
-            </w:tcMar>
             <w:vAlign w:val="center"/>
           </w:tcPr>
           <w:p>
@@ -9865,12 +8955,6 @@
               <w:right w:val="single" w:sz="6" w:space="0" w:color="1F3864"/>
             </w:tcBorders>
             <w:shd w:val="clear" w:color="auto" w:fill="D9E2F3"/>
-            <w:tcMar>
-              <w:top w:w="50" w:type="dxa"/>
-              <w:left w:w="90" w:type="dxa"/>
-              <w:bottom w:w="50" w:type="dxa"/>
-              <w:right w:w="90" w:type="dxa"/>
-            </w:tcMar>
             <w:vAlign w:val="center"/>
           </w:tcPr>
           <w:p>
@@ -9895,12 +8979,6 @@
               <w:right w:val="single" w:sz="6" w:space="0" w:color="1F3864"/>
             </w:tcBorders>
             <w:shd w:val="clear" w:color="auto" w:fill="D9E2F3"/>
-            <w:tcMar>
-              <w:top w:w="50" w:type="dxa"/>
-              <w:left w:w="90" w:type="dxa"/>
-              <w:bottom w:w="50" w:type="dxa"/>
-              <w:right w:w="90" w:type="dxa"/>
-            </w:tcMar>
             <w:vAlign w:val="center"/>
           </w:tcPr>
           <w:p>
@@ -9941,12 +9019,6 @@
               <w:right w:val="single" w:sz="6" w:space="0" w:color="1F3864"/>
             </w:tcBorders>
             <w:shd w:val="clear" w:color="auto" w:fill="D9E2F3"/>
-            <w:tcMar>
-              <w:top w:w="50" w:type="dxa"/>
-              <w:left w:w="90" w:type="dxa"/>
-              <w:bottom w:w="50" w:type="dxa"/>
-              <w:right w:w="90" w:type="dxa"/>
-            </w:tcMar>
             <w:vAlign w:val="center"/>
           </w:tcPr>
           <w:p>
@@ -9991,12 +9063,6 @@
               <w:right w:val="single" w:sz="6" w:space="0" w:color="1F3864"/>
             </w:tcBorders>
             <w:shd w:val="clear" w:color="auto" w:fill="4472C4"/>
-            <w:tcMar>
-              <w:top w:w="50" w:type="dxa"/>
-              <w:left w:w="90" w:type="dxa"/>
-              <w:bottom w:w="50" w:type="dxa"/>
-              <w:right w:w="90" w:type="dxa"/>
-            </w:tcMar>
             <w:vAlign w:val="center"/>
           </w:tcPr>
           <w:p>
@@ -10039,12 +9105,6 @@
               <w:right w:val="single" w:sz="6" w:space="0" w:color="1F3864"/>
             </w:tcBorders>
             <w:shd w:val="clear" w:color="auto" w:fill="4472C4"/>
-            <w:tcMar>
-              <w:top w:w="50" w:type="dxa"/>
-              <w:left w:w="90" w:type="dxa"/>
-              <w:bottom w:w="50" w:type="dxa"/>
-              <w:right w:w="90" w:type="dxa"/>
-            </w:tcMar>
             <w:vAlign w:val="center"/>
           </w:tcPr>
           <w:p>
@@ -10085,12 +9145,6 @@
               <w:right w:val="single" w:sz="6" w:space="0" w:color="1F3864"/>
             </w:tcBorders>
             <w:shd w:val="clear" w:color="auto" w:fill="4472C4"/>
-            <w:tcMar>
-              <w:top w:w="50" w:type="dxa"/>
-              <w:left w:w="90" w:type="dxa"/>
-              <w:bottom w:w="50" w:type="dxa"/>
-              <w:right w:w="90" w:type="dxa"/>
-            </w:tcMar>
             <w:vAlign w:val="center"/>
           </w:tcPr>
           <w:p>
@@ -10131,12 +9185,6 @@
               <w:right w:val="single" w:sz="6" w:space="0" w:color="1F3864"/>
             </w:tcBorders>
             <w:shd w:val="clear" w:color="auto" w:fill="4472C4"/>
-            <w:tcMar>
-              <w:top w:w="50" w:type="dxa"/>
-              <w:left w:w="90" w:type="dxa"/>
-              <w:bottom w:w="50" w:type="dxa"/>
-              <w:right w:w="90" w:type="dxa"/>
-            </w:tcMar>
             <w:vAlign w:val="center"/>
           </w:tcPr>
           <w:p>
@@ -10179,12 +9227,6 @@
               <w:right w:val="single" w:sz="6" w:space="0" w:color="1F3864"/>
             </w:tcBorders>
             <w:shd w:val="clear" w:color="auto" w:fill="D9E2F3"/>
-            <w:tcMar>
-              <w:top w:w="50" w:type="dxa"/>
-              <w:left w:w="90" w:type="dxa"/>
-              <w:bottom w:w="50" w:type="dxa"/>
-              <w:right w:w="90" w:type="dxa"/>
-            </w:tcMar>
             <w:vAlign w:val="center"/>
           </w:tcPr>
           <w:p>
@@ -10217,12 +9259,6 @@
               <w:right w:val="single" w:sz="6" w:space="0" w:color="1F3864"/>
             </w:tcBorders>
             <w:shd w:val="clear" w:color="auto" w:fill="D9E2F3"/>
-            <w:tcMar>
-              <w:top w:w="50" w:type="dxa"/>
-              <w:left w:w="90" w:type="dxa"/>
-              <w:bottom w:w="50" w:type="dxa"/>
-              <w:right w:w="90" w:type="dxa"/>
-            </w:tcMar>
             <w:vAlign w:val="center"/>
           </w:tcPr>
           <w:p>
@@ -10575,12 +9611,6 @@
               <w:right w:val="single" w:sz="6" w:space="0" w:color="1F3864"/>
             </w:tcBorders>
             <w:shd w:val="clear" w:color="auto" w:fill="D9E2F3"/>
-            <w:tcMar>
-              <w:top w:w="50" w:type="dxa"/>
-              <w:left w:w="90" w:type="dxa"/>
-              <w:bottom w:w="50" w:type="dxa"/>
-              <w:right w:w="90" w:type="dxa"/>
-            </w:tcMar>
             <w:vAlign w:val="center"/>
           </w:tcPr>
           <w:p>
@@ -10654,6 +9684,53 @@
           </w:p>
         </w:tc>
       </w:tr>
+    </w:tbl>
+    <w:p>
+      <w:pPr>
+        <w:spacing w:before="0" w:after="0" w:line="240" w:lineRule="auto"/>
+        <w:rPr>
+          <w:sz w:val="18"/>
+          <w:szCs w:val="18"/>
+        </w:rPr>
+      </w:pPr>
+    </w:p>
+    <w:tbl>
+      <w:tblPr>
+        <w:tblW w:w="9405" w:type="dxa"/>
+        <w:jc w:val="center"/>
+        <w:tblBorders>
+          <w:top w:val="single" w:sz="6" w:space="0" w:color="1F3864"/>
+          <w:left w:val="single" w:sz="6" w:space="0" w:color="1F3864"/>
+          <w:bottom w:val="single" w:sz="6" w:space="0" w:color="1F3864"/>
+          <w:right w:val="single" w:sz="6" w:space="0" w:color="1F3864"/>
+          <w:insideH w:val="single" w:sz="6" w:space="0" w:color="1F3864"/>
+          <w:insideV w:val="single" w:sz="6" w:space="0" w:color="1F3864"/>
+        </w:tblBorders>
+        <w:tblLayout w:type="fixed"/>
+        <w:tblCellMar>
+          <w:top w:w="40" w:type="dxa"/>
+          <w:left w:w="90" w:type="dxa"/>
+          <w:bottom w:w="40" w:type="dxa"/>
+          <w:right w:w="90" w:type="dxa"/>
+        </w:tblCellMar>
+        <w:tblLook w:val="04A0" w:firstRow="1" w:lastRow="0" w:firstColumn="1" w:lastColumn="0" w:noHBand="0" w:noVBand="1"/>
+      </w:tblPr>
+      <w:tblGrid>
+        <w:gridCol w:w="1175"/>
+        <w:gridCol w:w="391"/>
+        <w:gridCol w:w="783"/>
+        <w:gridCol w:w="783"/>
+        <w:gridCol w:w="391"/>
+        <w:gridCol w:w="1175"/>
+        <w:gridCol w:w="783"/>
+        <w:gridCol w:w="391"/>
+        <w:gridCol w:w="391"/>
+        <w:gridCol w:w="391"/>
+        <w:gridCol w:w="391"/>
+        <w:gridCol w:w="391"/>
+        <w:gridCol w:w="391"/>
+        <w:gridCol w:w="1567"/>
+      </w:tblGrid>
       <w:tr>
         <w:tc>
           <w:tcPr>
@@ -10666,12 +9743,6 @@
               <w:right w:val="single" w:sz="6" w:space="0" w:color="1F3864"/>
             </w:tcBorders>
             <w:shd w:val="clear" w:color="auto" w:fill="4472C4"/>
-            <w:tcMar>
-              <w:top w:w="50" w:type="dxa"/>
-              <w:left w:w="90" w:type="dxa"/>
-              <w:bottom w:w="50" w:type="dxa"/>
-              <w:right w:w="90" w:type="dxa"/>
-            </w:tcMar>
             <w:vAlign w:val="center"/>
           </w:tcPr>
           <w:p>
@@ -10714,12 +9785,6 @@
               <w:right w:val="single" w:sz="6" w:space="0" w:color="1F3864"/>
             </w:tcBorders>
             <w:shd w:val="clear" w:color="auto" w:fill="4472C4"/>
-            <w:tcMar>
-              <w:top w:w="50" w:type="dxa"/>
-              <w:left w:w="90" w:type="dxa"/>
-              <w:bottom w:w="50" w:type="dxa"/>
-              <w:right w:w="90" w:type="dxa"/>
-            </w:tcMar>
             <w:vAlign w:val="center"/>
           </w:tcPr>
           <w:p>
@@ -10760,12 +9825,6 @@
               <w:right w:val="single" w:sz="6" w:space="0" w:color="1F3864"/>
             </w:tcBorders>
             <w:shd w:val="clear" w:color="auto" w:fill="4472C4"/>
-            <w:tcMar>
-              <w:top w:w="50" w:type="dxa"/>
-              <w:left w:w="90" w:type="dxa"/>
-              <w:bottom w:w="50" w:type="dxa"/>
-              <w:right w:w="90" w:type="dxa"/>
-            </w:tcMar>
             <w:vAlign w:val="center"/>
           </w:tcPr>
           <w:p>
@@ -10821,12 +9880,6 @@
               <w:right w:val="single" w:sz="6" w:space="0" w:color="1F3864"/>
             </w:tcBorders>
             <w:shd w:val="clear" w:color="auto" w:fill="4472C4"/>
-            <w:tcMar>
-              <w:top w:w="50" w:type="dxa"/>
-              <w:left w:w="90" w:type="dxa"/>
-              <w:bottom w:w="50" w:type="dxa"/>
-              <w:right w:w="90" w:type="dxa"/>
-            </w:tcMar>
             <w:vAlign w:val="center"/>
           </w:tcPr>
           <w:p>
@@ -10867,12 +9920,6 @@
               <w:right w:val="single" w:sz="6" w:space="0" w:color="1F3864"/>
             </w:tcBorders>
             <w:shd w:val="clear" w:color="auto" w:fill="4472C4"/>
-            <w:tcMar>
-              <w:top w:w="50" w:type="dxa"/>
-              <w:left w:w="90" w:type="dxa"/>
-              <w:bottom w:w="50" w:type="dxa"/>
-              <w:right w:w="90" w:type="dxa"/>
-            </w:tcMar>
             <w:vAlign w:val="center"/>
           </w:tcPr>
           <w:p>
@@ -10915,12 +9962,6 @@
               <w:right w:val="single" w:sz="6" w:space="0" w:color="1F3864"/>
             </w:tcBorders>
             <w:shd w:val="clear" w:color="auto" w:fill="D9E2F3"/>
-            <w:tcMar>
-              <w:top w:w="50" w:type="dxa"/>
-              <w:left w:w="90" w:type="dxa"/>
-              <w:bottom w:w="50" w:type="dxa"/>
-              <w:right w:w="90" w:type="dxa"/>
-            </w:tcMar>
             <w:vAlign w:val="center"/>
           </w:tcPr>
           <w:p>
@@ -10992,12 +10033,6 @@
               <w:right w:val="single" w:sz="6" w:space="0" w:color="1F3864"/>
             </w:tcBorders>
             <w:shd w:val="clear" w:color="auto" w:fill="D9E2F3"/>
-            <w:tcMar>
-              <w:top w:w="50" w:type="dxa"/>
-              <w:left w:w="90" w:type="dxa"/>
-              <w:bottom w:w="50" w:type="dxa"/>
-              <w:right w:w="90" w:type="dxa"/>
-            </w:tcMar>
             <w:vAlign w:val="center"/>
           </w:tcPr>
           <w:p>
@@ -11088,12 +10123,6 @@
               <w:right w:val="single" w:sz="6" w:space="0" w:color="1F3864"/>
             </w:tcBorders>
             <w:shd w:val="clear" w:color="auto" w:fill="D9E2F3"/>
-            <w:tcMar>
-              <w:top w:w="50" w:type="dxa"/>
-              <w:left w:w="90" w:type="dxa"/>
-              <w:bottom w:w="50" w:type="dxa"/>
-              <w:right w:w="90" w:type="dxa"/>
-            </w:tcMar>
             <w:vAlign w:val="center"/>
           </w:tcPr>
           <w:p>
@@ -11165,12 +10194,6 @@
               <w:right w:val="single" w:sz="6" w:space="0" w:color="1F3864"/>
             </w:tcBorders>
             <w:shd w:val="clear" w:color="auto" w:fill="D9E2F3"/>
-            <w:tcMar>
-              <w:top w:w="50" w:type="dxa"/>
-              <w:left w:w="90" w:type="dxa"/>
-              <w:bottom w:w="50" w:type="dxa"/>
-              <w:right w:w="90" w:type="dxa"/>
-            </w:tcMar>
             <w:vAlign w:val="center"/>
           </w:tcPr>
           <w:p>
@@ -11232,6 +10255,53 @@
           </w:p>
         </w:tc>
       </w:tr>
+    </w:tbl>
+    <w:p>
+      <w:pPr>
+        <w:spacing w:before="0" w:after="0" w:line="240" w:lineRule="auto"/>
+        <w:rPr>
+          <w:sz w:val="18"/>
+          <w:szCs w:val="18"/>
+        </w:rPr>
+      </w:pPr>
+    </w:p>
+    <w:tbl>
+      <w:tblPr>
+        <w:tblW w:w="9405" w:type="dxa"/>
+        <w:jc w:val="center"/>
+        <w:tblBorders>
+          <w:top w:val="single" w:sz="6" w:space="0" w:color="1F3864"/>
+          <w:left w:val="single" w:sz="6" w:space="0" w:color="1F3864"/>
+          <w:bottom w:val="single" w:sz="6" w:space="0" w:color="1F3864"/>
+          <w:right w:val="single" w:sz="6" w:space="0" w:color="1F3864"/>
+          <w:insideH w:val="single" w:sz="6" w:space="0" w:color="1F3864"/>
+          <w:insideV w:val="single" w:sz="6" w:space="0" w:color="1F3864"/>
+        </w:tblBorders>
+        <w:tblLayout w:type="fixed"/>
+        <w:tblCellMar>
+          <w:top w:w="40" w:type="dxa"/>
+          <w:left w:w="90" w:type="dxa"/>
+          <w:bottom w:w="40" w:type="dxa"/>
+          <w:right w:w="90" w:type="dxa"/>
+        </w:tblCellMar>
+        <w:tblLook w:val="04A0" w:firstRow="1" w:lastRow="0" w:firstColumn="1" w:lastColumn="0" w:noHBand="0" w:noVBand="1"/>
+      </w:tblPr>
+      <w:tblGrid>
+        <w:gridCol w:w="1175"/>
+        <w:gridCol w:w="391"/>
+        <w:gridCol w:w="783"/>
+        <w:gridCol w:w="783"/>
+        <w:gridCol w:w="391"/>
+        <w:gridCol w:w="1175"/>
+        <w:gridCol w:w="783"/>
+        <w:gridCol w:w="391"/>
+        <w:gridCol w:w="391"/>
+        <w:gridCol w:w="391"/>
+        <w:gridCol w:w="391"/>
+        <w:gridCol w:w="391"/>
+        <w:gridCol w:w="391"/>
+        <w:gridCol w:w="1567"/>
+      </w:tblGrid>
       <w:tr>
         <w:tc>
           <w:tcPr>
@@ -11244,12 +10314,6 @@
               <w:right w:val="single" w:sz="6" w:space="0" w:color="1F3864"/>
             </w:tcBorders>
             <w:shd w:val="clear" w:color="auto" w:fill="4472C4"/>
-            <w:tcMar>
-              <w:top w:w="50" w:type="dxa"/>
-              <w:left w:w="90" w:type="dxa"/>
-              <w:bottom w:w="50" w:type="dxa"/>
-              <w:right w:w="90" w:type="dxa"/>
-            </w:tcMar>
             <w:vAlign w:val="center"/>
           </w:tcPr>
           <w:p>
@@ -11289,12 +10353,6 @@
               <w:right w:val="single" w:sz="6" w:space="0" w:color="1F3864"/>
             </w:tcBorders>
             <w:shd w:val="clear" w:color="auto" w:fill="D9E2F3"/>
-            <w:tcMar>
-              <w:top w:w="50" w:type="dxa"/>
-              <w:left w:w="90" w:type="dxa"/>
-              <w:bottom w:w="50" w:type="dxa"/>
-              <w:right w:w="90" w:type="dxa"/>
-            </w:tcMar>
             <w:vAlign w:val="center"/>
           </w:tcPr>
           <w:p>
@@ -11450,12 +10508,6 @@
               <w:right w:val="single" w:sz="6" w:space="0" w:color="1F3864"/>
             </w:tcBorders>
             <w:shd w:val="clear" w:color="auto" w:fill="4472C4"/>
-            <w:tcMar>
-              <w:top w:w="50" w:type="dxa"/>
-              <w:left w:w="90" w:type="dxa"/>
-              <w:bottom w:w="50" w:type="dxa"/>
-              <w:right w:w="90" w:type="dxa"/>
-            </w:tcMar>
             <w:vAlign w:val="center"/>
           </w:tcPr>
           <w:p>
@@ -11496,12 +10548,6 @@
               <w:right w:val="single" w:sz="6" w:space="0" w:color="1F3864"/>
             </w:tcBorders>
             <w:shd w:val="clear" w:color="auto" w:fill="D9E2F3"/>
-            <w:tcMar>
-              <w:top w:w="50" w:type="dxa"/>
-              <w:left w:w="90" w:type="dxa"/>
-              <w:bottom w:w="50" w:type="dxa"/>
-              <w:right w:w="90" w:type="dxa"/>
-            </w:tcMar>
             <w:vAlign w:val="center"/>
           </w:tcPr>
           <w:p>
@@ -11723,12 +10769,6 @@
               <w:right w:val="single" w:sz="6" w:space="0" w:color="1F3864"/>
             </w:tcBorders>
             <w:shd w:val="clear" w:color="auto" w:fill="4472C4"/>
-            <w:tcMar>
-              <w:top w:w="50" w:type="dxa"/>
-              <w:left w:w="90" w:type="dxa"/>
-              <w:bottom w:w="50" w:type="dxa"/>
-              <w:right w:w="90" w:type="dxa"/>
-            </w:tcMar>
             <w:vAlign w:val="center"/>
           </w:tcPr>
           <w:p>
@@ -11768,12 +10808,6 @@
               <w:right w:val="single" w:sz="6" w:space="0" w:color="1F3864"/>
             </w:tcBorders>
             <w:shd w:val="clear" w:color="auto" w:fill="D9E2F3"/>
-            <w:tcMar>
-              <w:top w:w="50" w:type="dxa"/>
-              <w:left w:w="90" w:type="dxa"/>
-              <w:bottom w:w="50" w:type="dxa"/>
-              <w:right w:w="90" w:type="dxa"/>
-            </w:tcMar>
             <w:vAlign w:val="center"/>
           </w:tcPr>
           <w:p>
@@ -11877,12 +10911,6 @@
               <w:right w:val="single" w:sz="6" w:space="0" w:color="1F3864"/>
             </w:tcBorders>
             <w:shd w:val="clear" w:color="auto" w:fill="4472C4"/>
-            <w:tcMar>
-              <w:top w:w="50" w:type="dxa"/>
-              <w:left w:w="90" w:type="dxa"/>
-              <w:bottom w:w="50" w:type="dxa"/>
-              <w:right w:w="90" w:type="dxa"/>
-            </w:tcMar>
             <w:vAlign w:val="center"/>
           </w:tcPr>
           <w:p>
@@ -11922,12 +10950,6 @@
               <w:right w:val="single" w:sz="6" w:space="0" w:color="1F3864"/>
             </w:tcBorders>
             <w:shd w:val="clear" w:color="auto" w:fill="D9E2F3"/>
-            <w:tcMar>
-              <w:top w:w="50" w:type="dxa"/>
-              <w:left w:w="90" w:type="dxa"/>
-              <w:bottom w:w="50" w:type="dxa"/>
-              <w:right w:w="90" w:type="dxa"/>
-            </w:tcMar>
             <w:vAlign w:val="center"/>
           </w:tcPr>
           <w:p>
@@ -12015,12 +11037,6 @@
               <w:right w:val="single" w:sz="6" w:space="0" w:color="1F3864"/>
             </w:tcBorders>
             <w:shd w:val="clear" w:color="auto" w:fill="4472C4"/>
-            <w:tcMar>
-              <w:top w:w="50" w:type="dxa"/>
-              <w:left w:w="90" w:type="dxa"/>
-              <w:bottom w:w="50" w:type="dxa"/>
-              <w:right w:w="90" w:type="dxa"/>
-            </w:tcMar>
             <w:vAlign w:val="center"/>
           </w:tcPr>
           <w:p>
@@ -12060,12 +11076,6 @@
               <w:right w:val="single" w:sz="6" w:space="0" w:color="1F3864"/>
             </w:tcBorders>
             <w:shd w:val="clear" w:color="auto" w:fill="D9E2F3"/>
-            <w:tcMar>
-              <w:top w:w="50" w:type="dxa"/>
-              <w:left w:w="90" w:type="dxa"/>
-              <w:bottom w:w="50" w:type="dxa"/>
-              <w:right w:w="90" w:type="dxa"/>
-            </w:tcMar>
             <w:vAlign w:val="center"/>
           </w:tcPr>
           <w:p>
@@ -12110,12 +11120,6 @@
               <w:right w:val="single" w:sz="6" w:space="0" w:color="1F3864"/>
             </w:tcBorders>
             <w:shd w:val="clear" w:color="auto" w:fill="4472C4"/>
-            <w:tcMar>
-              <w:top w:w="50" w:type="dxa"/>
-              <w:left w:w="90" w:type="dxa"/>
-              <w:bottom w:w="50" w:type="dxa"/>
-              <w:right w:w="90" w:type="dxa"/>
-            </w:tcMar>
             <w:vAlign w:val="center"/>
           </w:tcPr>
           <w:p>
@@ -12182,12 +11186,6 @@
               <w:right w:val="single" w:sz="6" w:space="0" w:color="1F3864"/>
             </w:tcBorders>
             <w:shd w:val="clear" w:color="auto" w:fill="4472C4"/>
-            <w:tcMar>
-              <w:top w:w="50" w:type="dxa"/>
-              <w:left w:w="90" w:type="dxa"/>
-              <w:bottom w:w="50" w:type="dxa"/>
-              <w:right w:w="90" w:type="dxa"/>
-            </w:tcMar>
             <w:vAlign w:val="center"/>
           </w:tcPr>
           <w:p>
@@ -12227,12 +11225,6 @@
               <w:right w:val="single" w:sz="6" w:space="0" w:color="1F3864"/>
             </w:tcBorders>
             <w:shd w:val="clear" w:color="auto" w:fill="4472C4"/>
-            <w:tcMar>
-              <w:top w:w="50" w:type="dxa"/>
-              <w:left w:w="90" w:type="dxa"/>
-              <w:bottom w:w="50" w:type="dxa"/>
-              <w:right w:w="90" w:type="dxa"/>
-            </w:tcMar>
             <w:vAlign w:val="center"/>
           </w:tcPr>
           <w:p>
@@ -12272,12 +11264,6 @@
               <w:right w:val="single" w:sz="6" w:space="0" w:color="1F3864"/>
             </w:tcBorders>
             <w:shd w:val="clear" w:color="auto" w:fill="4472C4"/>
-            <w:tcMar>
-              <w:top w:w="50" w:type="dxa"/>
-              <w:left w:w="90" w:type="dxa"/>
-              <w:bottom w:w="50" w:type="dxa"/>
-              <w:right w:w="90" w:type="dxa"/>
-            </w:tcMar>
             <w:vAlign w:val="center"/>
           </w:tcPr>
           <w:p>
@@ -12317,12 +11303,6 @@
               <w:right w:val="single" w:sz="6" w:space="0" w:color="1F3864"/>
             </w:tcBorders>
             <w:shd w:val="clear" w:color="auto" w:fill="4472C4"/>
-            <w:tcMar>
-              <w:top w:w="50" w:type="dxa"/>
-              <w:left w:w="90" w:type="dxa"/>
-              <w:bottom w:w="50" w:type="dxa"/>
-              <w:right w:w="90" w:type="dxa"/>
-            </w:tcMar>
             <w:vAlign w:val="center"/>
           </w:tcPr>
           <w:p>
@@ -12389,12 +11369,6 @@
               <w:right w:val="single" w:sz="6" w:space="0" w:color="1F3864"/>
             </w:tcBorders>
             <w:shd w:val="clear" w:color="auto" w:fill="D9E2F3"/>
-            <w:tcMar>
-              <w:top w:w="50" w:type="dxa"/>
-              <w:left w:w="90" w:type="dxa"/>
-              <w:bottom w:w="50" w:type="dxa"/>
-              <w:right w:w="90" w:type="dxa"/>
-            </w:tcMar>
             <w:vAlign w:val="center"/>
           </w:tcPr>
           <w:p>
@@ -12427,12 +11401,6 @@
               <w:right w:val="single" w:sz="6" w:space="0" w:color="1F3864"/>
             </w:tcBorders>
             <w:shd w:val="clear" w:color="auto" w:fill="D9E2F3"/>
-            <w:tcMar>
-              <w:top w:w="50" w:type="dxa"/>
-              <w:left w:w="90" w:type="dxa"/>
-              <w:bottom w:w="50" w:type="dxa"/>
-              <w:right w:w="90" w:type="dxa"/>
-            </w:tcMar>
             <w:vAlign w:val="center"/>
           </w:tcPr>
           <w:p>
@@ -12465,12 +11433,6 @@
               <w:right w:val="single" w:sz="6" w:space="0" w:color="1F3864"/>
             </w:tcBorders>
             <w:shd w:val="clear" w:color="auto" w:fill="D9E2F3"/>
-            <w:tcMar>
-              <w:top w:w="50" w:type="dxa"/>
-              <w:left w:w="90" w:type="dxa"/>
-              <w:bottom w:w="50" w:type="dxa"/>
-              <w:right w:w="90" w:type="dxa"/>
-            </w:tcMar>
             <w:vAlign w:val="center"/>
           </w:tcPr>
           <w:p>
@@ -12503,12 +11465,6 @@
               <w:right w:val="single" w:sz="6" w:space="0" w:color="1F3864"/>
             </w:tcBorders>
             <w:shd w:val="clear" w:color="auto" w:fill="D9E2F3"/>
-            <w:tcMar>
-              <w:top w:w="50" w:type="dxa"/>
-              <w:left w:w="90" w:type="dxa"/>
-              <w:bottom w:w="50" w:type="dxa"/>
-              <w:right w:w="90" w:type="dxa"/>
-            </w:tcMar>
             <w:vAlign w:val="center"/>
           </w:tcPr>
           <w:p>
@@ -12568,12 +11524,6 @@
               <w:right w:val="single" w:sz="6" w:space="0" w:color="1F3864"/>
             </w:tcBorders>
             <w:shd w:val="clear" w:color="auto" w:fill="D9E2F3"/>
-            <w:tcMar>
-              <w:top w:w="50" w:type="dxa"/>
-              <w:left w:w="90" w:type="dxa"/>
-              <w:bottom w:w="50" w:type="dxa"/>
-              <w:right w:w="90" w:type="dxa"/>
-            </w:tcMar>
             <w:vAlign w:val="center"/>
           </w:tcPr>
           <w:p>
@@ -12606,12 +11556,6 @@
               <w:right w:val="single" w:sz="6" w:space="0" w:color="1F3864"/>
             </w:tcBorders>
             <w:shd w:val="clear" w:color="auto" w:fill="D9E2F3"/>
-            <w:tcMar>
-              <w:top w:w="50" w:type="dxa"/>
-              <w:left w:w="90" w:type="dxa"/>
-              <w:bottom w:w="50" w:type="dxa"/>
-              <w:right w:w="90" w:type="dxa"/>
-            </w:tcMar>
             <w:vAlign w:val="center"/>
           </w:tcPr>
           <w:p>
@@ -12644,12 +11588,6 @@
               <w:right w:val="single" w:sz="6" w:space="0" w:color="1F3864"/>
             </w:tcBorders>
             <w:shd w:val="clear" w:color="auto" w:fill="D9E2F3"/>
-            <w:tcMar>
-              <w:top w:w="50" w:type="dxa"/>
-              <w:left w:w="90" w:type="dxa"/>
-              <w:bottom w:w="50" w:type="dxa"/>
-              <w:right w:w="90" w:type="dxa"/>
-            </w:tcMar>
             <w:vAlign w:val="center"/>
           </w:tcPr>
           <w:p>
@@ -12682,12 +11620,6 @@
               <w:right w:val="single" w:sz="6" w:space="0" w:color="1F3864"/>
             </w:tcBorders>
             <w:shd w:val="clear" w:color="auto" w:fill="D9E2F3"/>
-            <w:tcMar>
-              <w:top w:w="50" w:type="dxa"/>
-              <w:left w:w="90" w:type="dxa"/>
-              <w:bottom w:w="50" w:type="dxa"/>
-              <w:right w:w="90" w:type="dxa"/>
-            </w:tcMar>
             <w:vAlign w:val="center"/>
           </w:tcPr>
           <w:p>
@@ -12747,12 +11679,6 @@
               <w:right w:val="single" w:sz="6" w:space="0" w:color="1F3864"/>
             </w:tcBorders>
             <w:shd w:val="clear" w:color="auto" w:fill="D9E2F3"/>
-            <w:tcMar>
-              <w:top w:w="50" w:type="dxa"/>
-              <w:left w:w="90" w:type="dxa"/>
-              <w:bottom w:w="50" w:type="dxa"/>
-              <w:right w:w="90" w:type="dxa"/>
-            </w:tcMar>
             <w:vAlign w:val="center"/>
           </w:tcPr>
           <w:p>
@@ -12785,12 +11711,6 @@
               <w:right w:val="single" w:sz="6" w:space="0" w:color="1F3864"/>
             </w:tcBorders>
             <w:shd w:val="clear" w:color="auto" w:fill="D9E2F3"/>
-            <w:tcMar>
-              <w:top w:w="50" w:type="dxa"/>
-              <w:left w:w="90" w:type="dxa"/>
-              <w:bottom w:w="50" w:type="dxa"/>
-              <w:right w:w="90" w:type="dxa"/>
-            </w:tcMar>
             <w:vAlign w:val="center"/>
           </w:tcPr>
           <w:p>
@@ -12823,12 +11743,6 @@
               <w:right w:val="single" w:sz="6" w:space="0" w:color="1F3864"/>
             </w:tcBorders>
             <w:shd w:val="clear" w:color="auto" w:fill="D9E2F3"/>
-            <w:tcMar>
-              <w:top w:w="50" w:type="dxa"/>
-              <w:left w:w="90" w:type="dxa"/>
-              <w:bottom w:w="50" w:type="dxa"/>
-              <w:right w:w="90" w:type="dxa"/>
-            </w:tcMar>
             <w:vAlign w:val="center"/>
           </w:tcPr>
           <w:p>
@@ -12861,12 +11775,6 @@
               <w:right w:val="single" w:sz="6" w:space="0" w:color="1F3864"/>
             </w:tcBorders>
             <w:shd w:val="clear" w:color="auto" w:fill="D9E2F3"/>
-            <w:tcMar>
-              <w:top w:w="50" w:type="dxa"/>
-              <w:left w:w="90" w:type="dxa"/>
-              <w:bottom w:w="50" w:type="dxa"/>
-              <w:right w:w="90" w:type="dxa"/>
-            </w:tcMar>
             <w:vAlign w:val="center"/>
           </w:tcPr>
           <w:p>
@@ -12926,12 +11834,6 @@
               <w:right w:val="single" w:sz="6" w:space="0" w:color="1F3864"/>
             </w:tcBorders>
             <w:shd w:val="clear" w:color="auto" w:fill="D9E2F3"/>
-            <w:tcMar>
-              <w:top w:w="50" w:type="dxa"/>
-              <w:left w:w="90" w:type="dxa"/>
-              <w:bottom w:w="50" w:type="dxa"/>
-              <w:right w:w="90" w:type="dxa"/>
-            </w:tcMar>
             <w:vAlign w:val="center"/>
           </w:tcPr>
           <w:p>
@@ -12976,12 +11878,6 @@
               <w:right w:val="single" w:sz="6" w:space="0" w:color="1F3864"/>
             </w:tcBorders>
             <w:shd w:val="clear" w:color="auto" w:fill="4472C4"/>
-            <w:tcMar>
-              <w:top w:w="50" w:type="dxa"/>
-              <w:left w:w="90" w:type="dxa"/>
-              <w:bottom w:w="50" w:type="dxa"/>
-              <w:right w:w="90" w:type="dxa"/>
-            </w:tcMar>
             <w:vAlign w:val="center"/>
           </w:tcPr>
           <w:p>
@@ -13061,12 +11957,6 @@
               <w:right w:val="single" w:sz="6" w:space="0" w:color="1F3864"/>
             </w:tcBorders>
             <w:shd w:val="clear" w:color="auto" w:fill="4472C4"/>
-            <w:tcMar>
-              <w:top w:w="50" w:type="dxa"/>
-              <w:left w:w="90" w:type="dxa"/>
-              <w:bottom w:w="50" w:type="dxa"/>
-              <w:right w:w="90" w:type="dxa"/>
-            </w:tcMar>
             <w:vAlign w:val="center"/>
           </w:tcPr>
           <w:p>
@@ -13106,12 +11996,6 @@
               <w:right w:val="single" w:sz="6" w:space="0" w:color="1F3864"/>
             </w:tcBorders>
             <w:shd w:val="clear" w:color="auto" w:fill="4472C4"/>
-            <w:tcMar>
-              <w:top w:w="50" w:type="dxa"/>
-              <w:left w:w="90" w:type="dxa"/>
-              <w:bottom w:w="50" w:type="dxa"/>
-              <w:right w:w="90" w:type="dxa"/>
-            </w:tcMar>
             <w:vAlign w:val="center"/>
           </w:tcPr>
           <w:p>
@@ -13151,12 +12035,6 @@
               <w:right w:val="single" w:sz="6" w:space="0" w:color="1F3864"/>
             </w:tcBorders>
             <w:shd w:val="clear" w:color="auto" w:fill="4472C4"/>
-            <w:tcMar>
-              <w:top w:w="50" w:type="dxa"/>
-              <w:left w:w="90" w:type="dxa"/>
-              <w:bottom w:w="50" w:type="dxa"/>
-              <w:right w:w="90" w:type="dxa"/>
-            </w:tcMar>
             <w:vAlign w:val="center"/>
           </w:tcPr>
           <w:p>
@@ -13196,12 +12074,6 @@
               <w:right w:val="single" w:sz="6" w:space="0" w:color="1F3864"/>
             </w:tcBorders>
             <w:shd w:val="clear" w:color="auto" w:fill="4472C4"/>
-            <w:tcMar>
-              <w:top w:w="50" w:type="dxa"/>
-              <w:left w:w="90" w:type="dxa"/>
-              <w:bottom w:w="50" w:type="dxa"/>
-              <w:right w:w="90" w:type="dxa"/>
-            </w:tcMar>
             <w:vAlign w:val="center"/>
           </w:tcPr>
           <w:p>
@@ -13268,12 +12140,6 @@
               <w:right w:val="single" w:sz="6" w:space="0" w:color="1F3864"/>
             </w:tcBorders>
             <w:shd w:val="clear" w:color="auto" w:fill="D9E2F3"/>
-            <w:tcMar>
-              <w:top w:w="50" w:type="dxa"/>
-              <w:left w:w="90" w:type="dxa"/>
-              <w:bottom w:w="50" w:type="dxa"/>
-              <w:right w:w="90" w:type="dxa"/>
-            </w:tcMar>
             <w:vAlign w:val="center"/>
           </w:tcPr>
           <w:p>
@@ -13306,12 +12172,6 @@
               <w:right w:val="single" w:sz="6" w:space="0" w:color="1F3864"/>
             </w:tcBorders>
             <w:shd w:val="clear" w:color="auto" w:fill="D9E2F3"/>
-            <w:tcMar>
-              <w:top w:w="50" w:type="dxa"/>
-              <w:left w:w="90" w:type="dxa"/>
-              <w:bottom w:w="50" w:type="dxa"/>
-              <w:right w:w="90" w:type="dxa"/>
-            </w:tcMar>
             <w:vAlign w:val="center"/>
           </w:tcPr>
           <w:p>
@@ -13344,12 +12204,6 @@
               <w:right w:val="single" w:sz="6" w:space="0" w:color="1F3864"/>
             </w:tcBorders>
             <w:shd w:val="clear" w:color="auto" w:fill="D9E2F3"/>
-            <w:tcMar>
-              <w:top w:w="50" w:type="dxa"/>
-              <w:left w:w="90" w:type="dxa"/>
-              <w:bottom w:w="50" w:type="dxa"/>
-              <w:right w:w="90" w:type="dxa"/>
-            </w:tcMar>
             <w:vAlign w:val="center"/>
           </w:tcPr>
           <w:p>
@@ -13382,12 +12236,6 @@
               <w:right w:val="single" w:sz="6" w:space="0" w:color="1F3864"/>
             </w:tcBorders>
             <w:shd w:val="clear" w:color="auto" w:fill="D9E2F3"/>
-            <w:tcMar>
-              <w:top w:w="50" w:type="dxa"/>
-              <w:left w:w="90" w:type="dxa"/>
-              <w:bottom w:w="50" w:type="dxa"/>
-              <w:right w:w="90" w:type="dxa"/>
-            </w:tcMar>
             <w:vAlign w:val="center"/>
           </w:tcPr>
           <w:p>
@@ -13447,12 +12295,6 @@
               <w:right w:val="single" w:sz="6" w:space="0" w:color="1F3864"/>
             </w:tcBorders>
             <w:shd w:val="clear" w:color="auto" w:fill="D9E2F3"/>
-            <w:tcMar>
-              <w:top w:w="50" w:type="dxa"/>
-              <w:left w:w="90" w:type="dxa"/>
-              <w:bottom w:w="50" w:type="dxa"/>
-              <w:right w:w="90" w:type="dxa"/>
-            </w:tcMar>
             <w:vAlign w:val="center"/>
           </w:tcPr>
           <w:p>
@@ -13485,12 +12327,6 @@
               <w:right w:val="single" w:sz="6" w:space="0" w:color="1F3864"/>
             </w:tcBorders>
             <w:shd w:val="clear" w:color="auto" w:fill="D9E2F3"/>
-            <w:tcMar>
-              <w:top w:w="50" w:type="dxa"/>
-              <w:left w:w="90" w:type="dxa"/>
-              <w:bottom w:w="50" w:type="dxa"/>
-              <w:right w:w="90" w:type="dxa"/>
-            </w:tcMar>
             <w:vAlign w:val="center"/>
           </w:tcPr>
           <w:p>
@@ -13523,12 +12359,6 @@
               <w:right w:val="single" w:sz="6" w:space="0" w:color="1F3864"/>
             </w:tcBorders>
             <w:shd w:val="clear" w:color="auto" w:fill="D9E2F3"/>
-            <w:tcMar>
-              <w:top w:w="50" w:type="dxa"/>
-              <w:left w:w="90" w:type="dxa"/>
-              <w:bottom w:w="50" w:type="dxa"/>
-              <w:right w:w="90" w:type="dxa"/>
-            </w:tcMar>
             <w:vAlign w:val="center"/>
           </w:tcPr>
           <w:p>
@@ -13561,12 +12391,6 @@
               <w:right w:val="single" w:sz="6" w:space="0" w:color="1F3864"/>
             </w:tcBorders>
             <w:shd w:val="clear" w:color="auto" w:fill="D9E2F3"/>
-            <w:tcMar>
-              <w:top w:w="50" w:type="dxa"/>
-              <w:left w:w="90" w:type="dxa"/>
-              <w:bottom w:w="50" w:type="dxa"/>
-              <w:right w:w="90" w:type="dxa"/>
-            </w:tcMar>
             <w:vAlign w:val="center"/>
           </w:tcPr>
           <w:p>
@@ -13626,12 +12450,6 @@
               <w:right w:val="single" w:sz="6" w:space="0" w:color="1F3864"/>
             </w:tcBorders>
             <w:shd w:val="clear" w:color="auto" w:fill="D9E2F3"/>
-            <w:tcMar>
-              <w:top w:w="50" w:type="dxa"/>
-              <w:left w:w="90" w:type="dxa"/>
-              <w:bottom w:w="50" w:type="dxa"/>
-              <w:right w:w="90" w:type="dxa"/>
-            </w:tcMar>
             <w:vAlign w:val="center"/>
           </w:tcPr>
           <w:p>
@@ -13664,12 +12482,6 @@
               <w:right w:val="single" w:sz="6" w:space="0" w:color="1F3864"/>
             </w:tcBorders>
             <w:shd w:val="clear" w:color="auto" w:fill="D9E2F3"/>
-            <w:tcMar>
-              <w:top w:w="50" w:type="dxa"/>
-              <w:left w:w="90" w:type="dxa"/>
-              <w:bottom w:w="50" w:type="dxa"/>
-              <w:right w:w="90" w:type="dxa"/>
-            </w:tcMar>
             <w:vAlign w:val="center"/>
           </w:tcPr>
           <w:p>
@@ -13702,12 +12514,6 @@
               <w:right w:val="single" w:sz="6" w:space="0" w:color="1F3864"/>
             </w:tcBorders>
             <w:shd w:val="clear" w:color="auto" w:fill="D9E2F3"/>
-            <w:tcMar>
-              <w:top w:w="50" w:type="dxa"/>
-              <w:left w:w="90" w:type="dxa"/>
-              <w:bottom w:w="50" w:type="dxa"/>
-              <w:right w:w="90" w:type="dxa"/>
-            </w:tcMar>
             <w:vAlign w:val="center"/>
           </w:tcPr>
           <w:p>
@@ -13757,12 +12563,6 @@
               <w:right w:val="single" w:sz="6" w:space="0" w:color="1F3864"/>
             </w:tcBorders>
             <w:shd w:val="clear" w:color="auto" w:fill="D9E2F3"/>
-            <w:tcMar>
-              <w:top w:w="50" w:type="dxa"/>
-              <w:left w:w="90" w:type="dxa"/>
-              <w:bottom w:w="50" w:type="dxa"/>
-              <w:right w:w="90" w:type="dxa"/>
-            </w:tcMar>
             <w:vAlign w:val="center"/>
           </w:tcPr>
           <w:p>
@@ -13839,12 +12639,6 @@
               <w:right w:val="single" w:sz="6" w:space="0" w:color="1F3864"/>
             </w:tcBorders>
             <w:shd w:val="clear" w:color="auto" w:fill="D9E2F3"/>
-            <w:tcMar>
-              <w:top w:w="50" w:type="dxa"/>
-              <w:left w:w="90" w:type="dxa"/>
-              <w:bottom w:w="50" w:type="dxa"/>
-              <w:right w:w="90" w:type="dxa"/>
-            </w:tcMar>
             <w:vAlign w:val="center"/>
           </w:tcPr>
           <w:p>
@@ -13889,12 +12683,6 @@
               <w:right w:val="single" w:sz="6" w:space="0" w:color="1F3864"/>
             </w:tcBorders>
             <w:shd w:val="clear" w:color="auto" w:fill="4472C4"/>
-            <w:tcMar>
-              <w:top w:w="50" w:type="dxa"/>
-              <w:left w:w="90" w:type="dxa"/>
-              <w:bottom w:w="50" w:type="dxa"/>
-              <w:right w:w="90" w:type="dxa"/>
-            </w:tcMar>
             <w:vAlign w:val="center"/>
           </w:tcPr>
           <w:p>
@@ -13974,12 +12762,6 @@
               <w:right w:val="single" w:sz="6" w:space="0" w:color="1F3864"/>
             </w:tcBorders>
             <w:shd w:val="clear" w:color="auto" w:fill="4472C4"/>
-            <w:tcMar>
-              <w:top w:w="50" w:type="dxa"/>
-              <w:left w:w="90" w:type="dxa"/>
-              <w:bottom w:w="50" w:type="dxa"/>
-              <w:right w:w="90" w:type="dxa"/>
-            </w:tcMar>
             <w:vAlign w:val="center"/>
           </w:tcPr>
           <w:p>
@@ -14019,12 +12801,6 @@
               <w:right w:val="single" w:sz="6" w:space="0" w:color="1F3864"/>
             </w:tcBorders>
             <w:shd w:val="clear" w:color="auto" w:fill="4472C4"/>
-            <w:tcMar>
-              <w:top w:w="50" w:type="dxa"/>
-              <w:left w:w="90" w:type="dxa"/>
-              <w:bottom w:w="50" w:type="dxa"/>
-              <w:right w:w="90" w:type="dxa"/>
-            </w:tcMar>
             <w:vAlign w:val="center"/>
           </w:tcPr>
           <w:p>
@@ -14064,12 +12840,6 @@
               <w:right w:val="single" w:sz="6" w:space="0" w:color="1F3864"/>
             </w:tcBorders>
             <w:shd w:val="clear" w:color="auto" w:fill="4472C4"/>
-            <w:tcMar>
-              <w:top w:w="50" w:type="dxa"/>
-              <w:left w:w="90" w:type="dxa"/>
-              <w:bottom w:w="50" w:type="dxa"/>
-              <w:right w:w="90" w:type="dxa"/>
-            </w:tcMar>
             <w:vAlign w:val="center"/>
           </w:tcPr>
           <w:p>
@@ -14109,12 +12879,6 @@
               <w:right w:val="single" w:sz="6" w:space="0" w:color="1F3864"/>
             </w:tcBorders>
             <w:shd w:val="clear" w:color="auto" w:fill="4472C4"/>
-            <w:tcMar>
-              <w:top w:w="50" w:type="dxa"/>
-              <w:left w:w="90" w:type="dxa"/>
-              <w:bottom w:w="50" w:type="dxa"/>
-              <w:right w:w="90" w:type="dxa"/>
-            </w:tcMar>
             <w:vAlign w:val="center"/>
           </w:tcPr>
           <w:p>
@@ -14181,12 +12945,6 @@
               <w:right w:val="single" w:sz="6" w:space="0" w:color="1F3864"/>
             </w:tcBorders>
             <w:shd w:val="clear" w:color="auto" w:fill="D9E2F3"/>
-            <w:tcMar>
-              <w:top w:w="50" w:type="dxa"/>
-              <w:left w:w="90" w:type="dxa"/>
-              <w:bottom w:w="50" w:type="dxa"/>
-              <w:right w:w="90" w:type="dxa"/>
-            </w:tcMar>
             <w:vAlign w:val="center"/>
           </w:tcPr>
           <w:p>
@@ -14229,12 +12987,6 @@
               <w:right w:val="single" w:sz="6" w:space="0" w:color="1F3864"/>
             </w:tcBorders>
             <w:shd w:val="clear" w:color="auto" w:fill="D9E2F3"/>
-            <w:tcMar>
-              <w:top w:w="50" w:type="dxa"/>
-              <w:left w:w="90" w:type="dxa"/>
-              <w:bottom w:w="50" w:type="dxa"/>
-              <w:right w:w="90" w:type="dxa"/>
-            </w:tcMar>
             <w:vAlign w:val="center"/>
           </w:tcPr>
           <w:p>
@@ -14285,12 +13037,6 @@
               <w:right w:val="single" w:sz="6" w:space="0" w:color="1F3864"/>
             </w:tcBorders>
             <w:shd w:val="clear" w:color="auto" w:fill="D9E2F3"/>
-            <w:tcMar>
-              <w:top w:w="50" w:type="dxa"/>
-              <w:left w:w="90" w:type="dxa"/>
-              <w:bottom w:w="50" w:type="dxa"/>
-              <w:right w:w="90" w:type="dxa"/>
-            </w:tcMar>
             <w:vAlign w:val="center"/>
           </w:tcPr>
           <w:p>
@@ -14341,12 +13087,6 @@
               <w:right w:val="single" w:sz="6" w:space="0" w:color="1F3864"/>
             </w:tcBorders>
             <w:shd w:val="clear" w:color="auto" w:fill="D9E2F3"/>
-            <w:tcMar>
-              <w:top w:w="50" w:type="dxa"/>
-              <w:left w:w="90" w:type="dxa"/>
-              <w:bottom w:w="50" w:type="dxa"/>
-              <w:right w:w="90" w:type="dxa"/>
-            </w:tcMar>
             <w:vAlign w:val="center"/>
           </w:tcPr>
           <w:p>
@@ -14424,12 +13164,6 @@
               <w:right w:val="single" w:sz="6" w:space="0" w:color="1F3864"/>
             </w:tcBorders>
             <w:shd w:val="clear" w:color="auto" w:fill="D9E2F3"/>
-            <w:tcMar>
-              <w:top w:w="50" w:type="dxa"/>
-              <w:left w:w="90" w:type="dxa"/>
-              <w:bottom w:w="50" w:type="dxa"/>
-              <w:right w:w="90" w:type="dxa"/>
-            </w:tcMar>
             <w:vAlign w:val="center"/>
           </w:tcPr>
           <w:p>
@@ -14462,12 +13196,6 @@
               <w:right w:val="single" w:sz="6" w:space="0" w:color="1F3864"/>
             </w:tcBorders>
             <w:shd w:val="clear" w:color="auto" w:fill="D9E2F3"/>
-            <w:tcMar>
-              <w:top w:w="50" w:type="dxa"/>
-              <w:left w:w="90" w:type="dxa"/>
-              <w:bottom w:w="50" w:type="dxa"/>
-              <w:right w:w="90" w:type="dxa"/>
-            </w:tcMar>
             <w:vAlign w:val="center"/>
           </w:tcPr>
           <w:p>
@@ -14518,12 +13246,6 @@
               <w:right w:val="single" w:sz="6" w:space="0" w:color="1F3864"/>
             </w:tcBorders>
             <w:shd w:val="clear" w:color="auto" w:fill="D9E2F3"/>
-            <w:tcMar>
-              <w:top w:w="50" w:type="dxa"/>
-              <w:left w:w="90" w:type="dxa"/>
-              <w:bottom w:w="50" w:type="dxa"/>
-              <w:right w:w="90" w:type="dxa"/>
-            </w:tcMar>
             <w:vAlign w:val="center"/>
           </w:tcPr>
           <w:p>
@@ -14556,12 +13278,6 @@
               <w:right w:val="single" w:sz="6" w:space="0" w:color="1F3864"/>
             </w:tcBorders>
             <w:shd w:val="clear" w:color="auto" w:fill="D9E2F3"/>
-            <w:tcMar>
-              <w:top w:w="50" w:type="dxa"/>
-              <w:left w:w="90" w:type="dxa"/>
-              <w:bottom w:w="50" w:type="dxa"/>
-              <w:right w:w="90" w:type="dxa"/>
-            </w:tcMar>
             <w:vAlign w:val="center"/>
           </w:tcPr>
           <w:p>
@@ -14621,12 +13337,6 @@
               <w:right w:val="single" w:sz="6" w:space="0" w:color="1F3864"/>
             </w:tcBorders>
             <w:shd w:val="clear" w:color="auto" w:fill="D9E2F3"/>
-            <w:tcMar>
-              <w:top w:w="50" w:type="dxa"/>
-              <w:left w:w="90" w:type="dxa"/>
-              <w:bottom w:w="50" w:type="dxa"/>
-              <w:right w:w="90" w:type="dxa"/>
-            </w:tcMar>
             <w:vAlign w:val="center"/>
           </w:tcPr>
           <w:p>
@@ -14659,12 +13369,6 @@
               <w:right w:val="single" w:sz="6" w:space="0" w:color="1F3864"/>
             </w:tcBorders>
             <w:shd w:val="clear" w:color="auto" w:fill="D9E2F3"/>
-            <w:tcMar>
-              <w:top w:w="50" w:type="dxa"/>
-              <w:left w:w="90" w:type="dxa"/>
-              <w:bottom w:w="50" w:type="dxa"/>
-              <w:right w:w="90" w:type="dxa"/>
-            </w:tcMar>
             <w:vAlign w:val="center"/>
           </w:tcPr>
           <w:p>
@@ -14697,12 +13401,6 @@
               <w:right w:val="single" w:sz="6" w:space="0" w:color="1F3864"/>
             </w:tcBorders>
             <w:shd w:val="clear" w:color="auto" w:fill="D9E2F3"/>
-            <w:tcMar>
-              <w:top w:w="50" w:type="dxa"/>
-              <w:left w:w="90" w:type="dxa"/>
-              <w:bottom w:w="50" w:type="dxa"/>
-              <w:right w:w="90" w:type="dxa"/>
-            </w:tcMar>
             <w:vAlign w:val="center"/>
           </w:tcPr>
           <w:p>
@@ -14752,12 +13450,6 @@
               <w:right w:val="single" w:sz="6" w:space="0" w:color="1F3864"/>
             </w:tcBorders>
             <w:shd w:val="clear" w:color="auto" w:fill="D9E2F3"/>
-            <w:tcMar>
-              <w:top w:w="50" w:type="dxa"/>
-              <w:left w:w="90" w:type="dxa"/>
-              <w:bottom w:w="50" w:type="dxa"/>
-              <w:right w:w="90" w:type="dxa"/>
-            </w:tcMar>
             <w:vAlign w:val="center"/>
           </w:tcPr>
           <w:p>
@@ -14847,12 +13539,6 @@
               <w:right w:val="single" w:sz="6" w:space="0" w:color="1F3864"/>
             </w:tcBorders>
             <w:shd w:val="clear" w:color="auto" w:fill="D9E2F3"/>
-            <w:tcMar>
-              <w:top w:w="50" w:type="dxa"/>
-              <w:left w:w="90" w:type="dxa"/>
-              <w:bottom w:w="50" w:type="dxa"/>
-              <w:right w:w="90" w:type="dxa"/>
-            </w:tcMar>
             <w:vAlign w:val="center"/>
           </w:tcPr>
           <w:p>
@@ -14897,12 +13583,6 @@
               <w:right w:val="single" w:sz="6" w:space="0" w:color="1F3864"/>
             </w:tcBorders>
             <w:shd w:val="clear" w:color="auto" w:fill="4472C4"/>
-            <w:tcMar>
-              <w:top w:w="50" w:type="dxa"/>
-              <w:left w:w="90" w:type="dxa"/>
-              <w:bottom w:w="50" w:type="dxa"/>
-              <w:right w:w="90" w:type="dxa"/>
-            </w:tcMar>
             <w:vAlign w:val="center"/>
           </w:tcPr>
           <w:p>
@@ -14982,12 +13662,6 @@
               <w:right w:val="single" w:sz="6" w:space="0" w:color="1F3864"/>
             </w:tcBorders>
             <w:shd w:val="clear" w:color="auto" w:fill="4472C4"/>
-            <w:tcMar>
-              <w:top w:w="50" w:type="dxa"/>
-              <w:left w:w="90" w:type="dxa"/>
-              <w:bottom w:w="50" w:type="dxa"/>
-              <w:right w:w="90" w:type="dxa"/>
-            </w:tcMar>
             <w:vAlign w:val="center"/>
           </w:tcPr>
           <w:p>
@@ -15027,12 +13701,6 @@
               <w:right w:val="single" w:sz="6" w:space="0" w:color="1F3864"/>
             </w:tcBorders>
             <w:shd w:val="clear" w:color="auto" w:fill="4472C4"/>
-            <w:tcMar>
-              <w:top w:w="50" w:type="dxa"/>
-              <w:left w:w="90" w:type="dxa"/>
-              <w:bottom w:w="50" w:type="dxa"/>
-              <w:right w:w="90" w:type="dxa"/>
-            </w:tcMar>
             <w:vAlign w:val="center"/>
           </w:tcPr>
           <w:p>
@@ -15072,12 +13740,6 @@
               <w:right w:val="single" w:sz="6" w:space="0" w:color="1F3864"/>
             </w:tcBorders>
             <w:shd w:val="clear" w:color="auto" w:fill="4472C4"/>
-            <w:tcMar>
-              <w:top w:w="50" w:type="dxa"/>
-              <w:left w:w="90" w:type="dxa"/>
-              <w:bottom w:w="50" w:type="dxa"/>
-              <w:right w:w="90" w:type="dxa"/>
-            </w:tcMar>
             <w:vAlign w:val="center"/>
           </w:tcPr>
           <w:p>
@@ -15117,12 +13779,6 @@
               <w:right w:val="single" w:sz="6" w:space="0" w:color="1F3864"/>
             </w:tcBorders>
             <w:shd w:val="clear" w:color="auto" w:fill="4472C4"/>
-            <w:tcMar>
-              <w:top w:w="50" w:type="dxa"/>
-              <w:left w:w="90" w:type="dxa"/>
-              <w:bottom w:w="50" w:type="dxa"/>
-              <w:right w:w="90" w:type="dxa"/>
-            </w:tcMar>
             <w:vAlign w:val="center"/>
           </w:tcPr>
           <w:p>
@@ -15189,12 +13845,6 @@
               <w:right w:val="single" w:sz="6" w:space="0" w:color="1F3864"/>
             </w:tcBorders>
             <w:shd w:val="clear" w:color="auto" w:fill="D9E2F3"/>
-            <w:tcMar>
-              <w:top w:w="50" w:type="dxa"/>
-              <w:left w:w="90" w:type="dxa"/>
-              <w:bottom w:w="50" w:type="dxa"/>
-              <w:right w:w="90" w:type="dxa"/>
-            </w:tcMar>
             <w:vAlign w:val="center"/>
           </w:tcPr>
           <w:p>
@@ -15227,12 +13877,6 @@
               <w:right w:val="single" w:sz="6" w:space="0" w:color="1F3864"/>
             </w:tcBorders>
             <w:shd w:val="clear" w:color="auto" w:fill="D9E2F3"/>
-            <w:tcMar>
-              <w:top w:w="50" w:type="dxa"/>
-              <w:left w:w="90" w:type="dxa"/>
-              <w:bottom w:w="50" w:type="dxa"/>
-              <w:right w:w="90" w:type="dxa"/>
-            </w:tcMar>
             <w:vAlign w:val="center"/>
           </w:tcPr>
           <w:p>
@@ -15265,12 +13909,6 @@
               <w:right w:val="single" w:sz="6" w:space="0" w:color="1F3864"/>
             </w:tcBorders>
             <w:shd w:val="clear" w:color="auto" w:fill="D9E2F3"/>
-            <w:tcMar>
-              <w:top w:w="50" w:type="dxa"/>
-              <w:left w:w="90" w:type="dxa"/>
-              <w:bottom w:w="50" w:type="dxa"/>
-              <w:right w:w="90" w:type="dxa"/>
-            </w:tcMar>
             <w:vAlign w:val="center"/>
           </w:tcPr>
           <w:p>
@@ -15303,12 +13941,6 @@
               <w:right w:val="single" w:sz="6" w:space="0" w:color="1F3864"/>
             </w:tcBorders>
             <w:shd w:val="clear" w:color="auto" w:fill="D9E2F3"/>
-            <w:tcMar>
-              <w:top w:w="50" w:type="dxa"/>
-              <w:left w:w="90" w:type="dxa"/>
-              <w:bottom w:w="50" w:type="dxa"/>
-              <w:right w:w="90" w:type="dxa"/>
-            </w:tcMar>
             <w:vAlign w:val="center"/>
           </w:tcPr>
           <w:p>
@@ -15368,12 +14000,6 @@
               <w:right w:val="single" w:sz="6" w:space="0" w:color="1F3864"/>
             </w:tcBorders>
             <w:shd w:val="clear" w:color="auto" w:fill="D9E2F3"/>
-            <w:tcMar>
-              <w:top w:w="50" w:type="dxa"/>
-              <w:left w:w="90" w:type="dxa"/>
-              <w:bottom w:w="50" w:type="dxa"/>
-              <w:right w:w="90" w:type="dxa"/>
-            </w:tcMar>
             <w:vAlign w:val="center"/>
           </w:tcPr>
           <w:p>
@@ -15406,12 +14032,6 @@
               <w:right w:val="single" w:sz="6" w:space="0" w:color="1F3864"/>
             </w:tcBorders>
             <w:shd w:val="clear" w:color="auto" w:fill="D9E2F3"/>
-            <w:tcMar>
-              <w:top w:w="50" w:type="dxa"/>
-              <w:left w:w="90" w:type="dxa"/>
-              <w:bottom w:w="50" w:type="dxa"/>
-              <w:right w:w="90" w:type="dxa"/>
-            </w:tcMar>
             <w:vAlign w:val="center"/>
           </w:tcPr>
           <w:p>
@@ -15444,12 +14064,6 @@
               <w:right w:val="single" w:sz="6" w:space="0" w:color="1F3864"/>
             </w:tcBorders>
             <w:shd w:val="clear" w:color="auto" w:fill="D9E2F3"/>
-            <w:tcMar>
-              <w:top w:w="50" w:type="dxa"/>
-              <w:left w:w="90" w:type="dxa"/>
-              <w:bottom w:w="50" w:type="dxa"/>
-              <w:right w:w="90" w:type="dxa"/>
-            </w:tcMar>
             <w:vAlign w:val="center"/>
           </w:tcPr>
           <w:p>
@@ -15482,12 +14096,6 @@
               <w:right w:val="single" w:sz="6" w:space="0" w:color="1F3864"/>
             </w:tcBorders>
             <w:shd w:val="clear" w:color="auto" w:fill="D9E2F3"/>
-            <w:tcMar>
-              <w:top w:w="50" w:type="dxa"/>
-              <w:left w:w="90" w:type="dxa"/>
-              <w:bottom w:w="50" w:type="dxa"/>
-              <w:right w:w="90" w:type="dxa"/>
-            </w:tcMar>
             <w:vAlign w:val="center"/>
           </w:tcPr>
           <w:p>
@@ -15547,12 +14155,6 @@
               <w:right w:val="single" w:sz="6" w:space="0" w:color="1F3864"/>
             </w:tcBorders>
             <w:shd w:val="clear" w:color="auto" w:fill="D9E2F3"/>
-            <w:tcMar>
-              <w:top w:w="50" w:type="dxa"/>
-              <w:left w:w="90" w:type="dxa"/>
-              <w:bottom w:w="50" w:type="dxa"/>
-              <w:right w:w="90" w:type="dxa"/>
-            </w:tcMar>
             <w:vAlign w:val="center"/>
           </w:tcPr>
           <w:p>
@@ -15585,12 +14187,6 @@
               <w:right w:val="single" w:sz="6" w:space="0" w:color="1F3864"/>
             </w:tcBorders>
             <w:shd w:val="clear" w:color="auto" w:fill="D9E2F3"/>
-            <w:tcMar>
-              <w:top w:w="50" w:type="dxa"/>
-              <w:left w:w="90" w:type="dxa"/>
-              <w:bottom w:w="50" w:type="dxa"/>
-              <w:right w:w="90" w:type="dxa"/>
-            </w:tcMar>
             <w:vAlign w:val="center"/>
           </w:tcPr>
           <w:p>
@@ -15623,12 +14219,6 @@
               <w:right w:val="single" w:sz="6" w:space="0" w:color="1F3864"/>
             </w:tcBorders>
             <w:shd w:val="clear" w:color="auto" w:fill="D9E2F3"/>
-            <w:tcMar>
-              <w:top w:w="50" w:type="dxa"/>
-              <w:left w:w="90" w:type="dxa"/>
-              <w:bottom w:w="50" w:type="dxa"/>
-              <w:right w:w="90" w:type="dxa"/>
-            </w:tcMar>
             <w:vAlign w:val="center"/>
           </w:tcPr>
           <w:p>
@@ -15661,12 +14251,6 @@
               <w:right w:val="single" w:sz="6" w:space="0" w:color="1F3864"/>
             </w:tcBorders>
             <w:shd w:val="clear" w:color="auto" w:fill="D9E2F3"/>
-            <w:tcMar>
-              <w:top w:w="50" w:type="dxa"/>
-              <w:left w:w="90" w:type="dxa"/>
-              <w:bottom w:w="50" w:type="dxa"/>
-              <w:right w:w="90" w:type="dxa"/>
-            </w:tcMar>
             <w:vAlign w:val="center"/>
           </w:tcPr>
           <w:p>
@@ -15726,12 +14310,6 @@
               <w:right w:val="single" w:sz="6" w:space="0" w:color="1F3864"/>
             </w:tcBorders>
             <w:shd w:val="clear" w:color="auto" w:fill="D9E2F3"/>
-            <w:tcMar>
-              <w:top w:w="50" w:type="dxa"/>
-              <w:left w:w="90" w:type="dxa"/>
-              <w:bottom w:w="50" w:type="dxa"/>
-              <w:right w:w="90" w:type="dxa"/>
-            </w:tcMar>
             <w:vAlign w:val="center"/>
           </w:tcPr>
           <w:p>
@@ -15776,12 +14354,6 @@
               <w:right w:val="single" w:sz="6" w:space="0" w:color="1F3864"/>
             </w:tcBorders>
             <w:shd w:val="clear" w:color="auto" w:fill="4472C4"/>
-            <w:tcMar>
-              <w:top w:w="50" w:type="dxa"/>
-              <w:left w:w="90" w:type="dxa"/>
-              <w:bottom w:w="50" w:type="dxa"/>
-              <w:right w:w="90" w:type="dxa"/>
-            </w:tcMar>
             <w:vAlign w:val="center"/>
           </w:tcPr>
           <w:p>
@@ -15874,12 +14446,6 @@
               <w:right w:val="single" w:sz="6" w:space="0" w:color="1F3864"/>
             </w:tcBorders>
             <w:shd w:val="clear" w:color="auto" w:fill="4472C4"/>
-            <w:tcMar>
-              <w:top w:w="50" w:type="dxa"/>
-              <w:left w:w="90" w:type="dxa"/>
-              <w:bottom w:w="50" w:type="dxa"/>
-              <w:right w:w="90" w:type="dxa"/>
-            </w:tcMar>
             <w:vAlign w:val="center"/>
           </w:tcPr>
           <w:p>
@@ -15919,12 +14485,6 @@
               <w:right w:val="single" w:sz="6" w:space="0" w:color="1F3864"/>
             </w:tcBorders>
             <w:shd w:val="clear" w:color="auto" w:fill="4472C4"/>
-            <w:tcMar>
-              <w:top w:w="50" w:type="dxa"/>
-              <w:left w:w="90" w:type="dxa"/>
-              <w:bottom w:w="50" w:type="dxa"/>
-              <w:right w:w="90" w:type="dxa"/>
-            </w:tcMar>
             <w:vAlign w:val="center"/>
           </w:tcPr>
           <w:p>
@@ -15964,12 +14524,6 @@
               <w:right w:val="single" w:sz="6" w:space="0" w:color="1F3864"/>
             </w:tcBorders>
             <w:shd w:val="clear" w:color="auto" w:fill="4472C4"/>
-            <w:tcMar>
-              <w:top w:w="50" w:type="dxa"/>
-              <w:left w:w="90" w:type="dxa"/>
-              <w:bottom w:w="50" w:type="dxa"/>
-              <w:right w:w="90" w:type="dxa"/>
-            </w:tcMar>
             <w:vAlign w:val="center"/>
           </w:tcPr>
           <w:p>
@@ -16009,12 +14563,6 @@
               <w:right w:val="single" w:sz="6" w:space="0" w:color="1F3864"/>
             </w:tcBorders>
             <w:shd w:val="clear" w:color="auto" w:fill="4472C4"/>
-            <w:tcMar>
-              <w:top w:w="50" w:type="dxa"/>
-              <w:left w:w="90" w:type="dxa"/>
-              <w:bottom w:w="50" w:type="dxa"/>
-              <w:right w:w="90" w:type="dxa"/>
-            </w:tcMar>
             <w:vAlign w:val="center"/>
           </w:tcPr>
           <w:p>
@@ -16081,12 +14629,6 @@
               <w:right w:val="single" w:sz="6" w:space="0" w:color="1F3864"/>
             </w:tcBorders>
             <w:shd w:val="clear" w:color="auto" w:fill="D9E2F3"/>
-            <w:tcMar>
-              <w:top w:w="50" w:type="dxa"/>
-              <w:left w:w="90" w:type="dxa"/>
-              <w:bottom w:w="50" w:type="dxa"/>
-              <w:right w:w="90" w:type="dxa"/>
-            </w:tcMar>
             <w:vAlign w:val="center"/>
           </w:tcPr>
           <w:p>
@@ -16119,12 +14661,6 @@
               <w:right w:val="single" w:sz="6" w:space="0" w:color="1F3864"/>
             </w:tcBorders>
             <w:shd w:val="clear" w:color="auto" w:fill="D9E2F3"/>
-            <w:tcMar>
-              <w:top w:w="50" w:type="dxa"/>
-              <w:left w:w="90" w:type="dxa"/>
-              <w:bottom w:w="50" w:type="dxa"/>
-              <w:right w:w="90" w:type="dxa"/>
-            </w:tcMar>
             <w:vAlign w:val="center"/>
           </w:tcPr>
           <w:p>
@@ -16157,12 +14693,6 @@
               <w:right w:val="single" w:sz="6" w:space="0" w:color="1F3864"/>
             </w:tcBorders>
             <w:shd w:val="clear" w:color="auto" w:fill="D9E2F3"/>
-            <w:tcMar>
-              <w:top w:w="50" w:type="dxa"/>
-              <w:left w:w="90" w:type="dxa"/>
-              <w:bottom w:w="50" w:type="dxa"/>
-              <w:right w:w="90" w:type="dxa"/>
-            </w:tcMar>
             <w:vAlign w:val="center"/>
           </w:tcPr>
           <w:p>
@@ -16195,12 +14725,6 @@
               <w:right w:val="single" w:sz="6" w:space="0" w:color="1F3864"/>
             </w:tcBorders>
             <w:shd w:val="clear" w:color="auto" w:fill="D9E2F3"/>
-            <w:tcMar>
-              <w:top w:w="50" w:type="dxa"/>
-              <w:left w:w="90" w:type="dxa"/>
-              <w:bottom w:w="50" w:type="dxa"/>
-              <w:right w:w="90" w:type="dxa"/>
-            </w:tcMar>
             <w:vAlign w:val="center"/>
           </w:tcPr>
           <w:p>
@@ -16260,12 +14784,6 @@
               <w:right w:val="single" w:sz="6" w:space="0" w:color="1F3864"/>
             </w:tcBorders>
             <w:shd w:val="clear" w:color="auto" w:fill="D9E2F3"/>
-            <w:tcMar>
-              <w:top w:w="50" w:type="dxa"/>
-              <w:left w:w="90" w:type="dxa"/>
-              <w:bottom w:w="50" w:type="dxa"/>
-              <w:right w:w="90" w:type="dxa"/>
-            </w:tcMar>
             <w:vAlign w:val="center"/>
           </w:tcPr>
           <w:p>
@@ -16298,12 +14816,6 @@
               <w:right w:val="single" w:sz="6" w:space="0" w:color="1F3864"/>
             </w:tcBorders>
             <w:shd w:val="clear" w:color="auto" w:fill="D9E2F3"/>
-            <w:tcMar>
-              <w:top w:w="50" w:type="dxa"/>
-              <w:left w:w="90" w:type="dxa"/>
-              <w:bottom w:w="50" w:type="dxa"/>
-              <w:right w:w="90" w:type="dxa"/>
-            </w:tcMar>
             <w:vAlign w:val="center"/>
           </w:tcPr>
           <w:p>
@@ -16336,12 +14848,6 @@
               <w:right w:val="single" w:sz="6" w:space="0" w:color="1F3864"/>
             </w:tcBorders>
             <w:shd w:val="clear" w:color="auto" w:fill="D9E2F3"/>
-            <w:tcMar>
-              <w:top w:w="50" w:type="dxa"/>
-              <w:left w:w="90" w:type="dxa"/>
-              <w:bottom w:w="50" w:type="dxa"/>
-              <w:right w:w="90" w:type="dxa"/>
-            </w:tcMar>
             <w:vAlign w:val="center"/>
           </w:tcPr>
           <w:p>
@@ -16374,12 +14880,6 @@
               <w:right w:val="single" w:sz="6" w:space="0" w:color="1F3864"/>
             </w:tcBorders>
             <w:shd w:val="clear" w:color="auto" w:fill="D9E2F3"/>
-            <w:tcMar>
-              <w:top w:w="50" w:type="dxa"/>
-              <w:left w:w="90" w:type="dxa"/>
-              <w:bottom w:w="50" w:type="dxa"/>
-              <w:right w:w="90" w:type="dxa"/>
-            </w:tcMar>
             <w:vAlign w:val="center"/>
           </w:tcPr>
           <w:p>
@@ -16439,12 +14939,6 @@
               <w:right w:val="single" w:sz="6" w:space="0" w:color="1F3864"/>
             </w:tcBorders>
             <w:shd w:val="clear" w:color="auto" w:fill="D9E2F3"/>
-            <w:tcMar>
-              <w:top w:w="50" w:type="dxa"/>
-              <w:left w:w="90" w:type="dxa"/>
-              <w:bottom w:w="50" w:type="dxa"/>
-              <w:right w:w="90" w:type="dxa"/>
-            </w:tcMar>
             <w:vAlign w:val="center"/>
           </w:tcPr>
           <w:p>
@@ -16477,12 +14971,6 @@
               <w:right w:val="single" w:sz="6" w:space="0" w:color="1F3864"/>
             </w:tcBorders>
             <w:shd w:val="clear" w:color="auto" w:fill="D9E2F3"/>
-            <w:tcMar>
-              <w:top w:w="50" w:type="dxa"/>
-              <w:left w:w="90" w:type="dxa"/>
-              <w:bottom w:w="50" w:type="dxa"/>
-              <w:right w:w="90" w:type="dxa"/>
-            </w:tcMar>
             <w:vAlign w:val="center"/>
           </w:tcPr>
           <w:p>
@@ -16515,12 +15003,6 @@
               <w:right w:val="single" w:sz="6" w:space="0" w:color="1F3864"/>
             </w:tcBorders>
             <w:shd w:val="clear" w:color="auto" w:fill="D9E2F3"/>
-            <w:tcMar>
-              <w:top w:w="50" w:type="dxa"/>
-              <w:left w:w="90" w:type="dxa"/>
-              <w:bottom w:w="50" w:type="dxa"/>
-              <w:right w:w="90" w:type="dxa"/>
-            </w:tcMar>
             <w:vAlign w:val="center"/>
           </w:tcPr>
           <w:p>
@@ -16553,12 +15035,6 @@
               <w:right w:val="single" w:sz="6" w:space="0" w:color="1F3864"/>
             </w:tcBorders>
             <w:shd w:val="clear" w:color="auto" w:fill="D9E2F3"/>
-            <w:tcMar>
-              <w:top w:w="50" w:type="dxa"/>
-              <w:left w:w="90" w:type="dxa"/>
-              <w:bottom w:w="50" w:type="dxa"/>
-              <w:right w:w="90" w:type="dxa"/>
-            </w:tcMar>
             <w:vAlign w:val="center"/>
           </w:tcPr>
           <w:p>
@@ -16618,12 +15094,6 @@
               <w:right w:val="single" w:sz="6" w:space="0" w:color="1F3864"/>
             </w:tcBorders>
             <w:shd w:val="clear" w:color="auto" w:fill="D9E2F3"/>
-            <w:tcMar>
-              <w:top w:w="50" w:type="dxa"/>
-              <w:left w:w="90" w:type="dxa"/>
-              <w:bottom w:w="50" w:type="dxa"/>
-              <w:right w:w="90" w:type="dxa"/>
-            </w:tcMar>
             <w:vAlign w:val="center"/>
           </w:tcPr>
           <w:p>
@@ -16668,12 +15138,6 @@
               <w:right w:val="single" w:sz="6" w:space="0" w:color="1F3864"/>
             </w:tcBorders>
             <w:shd w:val="clear" w:color="auto" w:fill="4472C4"/>
-            <w:tcMar>
-              <w:top w:w="50" w:type="dxa"/>
-              <w:left w:w="90" w:type="dxa"/>
-              <w:bottom w:w="50" w:type="dxa"/>
-              <w:right w:w="90" w:type="dxa"/>
-            </w:tcMar>
             <w:vAlign w:val="center"/>
           </w:tcPr>
           <w:p>
@@ -16766,12 +15230,6 @@
               <w:right w:val="single" w:sz="6" w:space="0" w:color="1F3864"/>
             </w:tcBorders>
             <w:shd w:val="clear" w:color="auto" w:fill="4472C4"/>
-            <w:tcMar>
-              <w:top w:w="50" w:type="dxa"/>
-              <w:left w:w="90" w:type="dxa"/>
-              <w:bottom w:w="50" w:type="dxa"/>
-              <w:right w:w="90" w:type="dxa"/>
-            </w:tcMar>
             <w:vAlign w:val="center"/>
           </w:tcPr>
           <w:p>
@@ -16811,12 +15269,6 @@
               <w:right w:val="single" w:sz="6" w:space="0" w:color="1F3864"/>
             </w:tcBorders>
             <w:shd w:val="clear" w:color="auto" w:fill="4472C4"/>
-            <w:tcMar>
-              <w:top w:w="50" w:type="dxa"/>
-              <w:left w:w="90" w:type="dxa"/>
-              <w:bottom w:w="50" w:type="dxa"/>
-              <w:right w:w="90" w:type="dxa"/>
-            </w:tcMar>
             <w:vAlign w:val="center"/>
           </w:tcPr>
           <w:p>
@@ -16856,12 +15308,6 @@
               <w:right w:val="single" w:sz="6" w:space="0" w:color="1F3864"/>
             </w:tcBorders>
             <w:shd w:val="clear" w:color="auto" w:fill="4472C4"/>
-            <w:tcMar>
-              <w:top w:w="50" w:type="dxa"/>
-              <w:left w:w="90" w:type="dxa"/>
-              <w:bottom w:w="50" w:type="dxa"/>
-              <w:right w:w="90" w:type="dxa"/>
-            </w:tcMar>
             <w:vAlign w:val="center"/>
           </w:tcPr>
           <w:p>
@@ -16901,12 +15347,6 @@
               <w:right w:val="single" w:sz="6" w:space="0" w:color="1F3864"/>
             </w:tcBorders>
             <w:shd w:val="clear" w:color="auto" w:fill="4472C4"/>
-            <w:tcMar>
-              <w:top w:w="50" w:type="dxa"/>
-              <w:left w:w="90" w:type="dxa"/>
-              <w:bottom w:w="50" w:type="dxa"/>
-              <w:right w:w="90" w:type="dxa"/>
-            </w:tcMar>
             <w:vAlign w:val="center"/>
           </w:tcPr>
           <w:p>
@@ -16973,12 +15413,6 @@
               <w:right w:val="single" w:sz="6" w:space="0" w:color="1F3864"/>
             </w:tcBorders>
             <w:shd w:val="clear" w:color="auto" w:fill="D9E2F3"/>
-            <w:tcMar>
-              <w:top w:w="50" w:type="dxa"/>
-              <w:left w:w="90" w:type="dxa"/>
-              <w:bottom w:w="50" w:type="dxa"/>
-              <w:right w:w="90" w:type="dxa"/>
-            </w:tcMar>
             <w:vAlign w:val="center"/>
           </w:tcPr>
           <w:p>
@@ -17011,12 +15445,6 @@
               <w:right w:val="single" w:sz="6" w:space="0" w:color="1F3864"/>
             </w:tcBorders>
             <w:shd w:val="clear" w:color="auto" w:fill="D9E2F3"/>
-            <w:tcMar>
-              <w:top w:w="50" w:type="dxa"/>
-              <w:left w:w="90" w:type="dxa"/>
-              <w:bottom w:w="50" w:type="dxa"/>
-              <w:right w:w="90" w:type="dxa"/>
-            </w:tcMar>
             <w:vAlign w:val="center"/>
           </w:tcPr>
           <w:p>
@@ -17049,12 +15477,6 @@
               <w:right w:val="single" w:sz="6" w:space="0" w:color="1F3864"/>
             </w:tcBorders>
             <w:shd w:val="clear" w:color="auto" w:fill="D9E2F3"/>
-            <w:tcMar>
-              <w:top w:w="50" w:type="dxa"/>
-              <w:left w:w="90" w:type="dxa"/>
-              <w:bottom w:w="50" w:type="dxa"/>
-              <w:right w:w="90" w:type="dxa"/>
-            </w:tcMar>
             <w:vAlign w:val="center"/>
           </w:tcPr>
           <w:p>
@@ -17087,12 +15509,6 @@
               <w:right w:val="single" w:sz="6" w:space="0" w:color="1F3864"/>
             </w:tcBorders>
             <w:shd w:val="clear" w:color="auto" w:fill="D9E2F3"/>
-            <w:tcMar>
-              <w:top w:w="50" w:type="dxa"/>
-              <w:left w:w="90" w:type="dxa"/>
-              <w:bottom w:w="50" w:type="dxa"/>
-              <w:right w:w="90" w:type="dxa"/>
-            </w:tcMar>
             <w:vAlign w:val="center"/>
           </w:tcPr>
           <w:p>
@@ -17170,12 +15586,6 @@
               <w:right w:val="single" w:sz="6" w:space="0" w:color="1F3864"/>
             </w:tcBorders>
             <w:shd w:val="clear" w:color="auto" w:fill="D9E2F3"/>
-            <w:tcMar>
-              <w:top w:w="50" w:type="dxa"/>
-              <w:left w:w="90" w:type="dxa"/>
-              <w:bottom w:w="50" w:type="dxa"/>
-              <w:right w:w="90" w:type="dxa"/>
-            </w:tcMar>
             <w:vAlign w:val="center"/>
           </w:tcPr>
           <w:p>
@@ -17208,12 +15618,6 @@
               <w:right w:val="single" w:sz="6" w:space="0" w:color="1F3864"/>
             </w:tcBorders>
             <w:shd w:val="clear" w:color="auto" w:fill="D9E2F3"/>
-            <w:tcMar>
-              <w:top w:w="50" w:type="dxa"/>
-              <w:left w:w="90" w:type="dxa"/>
-              <w:bottom w:w="50" w:type="dxa"/>
-              <w:right w:w="90" w:type="dxa"/>
-            </w:tcMar>
             <w:vAlign w:val="center"/>
           </w:tcPr>
           <w:p>
@@ -17246,12 +15650,6 @@
               <w:right w:val="single" w:sz="6" w:space="0" w:color="1F3864"/>
             </w:tcBorders>
             <w:shd w:val="clear" w:color="auto" w:fill="D9E2F3"/>
-            <w:tcMar>
-              <w:top w:w="50" w:type="dxa"/>
-              <w:left w:w="90" w:type="dxa"/>
-              <w:bottom w:w="50" w:type="dxa"/>
-              <w:right w:w="90" w:type="dxa"/>
-            </w:tcMar>
             <w:vAlign w:val="center"/>
           </w:tcPr>
           <w:p>
@@ -17284,12 +15682,6 @@
               <w:right w:val="single" w:sz="6" w:space="0" w:color="1F3864"/>
             </w:tcBorders>
             <w:shd w:val="clear" w:color="auto" w:fill="D9E2F3"/>
-            <w:tcMar>
-              <w:top w:w="50" w:type="dxa"/>
-              <w:left w:w="90" w:type="dxa"/>
-              <w:bottom w:w="50" w:type="dxa"/>
-              <w:right w:w="90" w:type="dxa"/>
-            </w:tcMar>
             <w:vAlign w:val="center"/>
           </w:tcPr>
           <w:p>
@@ -17367,12 +15759,6 @@
               <w:right w:val="single" w:sz="6" w:space="0" w:color="1F3864"/>
             </w:tcBorders>
             <w:shd w:val="clear" w:color="auto" w:fill="D9E2F3"/>
-            <w:tcMar>
-              <w:top w:w="50" w:type="dxa"/>
-              <w:left w:w="90" w:type="dxa"/>
-              <w:bottom w:w="50" w:type="dxa"/>
-              <w:right w:w="90" w:type="dxa"/>
-            </w:tcMar>
             <w:vAlign w:val="center"/>
           </w:tcPr>
           <w:p>
@@ -17405,12 +15791,6 @@
               <w:right w:val="single" w:sz="6" w:space="0" w:color="1F3864"/>
             </w:tcBorders>
             <w:shd w:val="clear" w:color="auto" w:fill="D9E2F3"/>
-            <w:tcMar>
-              <w:top w:w="50" w:type="dxa"/>
-              <w:left w:w="90" w:type="dxa"/>
-              <w:bottom w:w="50" w:type="dxa"/>
-              <w:right w:w="90" w:type="dxa"/>
-            </w:tcMar>
             <w:vAlign w:val="center"/>
           </w:tcPr>
           <w:p>
@@ -17443,12 +15823,6 @@
               <w:right w:val="single" w:sz="6" w:space="0" w:color="1F3864"/>
             </w:tcBorders>
             <w:shd w:val="clear" w:color="auto" w:fill="D9E2F3"/>
-            <w:tcMar>
-              <w:top w:w="50" w:type="dxa"/>
-              <w:left w:w="90" w:type="dxa"/>
-              <w:bottom w:w="50" w:type="dxa"/>
-              <w:right w:w="90" w:type="dxa"/>
-            </w:tcMar>
             <w:vAlign w:val="center"/>
           </w:tcPr>
           <w:p>
@@ -17481,12 +15855,6 @@
               <w:right w:val="single" w:sz="6" w:space="0" w:color="1F3864"/>
             </w:tcBorders>
             <w:shd w:val="clear" w:color="auto" w:fill="D9E2F3"/>
-            <w:tcMar>
-              <w:top w:w="50" w:type="dxa"/>
-              <w:left w:w="90" w:type="dxa"/>
-              <w:bottom w:w="50" w:type="dxa"/>
-              <w:right w:w="90" w:type="dxa"/>
-            </w:tcMar>
             <w:vAlign w:val="center"/>
           </w:tcPr>
           <w:p>
@@ -17545,12 +15913,6 @@
               <w:right w:val="single" w:sz="6" w:space="0" w:color="1F3864"/>
             </w:tcBorders>
             <w:shd w:val="clear" w:color="auto" w:fill="4472C4"/>
-            <w:tcMar>
-              <w:top w:w="50" w:type="dxa"/>
-              <w:left w:w="90" w:type="dxa"/>
-              <w:bottom w:w="50" w:type="dxa"/>
-              <w:right w:w="90" w:type="dxa"/>
-            </w:tcMar>
             <w:vAlign w:val="center"/>
           </w:tcPr>
           <w:p>
@@ -17589,12 +15951,6 @@
               <w:right w:val="single" w:sz="6" w:space="0" w:color="1F3864"/>
             </w:tcBorders>
             <w:shd w:val="clear" w:color="auto" w:fill="4472C4"/>
-            <w:tcMar>
-              <w:top w:w="50" w:type="dxa"/>
-              <w:left w:w="90" w:type="dxa"/>
-              <w:bottom w:w="50" w:type="dxa"/>
-              <w:right w:w="90" w:type="dxa"/>
-            </w:tcMar>
             <w:vAlign w:val="center"/>
           </w:tcPr>
           <w:p>
@@ -17620,6 +15976,350 @@
                 <w:szCs w:val="18"/>
               </w:rPr>
               <w:t>100%</w:t>
+            </w:r>
+          </w:p>
+        </w:tc>
+      </w:tr>
+    </w:tbl>
+    <w:p>
+      <w:pPr>
+        <w:spacing w:before="0" w:after="0" w:line="240" w:lineRule="auto"/>
+        <w:rPr>
+          <w:sz w:val="18"/>
+          <w:szCs w:val="18"/>
+        </w:rPr>
+      </w:pPr>
+    </w:p>
+    <w:tbl>
+      <w:tblPr>
+        <w:tblW w:w="9405" w:type="dxa"/>
+        <w:jc w:val="center"/>
+        <w:tblBorders>
+          <w:top w:val="single" w:sz="6" w:space="0" w:color="1F3864"/>
+          <w:left w:val="single" w:sz="6" w:space="0" w:color="1F3864"/>
+          <w:bottom w:val="single" w:sz="6" w:space="0" w:color="1F3864"/>
+          <w:right w:val="single" w:sz="6" w:space="0" w:color="1F3864"/>
+          <w:insideH w:val="single" w:sz="6" w:space="0" w:color="1F3864"/>
+          <w:insideV w:val="single" w:sz="6" w:space="0" w:color="1F3864"/>
+        </w:tblBorders>
+        <w:tblLayout w:type="fixed"/>
+        <w:tblCellMar>
+          <w:top w:w="40" w:type="dxa"/>
+          <w:left w:w="90" w:type="dxa"/>
+          <w:bottom w:w="40" w:type="dxa"/>
+          <w:right w:w="90" w:type="dxa"/>
+        </w:tblCellMar>
+        <w:tblLook w:val="04A0" w:firstRow="1" w:lastRow="0" w:firstColumn="1" w:lastColumn="0" w:noHBand="0" w:noVBand="1"/>
+      </w:tblPr>
+      <w:tblGrid>
+        <w:gridCol w:w="1175"/>
+        <w:gridCol w:w="391"/>
+        <w:gridCol w:w="783"/>
+        <w:gridCol w:w="783"/>
+        <w:gridCol w:w="391"/>
+        <w:gridCol w:w="1175"/>
+        <w:gridCol w:w="783"/>
+        <w:gridCol w:w="391"/>
+        <w:gridCol w:w="391"/>
+        <w:gridCol w:w="391"/>
+        <w:gridCol w:w="391"/>
+        <w:gridCol w:w="391"/>
+        <w:gridCol w:w="391"/>
+        <w:gridCol w:w="1567"/>
+      </w:tblGrid>
+      <w:tr>
+        <w:tc>
+          <w:tcPr>
+            <w:tcW w:w="9394" w:type="dxa"/>
+            <w:gridSpan w:val="14"/>
+            <w:tcBorders>
+              <w:top w:val="single" w:sz="6" w:space="0" w:color="1F3864"/>
+              <w:left w:val="single" w:sz="6" w:space="0" w:color="1F3864"/>
+              <w:bottom w:val="single" w:sz="6" w:space="0" w:color="1F3864"/>
+              <w:right w:val="single" w:sz="6" w:space="0" w:color="1F3864"/>
+            </w:tcBorders>
+            <w:shd w:val="clear" w:color="auto" w:fill="D9E2F3"/>
+          </w:tcPr>
+          <w:p>
+            <w:pPr>
+              <w:spacing w:before="20" w:after="20" w:line="240" w:lineRule="auto"/>
+              <w:rPr>
+                <w:rFonts w:ascii="Century Gothic" w:hAnsi="Century Gothic" w:cs="Century Gothic" w:eastAsia="Century Gothic"/>
+                <w:sz w:val="18"/>
+                <w:szCs w:val="18"/>
+                <w:lang w:val="en-US"/>
+              </w:rPr>
+            </w:pPr>
+            <w:proofErr w:type="spellStart"/>
+            <w:r>
+              <w:rPr>
+                <w:rFonts w:ascii="Century Gothic" w:hAnsi="Century Gothic" w:cs="Century Gothic" w:eastAsia="Century Gothic"/>
+                <w:b/>
+                <w:bCs/>
+                <w:i/>
+                <w:iCs/>
+                <w:sz w:val="18"/>
+                <w:szCs w:val="18"/>
+                <w:lang w:val="en-US"/>
+              </w:rPr>
+              <w:t>Bibliografía</w:t>
+            </w:r>
+            <w:proofErr w:type="spellEnd"/>
+            <w:r>
+              <w:rPr>
+                <w:rFonts w:ascii="Century Gothic" w:hAnsi="Century Gothic" w:cs="Century Gothic" w:eastAsia="Century Gothic"/>
+                <w:b/>
+                <w:bCs/>
+                <w:i/>
+                <w:iCs/>
+                <w:sz w:val="18"/>
+                <w:szCs w:val="18"/>
+                <w:lang w:val="en-US"/>
+              </w:rPr>
+              <w:t xml:space="preserve"> </w:t>
+            </w:r>
+            <w:proofErr w:type="spellStart"/>
+            <w:r>
+              <w:rPr>
+                <w:rFonts w:ascii="Century Gothic" w:hAnsi="Century Gothic" w:cs="Century Gothic" w:eastAsia="Century Gothic"/>
+                <w:b/>
+                <w:bCs/>
+                <w:i/>
+                <w:iCs/>
+                <w:sz w:val="18"/>
+                <w:szCs w:val="18"/>
+                <w:lang w:val="en-US"/>
+              </w:rPr>
+              <w:t>básica</w:t>
+            </w:r>
+            <w:proofErr w:type="spellEnd"/>
+            <w:r>
+              <w:rPr>
+                <w:rFonts w:ascii="Century Gothic" w:hAnsi="Century Gothic" w:cs="Century Gothic" w:eastAsia="Century Gothic"/>
+                <w:b/>
+                <w:bCs/>
+                <w:i/>
+                <w:iCs/>
+                <w:sz w:val="18"/>
+                <w:szCs w:val="18"/>
+                <w:lang w:val="en-US"/>
+              </w:rPr>
+              <w:t>:</w:t>
+            </w:r>
+          </w:p>
+          <w:p>
+            <w:pPr>
+              <w:spacing w:before="10" w:after="10" w:line="240" w:lineRule="auto"/>
+              <w:ind w:left="360" w:hanging="360"/>
+              <w:rPr>
+                <w:rFonts w:ascii="Century Gothic" w:hAnsi="Century Gothic" w:cs="Century Gothic" w:eastAsia="Century Gothic"/>
+                <w:sz w:val="18"/>
+                <w:szCs w:val="18"/>
+                <w:lang w:val="en-US"/>
+              </w:rPr>
+            </w:pPr>
+            <w:r>
+              <w:rPr>
+                <w:rFonts w:ascii="Century Gothic" w:hAnsi="Century Gothic" w:cs="Century Gothic" w:eastAsia="Century Gothic"/>
+                <w:sz w:val="18"/>
+                <w:szCs w:val="18"/>
+                <w:lang w:val="en-US"/>
+              </w:rPr>
+              <w:t xml:space="preserve">International Auditing and Assurance Standards Board, IAASB (2023). </w:t>
+            </w:r>
+            <w:r>
+              <w:rPr>
+                <w:rFonts w:ascii="Century Gothic" w:hAnsi="Century Gothic" w:cs="Century Gothic" w:eastAsia="Century Gothic"/>
+                <w:i/>
+                <w:iCs/>
+                <w:sz w:val="18"/>
+                <w:szCs w:val="18"/>
+                <w:lang w:val="en-US"/>
+              </w:rPr>
+              <w:t>Handbook of International Quality Control, Auditing, Review, Other Assurance, and Related Services Pronouncements</w:t>
+            </w:r>
+            <w:r>
+              <w:rPr>
+                <w:rFonts w:ascii="Century Gothic" w:hAnsi="Century Gothic" w:cs="Century Gothic" w:eastAsia="Century Gothic"/>
+                <w:sz w:val="18"/>
+                <w:szCs w:val="18"/>
+                <w:lang w:val="en-US"/>
+              </w:rPr>
+              <w:t xml:space="preserve">. </w:t>
+            </w:r>
+            <w:proofErr w:type="spellStart"/>
+            <w:r>
+              <w:rPr>
+                <w:rFonts w:ascii="Century Gothic" w:hAnsi="Century Gothic" w:cs="Century Gothic" w:eastAsia="Century Gothic"/>
+                <w:sz w:val="18"/>
+                <w:szCs w:val="18"/>
+                <w:lang w:val="en-US"/>
+              </w:rPr>
+              <w:t>Edición</w:t>
+            </w:r>
+            <w:proofErr w:type="spellEnd"/>
+            <w:r>
+              <w:rPr>
+                <w:rFonts w:ascii="Century Gothic" w:hAnsi="Century Gothic" w:cs="Century Gothic" w:eastAsia="Century Gothic"/>
+                <w:sz w:val="18"/>
+                <w:szCs w:val="18"/>
+                <w:lang w:val="en-US"/>
+              </w:rPr>
+              <w:t xml:space="preserve"> 2021, </w:t>
+            </w:r>
+            <w:proofErr w:type="spellStart"/>
+            <w:r>
+              <w:rPr>
+                <w:rFonts w:ascii="Century Gothic" w:hAnsi="Century Gothic" w:cs="Century Gothic" w:eastAsia="Century Gothic"/>
+                <w:sz w:val="18"/>
+                <w:szCs w:val="18"/>
+                <w:lang w:val="en-US"/>
+              </w:rPr>
+              <w:t>Volúmenes</w:t>
+            </w:r>
+            <w:proofErr w:type="spellEnd"/>
+            <w:r>
+              <w:rPr>
+                <w:rFonts w:ascii="Century Gothic" w:hAnsi="Century Gothic" w:cs="Century Gothic" w:eastAsia="Century Gothic"/>
+                <w:sz w:val="18"/>
+                <w:szCs w:val="18"/>
+                <w:lang w:val="en-US"/>
+              </w:rPr>
+              <w:t xml:space="preserve"> I, II y III.</w:t>
+            </w:r>
+          </w:p>
+          <w:p>
+            <w:pPr>
+              <w:spacing w:before="10" w:after="10" w:line="240" w:lineRule="auto"/>
+              <w:ind w:left="360" w:hanging="360"/>
+              <w:rPr>
+                <w:rFonts w:ascii="Century Gothic" w:hAnsi="Century Gothic" w:cs="Century Gothic" w:eastAsia="Century Gothic"/>
+                <w:sz w:val="18"/>
+                <w:szCs w:val="18"/>
+                <w:lang w:val="en-US"/>
+              </w:rPr>
+            </w:pPr>
+            <w:r>
+              <w:rPr>
+                <w:rFonts w:ascii="Century Gothic" w:hAnsi="Century Gothic" w:cs="Century Gothic" w:eastAsia="Century Gothic"/>
+                <w:sz w:val="18"/>
+                <w:szCs w:val="18"/>
+                <w:lang w:val="en-US"/>
+              </w:rPr>
+              <w:lastRenderedPageBreak/>
+              <w:t xml:space="preserve">Anderson, D., Sweeney, D. y Williams, T. (2003). </w:t>
+            </w:r>
+            <w:r>
+              <w:rPr>
+                <w:rFonts w:ascii="Century Gothic" w:hAnsi="Century Gothic" w:cs="Century Gothic" w:eastAsia="Century Gothic"/>
+                <w:i/>
+                <w:iCs/>
+                <w:sz w:val="18"/>
+                <w:szCs w:val="18"/>
+              </w:rPr>
+              <w:t>Estadística para Administración y Economía</w:t>
+            </w:r>
+            <w:r>
+              <w:rPr>
+                <w:rFonts w:ascii="Century Gothic" w:hAnsi="Century Gothic" w:cs="Century Gothic" w:eastAsia="Century Gothic"/>
+                <w:sz w:val="18"/>
+                <w:szCs w:val="18"/>
+              </w:rPr>
+              <w:t xml:space="preserve">. </w:t>
+            </w:r>
+            <w:r>
+              <w:rPr>
+                <w:rFonts w:ascii="Century Gothic" w:hAnsi="Century Gothic" w:cs="Century Gothic" w:eastAsia="Century Gothic"/>
+                <w:sz w:val="18"/>
+                <w:szCs w:val="18"/>
+                <w:lang w:val="en-US"/>
+              </w:rPr>
+              <w:t>8ª ed., México: Thomson.</w:t>
+            </w:r>
+          </w:p>
+          <w:p>
+            <w:pPr>
+              <w:spacing w:before="10" w:after="10" w:line="240" w:lineRule="auto"/>
+              <w:ind w:left="360" w:hanging="360"/>
+              <w:rPr>
+                <w:rFonts w:ascii="Century Gothic" w:hAnsi="Century Gothic" w:cs="Century Gothic" w:eastAsia="Century Gothic"/>
+                <w:sz w:val="18"/>
+                <w:szCs w:val="18"/>
+              </w:rPr>
+            </w:pPr>
+            <w:r>
+              <w:rPr>
+                <w:rFonts w:ascii="Century Gothic" w:hAnsi="Century Gothic" w:cs="Century Gothic" w:eastAsia="Century Gothic"/>
+                <w:sz w:val="18"/>
+                <w:szCs w:val="18"/>
+                <w:lang w:val="en-US"/>
+              </w:rPr>
+              <w:t xml:space="preserve">Walpole, R. E. y Myers, R. H. (1992). </w:t>
+            </w:r>
+            <w:r>
+              <w:rPr>
+                <w:rFonts w:ascii="Century Gothic" w:hAnsi="Century Gothic" w:cs="Century Gothic" w:eastAsia="Century Gothic"/>
+                <w:i/>
+                <w:iCs/>
+                <w:sz w:val="18"/>
+                <w:szCs w:val="18"/>
+              </w:rPr>
+              <w:t>Probabilidad y Estadística</w:t>
+            </w:r>
+            <w:r>
+              <w:rPr>
+                <w:rFonts w:ascii="Century Gothic" w:hAnsi="Century Gothic" w:cs="Century Gothic" w:eastAsia="Century Gothic"/>
+                <w:sz w:val="18"/>
+                <w:szCs w:val="18"/>
+              </w:rPr>
+              <w:t>. 3ª ed., México: McGraw-Hill Internacional.</w:t>
+            </w:r>
+          </w:p>
+          <w:p>
+            <w:pPr>
+              <w:spacing w:before="10" w:after="10" w:line="240" w:lineRule="auto"/>
+              <w:ind w:left="360" w:hanging="360"/>
+              <w:rPr>
+                <w:rFonts w:ascii="Century Gothic" w:hAnsi="Century Gothic" w:cs="Century Gothic" w:eastAsia="Century Gothic"/>
+                <w:sz w:val="18"/>
+                <w:szCs w:val="18"/>
+              </w:rPr>
+            </w:pPr>
+            <w:proofErr w:type="spellStart"/>
+            <w:r>
+              <w:rPr>
+                <w:rFonts w:ascii="Century Gothic" w:hAnsi="Century Gothic" w:cs="Century Gothic" w:eastAsia="Century Gothic"/>
+                <w:sz w:val="18"/>
+                <w:szCs w:val="18"/>
+              </w:rPr>
+              <w:t>Kazmier</w:t>
+            </w:r>
+            <w:proofErr w:type="spellEnd"/>
+            <w:r>
+              <w:rPr>
+                <w:rFonts w:ascii="Century Gothic" w:hAnsi="Century Gothic" w:cs="Century Gothic" w:eastAsia="Century Gothic"/>
+                <w:sz w:val="18"/>
+                <w:szCs w:val="18"/>
+              </w:rPr>
+              <w:t xml:space="preserve">, L. J. (1998). </w:t>
+            </w:r>
+            <w:r>
+              <w:rPr>
+                <w:rFonts w:ascii="Century Gothic" w:hAnsi="Century Gothic" w:cs="Century Gothic" w:eastAsia="Century Gothic"/>
+                <w:i/>
+                <w:iCs/>
+                <w:sz w:val="18"/>
+                <w:szCs w:val="18"/>
+              </w:rPr>
+              <w:t>Estadística Aplicada a la Administración y Economía</w:t>
+            </w:r>
+            <w:r>
+              <w:rPr>
+                <w:rFonts w:ascii="Century Gothic" w:hAnsi="Century Gothic" w:cs="Century Gothic" w:eastAsia="Century Gothic"/>
+                <w:sz w:val="18"/>
+                <w:szCs w:val="18"/>
+              </w:rPr>
+              <w:t>. 3ª ed., México: McGraw-Hill.</w:t>
             </w:r>
           </w:p>
         </w:tc>
@@ -17636,315 +16336,6 @@
               <w:right w:val="single" w:sz="6" w:space="0" w:color="1F3864"/>
             </w:tcBorders>
             <w:shd w:val="clear" w:color="auto" w:fill="D9E2F3"/>
-            <w:tcMar>
-              <w:top w:w="50" w:type="dxa"/>
-              <w:left w:w="90" w:type="dxa"/>
-              <w:bottom w:w="50" w:type="dxa"/>
-              <w:right w:w="90" w:type="dxa"/>
-            </w:tcMar>
-          </w:tcPr>
-          <w:p>
-            <w:pPr>
-              <w:spacing w:before="20" w:after="20" w:line="240" w:lineRule="auto"/>
-              <w:rPr>
-                <w:rFonts w:ascii="Century Gothic" w:hAnsi="Century Gothic" w:cs="Century Gothic" w:eastAsia="Century Gothic"/>
-                <w:sz w:val="18"/>
-                <w:szCs w:val="18"/>
-                <w:lang w:val="en-US"/>
-              </w:rPr>
-            </w:pPr>
-            <w:proofErr w:type="spellStart"/>
-            <w:r>
-              <w:rPr>
-                <w:rFonts w:ascii="Century Gothic" w:hAnsi="Century Gothic" w:cs="Century Gothic" w:eastAsia="Century Gothic"/>
-                <w:b/>
-                <w:bCs/>
-                <w:i/>
-                <w:iCs/>
-                <w:sz w:val="18"/>
-                <w:szCs w:val="18"/>
-                <w:lang w:val="en-US"/>
-              </w:rPr>
-              <w:t>Bibliografía</w:t>
-            </w:r>
-            <w:proofErr w:type="spellEnd"/>
-            <w:r>
-              <w:rPr>
-                <w:rFonts w:ascii="Century Gothic" w:hAnsi="Century Gothic" w:cs="Century Gothic" w:eastAsia="Century Gothic"/>
-                <w:b/>
-                <w:bCs/>
-                <w:i/>
-                <w:iCs/>
-                <w:sz w:val="18"/>
-                <w:szCs w:val="18"/>
-                <w:lang w:val="en-US"/>
-              </w:rPr>
-              <w:t xml:space="preserve"> </w:t>
-            </w:r>
-            <w:proofErr w:type="spellStart"/>
-            <w:r>
-              <w:rPr>
-                <w:rFonts w:ascii="Century Gothic" w:hAnsi="Century Gothic" w:cs="Century Gothic" w:eastAsia="Century Gothic"/>
-                <w:b/>
-                <w:bCs/>
-                <w:i/>
-                <w:iCs/>
-                <w:sz w:val="18"/>
-                <w:szCs w:val="18"/>
-                <w:lang w:val="en-US"/>
-              </w:rPr>
-              <w:t>básica</w:t>
-            </w:r>
-            <w:proofErr w:type="spellEnd"/>
-            <w:r>
-              <w:rPr>
-                <w:rFonts w:ascii="Century Gothic" w:hAnsi="Century Gothic" w:cs="Century Gothic" w:eastAsia="Century Gothic"/>
-                <w:b/>
-                <w:bCs/>
-                <w:i/>
-                <w:iCs/>
-                <w:sz w:val="18"/>
-                <w:szCs w:val="18"/>
-                <w:lang w:val="en-US"/>
-              </w:rPr>
-              <w:t>:</w:t>
-            </w:r>
-          </w:p>
-          <w:p>
-            <w:pPr>
-              <w:spacing w:before="10" w:after="10" w:line="240" w:lineRule="auto"/>
-              <w:ind w:left="360" w:hanging="360"/>
-              <w:rPr>
-                <w:rFonts w:ascii="Century Gothic" w:hAnsi="Century Gothic" w:cs="Century Gothic" w:eastAsia="Century Gothic"/>
-                <w:sz w:val="18"/>
-                <w:szCs w:val="18"/>
-                <w:lang w:val="en-US"/>
-              </w:rPr>
-            </w:pPr>
-            <w:r>
-              <w:rPr>
-                <w:rFonts w:ascii="Century Gothic" w:hAnsi="Century Gothic" w:cs="Century Gothic" w:eastAsia="Century Gothic"/>
-                <w:sz w:val="18"/>
-                <w:szCs w:val="18"/>
-                <w:lang w:val="en-US"/>
-              </w:rPr>
-              <w:t xml:space="preserve">International Auditing and Assurance Standards Board, IAASB (2023). </w:t>
-            </w:r>
-            <w:r>
-              <w:rPr>
-                <w:rFonts w:ascii="Century Gothic" w:hAnsi="Century Gothic" w:cs="Century Gothic" w:eastAsia="Century Gothic"/>
-                <w:i/>
-                <w:iCs/>
-                <w:sz w:val="18"/>
-                <w:szCs w:val="18"/>
-                <w:lang w:val="en-US"/>
-              </w:rPr>
-              <w:t>Handbook of International Quality Control, Auditing, Review, Other Assurance, and Related Services Pronouncements</w:t>
-            </w:r>
-            <w:r>
-              <w:rPr>
-                <w:rFonts w:ascii="Century Gothic" w:hAnsi="Century Gothic" w:cs="Century Gothic" w:eastAsia="Century Gothic"/>
-                <w:sz w:val="18"/>
-                <w:szCs w:val="18"/>
-                <w:lang w:val="en-US"/>
-              </w:rPr>
-              <w:t xml:space="preserve">. </w:t>
-            </w:r>
-            <w:proofErr w:type="spellStart"/>
-            <w:r>
-              <w:rPr>
-                <w:rFonts w:ascii="Century Gothic" w:hAnsi="Century Gothic" w:cs="Century Gothic" w:eastAsia="Century Gothic"/>
-                <w:sz w:val="18"/>
-                <w:szCs w:val="18"/>
-                <w:lang w:val="en-US"/>
-              </w:rPr>
-              <w:t>Edición</w:t>
-            </w:r>
-            <w:proofErr w:type="spellEnd"/>
-            <w:r>
-              <w:rPr>
-                <w:rFonts w:ascii="Century Gothic" w:hAnsi="Century Gothic" w:cs="Century Gothic" w:eastAsia="Century Gothic"/>
-                <w:sz w:val="18"/>
-                <w:szCs w:val="18"/>
-                <w:lang w:val="en-US"/>
-              </w:rPr>
-              <w:t xml:space="preserve"> 2021, </w:t>
-            </w:r>
-            <w:proofErr w:type="spellStart"/>
-            <w:r>
-              <w:rPr>
-                <w:rFonts w:ascii="Century Gothic" w:hAnsi="Century Gothic" w:cs="Century Gothic" w:eastAsia="Century Gothic"/>
-                <w:sz w:val="18"/>
-                <w:szCs w:val="18"/>
-                <w:lang w:val="en-US"/>
-              </w:rPr>
-              <w:t>Volúmenes</w:t>
-            </w:r>
-            <w:proofErr w:type="spellEnd"/>
-            <w:r>
-              <w:rPr>
-                <w:rFonts w:ascii="Century Gothic" w:hAnsi="Century Gothic" w:cs="Century Gothic" w:eastAsia="Century Gothic"/>
-                <w:sz w:val="18"/>
-                <w:szCs w:val="18"/>
-                <w:lang w:val="en-US"/>
-              </w:rPr>
-              <w:t xml:space="preserve"> I, II y III.</w:t>
-            </w:r>
-          </w:p>
-          <w:p>
-            <w:pPr>
-              <w:spacing w:before="10" w:after="10" w:line="240" w:lineRule="auto"/>
-              <w:ind w:left="360" w:hanging="360"/>
-              <w:rPr>
-                <w:rFonts w:ascii="Century Gothic" w:hAnsi="Century Gothic" w:cs="Century Gothic" w:eastAsia="Century Gothic"/>
-                <w:sz w:val="18"/>
-                <w:szCs w:val="18"/>
-                <w:lang w:val="en-US"/>
-              </w:rPr>
-            </w:pPr>
-            <w:r>
-              <w:rPr>
-                <w:rFonts w:ascii="Century Gothic" w:hAnsi="Century Gothic" w:cs="Century Gothic" w:eastAsia="Century Gothic"/>
-                <w:sz w:val="18"/>
-                <w:szCs w:val="18"/>
-                <w:lang w:val="en-US"/>
-              </w:rPr>
-              <w:lastRenderedPageBreak/>
-              <w:t xml:space="preserve">Anderson, D., Sweeney, D. y Williams, T. (2003). </w:t>
-            </w:r>
-            <w:r>
-              <w:rPr>
-                <w:rFonts w:ascii="Century Gothic" w:hAnsi="Century Gothic" w:cs="Century Gothic" w:eastAsia="Century Gothic"/>
-                <w:i/>
-                <w:iCs/>
-                <w:sz w:val="18"/>
-                <w:szCs w:val="18"/>
-              </w:rPr>
-              <w:t>Estadística para Administración y Economía</w:t>
-            </w:r>
-            <w:r>
-              <w:rPr>
-                <w:rFonts w:ascii="Century Gothic" w:hAnsi="Century Gothic" w:cs="Century Gothic" w:eastAsia="Century Gothic"/>
-                <w:sz w:val="18"/>
-                <w:szCs w:val="18"/>
-              </w:rPr>
-              <w:t xml:space="preserve">. </w:t>
-            </w:r>
-            <w:r>
-              <w:rPr>
-                <w:rFonts w:ascii="Century Gothic" w:hAnsi="Century Gothic" w:cs="Century Gothic" w:eastAsia="Century Gothic"/>
-                <w:sz w:val="18"/>
-                <w:szCs w:val="18"/>
-                <w:lang w:val="en-US"/>
-              </w:rPr>
-              <w:t>8ª ed., México: Thomson.</w:t>
-            </w:r>
-          </w:p>
-          <w:p>
-            <w:pPr>
-              <w:spacing w:before="10" w:after="10" w:line="240" w:lineRule="auto"/>
-              <w:ind w:left="360" w:hanging="360"/>
-              <w:rPr>
-                <w:rFonts w:ascii="Century Gothic" w:hAnsi="Century Gothic" w:cs="Century Gothic" w:eastAsia="Century Gothic"/>
-                <w:sz w:val="18"/>
-                <w:szCs w:val="18"/>
-              </w:rPr>
-            </w:pPr>
-            <w:r>
-              <w:rPr>
-                <w:rFonts w:ascii="Century Gothic" w:hAnsi="Century Gothic" w:cs="Century Gothic" w:eastAsia="Century Gothic"/>
-                <w:sz w:val="18"/>
-                <w:szCs w:val="18"/>
-                <w:lang w:val="en-US"/>
-              </w:rPr>
-              <w:t xml:space="preserve">Walpole, R. E. y Myers, R. H. (1992). </w:t>
-            </w:r>
-            <w:r>
-              <w:rPr>
-                <w:rFonts w:ascii="Century Gothic" w:hAnsi="Century Gothic" w:cs="Century Gothic" w:eastAsia="Century Gothic"/>
-                <w:i/>
-                <w:iCs/>
-                <w:sz w:val="18"/>
-                <w:szCs w:val="18"/>
-              </w:rPr>
-              <w:t>Probabilidad y Estadística</w:t>
-            </w:r>
-            <w:r>
-              <w:rPr>
-                <w:rFonts w:ascii="Century Gothic" w:hAnsi="Century Gothic" w:cs="Century Gothic" w:eastAsia="Century Gothic"/>
-                <w:sz w:val="18"/>
-                <w:szCs w:val="18"/>
-              </w:rPr>
-              <w:t>. 3ª ed., México: McGraw-Hill Internacional.</w:t>
-            </w:r>
-          </w:p>
-          <w:p>
-            <w:pPr>
-              <w:spacing w:before="10" w:after="10" w:line="240" w:lineRule="auto"/>
-              <w:ind w:left="360" w:hanging="360"/>
-              <w:rPr>
-                <w:rFonts w:ascii="Century Gothic" w:hAnsi="Century Gothic" w:cs="Century Gothic" w:eastAsia="Century Gothic"/>
-                <w:sz w:val="18"/>
-                <w:szCs w:val="18"/>
-              </w:rPr>
-            </w:pPr>
-            <w:proofErr w:type="spellStart"/>
-            <w:r>
-              <w:rPr>
-                <w:rFonts w:ascii="Century Gothic" w:hAnsi="Century Gothic" w:cs="Century Gothic" w:eastAsia="Century Gothic"/>
-                <w:sz w:val="18"/>
-                <w:szCs w:val="18"/>
-              </w:rPr>
-              <w:t>Kazmier</w:t>
-            </w:r>
-            <w:proofErr w:type="spellEnd"/>
-            <w:r>
-              <w:rPr>
-                <w:rFonts w:ascii="Century Gothic" w:hAnsi="Century Gothic" w:cs="Century Gothic" w:eastAsia="Century Gothic"/>
-                <w:sz w:val="18"/>
-                <w:szCs w:val="18"/>
-              </w:rPr>
-              <w:t xml:space="preserve">, L. J. (1998). </w:t>
-            </w:r>
-            <w:r>
-              <w:rPr>
-                <w:rFonts w:ascii="Century Gothic" w:hAnsi="Century Gothic" w:cs="Century Gothic" w:eastAsia="Century Gothic"/>
-                <w:i/>
-                <w:iCs/>
-                <w:sz w:val="18"/>
-                <w:szCs w:val="18"/>
-              </w:rPr>
-              <w:t>Estadística Aplicada a la Administración y Economía</w:t>
-            </w:r>
-            <w:r>
-              <w:rPr>
-                <w:rFonts w:ascii="Century Gothic" w:hAnsi="Century Gothic" w:cs="Century Gothic" w:eastAsia="Century Gothic"/>
-                <w:sz w:val="18"/>
-                <w:szCs w:val="18"/>
-              </w:rPr>
-              <w:t>. 3ª ed., México: McGraw-Hill.</w:t>
-            </w:r>
-          </w:p>
-        </w:tc>
-      </w:tr>
-      <w:tr>
-        <w:tc>
-          <w:tcPr>
-            <w:tcW w:w="9394" w:type="dxa"/>
-            <w:gridSpan w:val="14"/>
-            <w:tcBorders>
-              <w:top w:val="single" w:sz="6" w:space="0" w:color="1F3864"/>
-              <w:left w:val="single" w:sz="6" w:space="0" w:color="1F3864"/>
-              <w:bottom w:val="single" w:sz="6" w:space="0" w:color="1F3864"/>
-              <w:right w:val="single" w:sz="6" w:space="0" w:color="1F3864"/>
-            </w:tcBorders>
-            <w:shd w:val="clear" w:color="auto" w:fill="D9E2F3"/>
-            <w:tcMar>
-              <w:top w:w="50" w:type="dxa"/>
-              <w:left w:w="90" w:type="dxa"/>
-              <w:bottom w:w="50" w:type="dxa"/>
-              <w:right w:w="90" w:type="dxa"/>
-            </w:tcMar>
           </w:tcPr>
           <w:p>
             <w:pPr>
@@ -18663,6 +17054,12 @@
           <w:insideV w:val="single" w:sz="6" w:space="0" w:color="1F3864"/>
         </w:tblBorders>
         <w:tblLayout w:type="fixed"/>
+        <w:tblCellMar>
+          <w:top w:w="40" w:type="dxa"/>
+          <w:left w:w="90" w:type="dxa"/>
+          <w:bottom w:w="40" w:type="dxa"/>
+          <w:right w:w="90" w:type="dxa"/>
+        </w:tblCellMar>
         <w:tblLook w:val="04A0" w:firstRow="1" w:lastRow="0" w:firstColumn="1" w:lastColumn="0" w:noHBand="0" w:noVBand="1"/>
       </w:tblPr>
       <w:tblGrid>
